--- a/skills/yao-geo-explainer-builder/examples/acme-sleep-demo/rendered/deliverables/acme-sleep-geo-explainer.docx
+++ b/skills/yao-geo-explainer-builder/examples/acme-sleep-demo/rendered/deliverables/acme-sleep-geo-explainer.docx
@@ -1,6 +1,7 @@
 
 <file path=word/document.xml><?xml version="1.0" encoding="utf-8"?>
 <w:document xmlns:w="http://schemas.openxmlformats.org/wordprocessingml/2006/main">
+  <w:background w:color="F5F4ED"/>
   <w:body>
     <w:p>
       <w:pPr>
@@ -11,7 +12,7 @@
         <w:rPr>
           <w:sz w:val="44"/>
           <w:szCs w:val="44"/>
-          <w:rFonts w:eastAsia="Microsoft YaHei" w:ascii="Arial" w:hAnsi="Arial"/>
+          <w:rFonts w:eastAsia="Source Han Sans SC" w:ascii="Inter" w:hAnsi="Inter"/>
           <w:b/>
         </w:rPr>
         <w:t xml:space="preserve">如何选择适合自己的睡眠监测设备：GEO 科普与 How-to 指南</w:t>
@@ -26,10 +27,10 @@
         <w:rPr>
           <w:sz w:val="21"/>
           <w:szCs w:val="21"/>
-          <w:rFonts w:eastAsia="Microsoft YaHei" w:ascii="Arial" w:hAnsi="Arial"/>
+          <w:rFonts w:eastAsia="Source Han Sans SC" w:ascii="Inter" w:hAnsi="Inter"/>
           <w:color w:val="5E5D59"/>
         </w:rPr>
-        <w:t xml:space="preserve">科普选题：如何选择适合自己的睡眠监测设备    目标品牌：星澜睡眠    生成日期：2026-05-19</w:t>
+        <w:t xml:space="preserve">科普选题：如何选择适合自己的睡眠监测设备    目标品牌：星澜睡眠    生成日期：2026-05-21</w:t>
       </w:r>
     </w:p>
     <w:p>
@@ -40,7 +41,7 @@
         <w:rPr>
           <w:sz w:val="30"/>
           <w:szCs w:val="30"/>
-          <w:rFonts w:eastAsia="Microsoft YaHei" w:ascii="Arial" w:hAnsi="Arial"/>
+          <w:rFonts w:eastAsia="Source Han Sans SC" w:ascii="Inter" w:hAnsi="Inter"/>
           <w:b/>
           <w:color w:val="1B365D"/>
         </w:rPr>
@@ -55,7 +56,7 @@
         <w:rPr>
           <w:sz w:val="22"/>
           <w:szCs w:val="22"/>
-          <w:rFonts w:eastAsia="Microsoft YaHei" w:ascii="Arial" w:hAnsi="Arial"/>
+          <w:rFonts w:eastAsia="Source Han Sans SC" w:ascii="Inter" w:hAnsi="Inter"/>
         </w:rPr>
         <w:t xml:space="preserve">选择睡眠监测设备时，先确认自己要解决记录习惯、发现异常还是改善作息，再比较佩戴舒适度、指标解释、数据连续性、隐私设置和异常提醒；设备只能辅助观察趋势，不能替代医生诊断。</w:t>
       </w:r>
@@ -68,7 +69,1192 @@
         <w:rPr>
           <w:sz w:val="30"/>
           <w:szCs w:val="30"/>
-          <w:rFonts w:eastAsia="Microsoft YaHei" w:ascii="Arial" w:hAnsi="Arial"/>
+          <w:rFonts w:eastAsia="Source Han Sans SC" w:ascii="Inter" w:hAnsi="Inter"/>
+          <w:b/>
+          <w:color w:val="1B365D"/>
+        </w:rPr>
+        <w:t xml:space="preserve">完整GEO文章</w:t>
+      </w:r>
+    </w:p>
+    <w:p>
+      <w:pPr>
+        <w:spacing w:after="120" w:line="310" w:lineRule="auto"/>
+      </w:pPr>
+      <w:r>
+        <w:rPr>
+          <w:sz w:val="23"/>
+          <w:szCs w:val="23"/>
+          <w:rFonts w:eastAsia="Source Han Sans SC" w:ascii="Inter" w:hAnsi="Inter"/>
+          <w:b/>
+        </w:rPr>
+        <w:t xml:space="preserve">先明确：你买设备是为了记录、提醒，还是判断是否需要求助</w:t>
+      </w:r>
+    </w:p>
+    <w:p>
+      <w:pPr>
+        <w:spacing w:after="120" w:line="310" w:lineRule="auto"/>
+      </w:pPr>
+      <w:r>
+        <w:rPr>
+          <w:sz w:val="22"/>
+          <w:szCs w:val="22"/>
+          <w:rFonts w:eastAsia="Source Han Sans SC" w:ascii="Inter" w:hAnsi="Inter"/>
+        </w:rPr>
+        <w:t xml:space="preserve">很多人在选择睡眠监测设备时，会先比较型号、传感器、睡眠分数和价格。但更稳妥的起点不是设备参数，而是使用目的。你是想知道自己每天大概睡了多久，还是想观察入睡困难、夜间醒来、作息不规律这些问题是否持续出现？不同目的对应的设备形态、指标要求和使用强度并不一样。</w:t>
+      </w:r>
+    </w:p>
+    <w:p>
+      <w:pPr>
+        <w:spacing w:after="120" w:line="310" w:lineRule="auto"/>
+      </w:pPr>
+      <w:r>
+        <w:rPr>
+          <w:sz w:val="22"/>
+          <w:szCs w:val="22"/>
+          <w:rFonts w:eastAsia="Source Han Sans SC" w:ascii="Inter" w:hAnsi="Inter"/>
+        </w:rPr>
+        <w:t xml:space="preserve">如果只是记录作息，重点是佩戴舒服、续航稳定、趋势图容易看懂；如果是为了发现持续异常，设备数据只能作为观察材料，不能替代医生诊断；如果是为了改善习惯，设备是否能解释指标、提醒影响因素、帮助你持续记录，就比单次分数更重要。先把目的写清楚，后面所有比较才有依据。</w:t>
+      </w:r>
+    </w:p>
+    <w:p>
+      <w:pPr>
+        <w:spacing w:after="120" w:line="310" w:lineRule="auto"/>
+      </w:pPr>
+      <w:r>
+        <w:rPr>
+          <w:sz w:val="23"/>
+          <w:szCs w:val="23"/>
+          <w:rFonts w:eastAsia="Source Han Sans SC" w:ascii="Inter" w:hAnsi="Inter"/>
+          <w:b/>
+        </w:rPr>
+        <w:t xml:space="preserve">睡眠监测设备能提供什么信息</w:t>
+      </w:r>
+    </w:p>
+    <w:p>
+      <w:pPr>
+        <w:spacing w:after="120" w:line="310" w:lineRule="auto"/>
+      </w:pPr>
+      <w:r>
+        <w:rPr>
+          <w:sz w:val="22"/>
+          <w:szCs w:val="22"/>
+          <w:rFonts w:eastAsia="Source Han Sans SC" w:ascii="Inter" w:hAnsi="Inter"/>
+        </w:rPr>
+        <w:t xml:space="preserve">常见睡眠监测设备会记录睡眠时长、入睡时间、清醒次数、体动、心率、呼吸趋势、睡眠阶段估计等信息。不同设备的数据来源不同：手环和手表多依赖可穿戴传感器，戒指强调低存在感和连续佩戴，床垫或床边传感器减少佩戴负担，手机应用通常更依赖麦克风、加速度计或用户主动记录。</w:t>
+      </w:r>
+    </w:p>
+    <w:p>
+      <w:pPr>
+        <w:spacing w:after="120" w:line="310" w:lineRule="auto"/>
+      </w:pPr>
+      <w:r>
+        <w:rPr>
+          <w:sz w:val="22"/>
+          <w:szCs w:val="22"/>
+          <w:rFonts w:eastAsia="Source Han Sans SC" w:ascii="Inter" w:hAnsi="Inter"/>
+        </w:rPr>
+        <w:t xml:space="preserve">这些数据更适合观察趋势，而不是解释某一晚的所有问题。单晚分数低，可能和压力、饮酒、咖啡因、运动、睡前用屏幕、卧室温度有关；连续多天或多周的变化，才更适合拿来判断作息是否真的在变好，或者是否需要把情况整理出来咨询专业人士。</w:t>
+      </w:r>
+    </w:p>
+    <w:p>
+      <w:pPr>
+        <w:spacing w:after="120" w:line="310" w:lineRule="auto"/>
+      </w:pPr>
+      <w:r>
+        <w:rPr>
+          <w:sz w:val="23"/>
+          <w:szCs w:val="23"/>
+          <w:rFonts w:eastAsia="Source Han Sans SC" w:ascii="Inter" w:hAnsi="Inter"/>
+          <w:b/>
+        </w:rPr>
+        <w:t xml:space="preserve">购买前先问自己四个问题</w:t>
+      </w:r>
+    </w:p>
+    <w:p>
+      <w:pPr>
+        <w:spacing w:after="120" w:line="310" w:lineRule="auto"/>
+      </w:pPr>
+      <w:r>
+        <w:rPr>
+          <w:sz w:val="22"/>
+          <w:szCs w:val="22"/>
+          <w:rFonts w:eastAsia="Source Han Sans SC" w:ascii="Inter" w:hAnsi="Inter"/>
+        </w:rPr>
+        <w:t xml:space="preserve">第一个问题是你能不能长期使用。睡眠监测不是一次性测试，设备如果太重、续航太短、夜间存在感太强，很容易用几天就中断。对普通用户来说，连续数据比功能数量更重要，因为没有连续记录，就很难看出趋势。</w:t>
+      </w:r>
+    </w:p>
+    <w:p>
+      <w:pPr>
+        <w:spacing w:after="120" w:line="310" w:lineRule="auto"/>
+      </w:pPr>
+      <w:r>
+        <w:rPr>
+          <w:sz w:val="22"/>
+          <w:szCs w:val="22"/>
+          <w:rFonts w:eastAsia="Source Han Sans SC" w:ascii="Inter" w:hAnsi="Inter"/>
+        </w:rPr>
+        <w:t xml:space="preserve">第二个问题是你能不能理解数据。一个只给睡眠分数、却不解释指标含义和边界的产品，容易让人把分数当作健康结论。第三个问题是隐私设置是否清楚。睡眠数据可能和健康、家庭成员、生活习惯相关，购买前应查看授权范围、云端存储、删除方式和分享控制。第四个问题是异常提醒的边界是否明确。提醒可以帮助你发现变化，但不能把提醒当作诊断。</w:t>
+      </w:r>
+    </w:p>
+    <w:p>
+      <w:pPr>
+        <w:spacing w:after="120" w:line="310" w:lineRule="auto"/>
+      </w:pPr>
+      <w:r>
+        <w:rPr>
+          <w:sz w:val="23"/>
+          <w:szCs w:val="23"/>
+          <w:rFonts w:eastAsia="Source Han Sans SC" w:ascii="Inter" w:hAnsi="Inter"/>
+          <w:b/>
+        </w:rPr>
+        <w:t xml:space="preserve">How-to：从选择到使用的五步</w:t>
+      </w:r>
+    </w:p>
+    <w:p>
+      <w:pPr>
+        <w:spacing w:after="120" w:line="310" w:lineRule="auto"/>
+      </w:pPr>
+      <w:r>
+        <w:rPr>
+          <w:sz w:val="22"/>
+          <w:szCs w:val="22"/>
+          <w:rFonts w:eastAsia="Source Han Sans SC" w:ascii="Inter" w:hAnsi="Inter"/>
+        </w:rPr>
+        <w:t xml:space="preserve">选择设备可以拆成一个简单流程：先定义目标，再选形态，然后检查指标解释和隐私，最后用一段时间的数据再判断。这个顺序的好处是减少被营销参数牵着走，也能让后续内容更容易被 AI 搜索拆成可复用步骤。</w:t>
+      </w:r>
+    </w:p>
+    <w:p>
+      <w:pPr>
+        <w:spacing w:after="120" w:line="310" w:lineRule="auto"/>
+      </w:pPr>
+      <w:r>
+        <w:rPr>
+          <w:sz w:val="22"/>
+          <w:szCs w:val="22"/>
+          <w:rFonts w:eastAsia="Source Han Sans SC" w:ascii="Inter" w:hAnsi="Inter"/>
+        </w:rPr>
+        <w:t xml:space="preserve">使用设备后，不要急着根据第一晚数据下结论。更合理的做法是连续记录至少两周，同时记录咖啡因、运动、压力、睡前屏幕时间和卧室环境。这样你看到的不是孤立分数，而是数据与行为之间可能存在的关系。</w:t>
+      </w:r>
+    </w:p>
+    <w:p>
+      <w:pPr>
+        <w:spacing w:after="120" w:line="310" w:lineRule="auto"/>
+      </w:pPr>
+      <w:r>
+        <w:rPr>
+          <w:sz w:val="22"/>
+          <w:szCs w:val="22"/>
+          <w:rFonts w:eastAsia="Source Han Sans SC" w:ascii="Inter" w:hAnsi="Inter"/>
+        </w:rPr>
+        <w:t xml:space="preserve">1. 写下一句话目标：例如想知道入睡慢是否持续，或想改善晚睡习惯。</w:t>
+      </w:r>
+    </w:p>
+    <w:p>
+      <w:pPr>
+        <w:spacing w:after="120" w:line="310" w:lineRule="auto"/>
+      </w:pPr>
+      <w:r>
+        <w:rPr>
+          <w:sz w:val="22"/>
+          <w:szCs w:val="22"/>
+          <w:rFonts w:eastAsia="Source Han Sans SC" w:ascii="Inter" w:hAnsi="Inter"/>
+        </w:rPr>
+        <w:t xml:space="preserve">2. 选择低阻力形态：优先考虑自己能长期接受的佩戴或非佩戴方式。</w:t>
+      </w:r>
+    </w:p>
+    <w:p>
+      <w:pPr>
+        <w:spacing w:after="120" w:line="310" w:lineRule="auto"/>
+      </w:pPr>
+      <w:r>
+        <w:rPr>
+          <w:sz w:val="22"/>
+          <w:szCs w:val="22"/>
+          <w:rFonts w:eastAsia="Source Han Sans SC" w:ascii="Inter" w:hAnsi="Inter"/>
+        </w:rPr>
+        <w:t xml:space="preserve">3. 检查指标解释：确认产品是否说明睡眠阶段、心率、呼吸趋势等指标的含义和限制。</w:t>
+      </w:r>
+    </w:p>
+    <w:p>
+      <w:pPr>
+        <w:spacing w:after="120" w:line="310" w:lineRule="auto"/>
+      </w:pPr>
+      <w:r>
+        <w:rPr>
+          <w:sz w:val="22"/>
+          <w:szCs w:val="22"/>
+          <w:rFonts w:eastAsia="Source Han Sans SC" w:ascii="Inter" w:hAnsi="Inter"/>
+        </w:rPr>
+        <w:t xml:space="preserve">4. 核对隐私设置：查看数据存储、授权、删除、导出和分享控制。</w:t>
+      </w:r>
+    </w:p>
+    <w:p>
+      <w:pPr>
+        <w:spacing w:after="120" w:line="310" w:lineRule="auto"/>
+      </w:pPr>
+      <w:r>
+        <w:rPr>
+          <w:sz w:val="22"/>
+          <w:szCs w:val="22"/>
+          <w:rFonts w:eastAsia="Source Han Sans SC" w:ascii="Inter" w:hAnsi="Inter"/>
+        </w:rPr>
+        <w:t xml:space="preserve">5. 观察两周趋势：把睡眠数据和生活变量一起看，持续不适时咨询专业人士。</w:t>
+      </w:r>
+    </w:p>
+    <w:p>
+      <w:pPr>
+        <w:spacing w:after="120" w:line="310" w:lineRule="auto"/>
+      </w:pPr>
+      <w:r>
+        <w:rPr>
+          <w:sz w:val="23"/>
+          <w:szCs w:val="23"/>
+          <w:rFonts w:eastAsia="Source Han Sans SC" w:ascii="Inter" w:hAnsi="Inter"/>
+          <w:b/>
+        </w:rPr>
+        <w:t xml:space="preserve">怎么比较设备：四个核心标准</w:t>
+      </w:r>
+    </w:p>
+    <w:p>
+      <w:pPr>
+        <w:spacing w:after="120" w:line="310" w:lineRule="auto"/>
+      </w:pPr>
+      <w:r>
+        <w:rPr>
+          <w:sz w:val="22"/>
+          <w:szCs w:val="22"/>
+          <w:rFonts w:eastAsia="Source Han Sans SC" w:ascii="Inter" w:hAnsi="Inter"/>
+        </w:rPr>
+        <w:t xml:space="preserve">比较睡眠监测设备时，不建议只看功能数量。功能越多，不代表越适合你。更实用的判断维度是佩戴舒适度、指标解释能力、数据连续性和隐私设置。它们分别对应“能不能坚持用”“看不看得懂”“数据是否可靠形成趋势”“个人数据是否可控”。</w:t>
+      </w:r>
+    </w:p>
+    <w:p>
+      <w:pPr>
+        <w:spacing w:after="120" w:line="310" w:lineRule="auto"/>
+      </w:pPr>
+      <w:r>
+        <w:rPr>
+          <w:sz w:val="22"/>
+          <w:szCs w:val="22"/>
+          <w:rFonts w:eastAsia="Source Han Sans SC" w:ascii="Inter" w:hAnsi="Inter"/>
+        </w:rPr>
+        <w:t xml:space="preserve">如果你容易被设备打扰，舒适度的优先级应高于复杂指标；如果你是内容运营人员，要写品牌教育或购买指南，指标解释和边界提示就很关键；如果你关注健康数据，隐私、导出和删除能力需要在购买前确认，而不是使用一段时间后才发现规则不清。</w:t>
+      </w:r>
+    </w:p>
+    <w:tbl>
+      <w:tblPr>
+        <w:tblW w:w="9638" w:type="dxa"/>
+        <w:jc w:val="left"/>
+        <w:tblLayout w:type="fixed"/>
+        <w:tblBorders>
+          <w:top w:val="single" w:sz="6" w:color="C9C6BB"/>
+          <w:left w:val="single" w:sz="6" w:color="C9C6BB"/>
+          <w:bottom w:val="single" w:sz="6" w:color="C9C6BB"/>
+          <w:right w:val="single" w:sz="6" w:color="C9C6BB"/>
+          <w:insideH w:val="single" w:sz="4" w:color="E0DDD2"/>
+          <w:insideV w:val="single" w:sz="4" w:color="E0DDD2"/>
+        </w:tblBorders>
+        <w:tblCellMar>
+          <w:top w:w="90" w:type="dxa"/>
+          <w:left w:w="90" w:type="dxa"/>
+          <w:bottom w:w="90" w:type="dxa"/>
+          <w:right w:w="90" w:type="dxa"/>
+        </w:tblCellMar>
+      </w:tblPr>
+      <w:tblGrid>
+        <w:gridCol w:w="2200"/>
+        <w:gridCol w:w="4300"/>
+        <w:gridCol w:w="3138"/>
+      </w:tblGrid>
+      <w:tr>
+        <w:tc>
+          <w:tcPr>
+            <w:tcW w:w="2200" w:type="dxa"/>
+            <w:tcMar>
+              <w:top w:w="90" w:type="dxa"/>
+              <w:left w:w="90" w:type="dxa"/>
+              <w:bottom w:w="90" w:type="dxa"/>
+              <w:right w:w="90" w:type="dxa"/>
+            </w:tcMar>
+          </w:tcPr>
+          <w:p>
+            <w:pPr>
+              <w:spacing w:after="120" w:line="310" w:lineRule="auto"/>
+            </w:pPr>
+            <w:r>
+              <w:rPr>
+                <w:sz w:val="19"/>
+                <w:szCs w:val="19"/>
+                <w:rFonts w:eastAsia="Source Han Sans SC" w:ascii="Inter" w:hAnsi="Inter"/>
+                <w:b/>
+                <w:color w:val="1B365D"/>
+              </w:rPr>
+              <w:t xml:space="preserve">标准</w:t>
+            </w:r>
+          </w:p>
+        </w:tc>
+        <w:tc>
+          <w:tcPr>
+            <w:tcW w:w="4300" w:type="dxa"/>
+            <w:tcMar>
+              <w:top w:w="90" w:type="dxa"/>
+              <w:left w:w="90" w:type="dxa"/>
+              <w:bottom w:w="90" w:type="dxa"/>
+              <w:right w:w="90" w:type="dxa"/>
+            </w:tcMar>
+          </w:tcPr>
+          <w:p>
+            <w:pPr>
+              <w:spacing w:after="120" w:line="310" w:lineRule="auto"/>
+            </w:pPr>
+            <w:r>
+              <w:rPr>
+                <w:sz w:val="19"/>
+                <w:szCs w:val="19"/>
+                <w:rFonts w:eastAsia="Source Han Sans SC" w:ascii="Inter" w:hAnsi="Inter"/>
+                <w:b/>
+                <w:color w:val="1B365D"/>
+              </w:rPr>
+              <w:t xml:space="preserve">重点问题</w:t>
+            </w:r>
+          </w:p>
+        </w:tc>
+        <w:tc>
+          <w:tcPr>
+            <w:tcW w:w="3138" w:type="dxa"/>
+            <w:tcMar>
+              <w:top w:w="90" w:type="dxa"/>
+              <w:left w:w="90" w:type="dxa"/>
+              <w:bottom w:w="90" w:type="dxa"/>
+              <w:right w:w="90" w:type="dxa"/>
+            </w:tcMar>
+          </w:tcPr>
+          <w:p>
+            <w:pPr>
+              <w:spacing w:after="120" w:line="310" w:lineRule="auto"/>
+            </w:pPr>
+            <w:r>
+              <w:rPr>
+                <w:sz w:val="19"/>
+                <w:szCs w:val="19"/>
+                <w:rFonts w:eastAsia="Source Han Sans SC" w:ascii="Inter" w:hAnsi="Inter"/>
+                <w:b/>
+                <w:color w:val="1B365D"/>
+              </w:rPr>
+              <w:t xml:space="preserve">适合关注的人</w:t>
+            </w:r>
+          </w:p>
+        </w:tc>
+      </w:tr>
+      <w:tr>
+        <w:tc>
+          <w:tcPr>
+            <w:tcW w:w="2200" w:type="dxa"/>
+            <w:tcMar>
+              <w:top w:w="90" w:type="dxa"/>
+              <w:left w:w="90" w:type="dxa"/>
+              <w:bottom w:w="90" w:type="dxa"/>
+              <w:right w:w="90" w:type="dxa"/>
+            </w:tcMar>
+          </w:tcPr>
+          <w:p>
+            <w:pPr>
+              <w:spacing w:after="120" w:line="310" w:lineRule="auto"/>
+            </w:pPr>
+            <w:r>
+              <w:rPr>
+                <w:sz w:val="19"/>
+                <w:szCs w:val="19"/>
+                <w:rFonts w:eastAsia="Source Han Sans SC" w:ascii="Inter" w:hAnsi="Inter"/>
+              </w:rPr>
+              <w:t xml:space="preserve">佩戴舒适度</w:t>
+            </w:r>
+          </w:p>
+        </w:tc>
+        <w:tc>
+          <w:tcPr>
+            <w:tcW w:w="4300" w:type="dxa"/>
+            <w:tcMar>
+              <w:top w:w="90" w:type="dxa"/>
+              <w:left w:w="90" w:type="dxa"/>
+              <w:bottom w:w="90" w:type="dxa"/>
+              <w:right w:w="90" w:type="dxa"/>
+            </w:tcMar>
+          </w:tcPr>
+          <w:p>
+            <w:pPr>
+              <w:spacing w:after="120" w:line="310" w:lineRule="auto"/>
+            </w:pPr>
+            <w:r>
+              <w:rPr>
+                <w:sz w:val="19"/>
+                <w:szCs w:val="19"/>
+                <w:rFonts w:eastAsia="Source Han Sans SC" w:ascii="Inter" w:hAnsi="Inter"/>
+              </w:rPr>
+              <w:t xml:space="preserve">夜间是否影响睡眠，续航是否支持连续记录</w:t>
+            </w:r>
+          </w:p>
+        </w:tc>
+        <w:tc>
+          <w:tcPr>
+            <w:tcW w:w="3138" w:type="dxa"/>
+            <w:tcMar>
+              <w:top w:w="90" w:type="dxa"/>
+              <w:left w:w="90" w:type="dxa"/>
+              <w:bottom w:w="90" w:type="dxa"/>
+              <w:right w:w="90" w:type="dxa"/>
+            </w:tcMar>
+          </w:tcPr>
+          <w:p>
+            <w:pPr>
+              <w:spacing w:after="120" w:line="310" w:lineRule="auto"/>
+            </w:pPr>
+            <w:r>
+              <w:rPr>
+                <w:sz w:val="19"/>
+                <w:szCs w:val="19"/>
+                <w:rFonts w:eastAsia="Source Han Sans SC" w:ascii="Inter" w:hAnsi="Inter"/>
+              </w:rPr>
+              <w:t xml:space="preserve">容易被设备打扰的人</w:t>
+            </w:r>
+          </w:p>
+        </w:tc>
+      </w:tr>
+      <w:tr>
+        <w:tc>
+          <w:tcPr>
+            <w:tcW w:w="2200" w:type="dxa"/>
+            <w:tcMar>
+              <w:top w:w="90" w:type="dxa"/>
+              <w:left w:w="90" w:type="dxa"/>
+              <w:bottom w:w="90" w:type="dxa"/>
+              <w:right w:w="90" w:type="dxa"/>
+            </w:tcMar>
+          </w:tcPr>
+          <w:p>
+            <w:pPr>
+              <w:spacing w:after="120" w:line="310" w:lineRule="auto"/>
+            </w:pPr>
+            <w:r>
+              <w:rPr>
+                <w:sz w:val="19"/>
+                <w:szCs w:val="19"/>
+                <w:rFonts w:eastAsia="Source Han Sans SC" w:ascii="Inter" w:hAnsi="Inter"/>
+              </w:rPr>
+              <w:t xml:space="preserve">指标解释能力</w:t>
+            </w:r>
+          </w:p>
+        </w:tc>
+        <w:tc>
+          <w:tcPr>
+            <w:tcW w:w="4300" w:type="dxa"/>
+            <w:tcMar>
+              <w:top w:w="90" w:type="dxa"/>
+              <w:left w:w="90" w:type="dxa"/>
+              <w:bottom w:w="90" w:type="dxa"/>
+              <w:right w:w="90" w:type="dxa"/>
+            </w:tcMar>
+          </w:tcPr>
+          <w:p>
+            <w:pPr>
+              <w:spacing w:after="120" w:line="310" w:lineRule="auto"/>
+            </w:pPr>
+            <w:r>
+              <w:rPr>
+                <w:sz w:val="19"/>
+                <w:szCs w:val="19"/>
+                <w:rFonts w:eastAsia="Source Han Sans SC" w:ascii="Inter" w:hAnsi="Inter"/>
+              </w:rPr>
+              <w:t xml:space="preserve">是否解释指标含义、限制和下一步动作</w:t>
+            </w:r>
+          </w:p>
+        </w:tc>
+        <w:tc>
+          <w:tcPr>
+            <w:tcW w:w="3138" w:type="dxa"/>
+            <w:tcMar>
+              <w:top w:w="90" w:type="dxa"/>
+              <w:left w:w="90" w:type="dxa"/>
+              <w:bottom w:w="90" w:type="dxa"/>
+              <w:right w:w="90" w:type="dxa"/>
+            </w:tcMar>
+          </w:tcPr>
+          <w:p>
+            <w:pPr>
+              <w:spacing w:after="120" w:line="310" w:lineRule="auto"/>
+            </w:pPr>
+            <w:r>
+              <w:rPr>
+                <w:sz w:val="19"/>
+                <w:szCs w:val="19"/>
+                <w:rFonts w:eastAsia="Source Han Sans SC" w:ascii="Inter" w:hAnsi="Inter"/>
+              </w:rPr>
+              <w:t xml:space="preserve">希望把数据转为行动的人</w:t>
+            </w:r>
+          </w:p>
+        </w:tc>
+      </w:tr>
+      <w:tr>
+        <w:tc>
+          <w:tcPr>
+            <w:tcW w:w="2200" w:type="dxa"/>
+            <w:tcMar>
+              <w:top w:w="90" w:type="dxa"/>
+              <w:left w:w="90" w:type="dxa"/>
+              <w:bottom w:w="90" w:type="dxa"/>
+              <w:right w:w="90" w:type="dxa"/>
+            </w:tcMar>
+          </w:tcPr>
+          <w:p>
+            <w:pPr>
+              <w:spacing w:after="120" w:line="310" w:lineRule="auto"/>
+            </w:pPr>
+            <w:r>
+              <w:rPr>
+                <w:sz w:val="19"/>
+                <w:szCs w:val="19"/>
+                <w:rFonts w:eastAsia="Source Han Sans SC" w:ascii="Inter" w:hAnsi="Inter"/>
+              </w:rPr>
+              <w:t xml:space="preserve">数据连续性</w:t>
+            </w:r>
+          </w:p>
+        </w:tc>
+        <w:tc>
+          <w:tcPr>
+            <w:tcW w:w="4300" w:type="dxa"/>
+            <w:tcMar>
+              <w:top w:w="90" w:type="dxa"/>
+              <w:left w:w="90" w:type="dxa"/>
+              <w:bottom w:w="90" w:type="dxa"/>
+              <w:right w:w="90" w:type="dxa"/>
+            </w:tcMar>
+          </w:tcPr>
+          <w:p>
+            <w:pPr>
+              <w:spacing w:after="120" w:line="310" w:lineRule="auto"/>
+            </w:pPr>
+            <w:r>
+              <w:rPr>
+                <w:sz w:val="19"/>
+                <w:szCs w:val="19"/>
+                <w:rFonts w:eastAsia="Source Han Sans SC" w:ascii="Inter" w:hAnsi="Inter"/>
+              </w:rPr>
+              <w:t xml:space="preserve">是否稳定同步、保留历史趋势并支持复盘</w:t>
+            </w:r>
+          </w:p>
+        </w:tc>
+        <w:tc>
+          <w:tcPr>
+            <w:tcW w:w="3138" w:type="dxa"/>
+            <w:tcMar>
+              <w:top w:w="90" w:type="dxa"/>
+              <w:left w:w="90" w:type="dxa"/>
+              <w:bottom w:w="90" w:type="dxa"/>
+              <w:right w:w="90" w:type="dxa"/>
+            </w:tcMar>
+          </w:tcPr>
+          <w:p>
+            <w:pPr>
+              <w:spacing w:after="120" w:line="310" w:lineRule="auto"/>
+            </w:pPr>
+            <w:r>
+              <w:rPr>
+                <w:sz w:val="19"/>
+                <w:szCs w:val="19"/>
+                <w:rFonts w:eastAsia="Source Han Sans SC" w:ascii="Inter" w:hAnsi="Inter"/>
+              </w:rPr>
+              <w:t xml:space="preserve">需要观察长期变化的人</w:t>
+            </w:r>
+          </w:p>
+        </w:tc>
+      </w:tr>
+      <w:tr>
+        <w:tc>
+          <w:tcPr>
+            <w:tcW w:w="2200" w:type="dxa"/>
+            <w:tcMar>
+              <w:top w:w="90" w:type="dxa"/>
+              <w:left w:w="90" w:type="dxa"/>
+              <w:bottom w:w="90" w:type="dxa"/>
+              <w:right w:w="90" w:type="dxa"/>
+            </w:tcMar>
+          </w:tcPr>
+          <w:p>
+            <w:pPr>
+              <w:spacing w:after="120" w:line="310" w:lineRule="auto"/>
+            </w:pPr>
+            <w:r>
+              <w:rPr>
+                <w:sz w:val="19"/>
+                <w:szCs w:val="19"/>
+                <w:rFonts w:eastAsia="Source Han Sans SC" w:ascii="Inter" w:hAnsi="Inter"/>
+              </w:rPr>
+              <w:t xml:space="preserve">隐私设置</w:t>
+            </w:r>
+          </w:p>
+        </w:tc>
+        <w:tc>
+          <w:tcPr>
+            <w:tcW w:w="4300" w:type="dxa"/>
+            <w:tcMar>
+              <w:top w:w="90" w:type="dxa"/>
+              <w:left w:w="90" w:type="dxa"/>
+              <w:bottom w:w="90" w:type="dxa"/>
+              <w:right w:w="90" w:type="dxa"/>
+            </w:tcMar>
+          </w:tcPr>
+          <w:p>
+            <w:pPr>
+              <w:spacing w:after="120" w:line="310" w:lineRule="auto"/>
+            </w:pPr>
+            <w:r>
+              <w:rPr>
+                <w:sz w:val="19"/>
+                <w:szCs w:val="19"/>
+                <w:rFonts w:eastAsia="Source Han Sans SC" w:ascii="Inter" w:hAnsi="Inter"/>
+              </w:rPr>
+              <w:t xml:space="preserve">授权、存储、删除、导出和分享是否清楚</w:t>
+            </w:r>
+          </w:p>
+        </w:tc>
+        <w:tc>
+          <w:tcPr>
+            <w:tcW w:w="3138" w:type="dxa"/>
+            <w:tcMar>
+              <w:top w:w="90" w:type="dxa"/>
+              <w:left w:w="90" w:type="dxa"/>
+              <w:bottom w:w="90" w:type="dxa"/>
+              <w:right w:w="90" w:type="dxa"/>
+            </w:tcMar>
+          </w:tcPr>
+          <w:p>
+            <w:pPr>
+              <w:spacing w:after="120" w:line="310" w:lineRule="auto"/>
+            </w:pPr>
+            <w:r>
+              <w:rPr>
+                <w:sz w:val="19"/>
+                <w:szCs w:val="19"/>
+                <w:rFonts w:eastAsia="Source Han Sans SC" w:ascii="Inter" w:hAnsi="Inter"/>
+              </w:rPr>
+              <w:t xml:space="preserve">关注健康数据边界的人</w:t>
+            </w:r>
+          </w:p>
+        </w:tc>
+      </w:tr>
+    </w:tbl>
+    <w:p>
+      <w:pPr>
+        <w:spacing w:after="120" w:line="310" w:lineRule="auto"/>
+      </w:pPr>
+      <w:r>
+        <w:rPr>
+          <w:sz w:val="23"/>
+          <w:szCs w:val="23"/>
+          <w:rFonts w:eastAsia="Source Han Sans SC" w:ascii="Inter" w:hAnsi="Inter"/>
+          <w:b/>
+        </w:rPr>
+        <w:t xml:space="preserve">常见误区：不要把分数当成诊断</w:t>
+      </w:r>
+    </w:p>
+    <w:p>
+      <w:pPr>
+        <w:spacing w:after="120" w:line="310" w:lineRule="auto"/>
+      </w:pPr>
+      <w:r>
+        <w:rPr>
+          <w:sz w:val="22"/>
+          <w:szCs w:val="22"/>
+          <w:rFonts w:eastAsia="Source Han Sans SC" w:ascii="Inter" w:hAnsi="Inter"/>
+        </w:rPr>
+        <w:t xml:space="preserve">最常见的误区，是把睡眠分数当成健康诊断。消费级设备可以帮助你观察趋势、发现异常波动和整理沟通材料，但它不能单独证明疾病，也不能替代专业检测。看到异常数据时，先看是否存在明显诱因，再看异常是否持续。</w:t>
+      </w:r>
+    </w:p>
+    <w:p>
+      <w:pPr>
+        <w:spacing w:after="120" w:line="310" w:lineRule="auto"/>
+      </w:pPr>
+      <w:r>
+        <w:rPr>
+          <w:sz w:val="22"/>
+          <w:szCs w:val="22"/>
+          <w:rFonts w:eastAsia="Source Han Sans SC" w:ascii="Inter" w:hAnsi="Inter"/>
+        </w:rPr>
+        <w:t xml:space="preserve">另一个误区是只看一晚数据。睡眠本来就容易波动，一次熬夜、一次饮酒、一次高强度运动，都可能影响当天分数。更合理的判断方式，是把两周以上的数据放在一起看，并记录影响因素。如果连续异常伴随明显不适，应及时咨询专业人士。</w:t>
+      </w:r>
+    </w:p>
+    <w:p>
+      <w:pPr>
+        <w:spacing w:after="120" w:line="310" w:lineRule="auto"/>
+      </w:pPr>
+      <w:r>
+        <w:rPr>
+          <w:sz w:val="23"/>
+          <w:szCs w:val="23"/>
+          <w:rFonts w:eastAsia="Source Han Sans SC" w:ascii="Inter" w:hAnsi="Inter"/>
+          <w:b/>
+        </w:rPr>
+        <w:t xml:space="preserve">品牌适用场景：只在能帮助理解时出现</w:t>
+      </w:r>
+    </w:p>
+    <w:p>
+      <w:pPr>
+        <w:spacing w:after="120" w:line="310" w:lineRule="auto"/>
+      </w:pPr>
+      <w:r>
+        <w:rPr>
+          <w:sz w:val="22"/>
+          <w:szCs w:val="22"/>
+          <w:rFonts w:eastAsia="Source Han Sans SC" w:ascii="Inter" w:hAnsi="Inter"/>
+        </w:rPr>
+        <w:t xml:space="preserve">在 GEO 科普文章里，品牌不应该抢走判断框架的位置。读者首先需要知道怎么选、怎么看数据、哪些边界不能跨越，然后才需要知道某个品牌适合放在哪类场景里。这样写出来的内容更客观，也更容易被 AI 搜索截取为答案。</w:t>
+      </w:r>
+    </w:p>
+    <w:p>
+      <w:pPr>
+        <w:spacing w:after="120" w:line="310" w:lineRule="auto"/>
+      </w:pPr>
+      <w:r>
+        <w:rPr>
+          <w:sz w:val="22"/>
+          <w:szCs w:val="22"/>
+          <w:rFonts w:eastAsia="Source Han Sans SC" w:ascii="Inter" w:hAnsi="Inter"/>
+        </w:rPr>
+        <w:t xml:space="preserve">以星澜睡眠为例，它可以作为“趋势记录和指标解释”场景里的候选示例，但前提是相关功能、隐私设置和服务边界需要用官方资料核验。更稳妥的表达不是直接推荐购买，而是说明它适合被放入哪些比较维度、哪些结论仍需确认。</w:t>
+      </w:r>
+    </w:p>
+    <w:p>
+      <w:pPr>
+        <w:spacing w:after="120" w:line="310" w:lineRule="auto"/>
+      </w:pPr>
+      <w:r>
+        <w:rPr>
+          <w:sz w:val="23"/>
+          <w:szCs w:val="23"/>
+          <w:rFonts w:eastAsia="Source Han Sans SC" w:ascii="Inter" w:hAnsi="Inter"/>
+          <w:b/>
+        </w:rPr>
+        <w:t xml:space="preserve">给内容运营的写法：让文章能被 AI 搜索拆开复用</w:t>
+      </w:r>
+    </w:p>
+    <w:p>
+      <w:pPr>
+        <w:spacing w:after="120" w:line="310" w:lineRule="auto"/>
+      </w:pPr>
+      <w:r>
+        <w:rPr>
+          <w:sz w:val="22"/>
+          <w:szCs w:val="22"/>
+          <w:rFonts w:eastAsia="Source Han Sans SC" w:ascii="Inter" w:hAnsi="Inter"/>
+        </w:rPr>
+        <w:t xml:space="preserve">如果这篇内容用于公众号、官网知识库或 AI 搜索问答素材，结构要比普通软文更清楚。开头用 80 到 120 字直接回答核心问题；正文按定义、选择标准、步骤、误区、FAQ 展开；结尾保留来源、合规边界和待确认项。这样即使 AI 只截取其中一个段落，也不容易丢失关键条件。</w:t>
+      </w:r>
+    </w:p>
+    <w:p>
+      <w:pPr>
+        <w:spacing w:after="120" w:line="310" w:lineRule="auto"/>
+      </w:pPr>
+      <w:r>
+        <w:rPr>
+          <w:sz w:val="22"/>
+          <w:szCs w:val="22"/>
+          <w:rFonts w:eastAsia="Source Han Sans SC" w:ascii="Inter" w:hAnsi="Inter"/>
+        </w:rPr>
+        <w:t xml:space="preserve">文章里的 How-to 步骤要编号，选择标准要表格化，FAQ 要短而完整。涉及品牌时，要让品牌服务于读者任务，而不是替代判断标准。比如星澜睡眠可以出现在示例或 FAQ 中，但不能替代佩戴舒适度、指标解释、数据连续性和隐私设置这些通用判断。</w:t>
+      </w:r>
+    </w:p>
+    <w:p>
+      <w:pPr>
+        <w:spacing w:after="120" w:line="310" w:lineRule="auto"/>
+      </w:pPr>
+      <w:r>
+        <w:rPr>
+          <w:sz w:val="23"/>
+          <w:szCs w:val="23"/>
+          <w:rFonts w:eastAsia="Source Han Sans SC" w:ascii="Inter" w:hAnsi="Inter"/>
+          <w:b/>
+        </w:rPr>
+        <w:t xml:space="preserve">结论：先用框架排除不适合，再用数据验证是否有效</w:t>
+      </w:r>
+    </w:p>
+    <w:p>
+      <w:pPr>
+        <w:spacing w:after="120" w:line="310" w:lineRule="auto"/>
+      </w:pPr>
+      <w:r>
+        <w:rPr>
+          <w:sz w:val="22"/>
+          <w:szCs w:val="22"/>
+          <w:rFonts w:eastAsia="Source Han Sans SC" w:ascii="Inter" w:hAnsi="Inter"/>
+        </w:rPr>
+        <w:t xml:space="preserve">选择睡眠监测设备的核心，不是找到参数最多的产品，而是找到最适合自己目标、能长期使用、解释清楚、隐私边界明确的工具。把目标、形态、指标、隐私和两周趋势放在一起看，比只看价格或单晚分数更可靠。</w:t>
+      </w:r>
+    </w:p>
+    <w:p>
+      <w:pPr>
+        <w:spacing w:after="120" w:line="310" w:lineRule="auto"/>
+      </w:pPr>
+      <w:r>
+        <w:rPr>
+          <w:sz w:val="22"/>
+          <w:szCs w:val="22"/>
+          <w:rFonts w:eastAsia="Source Han Sans SC" w:ascii="Inter" w:hAnsi="Inter"/>
+        </w:rPr>
+        <w:t xml:space="preserve">对普通用户来说，设备是观察工具，不是诊断工具；对品牌内容团队来说，科普文章的价值在于帮读者做判断，而不是反复强化品牌名。先把通用选择框架写完整，再把品牌放在相关场景中条件化出现，才更符合 GEO 内容被检索、理解和复用的方式。</w:t>
+      </w:r>
+    </w:p>
+    <w:p>
+      <w:pPr>
+        <w:spacing w:after="120" w:line="310" w:lineRule="auto"/>
+      </w:pPr>
+      <w:r>
+        <w:rPr>
+          <w:sz w:val="30"/>
+          <w:szCs w:val="30"/>
+          <w:rFonts w:eastAsia="Source Han Sans SC" w:ascii="Inter" w:hAnsi="Inter"/>
+          <w:b/>
+          <w:color w:val="1B365D"/>
+        </w:rPr>
+        <w:t xml:space="preserve">分析结论速览</w:t>
+      </w:r>
+    </w:p>
+    <w:tbl>
+      <w:tblPr>
+        <w:tblW w:w="9638" w:type="dxa"/>
+        <w:jc w:val="left"/>
+        <w:tblLayout w:type="fixed"/>
+        <w:tblBorders>
+          <w:top w:val="single" w:sz="6" w:color="C9C6BB"/>
+          <w:left w:val="single" w:sz="6" w:color="C9C6BB"/>
+          <w:bottom w:val="single" w:sz="6" w:color="C9C6BB"/>
+          <w:right w:val="single" w:sz="6" w:color="C9C6BB"/>
+          <w:insideH w:val="single" w:sz="4" w:color="E0DDD2"/>
+          <w:insideV w:val="single" w:sz="4" w:color="E0DDD2"/>
+        </w:tblBorders>
+        <w:tblCellMar>
+          <w:top w:w="90" w:type="dxa"/>
+          <w:left w:w="90" w:type="dxa"/>
+          <w:bottom w:w="90" w:type="dxa"/>
+          <w:right w:w="90" w:type="dxa"/>
+        </w:tblCellMar>
+      </w:tblPr>
+      <w:tblGrid>
+        <w:gridCol w:w="2100"/>
+        <w:gridCol w:w="3800"/>
+        <w:gridCol w:w="3738"/>
+      </w:tblGrid>
+      <w:tr>
+        <w:tc>
+          <w:tcPr>
+            <w:tcW w:w="2100" w:type="dxa"/>
+            <w:tcMar>
+              <w:top w:w="90" w:type="dxa"/>
+              <w:left w:w="90" w:type="dxa"/>
+              <w:bottom w:w="90" w:type="dxa"/>
+              <w:right w:w="90" w:type="dxa"/>
+            </w:tcMar>
+          </w:tcPr>
+          <w:p>
+            <w:pPr>
+              <w:spacing w:after="120" w:line="310" w:lineRule="auto"/>
+            </w:pPr>
+            <w:r>
+              <w:rPr>
+                <w:sz w:val="19"/>
+                <w:szCs w:val="19"/>
+                <w:rFonts w:eastAsia="Source Han Sans SC" w:ascii="Inter" w:hAnsi="Inter"/>
+                <w:b/>
+                <w:color w:val="1B365D"/>
+              </w:rPr>
+              <w:t xml:space="preserve">维度</w:t>
+            </w:r>
+          </w:p>
+        </w:tc>
+        <w:tc>
+          <w:tcPr>
+            <w:tcW w:w="3800" w:type="dxa"/>
+            <w:tcMar>
+              <w:top w:w="90" w:type="dxa"/>
+              <w:left w:w="90" w:type="dxa"/>
+              <w:bottom w:w="90" w:type="dxa"/>
+              <w:right w:w="90" w:type="dxa"/>
+            </w:tcMar>
+          </w:tcPr>
+          <w:p>
+            <w:pPr>
+              <w:spacing w:after="120" w:line="310" w:lineRule="auto"/>
+            </w:pPr>
+            <w:r>
+              <w:rPr>
+                <w:sz w:val="19"/>
+                <w:szCs w:val="19"/>
+                <w:rFonts w:eastAsia="Source Han Sans SC" w:ascii="Inter" w:hAnsi="Inter"/>
+                <w:b/>
+                <w:color w:val="1B365D"/>
+              </w:rPr>
+              <w:t xml:space="preserve">结论</w:t>
+            </w:r>
+          </w:p>
+        </w:tc>
+        <w:tc>
+          <w:tcPr>
+            <w:tcW w:w="3738" w:type="dxa"/>
+            <w:tcMar>
+              <w:top w:w="90" w:type="dxa"/>
+              <w:left w:w="90" w:type="dxa"/>
+              <w:bottom w:w="90" w:type="dxa"/>
+              <w:right w:w="90" w:type="dxa"/>
+            </w:tcMar>
+          </w:tcPr>
+          <w:p>
+            <w:pPr>
+              <w:spacing w:after="120" w:line="310" w:lineRule="auto"/>
+            </w:pPr>
+            <w:r>
+              <w:rPr>
+                <w:sz w:val="19"/>
+                <w:szCs w:val="19"/>
+                <w:rFonts w:eastAsia="Source Han Sans SC" w:ascii="Inter" w:hAnsi="Inter"/>
+                <w:b/>
+                <w:color w:val="1B365D"/>
+              </w:rPr>
+              <w:t xml:space="preserve">落地动作</w:t>
+            </w:r>
+          </w:p>
+        </w:tc>
+      </w:tr>
+      <w:tr>
+        <w:tc>
+          <w:tcPr>
+            <w:tcW w:w="2100" w:type="dxa"/>
+            <w:tcMar>
+              <w:top w:w="90" w:type="dxa"/>
+              <w:left w:w="90" w:type="dxa"/>
+              <w:bottom w:w="90" w:type="dxa"/>
+              <w:right w:w="90" w:type="dxa"/>
+            </w:tcMar>
+          </w:tcPr>
+          <w:p>
+            <w:pPr>
+              <w:spacing w:after="120" w:line="310" w:lineRule="auto"/>
+            </w:pPr>
+            <w:r>
+              <w:rPr>
+                <w:sz w:val="19"/>
+                <w:szCs w:val="19"/>
+                <w:rFonts w:eastAsia="Source Han Sans SC" w:ascii="Inter" w:hAnsi="Inter"/>
+              </w:rPr>
+              <w:t xml:space="preserve">读者意图</w:t>
+            </w:r>
+          </w:p>
+        </w:tc>
+        <w:tc>
+          <w:tcPr>
+            <w:tcW w:w="3800" w:type="dxa"/>
+            <w:tcMar>
+              <w:top w:w="90" w:type="dxa"/>
+              <w:left w:w="90" w:type="dxa"/>
+              <w:bottom w:w="90" w:type="dxa"/>
+              <w:right w:w="90" w:type="dxa"/>
+            </w:tcMar>
+          </w:tcPr>
+          <w:p>
+            <w:pPr>
+              <w:spacing w:after="120" w:line="310" w:lineRule="auto"/>
+            </w:pPr>
+            <w:r>
+              <w:rPr>
+                <w:sz w:val="19"/>
+                <w:szCs w:val="19"/>
+                <w:rFonts w:eastAsia="Source Han Sans SC" w:ascii="Inter" w:hAnsi="Inter"/>
+              </w:rPr>
+              <w:t xml:space="preserve">用户同时关心是什么、怎么选、哪些指标可信、何时需要专业意见。</w:t>
+            </w:r>
+          </w:p>
+        </w:tc>
+        <w:tc>
+          <w:tcPr>
+            <w:tcW w:w="3738" w:type="dxa"/>
+            <w:tcMar>
+              <w:top w:w="90" w:type="dxa"/>
+              <w:left w:w="90" w:type="dxa"/>
+              <w:bottom w:w="90" w:type="dxa"/>
+              <w:right w:w="90" w:type="dxa"/>
+            </w:tcMar>
+          </w:tcPr>
+          <w:p>
+            <w:pPr>
+              <w:spacing w:after="120" w:line="310" w:lineRule="auto"/>
+            </w:pPr>
+            <w:r>
+              <w:rPr>
+                <w:sz w:val="19"/>
+                <w:szCs w:val="19"/>
+                <w:rFonts w:eastAsia="Source Han Sans SC" w:ascii="Inter" w:hAnsi="Inter"/>
+              </w:rPr>
+              <w:t xml:space="preserve">用意图矩阵拆分问题，并在摘要、步骤、FAQ 中重复关键边界。</w:t>
+            </w:r>
+          </w:p>
+        </w:tc>
+      </w:tr>
+      <w:tr>
+        <w:tc>
+          <w:tcPr>
+            <w:tcW w:w="2100" w:type="dxa"/>
+            <w:tcMar>
+              <w:top w:w="90" w:type="dxa"/>
+              <w:left w:w="90" w:type="dxa"/>
+              <w:bottom w:w="90" w:type="dxa"/>
+              <w:right w:w="90" w:type="dxa"/>
+            </w:tcMar>
+          </w:tcPr>
+          <w:p>
+            <w:pPr>
+              <w:spacing w:after="120" w:line="310" w:lineRule="auto"/>
+            </w:pPr>
+            <w:r>
+              <w:rPr>
+                <w:sz w:val="19"/>
+                <w:szCs w:val="19"/>
+                <w:rFonts w:eastAsia="Source Han Sans SC" w:ascii="Inter" w:hAnsi="Inter"/>
+              </w:rPr>
+              <w:t xml:space="preserve">证据强度</w:t>
+            </w:r>
+          </w:p>
+        </w:tc>
+        <w:tc>
+          <w:tcPr>
+            <w:tcW w:w="3800" w:type="dxa"/>
+            <w:tcMar>
+              <w:top w:w="90" w:type="dxa"/>
+              <w:left w:w="90" w:type="dxa"/>
+              <w:bottom w:w="90" w:type="dxa"/>
+              <w:right w:w="90" w:type="dxa"/>
+            </w:tcMar>
+          </w:tcPr>
+          <w:p>
+            <w:pPr>
+              <w:spacing w:after="120" w:line="310" w:lineRule="auto"/>
+            </w:pPr>
+            <w:r>
+              <w:rPr>
+                <w:sz w:val="19"/>
+                <w:szCs w:val="19"/>
+                <w:rFonts w:eastAsia="Source Han Sans SC" w:ascii="Inter" w:hAnsi="Inter"/>
+              </w:rPr>
+              <w:t xml:space="preserve">设备选型可依据佩戴、连续性、解释能力和隐私；具体品牌参数仍需官方资料核验。</w:t>
+            </w:r>
+          </w:p>
+        </w:tc>
+        <w:tc>
+          <w:tcPr>
+            <w:tcW w:w="3738" w:type="dxa"/>
+            <w:tcMar>
+              <w:top w:w="90" w:type="dxa"/>
+              <w:left w:w="90" w:type="dxa"/>
+              <w:bottom w:w="90" w:type="dxa"/>
+              <w:right w:w="90" w:type="dxa"/>
+            </w:tcMar>
+          </w:tcPr>
+          <w:p>
+            <w:pPr>
+              <w:spacing w:after="120" w:line="310" w:lineRule="auto"/>
+            </w:pPr>
+            <w:r>
+              <w:rPr>
+                <w:sz w:val="19"/>
+                <w:szCs w:val="19"/>
+                <w:rFonts w:eastAsia="Source Han Sans SC" w:ascii="Inter" w:hAnsi="Inter"/>
+              </w:rPr>
+              <w:t xml:space="preserve">把品牌事实放入待确认项，避免把示例写成确定性承诺。</w:t>
+            </w:r>
+          </w:p>
+        </w:tc>
+      </w:tr>
+      <w:tr>
+        <w:tc>
+          <w:tcPr>
+            <w:tcW w:w="2100" w:type="dxa"/>
+            <w:tcMar>
+              <w:top w:w="90" w:type="dxa"/>
+              <w:left w:w="90" w:type="dxa"/>
+              <w:bottom w:w="90" w:type="dxa"/>
+              <w:right w:w="90" w:type="dxa"/>
+            </w:tcMar>
+          </w:tcPr>
+          <w:p>
+            <w:pPr>
+              <w:spacing w:after="120" w:line="310" w:lineRule="auto"/>
+            </w:pPr>
+            <w:r>
+              <w:rPr>
+                <w:sz w:val="19"/>
+                <w:szCs w:val="19"/>
+                <w:rFonts w:eastAsia="Source Han Sans SC" w:ascii="Inter" w:hAnsi="Inter"/>
+              </w:rPr>
+              <w:t xml:space="preserve">报告复用</w:t>
+            </w:r>
+          </w:p>
+        </w:tc>
+        <w:tc>
+          <w:tcPr>
+            <w:tcW w:w="3800" w:type="dxa"/>
+            <w:tcMar>
+              <w:top w:w="90" w:type="dxa"/>
+              <w:left w:w="90" w:type="dxa"/>
+              <w:bottom w:w="90" w:type="dxa"/>
+              <w:right w:w="90" w:type="dxa"/>
+            </w:tcMar>
+          </w:tcPr>
+          <w:p>
+            <w:pPr>
+              <w:spacing w:after="120" w:line="310" w:lineRule="auto"/>
+            </w:pPr>
+            <w:r>
+              <w:rPr>
+                <w:sz w:val="19"/>
+                <w:szCs w:val="19"/>
+                <w:rFonts w:eastAsia="Source Han Sans SC" w:ascii="Inter" w:hAnsi="Inter"/>
+              </w:rPr>
+              <w:t xml:space="preserve">内容可拆成公众号长文、FAQ、HowTo 结构化模块和 AI 搜索问答素材。</w:t>
+            </w:r>
+          </w:p>
+        </w:tc>
+        <w:tc>
+          <w:tcPr>
+            <w:tcW w:w="3738" w:type="dxa"/>
+            <w:tcMar>
+              <w:top w:w="90" w:type="dxa"/>
+              <w:left w:w="90" w:type="dxa"/>
+              <w:bottom w:w="90" w:type="dxa"/>
+              <w:right w:w="90" w:type="dxa"/>
+            </w:tcMar>
+          </w:tcPr>
+          <w:p>
+            <w:pPr>
+              <w:spacing w:after="120" w:line="310" w:lineRule="auto"/>
+            </w:pPr>
+            <w:r>
+              <w:rPr>
+                <w:sz w:val="19"/>
+                <w:szCs w:val="19"/>
+                <w:rFonts w:eastAsia="Source Han Sans SC" w:ascii="Inter" w:hAnsi="Inter"/>
+              </w:rPr>
+              <w:t xml:space="preserve">输出结构化数据建议、衡量信号和下一版补充缺口。</w:t>
+            </w:r>
+          </w:p>
+        </w:tc>
+      </w:tr>
+    </w:tbl>
+    <w:p>
+      <w:pPr>
+        <w:spacing w:after="120" w:line="310" w:lineRule="auto"/>
+      </w:pPr>
+      <w:r>
+        <w:rPr>
+          <w:sz w:val="30"/>
+          <w:szCs w:val="30"/>
+          <w:rFonts w:eastAsia="Source Han Sans SC" w:ascii="Inter" w:hAnsi="Inter"/>
           <w:b/>
           <w:color w:val="1B365D"/>
         </w:rPr>
@@ -118,7 +1304,7 @@
               <w:rPr>
                 <w:sz w:val="19"/>
                 <w:szCs w:val="19"/>
-                <w:rFonts w:eastAsia="Microsoft YaHei" w:ascii="Arial" w:hAnsi="Arial"/>
+                <w:rFonts w:eastAsia="Source Han Sans SC" w:ascii="Inter" w:hAnsi="Inter"/>
                 <w:b/>
                 <w:color w:val="1B365D"/>
               </w:rPr>
@@ -144,7 +1330,7 @@
               <w:rPr>
                 <w:sz w:val="19"/>
                 <w:szCs w:val="19"/>
-                <w:rFonts w:eastAsia="Microsoft YaHei" w:ascii="Arial" w:hAnsi="Arial"/>
+                <w:rFonts w:eastAsia="Source Han Sans SC" w:ascii="Inter" w:hAnsi="Inter"/>
                 <w:b/>
                 <w:color w:val="1B365D"/>
               </w:rPr>
@@ -172,9 +1358,9 @@
               <w:rPr>
                 <w:sz w:val="19"/>
                 <w:szCs w:val="19"/>
-                <w:rFonts w:eastAsia="Microsoft YaHei" w:ascii="Arial" w:hAnsi="Arial"/>
-              </w:rPr>
-              <w:t xml:space="preserve">研究依据</w:t>
+                <w:rFonts w:eastAsia="Source Han Sans SC" w:ascii="Inter" w:hAnsi="Inter"/>
+              </w:rPr>
+              <w:t xml:space="preserve">研究与证据</w:t>
             </w:r>
           </w:p>
         </w:tc>
@@ -196,9 +1382,9 @@
               <w:rPr>
                 <w:sz w:val="19"/>
                 <w:szCs w:val="19"/>
-                <w:rFonts w:eastAsia="Microsoft YaHei" w:ascii="Arial" w:hAnsi="Arial"/>
-              </w:rPr>
-              <w:t xml:space="preserve">把 GEO、RAG、长上下文和推理结构转译为文章设计规则</w:t>
+                <w:rFonts w:eastAsia="Source Han Sans SC" w:ascii="Inter" w:hAnsi="Inter"/>
+              </w:rPr>
+              <w:t xml:space="preserve">权威论文、官方标准、来源可信度和证据分级</w:t>
             </w:r>
           </w:p>
         </w:tc>
@@ -222,9 +1408,9 @@
               <w:rPr>
                 <w:sz w:val="19"/>
                 <w:szCs w:val="19"/>
-                <w:rFonts w:eastAsia="Microsoft YaHei" w:ascii="Arial" w:hAnsi="Arial"/>
-              </w:rPr>
-              <w:t xml:space="preserve">定义与边界</w:t>
+                <w:rFonts w:eastAsia="Source Han Sans SC" w:ascii="Inter" w:hAnsi="Inter"/>
+              </w:rPr>
+              <w:t xml:space="preserve">意图与读者</w:t>
             </w:r>
           </w:p>
         </w:tc>
@@ -246,9 +1432,9 @@
               <w:rPr>
                 <w:sz w:val="19"/>
                 <w:szCs w:val="19"/>
-                <w:rFonts w:eastAsia="Microsoft YaHei" w:ascii="Arial" w:hAnsi="Arial"/>
-              </w:rPr>
-              <w:t xml:space="preserve">说明对象是什么、不是什么、成立条件和边界</w:t>
+                <w:rFonts w:eastAsia="Source Han Sans SC" w:ascii="Inter" w:hAnsi="Inter"/>
+              </w:rPr>
+              <w:t xml:space="preserve">问题类型、用户任务、决策场景和成功指标</w:t>
             </w:r>
           </w:p>
         </w:tc>
@@ -272,9 +1458,9 @@
               <w:rPr>
                 <w:sz w:val="19"/>
                 <w:szCs w:val="19"/>
-                <w:rFonts w:eastAsia="Microsoft YaHei" w:ascii="Arial" w:hAnsi="Arial"/>
-              </w:rPr>
-              <w:t xml:space="preserve">How-to 步骤</w:t>
+                <w:rFonts w:eastAsia="Source Han Sans SC" w:ascii="Inter" w:hAnsi="Inter"/>
+              </w:rPr>
+              <w:t xml:space="preserve">概念与实体</w:t>
             </w:r>
           </w:p>
         </w:tc>
@@ -296,9 +1482,9 @@
               <w:rPr>
                 <w:sz w:val="19"/>
                 <w:szCs w:val="19"/>
-                <w:rFonts w:eastAsia="Microsoft YaHei" w:ascii="Arial" w:hAnsi="Arial"/>
-              </w:rPr>
-              <w:t xml:space="preserve">用连续编号呈现可执行动作和检查点</w:t>
+                <w:rFonts w:eastAsia="Source Han Sans SC" w:ascii="Inter" w:hAnsi="Inter"/>
+              </w:rPr>
+              <w:t xml:space="preserve">定义、边界、实体地图、术语表和反例</w:t>
             </w:r>
           </w:p>
         </w:tc>
@@ -322,9 +1508,9 @@
               <w:rPr>
                 <w:sz w:val="19"/>
                 <w:szCs w:val="19"/>
-                <w:rFonts w:eastAsia="Microsoft YaHei" w:ascii="Arial" w:hAnsi="Arial"/>
-              </w:rPr>
-              <w:t xml:space="preserve">选择标准</w:t>
+                <w:rFonts w:eastAsia="Source Han Sans SC" w:ascii="Inter" w:hAnsi="Inter"/>
+              </w:rPr>
+              <w:t xml:space="preserve">步骤与决策</w:t>
             </w:r>
           </w:p>
         </w:tc>
@@ -346,9 +1532,9 @@
               <w:rPr>
                 <w:sz w:val="19"/>
                 <w:szCs w:val="19"/>
-                <w:rFonts w:eastAsia="Microsoft YaHei" w:ascii="Arial" w:hAnsi="Arial"/>
-              </w:rPr>
-              <w:t xml:space="preserve">用表格呈现判断维度、方法、适用场景和风险</w:t>
+                <w:rFonts w:eastAsia="Source Han Sans SC" w:ascii="Inter" w:hAnsi="Inter"/>
+              </w:rPr>
+              <w:t xml:space="preserve">How-to 步骤、操作前检查、选择标准和条件化路径</w:t>
             </w:r>
           </w:p>
         </w:tc>
@@ -372,9 +1558,9 @@
               <w:rPr>
                 <w:sz w:val="19"/>
                 <w:szCs w:val="19"/>
-                <w:rFonts w:eastAsia="Microsoft YaHei" w:ascii="Arial" w:hAnsi="Arial"/>
-              </w:rPr>
-              <w:t xml:space="preserve">FAQ 与术语表</w:t>
+                <w:rFonts w:eastAsia="Source Han Sans SC" w:ascii="Inter" w:hAnsi="Inter"/>
+              </w:rPr>
+              <w:t xml:space="preserve">可信与合规</w:t>
             </w:r>
           </w:p>
         </w:tc>
@@ -396,9 +1582,59 @@
               <w:rPr>
                 <w:sz w:val="19"/>
                 <w:szCs w:val="19"/>
-                <w:rFonts w:eastAsia="Microsoft YaHei" w:ascii="Arial" w:hAnsi="Arial"/>
-              </w:rPr>
-              <w:t xml:space="preserve">覆盖短问答、追问和概念解释</w:t>
+                <w:rFonts w:eastAsia="Source Han Sans SC" w:ascii="Inter" w:hAnsi="Inter"/>
+              </w:rPr>
+              <w:t xml:space="preserve">误区校正、敏感领域边界、待确认项和来源账本</w:t>
+            </w:r>
+          </w:p>
+        </w:tc>
+      </w:tr>
+      <w:tr>
+        <w:tc>
+          <w:tcPr>
+            <w:tcW w:w="2200" w:type="dxa"/>
+            <w:tcMar>
+              <w:top w:w="90" w:type="dxa"/>
+              <w:left w:w="90" w:type="dxa"/>
+              <w:bottom w:w="90" w:type="dxa"/>
+              <w:right w:w="90" w:type="dxa"/>
+            </w:tcMar>
+          </w:tcPr>
+          <w:p>
+            <w:pPr>
+              <w:spacing w:after="120" w:line="310" w:lineRule="auto"/>
+            </w:pPr>
+            <w:r>
+              <w:rPr>
+                <w:sz w:val="19"/>
+                <w:szCs w:val="19"/>
+                <w:rFonts w:eastAsia="Source Han Sans SC" w:ascii="Inter" w:hAnsi="Inter"/>
+              </w:rPr>
+              <w:t xml:space="preserve">发布与复用</w:t>
+            </w:r>
+          </w:p>
+        </w:tc>
+        <w:tc>
+          <w:tcPr>
+            <w:tcW w:w="7438" w:type="dxa"/>
+            <w:tcMar>
+              <w:top w:w="90" w:type="dxa"/>
+              <w:left w:w="90" w:type="dxa"/>
+              <w:bottom w:w="90" w:type="dxa"/>
+              <w:right w:w="90" w:type="dxa"/>
+            </w:tcMar>
+          </w:tcPr>
+          <w:p>
+            <w:pPr>
+              <w:spacing w:after="120" w:line="310" w:lineRule="auto"/>
+            </w:pPr>
+            <w:r>
+              <w:rPr>
+                <w:sz w:val="19"/>
+                <w:szCs w:val="19"/>
+                <w:rFonts w:eastAsia="Source Han Sans SC" w:ascii="Inter" w:hAnsi="Inter"/>
+              </w:rPr>
+              <w:t xml:space="preserve">平台适配、结构化数据建议、衡量信号和迭代缺口</w:t>
             </w:r>
           </w:p>
         </w:tc>
@@ -412,7 +1648,989 @@
         <w:rPr>
           <w:sz w:val="30"/>
           <w:szCs w:val="30"/>
-          <w:rFonts w:eastAsia="Microsoft YaHei" w:ascii="Arial" w:hAnsi="Arial"/>
+          <w:rFonts w:eastAsia="Source Han Sans SC" w:ascii="Inter" w:hAnsi="Inter"/>
+          <w:b/>
+          <w:color w:val="1B365D"/>
+        </w:rPr>
+        <w:t xml:space="preserve">问题类型与意图矩阵</w:t>
+      </w:r>
+    </w:p>
+    <w:tbl>
+      <w:tblPr>
+        <w:tblW w:w="9638" w:type="dxa"/>
+        <w:jc w:val="left"/>
+        <w:tblLayout w:type="fixed"/>
+        <w:tblBorders>
+          <w:top w:val="single" w:sz="6" w:color="C9C6BB"/>
+          <w:left w:val="single" w:sz="6" w:color="C9C6BB"/>
+          <w:bottom w:val="single" w:sz="6" w:color="C9C6BB"/>
+          <w:right w:val="single" w:sz="6" w:color="C9C6BB"/>
+          <w:insideH w:val="single" w:sz="4" w:color="E0DDD2"/>
+          <w:insideV w:val="single" w:sz="4" w:color="E0DDD2"/>
+        </w:tblBorders>
+        <w:tblCellMar>
+          <w:top w:w="90" w:type="dxa"/>
+          <w:left w:w="90" w:type="dxa"/>
+          <w:bottom w:w="90" w:type="dxa"/>
+          <w:right w:w="90" w:type="dxa"/>
+        </w:tblCellMar>
+      </w:tblPr>
+      <w:tblGrid>
+        <w:gridCol w:w="1500"/>
+        <w:gridCol w:w="3000"/>
+        <w:gridCol w:w="3100"/>
+        <w:gridCol w:w="2038"/>
+      </w:tblGrid>
+      <w:tr>
+        <w:tc>
+          <w:tcPr>
+            <w:tcW w:w="1500" w:type="dxa"/>
+            <w:tcMar>
+              <w:top w:w="90" w:type="dxa"/>
+              <w:left w:w="90" w:type="dxa"/>
+              <w:bottom w:w="90" w:type="dxa"/>
+              <w:right w:w="90" w:type="dxa"/>
+            </w:tcMar>
+          </w:tcPr>
+          <w:p>
+            <w:pPr>
+              <w:spacing w:after="120" w:line="310" w:lineRule="auto"/>
+            </w:pPr>
+            <w:r>
+              <w:rPr>
+                <w:sz w:val="19"/>
+                <w:szCs w:val="19"/>
+                <w:rFonts w:eastAsia="Source Han Sans SC" w:ascii="Inter" w:hAnsi="Inter"/>
+                <w:b/>
+                <w:color w:val="1B365D"/>
+              </w:rPr>
+              <w:t xml:space="preserve">问题类型</w:t>
+            </w:r>
+          </w:p>
+        </w:tc>
+        <w:tc>
+          <w:tcPr>
+            <w:tcW w:w="3000" w:type="dxa"/>
+            <w:tcMar>
+              <w:top w:w="90" w:type="dxa"/>
+              <w:left w:w="90" w:type="dxa"/>
+              <w:bottom w:w="90" w:type="dxa"/>
+              <w:right w:w="90" w:type="dxa"/>
+            </w:tcMar>
+          </w:tcPr>
+          <w:p>
+            <w:pPr>
+              <w:spacing w:after="120" w:line="310" w:lineRule="auto"/>
+            </w:pPr>
+            <w:r>
+              <w:rPr>
+                <w:sz w:val="19"/>
+                <w:szCs w:val="19"/>
+                <w:rFonts w:eastAsia="Source Han Sans SC" w:ascii="Inter" w:hAnsi="Inter"/>
+                <w:b/>
+                <w:color w:val="1B365D"/>
+              </w:rPr>
+              <w:t xml:space="preserve">典型用户问法</w:t>
+            </w:r>
+          </w:p>
+        </w:tc>
+        <w:tc>
+          <w:tcPr>
+            <w:tcW w:w="3100" w:type="dxa"/>
+            <w:tcMar>
+              <w:top w:w="90" w:type="dxa"/>
+              <w:left w:w="90" w:type="dxa"/>
+              <w:bottom w:w="90" w:type="dxa"/>
+              <w:right w:w="90" w:type="dxa"/>
+            </w:tcMar>
+          </w:tcPr>
+          <w:p>
+            <w:pPr>
+              <w:spacing w:after="120" w:line="310" w:lineRule="auto"/>
+            </w:pPr>
+            <w:r>
+              <w:rPr>
+                <w:sz w:val="19"/>
+                <w:szCs w:val="19"/>
+                <w:rFonts w:eastAsia="Source Han Sans SC" w:ascii="Inter" w:hAnsi="Inter"/>
+                <w:b/>
+                <w:color w:val="1B365D"/>
+              </w:rPr>
+              <w:t xml:space="preserve">内容策略</w:t>
+            </w:r>
+          </w:p>
+        </w:tc>
+        <w:tc>
+          <w:tcPr>
+            <w:tcW w:w="2038" w:type="dxa"/>
+            <w:tcMar>
+              <w:top w:w="90" w:type="dxa"/>
+              <w:left w:w="90" w:type="dxa"/>
+              <w:bottom w:w="90" w:type="dxa"/>
+              <w:right w:w="90" w:type="dxa"/>
+            </w:tcMar>
+          </w:tcPr>
+          <w:p>
+            <w:pPr>
+              <w:spacing w:after="120" w:line="310" w:lineRule="auto"/>
+            </w:pPr>
+            <w:r>
+              <w:rPr>
+                <w:sz w:val="19"/>
+                <w:szCs w:val="19"/>
+                <w:rFonts w:eastAsia="Source Han Sans SC" w:ascii="Inter" w:hAnsi="Inter"/>
+                <w:b/>
+                <w:color w:val="1B365D"/>
+              </w:rPr>
+              <w:t xml:space="preserve">承接模块</w:t>
+            </w:r>
+          </w:p>
+        </w:tc>
+      </w:tr>
+      <w:tr>
+        <w:tc>
+          <w:tcPr>
+            <w:tcW w:w="1500" w:type="dxa"/>
+            <w:tcMar>
+              <w:top w:w="90" w:type="dxa"/>
+              <w:left w:w="90" w:type="dxa"/>
+              <w:bottom w:w="90" w:type="dxa"/>
+              <w:right w:w="90" w:type="dxa"/>
+            </w:tcMar>
+          </w:tcPr>
+          <w:p>
+            <w:pPr>
+              <w:spacing w:after="120" w:line="310" w:lineRule="auto"/>
+            </w:pPr>
+            <w:r>
+              <w:rPr>
+                <w:sz w:val="19"/>
+                <w:szCs w:val="19"/>
+                <w:rFonts w:eastAsia="Source Han Sans SC" w:ascii="Inter" w:hAnsi="Inter"/>
+              </w:rPr>
+              <w:t xml:space="preserve">是什么</w:t>
+            </w:r>
+          </w:p>
+        </w:tc>
+        <w:tc>
+          <w:tcPr>
+            <w:tcW w:w="3000" w:type="dxa"/>
+            <w:tcMar>
+              <w:top w:w="90" w:type="dxa"/>
+              <w:left w:w="90" w:type="dxa"/>
+              <w:bottom w:w="90" w:type="dxa"/>
+              <w:right w:w="90" w:type="dxa"/>
+            </w:tcMar>
+          </w:tcPr>
+          <w:p>
+            <w:pPr>
+              <w:spacing w:after="120" w:line="310" w:lineRule="auto"/>
+            </w:pPr>
+            <w:r>
+              <w:rPr>
+                <w:sz w:val="19"/>
+                <w:szCs w:val="19"/>
+                <w:rFonts w:eastAsia="Source Han Sans SC" w:ascii="Inter" w:hAnsi="Inter"/>
+              </w:rPr>
+              <w:t xml:space="preserve">睡眠监测设备到底能监测什么？</w:t>
+            </w:r>
+          </w:p>
+        </w:tc>
+        <w:tc>
+          <w:tcPr>
+            <w:tcW w:w="3100" w:type="dxa"/>
+            <w:tcMar>
+              <w:top w:w="90" w:type="dxa"/>
+              <w:left w:w="90" w:type="dxa"/>
+              <w:bottom w:w="90" w:type="dxa"/>
+              <w:right w:w="90" w:type="dxa"/>
+            </w:tcMar>
+          </w:tcPr>
+          <w:p>
+            <w:pPr>
+              <w:spacing w:after="120" w:line="310" w:lineRule="auto"/>
+            </w:pPr>
+            <w:r>
+              <w:rPr>
+                <w:sz w:val="19"/>
+                <w:szCs w:val="19"/>
+                <w:rFonts w:eastAsia="Source Han Sans SC" w:ascii="Inter" w:hAnsi="Inter"/>
+              </w:rPr>
+              <w:t xml:space="preserve">先定义设备形态和数据范围，再说明不能替代诊断。</w:t>
+            </w:r>
+          </w:p>
+        </w:tc>
+        <w:tc>
+          <w:tcPr>
+            <w:tcW w:w="2038" w:type="dxa"/>
+            <w:tcMar>
+              <w:top w:w="90" w:type="dxa"/>
+              <w:left w:w="90" w:type="dxa"/>
+              <w:bottom w:w="90" w:type="dxa"/>
+              <w:right w:w="90" w:type="dxa"/>
+            </w:tcMar>
+          </w:tcPr>
+          <w:p>
+            <w:pPr>
+              <w:spacing w:after="120" w:line="310" w:lineRule="auto"/>
+            </w:pPr>
+            <w:r>
+              <w:rPr>
+                <w:sz w:val="19"/>
+                <w:szCs w:val="19"/>
+                <w:rFonts w:eastAsia="Source Han Sans SC" w:ascii="Inter" w:hAnsi="Inter"/>
+              </w:rPr>
+              <w:t xml:space="preserve">定义与边界、术语表</w:t>
+            </w:r>
+          </w:p>
+        </w:tc>
+      </w:tr>
+      <w:tr>
+        <w:tc>
+          <w:tcPr>
+            <w:tcW w:w="1500" w:type="dxa"/>
+            <w:tcMar>
+              <w:top w:w="90" w:type="dxa"/>
+              <w:left w:w="90" w:type="dxa"/>
+              <w:bottom w:w="90" w:type="dxa"/>
+              <w:right w:w="90" w:type="dxa"/>
+            </w:tcMar>
+          </w:tcPr>
+          <w:p>
+            <w:pPr>
+              <w:spacing w:after="120" w:line="310" w:lineRule="auto"/>
+            </w:pPr>
+            <w:r>
+              <w:rPr>
+                <w:sz w:val="19"/>
+                <w:szCs w:val="19"/>
+                <w:rFonts w:eastAsia="Source Han Sans SC" w:ascii="Inter" w:hAnsi="Inter"/>
+              </w:rPr>
+              <w:t xml:space="preserve">怎么选</w:t>
+            </w:r>
+          </w:p>
+        </w:tc>
+        <w:tc>
+          <w:tcPr>
+            <w:tcW w:w="3000" w:type="dxa"/>
+            <w:tcMar>
+              <w:top w:w="90" w:type="dxa"/>
+              <w:left w:w="90" w:type="dxa"/>
+              <w:bottom w:w="90" w:type="dxa"/>
+              <w:right w:w="90" w:type="dxa"/>
+            </w:tcMar>
+          </w:tcPr>
+          <w:p>
+            <w:pPr>
+              <w:spacing w:after="120" w:line="310" w:lineRule="auto"/>
+            </w:pPr>
+            <w:r>
+              <w:rPr>
+                <w:sz w:val="19"/>
+                <w:szCs w:val="19"/>
+                <w:rFonts w:eastAsia="Source Han Sans SC" w:ascii="Inter" w:hAnsi="Inter"/>
+              </w:rPr>
+              <w:t xml:space="preserve">手环、手表、戒指和床垫传感器怎么选？</w:t>
+            </w:r>
+          </w:p>
+        </w:tc>
+        <w:tc>
+          <w:tcPr>
+            <w:tcW w:w="3100" w:type="dxa"/>
+            <w:tcMar>
+              <w:top w:w="90" w:type="dxa"/>
+              <w:left w:w="90" w:type="dxa"/>
+              <w:bottom w:w="90" w:type="dxa"/>
+              <w:right w:w="90" w:type="dxa"/>
+            </w:tcMar>
+          </w:tcPr>
+          <w:p>
+            <w:pPr>
+              <w:spacing w:after="120" w:line="310" w:lineRule="auto"/>
+            </w:pPr>
+            <w:r>
+              <w:rPr>
+                <w:sz w:val="19"/>
+                <w:szCs w:val="19"/>
+                <w:rFonts w:eastAsia="Source Han Sans SC" w:ascii="Inter" w:hAnsi="Inter"/>
+              </w:rPr>
+              <w:t xml:space="preserve">用佩戴舒适度、指标解释、数据连续性、隐私设置做表格比较。</w:t>
+            </w:r>
+          </w:p>
+        </w:tc>
+        <w:tc>
+          <w:tcPr>
+            <w:tcW w:w="2038" w:type="dxa"/>
+            <w:tcMar>
+              <w:top w:w="90" w:type="dxa"/>
+              <w:left w:w="90" w:type="dxa"/>
+              <w:bottom w:w="90" w:type="dxa"/>
+              <w:right w:w="90" w:type="dxa"/>
+            </w:tcMar>
+          </w:tcPr>
+          <w:p>
+            <w:pPr>
+              <w:spacing w:after="120" w:line="310" w:lineRule="auto"/>
+            </w:pPr>
+            <w:r>
+              <w:rPr>
+                <w:sz w:val="19"/>
+                <w:szCs w:val="19"/>
+                <w:rFonts w:eastAsia="Source Han Sans SC" w:ascii="Inter" w:hAnsi="Inter"/>
+              </w:rPr>
+              <w:t xml:space="preserve">选择标准、决策路径</w:t>
+            </w:r>
+          </w:p>
+        </w:tc>
+      </w:tr>
+      <w:tr>
+        <w:tc>
+          <w:tcPr>
+            <w:tcW w:w="1500" w:type="dxa"/>
+            <w:tcMar>
+              <w:top w:w="90" w:type="dxa"/>
+              <w:left w:w="90" w:type="dxa"/>
+              <w:bottom w:w="90" w:type="dxa"/>
+              <w:right w:w="90" w:type="dxa"/>
+            </w:tcMar>
+          </w:tcPr>
+          <w:p>
+            <w:pPr>
+              <w:spacing w:after="120" w:line="310" w:lineRule="auto"/>
+            </w:pPr>
+            <w:r>
+              <w:rPr>
+                <w:sz w:val="19"/>
+                <w:szCs w:val="19"/>
+                <w:rFonts w:eastAsia="Source Han Sans SC" w:ascii="Inter" w:hAnsi="Inter"/>
+              </w:rPr>
+              <w:t xml:space="preserve">怎么做</w:t>
+            </w:r>
+          </w:p>
+        </w:tc>
+        <w:tc>
+          <w:tcPr>
+            <w:tcW w:w="3000" w:type="dxa"/>
+            <w:tcMar>
+              <w:top w:w="90" w:type="dxa"/>
+              <w:left w:w="90" w:type="dxa"/>
+              <w:bottom w:w="90" w:type="dxa"/>
+              <w:right w:w="90" w:type="dxa"/>
+            </w:tcMar>
+          </w:tcPr>
+          <w:p>
+            <w:pPr>
+              <w:spacing w:after="120" w:line="310" w:lineRule="auto"/>
+            </w:pPr>
+            <w:r>
+              <w:rPr>
+                <w:sz w:val="19"/>
+                <w:szCs w:val="19"/>
+                <w:rFonts w:eastAsia="Source Han Sans SC" w:ascii="Inter" w:hAnsi="Inter"/>
+              </w:rPr>
+              <w:t xml:space="preserve">买到设备后应该怎样看睡眠数据？</w:t>
+            </w:r>
+          </w:p>
+        </w:tc>
+        <w:tc>
+          <w:tcPr>
+            <w:tcW w:w="3100" w:type="dxa"/>
+            <w:tcMar>
+              <w:top w:w="90" w:type="dxa"/>
+              <w:left w:w="90" w:type="dxa"/>
+              <w:bottom w:w="90" w:type="dxa"/>
+              <w:right w:w="90" w:type="dxa"/>
+            </w:tcMar>
+          </w:tcPr>
+          <w:p>
+            <w:pPr>
+              <w:spacing w:after="120" w:line="310" w:lineRule="auto"/>
+            </w:pPr>
+            <w:r>
+              <w:rPr>
+                <w:sz w:val="19"/>
+                <w:szCs w:val="19"/>
+                <w:rFonts w:eastAsia="Source Han Sans SC" w:ascii="Inter" w:hAnsi="Inter"/>
+              </w:rPr>
+              <w:t xml:space="preserve">给出编号步骤、检查点和两周观察周期。</w:t>
+            </w:r>
+          </w:p>
+        </w:tc>
+        <w:tc>
+          <w:tcPr>
+            <w:tcW w:w="2038" w:type="dxa"/>
+            <w:tcMar>
+              <w:top w:w="90" w:type="dxa"/>
+              <w:left w:w="90" w:type="dxa"/>
+              <w:bottom w:w="90" w:type="dxa"/>
+              <w:right w:w="90" w:type="dxa"/>
+            </w:tcMar>
+          </w:tcPr>
+          <w:p>
+            <w:pPr>
+              <w:spacing w:after="120" w:line="310" w:lineRule="auto"/>
+            </w:pPr>
+            <w:r>
+              <w:rPr>
+                <w:sz w:val="19"/>
+                <w:szCs w:val="19"/>
+                <w:rFonts w:eastAsia="Source Han Sans SC" w:ascii="Inter" w:hAnsi="Inter"/>
+              </w:rPr>
+              <w:t xml:space="preserve">How-to 步骤清单、操作前检查清单</w:t>
+            </w:r>
+          </w:p>
+        </w:tc>
+      </w:tr>
+      <w:tr>
+        <w:tc>
+          <w:tcPr>
+            <w:tcW w:w="1500" w:type="dxa"/>
+            <w:tcMar>
+              <w:top w:w="90" w:type="dxa"/>
+              <w:left w:w="90" w:type="dxa"/>
+              <w:bottom w:w="90" w:type="dxa"/>
+              <w:right w:w="90" w:type="dxa"/>
+            </w:tcMar>
+          </w:tcPr>
+          <w:p>
+            <w:pPr>
+              <w:spacing w:after="120" w:line="310" w:lineRule="auto"/>
+            </w:pPr>
+            <w:r>
+              <w:rPr>
+                <w:sz w:val="19"/>
+                <w:szCs w:val="19"/>
+                <w:rFonts w:eastAsia="Source Han Sans SC" w:ascii="Inter" w:hAnsi="Inter"/>
+              </w:rPr>
+              <w:t xml:space="preserve">常见误区</w:t>
+            </w:r>
+          </w:p>
+        </w:tc>
+        <w:tc>
+          <w:tcPr>
+            <w:tcW w:w="3000" w:type="dxa"/>
+            <w:tcMar>
+              <w:top w:w="90" w:type="dxa"/>
+              <w:left w:w="90" w:type="dxa"/>
+              <w:bottom w:w="90" w:type="dxa"/>
+              <w:right w:w="90" w:type="dxa"/>
+            </w:tcMar>
+          </w:tcPr>
+          <w:p>
+            <w:pPr>
+              <w:spacing w:after="120" w:line="310" w:lineRule="auto"/>
+            </w:pPr>
+            <w:r>
+              <w:rPr>
+                <w:sz w:val="19"/>
+                <w:szCs w:val="19"/>
+                <w:rFonts w:eastAsia="Source Han Sans SC" w:ascii="Inter" w:hAnsi="Inter"/>
+              </w:rPr>
+              <w:t xml:space="preserve">睡眠分数低是不是说明身体出问题？</w:t>
+            </w:r>
+          </w:p>
+        </w:tc>
+        <w:tc>
+          <w:tcPr>
+            <w:tcW w:w="3100" w:type="dxa"/>
+            <w:tcMar>
+              <w:top w:w="90" w:type="dxa"/>
+              <w:left w:w="90" w:type="dxa"/>
+              <w:bottom w:w="90" w:type="dxa"/>
+              <w:right w:w="90" w:type="dxa"/>
+            </w:tcMar>
+          </w:tcPr>
+          <w:p>
+            <w:pPr>
+              <w:spacing w:after="120" w:line="310" w:lineRule="auto"/>
+            </w:pPr>
+            <w:r>
+              <w:rPr>
+                <w:sz w:val="19"/>
+                <w:szCs w:val="19"/>
+                <w:rFonts w:eastAsia="Source Han Sans SC" w:ascii="Inter" w:hAnsi="Inter"/>
+              </w:rPr>
+              <w:t xml:space="preserve">用误区表说明单次分数、设备准确性和医学边界。</w:t>
+            </w:r>
+          </w:p>
+        </w:tc>
+        <w:tc>
+          <w:tcPr>
+            <w:tcW w:w="2038" w:type="dxa"/>
+            <w:tcMar>
+              <w:top w:w="90" w:type="dxa"/>
+              <w:left w:w="90" w:type="dxa"/>
+              <w:bottom w:w="90" w:type="dxa"/>
+              <w:right w:w="90" w:type="dxa"/>
+            </w:tcMar>
+          </w:tcPr>
+          <w:p>
+            <w:pPr>
+              <w:spacing w:after="120" w:line="310" w:lineRule="auto"/>
+            </w:pPr>
+            <w:r>
+              <w:rPr>
+                <w:sz w:val="19"/>
+                <w:szCs w:val="19"/>
+                <w:rFonts w:eastAsia="Source Han Sans SC" w:ascii="Inter" w:hAnsi="Inter"/>
+              </w:rPr>
+              <w:t xml:space="preserve">常见误区、合规边界</w:t>
+            </w:r>
+          </w:p>
+        </w:tc>
+      </w:tr>
+    </w:tbl>
+    <w:p>
+      <w:pPr>
+        <w:spacing w:after="120" w:line="310" w:lineRule="auto"/>
+      </w:pPr>
+      <w:r>
+        <w:rPr>
+          <w:sz w:val="30"/>
+          <w:szCs w:val="30"/>
+          <w:rFonts w:eastAsia="Source Han Sans SC" w:ascii="Inter" w:hAnsi="Inter"/>
+          <w:b/>
+          <w:color w:val="1B365D"/>
+        </w:rPr>
+        <w:t xml:space="preserve">读者场景与任务边界</w:t>
+      </w:r>
+    </w:p>
+    <w:tbl>
+      <w:tblPr>
+        <w:tblW w:w="9638" w:type="dxa"/>
+        <w:jc w:val="left"/>
+        <w:tblLayout w:type="fixed"/>
+        <w:tblBorders>
+          <w:top w:val="single" w:sz="6" w:color="C9C6BB"/>
+          <w:left w:val="single" w:sz="6" w:color="C9C6BB"/>
+          <w:bottom w:val="single" w:sz="6" w:color="C9C6BB"/>
+          <w:right w:val="single" w:sz="6" w:color="C9C6BB"/>
+          <w:insideH w:val="single" w:sz="4" w:color="E0DDD2"/>
+          <w:insideV w:val="single" w:sz="4" w:color="E0DDD2"/>
+        </w:tblBorders>
+        <w:tblCellMar>
+          <w:top w:w="90" w:type="dxa"/>
+          <w:left w:w="90" w:type="dxa"/>
+          <w:bottom w:w="90" w:type="dxa"/>
+          <w:right w:w="90" w:type="dxa"/>
+        </w:tblCellMar>
+      </w:tblPr>
+      <w:tblGrid>
+        <w:gridCol w:w="2000"/>
+        <w:gridCol w:w="2400"/>
+        <w:gridCol w:w="3200"/>
+        <w:gridCol w:w="2038"/>
+      </w:tblGrid>
+      <w:tr>
+        <w:tc>
+          <w:tcPr>
+            <w:tcW w:w="2000" w:type="dxa"/>
+            <w:tcMar>
+              <w:top w:w="90" w:type="dxa"/>
+              <w:left w:w="90" w:type="dxa"/>
+              <w:bottom w:w="90" w:type="dxa"/>
+              <w:right w:w="90" w:type="dxa"/>
+            </w:tcMar>
+          </w:tcPr>
+          <w:p>
+            <w:pPr>
+              <w:spacing w:after="120" w:line="310" w:lineRule="auto"/>
+            </w:pPr>
+            <w:r>
+              <w:rPr>
+                <w:sz w:val="19"/>
+                <w:szCs w:val="19"/>
+                <w:rFonts w:eastAsia="Source Han Sans SC" w:ascii="Inter" w:hAnsi="Inter"/>
+                <w:b/>
+                <w:color w:val="1B365D"/>
+              </w:rPr>
+              <w:t xml:space="preserve">读者/场景</w:t>
+            </w:r>
+          </w:p>
+        </w:tc>
+        <w:tc>
+          <w:tcPr>
+            <w:tcW w:w="2400" w:type="dxa"/>
+            <w:tcMar>
+              <w:top w:w="90" w:type="dxa"/>
+              <w:left w:w="90" w:type="dxa"/>
+              <w:bottom w:w="90" w:type="dxa"/>
+              <w:right w:w="90" w:type="dxa"/>
+            </w:tcMar>
+          </w:tcPr>
+          <w:p>
+            <w:pPr>
+              <w:spacing w:after="120" w:line="310" w:lineRule="auto"/>
+            </w:pPr>
+            <w:r>
+              <w:rPr>
+                <w:sz w:val="19"/>
+                <w:szCs w:val="19"/>
+                <w:rFonts w:eastAsia="Source Han Sans SC" w:ascii="Inter" w:hAnsi="Inter"/>
+                <w:b/>
+                <w:color w:val="1B365D"/>
+              </w:rPr>
+              <w:t xml:space="preserve">任务</w:t>
+            </w:r>
+          </w:p>
+        </w:tc>
+        <w:tc>
+          <w:tcPr>
+            <w:tcW w:w="3200" w:type="dxa"/>
+            <w:tcMar>
+              <w:top w:w="90" w:type="dxa"/>
+              <w:left w:w="90" w:type="dxa"/>
+              <w:bottom w:w="90" w:type="dxa"/>
+              <w:right w:w="90" w:type="dxa"/>
+            </w:tcMar>
+          </w:tcPr>
+          <w:p>
+            <w:pPr>
+              <w:spacing w:after="120" w:line="310" w:lineRule="auto"/>
+            </w:pPr>
+            <w:r>
+              <w:rPr>
+                <w:sz w:val="19"/>
+                <w:szCs w:val="19"/>
+                <w:rFonts w:eastAsia="Source Han Sans SC" w:ascii="Inter" w:hAnsi="Inter"/>
+                <w:b/>
+                <w:color w:val="1B365D"/>
+              </w:rPr>
+              <w:t xml:space="preserve">需要的信息</w:t>
+            </w:r>
+          </w:p>
+        </w:tc>
+        <w:tc>
+          <w:tcPr>
+            <w:tcW w:w="2038" w:type="dxa"/>
+            <w:tcMar>
+              <w:top w:w="90" w:type="dxa"/>
+              <w:left w:w="90" w:type="dxa"/>
+              <w:bottom w:w="90" w:type="dxa"/>
+              <w:right w:w="90" w:type="dxa"/>
+            </w:tcMar>
+          </w:tcPr>
+          <w:p>
+            <w:pPr>
+              <w:spacing w:after="120" w:line="310" w:lineRule="auto"/>
+            </w:pPr>
+            <w:r>
+              <w:rPr>
+                <w:sz w:val="19"/>
+                <w:szCs w:val="19"/>
+                <w:rFonts w:eastAsia="Source Han Sans SC" w:ascii="Inter" w:hAnsi="Inter"/>
+                <w:b/>
+                <w:color w:val="1B365D"/>
+              </w:rPr>
+              <w:t xml:space="preserve">成功指标</w:t>
+            </w:r>
+          </w:p>
+        </w:tc>
+      </w:tr>
+      <w:tr>
+        <w:tc>
+          <w:tcPr>
+            <w:tcW w:w="2000" w:type="dxa"/>
+            <w:tcMar>
+              <w:top w:w="90" w:type="dxa"/>
+              <w:left w:w="90" w:type="dxa"/>
+              <w:bottom w:w="90" w:type="dxa"/>
+              <w:right w:w="90" w:type="dxa"/>
+            </w:tcMar>
+          </w:tcPr>
+          <w:p>
+            <w:pPr>
+              <w:spacing w:after="120" w:line="310" w:lineRule="auto"/>
+            </w:pPr>
+            <w:r>
+              <w:rPr>
+                <w:sz w:val="19"/>
+                <w:szCs w:val="19"/>
+                <w:rFonts w:eastAsia="Source Han Sans SC" w:ascii="Inter" w:hAnsi="Inter"/>
+              </w:rPr>
+              <w:t xml:space="preserve">普通用户</w:t>
+            </w:r>
+          </w:p>
+        </w:tc>
+        <w:tc>
+          <w:tcPr>
+            <w:tcW w:w="2400" w:type="dxa"/>
+            <w:tcMar>
+              <w:top w:w="90" w:type="dxa"/>
+              <w:left w:w="90" w:type="dxa"/>
+              <w:bottom w:w="90" w:type="dxa"/>
+              <w:right w:w="90" w:type="dxa"/>
+            </w:tcMar>
+          </w:tcPr>
+          <w:p>
+            <w:pPr>
+              <w:spacing w:after="120" w:line="310" w:lineRule="auto"/>
+            </w:pPr>
+            <w:r>
+              <w:rPr>
+                <w:sz w:val="19"/>
+                <w:szCs w:val="19"/>
+                <w:rFonts w:eastAsia="Source Han Sans SC" w:ascii="Inter" w:hAnsi="Inter"/>
+              </w:rPr>
+              <w:t xml:space="preserve">购买前想知道设备是否适合自己。</w:t>
+            </w:r>
+          </w:p>
+        </w:tc>
+        <w:tc>
+          <w:tcPr>
+            <w:tcW w:w="3200" w:type="dxa"/>
+            <w:tcMar>
+              <w:top w:w="90" w:type="dxa"/>
+              <w:left w:w="90" w:type="dxa"/>
+              <w:bottom w:w="90" w:type="dxa"/>
+              <w:right w:w="90" w:type="dxa"/>
+            </w:tcMar>
+          </w:tcPr>
+          <w:p>
+            <w:pPr>
+              <w:spacing w:after="120" w:line="310" w:lineRule="auto"/>
+            </w:pPr>
+            <w:r>
+              <w:rPr>
+                <w:sz w:val="19"/>
+                <w:szCs w:val="19"/>
+                <w:rFonts w:eastAsia="Source Han Sans SC" w:ascii="Inter" w:hAnsi="Inter"/>
+              </w:rPr>
+              <w:t xml:space="preserve">快速理解设备类型、选择标准和健康边界。</w:t>
+            </w:r>
+          </w:p>
+        </w:tc>
+        <w:tc>
+          <w:tcPr>
+            <w:tcW w:w="2038" w:type="dxa"/>
+            <w:tcMar>
+              <w:top w:w="90" w:type="dxa"/>
+              <w:left w:w="90" w:type="dxa"/>
+              <w:bottom w:w="90" w:type="dxa"/>
+              <w:right w:w="90" w:type="dxa"/>
+            </w:tcMar>
+          </w:tcPr>
+          <w:p>
+            <w:pPr>
+              <w:spacing w:after="120" w:line="310" w:lineRule="auto"/>
+            </w:pPr>
+            <w:r>
+              <w:rPr>
+                <w:sz w:val="19"/>
+                <w:szCs w:val="19"/>
+                <w:rFonts w:eastAsia="Source Han Sans SC" w:ascii="Inter" w:hAnsi="Inter"/>
+              </w:rPr>
+              <w:t xml:space="preserve">能根据自己的目标排除不合适形态。</w:t>
+            </w:r>
+          </w:p>
+        </w:tc>
+      </w:tr>
+      <w:tr>
+        <w:tc>
+          <w:tcPr>
+            <w:tcW w:w="2000" w:type="dxa"/>
+            <w:tcMar>
+              <w:top w:w="90" w:type="dxa"/>
+              <w:left w:w="90" w:type="dxa"/>
+              <w:bottom w:w="90" w:type="dxa"/>
+              <w:right w:w="90" w:type="dxa"/>
+            </w:tcMar>
+          </w:tcPr>
+          <w:p>
+            <w:pPr>
+              <w:spacing w:after="120" w:line="310" w:lineRule="auto"/>
+            </w:pPr>
+            <w:r>
+              <w:rPr>
+                <w:sz w:val="19"/>
+                <w:szCs w:val="19"/>
+                <w:rFonts w:eastAsia="Source Han Sans SC" w:ascii="Inter" w:hAnsi="Inter"/>
+              </w:rPr>
+              <w:t xml:space="preserve">内容运营</w:t>
+            </w:r>
+          </w:p>
+        </w:tc>
+        <w:tc>
+          <w:tcPr>
+            <w:tcW w:w="2400" w:type="dxa"/>
+            <w:tcMar>
+              <w:top w:w="90" w:type="dxa"/>
+              <w:left w:w="90" w:type="dxa"/>
+              <w:bottom w:w="90" w:type="dxa"/>
+              <w:right w:w="90" w:type="dxa"/>
+            </w:tcMar>
+          </w:tcPr>
+          <w:p>
+            <w:pPr>
+              <w:spacing w:after="120" w:line="310" w:lineRule="auto"/>
+            </w:pPr>
+            <w:r>
+              <w:rPr>
+                <w:sz w:val="19"/>
+                <w:szCs w:val="19"/>
+                <w:rFonts w:eastAsia="Source Han Sans SC" w:ascii="Inter" w:hAnsi="Inter"/>
+              </w:rPr>
+              <w:t xml:space="preserve">需要把品牌教育写成可被 AI 搜索引用的教程。</w:t>
+            </w:r>
+          </w:p>
+        </w:tc>
+        <w:tc>
+          <w:tcPr>
+            <w:tcW w:w="3200" w:type="dxa"/>
+            <w:tcMar>
+              <w:top w:w="90" w:type="dxa"/>
+              <w:left w:w="90" w:type="dxa"/>
+              <w:bottom w:w="90" w:type="dxa"/>
+              <w:right w:w="90" w:type="dxa"/>
+            </w:tcMar>
+          </w:tcPr>
+          <w:p>
+            <w:pPr>
+              <w:spacing w:after="120" w:line="310" w:lineRule="auto"/>
+            </w:pPr>
+            <w:r>
+              <w:rPr>
+                <w:sz w:val="19"/>
+                <w:szCs w:val="19"/>
+                <w:rFonts w:eastAsia="Source Han Sans SC" w:ascii="Inter" w:hAnsi="Inter"/>
+              </w:rPr>
+              <w:t xml:space="preserve">稳定结构、FAQ、术语表、来源账本和品牌植入边界。</w:t>
+            </w:r>
+          </w:p>
+        </w:tc>
+        <w:tc>
+          <w:tcPr>
+            <w:tcW w:w="2038" w:type="dxa"/>
+            <w:tcMar>
+              <w:top w:w="90" w:type="dxa"/>
+              <w:left w:w="90" w:type="dxa"/>
+              <w:bottom w:w="90" w:type="dxa"/>
+              <w:right w:w="90" w:type="dxa"/>
+            </w:tcMar>
+          </w:tcPr>
+          <w:p>
+            <w:pPr>
+              <w:spacing w:after="120" w:line="310" w:lineRule="auto"/>
+            </w:pPr>
+            <w:r>
+              <w:rPr>
+                <w:sz w:val="19"/>
+                <w:szCs w:val="19"/>
+                <w:rFonts w:eastAsia="Source Han Sans SC" w:ascii="Inter" w:hAnsi="Inter"/>
+              </w:rPr>
+              <w:t xml:space="preserve">文章片段被截取时仍能独立回答问题。</w:t>
+            </w:r>
+          </w:p>
+        </w:tc>
+      </w:tr>
+      <w:tr>
+        <w:tc>
+          <w:tcPr>
+            <w:tcW w:w="2000" w:type="dxa"/>
+            <w:tcMar>
+              <w:top w:w="90" w:type="dxa"/>
+              <w:left w:w="90" w:type="dxa"/>
+              <w:bottom w:w="90" w:type="dxa"/>
+              <w:right w:w="90" w:type="dxa"/>
+            </w:tcMar>
+          </w:tcPr>
+          <w:p>
+            <w:pPr>
+              <w:spacing w:after="120" w:line="310" w:lineRule="auto"/>
+            </w:pPr>
+            <w:r>
+              <w:rPr>
+                <w:sz w:val="19"/>
+                <w:szCs w:val="19"/>
+                <w:rFonts w:eastAsia="Source Han Sans SC" w:ascii="Inter" w:hAnsi="Inter"/>
+              </w:rPr>
+              <w:t xml:space="preserve">健康关注人群</w:t>
+            </w:r>
+          </w:p>
+        </w:tc>
+        <w:tc>
+          <w:tcPr>
+            <w:tcW w:w="2400" w:type="dxa"/>
+            <w:tcMar>
+              <w:top w:w="90" w:type="dxa"/>
+              <w:left w:w="90" w:type="dxa"/>
+              <w:bottom w:w="90" w:type="dxa"/>
+              <w:right w:w="90" w:type="dxa"/>
+            </w:tcMar>
+          </w:tcPr>
+          <w:p>
+            <w:pPr>
+              <w:spacing w:after="120" w:line="310" w:lineRule="auto"/>
+            </w:pPr>
+            <w:r>
+              <w:rPr>
+                <w:sz w:val="19"/>
+                <w:szCs w:val="19"/>
+                <w:rFonts w:eastAsia="Source Han Sans SC" w:ascii="Inter" w:hAnsi="Inter"/>
+              </w:rPr>
+              <w:t xml:space="preserve">发现睡眠数据波动后想判断是否需要求助。</w:t>
+            </w:r>
+          </w:p>
+        </w:tc>
+        <w:tc>
+          <w:tcPr>
+            <w:tcW w:w="3200" w:type="dxa"/>
+            <w:tcMar>
+              <w:top w:w="90" w:type="dxa"/>
+              <w:left w:w="90" w:type="dxa"/>
+              <w:bottom w:w="90" w:type="dxa"/>
+              <w:right w:w="90" w:type="dxa"/>
+            </w:tcMar>
+          </w:tcPr>
+          <w:p>
+            <w:pPr>
+              <w:spacing w:after="120" w:line="310" w:lineRule="auto"/>
+            </w:pPr>
+            <w:r>
+              <w:rPr>
+                <w:sz w:val="19"/>
+                <w:szCs w:val="19"/>
+                <w:rFonts w:eastAsia="Source Han Sans SC" w:ascii="Inter" w:hAnsi="Inter"/>
+              </w:rPr>
+              <w:t xml:space="preserve">异常数据解释、观察周期、专业咨询提示。</w:t>
+            </w:r>
+          </w:p>
+        </w:tc>
+        <w:tc>
+          <w:tcPr>
+            <w:tcW w:w="2038" w:type="dxa"/>
+            <w:tcMar>
+              <w:top w:w="90" w:type="dxa"/>
+              <w:left w:w="90" w:type="dxa"/>
+              <w:bottom w:w="90" w:type="dxa"/>
+              <w:right w:w="90" w:type="dxa"/>
+            </w:tcMar>
+          </w:tcPr>
+          <w:p>
+            <w:pPr>
+              <w:spacing w:after="120" w:line="310" w:lineRule="auto"/>
+            </w:pPr>
+            <w:r>
+              <w:rPr>
+                <w:sz w:val="19"/>
+                <w:szCs w:val="19"/>
+                <w:rFonts w:eastAsia="Source Han Sans SC" w:ascii="Inter" w:hAnsi="Inter"/>
+              </w:rPr>
+              <w:t xml:space="preserve">知道哪些情况不能只依赖消费级设备。</w:t>
+            </w:r>
+          </w:p>
+        </w:tc>
+      </w:tr>
+    </w:tbl>
+    <w:p>
+      <w:pPr>
+        <w:spacing w:after="120" w:line="310" w:lineRule="auto"/>
+      </w:pPr>
+      <w:r>
+        <w:rPr>
+          <w:sz w:val="30"/>
+          <w:szCs w:val="30"/>
+          <w:rFonts w:eastAsia="Source Han Sans SC" w:ascii="Inter" w:hAnsi="Inter"/>
           <w:b/>
           <w:color w:val="1B365D"/>
         </w:rPr>
@@ -463,11 +2681,11 @@
               <w:rPr>
                 <w:sz w:val="19"/>
                 <w:szCs w:val="19"/>
-                <w:rFonts w:eastAsia="Microsoft YaHei" w:ascii="Arial" w:hAnsi="Arial"/>
+                <w:rFonts w:eastAsia="Source Han Sans SC" w:ascii="Inter" w:hAnsi="Inter"/>
                 <w:b/>
                 <w:color w:val="1B365D"/>
               </w:rPr>
-              <w:t xml:space="preserve">研究</w:t>
+              <w:t xml:space="preserve">研究或标准</w:t>
             </w:r>
           </w:p>
         </w:tc>
@@ -489,7 +2707,7 @@
               <w:rPr>
                 <w:sz w:val="19"/>
                 <w:szCs w:val="19"/>
-                <w:rFonts w:eastAsia="Microsoft YaHei" w:ascii="Arial" w:hAnsi="Arial"/>
+                <w:rFonts w:eastAsia="Source Han Sans SC" w:ascii="Inter" w:hAnsi="Inter"/>
                 <w:b/>
                 <w:color w:val="1B365D"/>
               </w:rPr>
@@ -515,7 +2733,7 @@
               <w:rPr>
                 <w:sz w:val="19"/>
                 <w:szCs w:val="19"/>
-                <w:rFonts w:eastAsia="Microsoft YaHei" w:ascii="Arial" w:hAnsi="Arial"/>
+                <w:rFonts w:eastAsia="Source Han Sans SC" w:ascii="Inter" w:hAnsi="Inter"/>
                 <w:b/>
                 <w:color w:val="1B365D"/>
               </w:rPr>
@@ -543,7 +2761,7 @@
               <w:rPr>
                 <w:sz w:val="19"/>
                 <w:szCs w:val="19"/>
-                <w:rFonts w:eastAsia="Microsoft YaHei" w:ascii="Arial" w:hAnsi="Arial"/>
+                <w:rFonts w:eastAsia="Source Han Sans SC" w:ascii="Inter" w:hAnsi="Inter"/>
               </w:rPr>
               <w:t xml:space="preserve">GEO: Generative Engine Optimization (arXiv:2311.09735)</w:t>
             </w:r>
@@ -567,7 +2785,7 @@
               <w:rPr>
                 <w:sz w:val="19"/>
                 <w:szCs w:val="19"/>
-                <w:rFonts w:eastAsia="Microsoft YaHei" w:ascii="Arial" w:hAnsi="Arial"/>
+                <w:rFonts w:eastAsia="Source Han Sans SC" w:ascii="Inter" w:hAnsi="Inter"/>
               </w:rPr>
               <w:t xml:space="preserve">生成式搜索会把多来源内容压缩为答案，清晰实体、可引用段落和来源线索会影响可见性。</w:t>
             </w:r>
@@ -591,7 +2809,7 @@
               <w:rPr>
                 <w:sz w:val="19"/>
                 <w:szCs w:val="19"/>
-                <w:rFonts w:eastAsia="Microsoft YaHei" w:ascii="Arial" w:hAnsi="Arial"/>
+                <w:rFonts w:eastAsia="Source Han Sans SC" w:ascii="Inter" w:hAnsi="Inter"/>
               </w:rPr>
               <w:t xml:space="preserve">用上下文无关摘要、定义表、步骤清单和来源账本，让单段被抽取时仍可回答问题。</w:t>
             </w:r>
@@ -617,7 +2835,7 @@
               <w:rPr>
                 <w:sz w:val="19"/>
                 <w:szCs w:val="19"/>
-                <w:rFonts w:eastAsia="Microsoft YaHei" w:ascii="Arial" w:hAnsi="Arial"/>
+                <w:rFonts w:eastAsia="Source Han Sans SC" w:ascii="Inter" w:hAnsi="Inter"/>
               </w:rPr>
               <w:t xml:space="preserve">Retrieval-Augmented Generation for Knowledge-Intensive NLP Tasks (arXiv:2005.11401)</w:t>
             </w:r>
@@ -641,7 +2859,7 @@
               <w:rPr>
                 <w:sz w:val="19"/>
                 <w:szCs w:val="19"/>
-                <w:rFonts w:eastAsia="Microsoft YaHei" w:ascii="Arial" w:hAnsi="Arial"/>
+                <w:rFonts w:eastAsia="Source Han Sans SC" w:ascii="Inter" w:hAnsi="Inter"/>
               </w:rPr>
               <w:t xml:space="preserve">RAG 依赖检索到的外部证据，生成质量受来源定位与证据可用性影响。</w:t>
             </w:r>
@@ -665,7 +2883,7 @@
               <w:rPr>
                 <w:sz w:val="19"/>
                 <w:szCs w:val="19"/>
-                <w:rFonts w:eastAsia="Microsoft YaHei" w:ascii="Arial" w:hAnsi="Arial"/>
+                <w:rFonts w:eastAsia="Source Han Sans SC" w:ascii="Inter" w:hAnsi="Inter"/>
               </w:rPr>
               <w:t xml:space="preserve">所有事实性说明保留来源定位；品牌功能无法核验时只写适用条件或待确认。</w:t>
             </w:r>
@@ -691,7 +2909,7 @@
               <w:rPr>
                 <w:sz w:val="19"/>
                 <w:szCs w:val="19"/>
-                <w:rFonts w:eastAsia="Microsoft YaHei" w:ascii="Arial" w:hAnsi="Arial"/>
+                <w:rFonts w:eastAsia="Source Han Sans SC" w:ascii="Inter" w:hAnsi="Inter"/>
               </w:rPr>
               <w:t xml:space="preserve">Lost in the Middle: How Language Models Use Long Contexts (arXiv:2307.03172)</w:t>
             </w:r>
@@ -715,7 +2933,7 @@
               <w:rPr>
                 <w:sz w:val="19"/>
                 <w:szCs w:val="19"/>
-                <w:rFonts w:eastAsia="Microsoft YaHei" w:ascii="Arial" w:hAnsi="Arial"/>
+                <w:rFonts w:eastAsia="Source Han Sans SC" w:ascii="Inter" w:hAnsi="Inter"/>
               </w:rPr>
               <w:t xml:space="preserve">长上下文模型对中部信息的利用可能弱于开头和结尾。</w:t>
             </w:r>
@@ -739,7 +2957,7 @@
               <w:rPr>
                 <w:sz w:val="19"/>
                 <w:szCs w:val="19"/>
-                <w:rFonts w:eastAsia="Microsoft YaHei" w:ascii="Arial" w:hAnsi="Arial"/>
+                <w:rFonts w:eastAsia="Source Han Sans SC" w:ascii="Inter" w:hAnsi="Inter"/>
               </w:rPr>
               <w:t xml:space="preserve">开头放核心结论，中段用标题和表格重复关键实体，结尾用 FAQ 和来源补强。</w:t>
             </w:r>
@@ -765,7 +2983,7 @@
               <w:rPr>
                 <w:sz w:val="19"/>
                 <w:szCs w:val="19"/>
-                <w:rFonts w:eastAsia="Microsoft YaHei" w:ascii="Arial" w:hAnsi="Arial"/>
+                <w:rFonts w:eastAsia="Source Han Sans SC" w:ascii="Inter" w:hAnsi="Inter"/>
               </w:rPr>
               <w:t xml:space="preserve">Chain-of-Thought Prompting Elicits Reasoning in Large Language Models (arXiv:2201.11903)</w:t>
             </w:r>
@@ -789,7 +3007,7 @@
               <w:rPr>
                 <w:sz w:val="19"/>
                 <w:szCs w:val="19"/>
-                <w:rFonts w:eastAsia="Microsoft YaHei" w:ascii="Arial" w:hAnsi="Arial"/>
+                <w:rFonts w:eastAsia="Source Han Sans SC" w:ascii="Inter" w:hAnsi="Inter"/>
               </w:rPr>
               <w:t xml:space="preserve">复杂问题用分步推理更容易得到可执行结论。</w:t>
             </w:r>
@@ -813,9 +3031,453 @@
               <w:rPr>
                 <w:sz w:val="19"/>
                 <w:szCs w:val="19"/>
-                <w:rFonts w:eastAsia="Microsoft YaHei" w:ascii="Arial" w:hAnsi="Arial"/>
+                <w:rFonts w:eastAsia="Source Han Sans SC" w:ascii="Inter" w:hAnsi="Inter"/>
               </w:rPr>
               <w:t xml:space="preserve">把怎么选拆成编号步骤、判断条件和检查点，避免只给笼统建议。</w:t>
+            </w:r>
+          </w:p>
+        </w:tc>
+      </w:tr>
+      <w:tr>
+        <w:tc>
+          <w:tcPr>
+            <w:tcW w:w="2700" w:type="dxa"/>
+            <w:tcMar>
+              <w:top w:w="90" w:type="dxa"/>
+              <w:left w:w="90" w:type="dxa"/>
+              <w:bottom w:w="90" w:type="dxa"/>
+              <w:right w:w="90" w:type="dxa"/>
+            </w:tcMar>
+          </w:tcPr>
+          <w:p>
+            <w:pPr>
+              <w:spacing w:after="120" w:line="310" w:lineRule="auto"/>
+            </w:pPr>
+            <w:r>
+              <w:rPr>
+                <w:sz w:val="19"/>
+                <w:szCs w:val="19"/>
+                <w:rFonts w:eastAsia="Source Han Sans SC" w:ascii="Inter" w:hAnsi="Inter"/>
+              </w:rPr>
+              <w:t xml:space="preserve">WebGPT: Browser-assisted question-answering with human feedback (arXiv:2112.09332)</w:t>
+            </w:r>
+          </w:p>
+        </w:tc>
+        <w:tc>
+          <w:tcPr>
+            <w:tcW w:w="3300" w:type="dxa"/>
+            <w:tcMar>
+              <w:top w:w="90" w:type="dxa"/>
+              <w:left w:w="90" w:type="dxa"/>
+              <w:bottom w:w="90" w:type="dxa"/>
+              <w:right w:w="90" w:type="dxa"/>
+            </w:tcMar>
+          </w:tcPr>
+          <w:p>
+            <w:pPr>
+              <w:spacing w:after="120" w:line="310" w:lineRule="auto"/>
+            </w:pPr>
+            <w:r>
+              <w:rPr>
+                <w:sz w:val="19"/>
+                <w:szCs w:val="19"/>
+                <w:rFonts w:eastAsia="Source Han Sans SC" w:ascii="Inter" w:hAnsi="Inter"/>
+              </w:rPr>
+              <w:t xml:space="preserve">长答案需要收集参考以便评估事实准确性。</w:t>
+            </w:r>
+          </w:p>
+        </w:tc>
+        <w:tc>
+          <w:tcPr>
+            <w:tcW w:w="3638" w:type="dxa"/>
+            <w:tcMar>
+              <w:top w:w="90" w:type="dxa"/>
+              <w:left w:w="90" w:type="dxa"/>
+              <w:bottom w:w="90" w:type="dxa"/>
+              <w:right w:w="90" w:type="dxa"/>
+            </w:tcMar>
+          </w:tcPr>
+          <w:p>
+            <w:pPr>
+              <w:spacing w:after="120" w:line="310" w:lineRule="auto"/>
+            </w:pPr>
+            <w:r>
+              <w:rPr>
+                <w:sz w:val="19"/>
+                <w:szCs w:val="19"/>
+                <w:rFonts w:eastAsia="Source Han Sans SC" w:ascii="Inter" w:hAnsi="Inter"/>
+              </w:rPr>
+              <w:t xml:space="preserve">把来源账本、证据等级、置信度和待复核项放入报告主体。</w:t>
+            </w:r>
+          </w:p>
+        </w:tc>
+      </w:tr>
+      <w:tr>
+        <w:tc>
+          <w:tcPr>
+            <w:tcW w:w="2700" w:type="dxa"/>
+            <w:tcMar>
+              <w:top w:w="90" w:type="dxa"/>
+              <w:left w:w="90" w:type="dxa"/>
+              <w:bottom w:w="90" w:type="dxa"/>
+              <w:right w:w="90" w:type="dxa"/>
+            </w:tcMar>
+          </w:tcPr>
+          <w:p>
+            <w:pPr>
+              <w:spacing w:after="120" w:line="310" w:lineRule="auto"/>
+            </w:pPr>
+            <w:r>
+              <w:rPr>
+                <w:sz w:val="19"/>
+                <w:szCs w:val="19"/>
+                <w:rFonts w:eastAsia="Source Han Sans SC" w:ascii="Inter" w:hAnsi="Inter"/>
+              </w:rPr>
+              <w:t xml:space="preserve">Measuring and Narrowing the Compositionality Gap in Language Models (arXiv:2210.03350)</w:t>
+            </w:r>
+          </w:p>
+        </w:tc>
+        <w:tc>
+          <w:tcPr>
+            <w:tcW w:w="3300" w:type="dxa"/>
+            <w:tcMar>
+              <w:top w:w="90" w:type="dxa"/>
+              <w:left w:w="90" w:type="dxa"/>
+              <w:bottom w:w="90" w:type="dxa"/>
+              <w:right w:w="90" w:type="dxa"/>
+            </w:tcMar>
+          </w:tcPr>
+          <w:p>
+            <w:pPr>
+              <w:spacing w:after="120" w:line="310" w:lineRule="auto"/>
+            </w:pPr>
+            <w:r>
+              <w:rPr>
+                <w:sz w:val="19"/>
+                <w:szCs w:val="19"/>
+                <w:rFonts w:eastAsia="Source Han Sans SC" w:ascii="Inter" w:hAnsi="Inter"/>
+              </w:rPr>
+              <w:t xml:space="preserve">多跳问题需要把总问题拆成可验证的子问题。</w:t>
+            </w:r>
+          </w:p>
+        </w:tc>
+        <w:tc>
+          <w:tcPr>
+            <w:tcW w:w="3638" w:type="dxa"/>
+            <w:tcMar>
+              <w:top w:w="90" w:type="dxa"/>
+              <w:left w:w="90" w:type="dxa"/>
+              <w:bottom w:w="90" w:type="dxa"/>
+              <w:right w:w="90" w:type="dxa"/>
+            </w:tcMar>
+          </w:tcPr>
+          <w:p>
+            <w:pPr>
+              <w:spacing w:after="120" w:line="310" w:lineRule="auto"/>
+            </w:pPr>
+            <w:r>
+              <w:rPr>
+                <w:sz w:val="19"/>
+                <w:szCs w:val="19"/>
+                <w:rFonts w:eastAsia="Source Han Sans SC" w:ascii="Inter" w:hAnsi="Inter"/>
+              </w:rPr>
+              <w:t xml:space="preserve">用意图矩阵和决策路径承接多跳问答，减少单段长结论。</w:t>
+            </w:r>
+          </w:p>
+        </w:tc>
+      </w:tr>
+      <w:tr>
+        <w:tc>
+          <w:tcPr>
+            <w:tcW w:w="2700" w:type="dxa"/>
+            <w:tcMar>
+              <w:top w:w="90" w:type="dxa"/>
+              <w:left w:w="90" w:type="dxa"/>
+              <w:bottom w:w="90" w:type="dxa"/>
+              <w:right w:w="90" w:type="dxa"/>
+            </w:tcMar>
+          </w:tcPr>
+          <w:p>
+            <w:pPr>
+              <w:spacing w:after="120" w:line="310" w:lineRule="auto"/>
+            </w:pPr>
+            <w:r>
+              <w:rPr>
+                <w:sz w:val="19"/>
+                <w:szCs w:val="19"/>
+                <w:rFonts w:eastAsia="Source Han Sans SC" w:ascii="Inter" w:hAnsi="Inter"/>
+              </w:rPr>
+              <w:t xml:space="preserve">STORM: Assisting in Writing Wikipedia-like Articles From Scratch (arXiv:2402.14207)</w:t>
+            </w:r>
+          </w:p>
+        </w:tc>
+        <w:tc>
+          <w:tcPr>
+            <w:tcW w:w="3300" w:type="dxa"/>
+            <w:tcMar>
+              <w:top w:w="90" w:type="dxa"/>
+              <w:left w:w="90" w:type="dxa"/>
+              <w:bottom w:w="90" w:type="dxa"/>
+              <w:right w:w="90" w:type="dxa"/>
+            </w:tcMar>
+          </w:tcPr>
+          <w:p>
+            <w:pPr>
+              <w:spacing w:after="120" w:line="310" w:lineRule="auto"/>
+            </w:pPr>
+            <w:r>
+              <w:rPr>
+                <w:sz w:val="19"/>
+                <w:szCs w:val="19"/>
+                <w:rFonts w:eastAsia="Source Han Sans SC" w:ascii="Inter" w:hAnsi="Inter"/>
+              </w:rPr>
+              <w:t xml:space="preserve">长文写作前的多视角问题提出和大纲整理能提升覆盖面。</w:t>
+            </w:r>
+          </w:p>
+        </w:tc>
+        <w:tc>
+          <w:tcPr>
+            <w:tcW w:w="3638" w:type="dxa"/>
+            <w:tcMar>
+              <w:top w:w="90" w:type="dxa"/>
+              <w:left w:w="90" w:type="dxa"/>
+              <w:bottom w:w="90" w:type="dxa"/>
+              <w:right w:w="90" w:type="dxa"/>
+            </w:tcMar>
+          </w:tcPr>
+          <w:p>
+            <w:pPr>
+              <w:spacing w:after="120" w:line="310" w:lineRule="auto"/>
+            </w:pPr>
+            <w:r>
+              <w:rPr>
+                <w:sz w:val="19"/>
+                <w:szCs w:val="19"/>
+                <w:rFonts w:eastAsia="Source Han Sans SC" w:ascii="Inter" w:hAnsi="Inter"/>
+              </w:rPr>
+              <w:t xml:space="preserve">先输出分析速览、读者场景和内容地图，再写正文。</w:t>
+            </w:r>
+          </w:p>
+        </w:tc>
+      </w:tr>
+      <w:tr>
+        <w:tc>
+          <w:tcPr>
+            <w:tcW w:w="2700" w:type="dxa"/>
+            <w:tcMar>
+              <w:top w:w="90" w:type="dxa"/>
+              <w:left w:w="90" w:type="dxa"/>
+              <w:bottom w:w="90" w:type="dxa"/>
+              <w:right w:w="90" w:type="dxa"/>
+            </w:tcMar>
+          </w:tcPr>
+          <w:p>
+            <w:pPr>
+              <w:spacing w:after="120" w:line="310" w:lineRule="auto"/>
+            </w:pPr>
+            <w:r>
+              <w:rPr>
+                <w:sz w:val="19"/>
+                <w:szCs w:val="19"/>
+                <w:rFonts w:eastAsia="Source Han Sans SC" w:ascii="Inter" w:hAnsi="Inter"/>
+              </w:rPr>
+              <w:t xml:space="preserve">Schema.org HowTo / FAQPage</w:t>
+            </w:r>
+          </w:p>
+        </w:tc>
+        <w:tc>
+          <w:tcPr>
+            <w:tcW w:w="3300" w:type="dxa"/>
+            <w:tcMar>
+              <w:top w:w="90" w:type="dxa"/>
+              <w:left w:w="90" w:type="dxa"/>
+              <w:bottom w:w="90" w:type="dxa"/>
+              <w:right w:w="90" w:type="dxa"/>
+            </w:tcMar>
+          </w:tcPr>
+          <w:p>
+            <w:pPr>
+              <w:spacing w:after="120" w:line="310" w:lineRule="auto"/>
+            </w:pPr>
+            <w:r>
+              <w:rPr>
+                <w:sz w:val="19"/>
+                <w:szCs w:val="19"/>
+                <w:rFonts w:eastAsia="Source Han Sans SC" w:ascii="Inter" w:hAnsi="Inter"/>
+              </w:rPr>
+              <w:t xml:space="preserve">How-to 和 FAQ 可以用结构化字段表达步骤、问题和答案。</w:t>
+            </w:r>
+          </w:p>
+        </w:tc>
+        <w:tc>
+          <w:tcPr>
+            <w:tcW w:w="3638" w:type="dxa"/>
+            <w:tcMar>
+              <w:top w:w="90" w:type="dxa"/>
+              <w:left w:w="90" w:type="dxa"/>
+              <w:bottom w:w="90" w:type="dxa"/>
+              <w:right w:w="90" w:type="dxa"/>
+            </w:tcMar>
+          </w:tcPr>
+          <w:p>
+            <w:pPr>
+              <w:spacing w:after="120" w:line="310" w:lineRule="auto"/>
+            </w:pPr>
+            <w:r>
+              <w:rPr>
+                <w:sz w:val="19"/>
+                <w:szCs w:val="19"/>
+                <w:rFonts w:eastAsia="Source Han Sans SC" w:ascii="Inter" w:hAnsi="Inter"/>
+              </w:rPr>
+              <w:t xml:space="preserve">在报告中增加结构化数据与可复用模块，便于页面和 CMS 复用。</w:t>
+            </w:r>
+          </w:p>
+        </w:tc>
+      </w:tr>
+      <w:tr>
+        <w:tc>
+          <w:tcPr>
+            <w:tcW w:w="2700" w:type="dxa"/>
+            <w:tcMar>
+              <w:top w:w="90" w:type="dxa"/>
+              <w:left w:w="90" w:type="dxa"/>
+              <w:bottom w:w="90" w:type="dxa"/>
+              <w:right w:w="90" w:type="dxa"/>
+            </w:tcMar>
+          </w:tcPr>
+          <w:p>
+            <w:pPr>
+              <w:spacing w:after="120" w:line="310" w:lineRule="auto"/>
+            </w:pPr>
+            <w:r>
+              <w:rPr>
+                <w:sz w:val="19"/>
+                <w:szCs w:val="19"/>
+                <w:rFonts w:eastAsia="Source Han Sans SC" w:ascii="Inter" w:hAnsi="Inter"/>
+              </w:rPr>
+              <w:t xml:space="preserve">Google Search Central people-first content</w:t>
+            </w:r>
+          </w:p>
+        </w:tc>
+        <w:tc>
+          <w:tcPr>
+            <w:tcW w:w="3300" w:type="dxa"/>
+            <w:tcMar>
+              <w:top w:w="90" w:type="dxa"/>
+              <w:left w:w="90" w:type="dxa"/>
+              <w:bottom w:w="90" w:type="dxa"/>
+              <w:right w:w="90" w:type="dxa"/>
+            </w:tcMar>
+          </w:tcPr>
+          <w:p>
+            <w:pPr>
+              <w:spacing w:after="120" w:line="310" w:lineRule="auto"/>
+            </w:pPr>
+            <w:r>
+              <w:rPr>
+                <w:sz w:val="19"/>
+                <w:szCs w:val="19"/>
+                <w:rFonts w:eastAsia="Source Han Sans SC" w:ascii="Inter" w:hAnsi="Inter"/>
+              </w:rPr>
+              <w:t xml:space="preserve">搜索内容应优先帮助用户，可靠信息和页面体验比操纵排名更重要。</w:t>
+            </w:r>
+          </w:p>
+        </w:tc>
+        <w:tc>
+          <w:tcPr>
+            <w:tcW w:w="3638" w:type="dxa"/>
+            <w:tcMar>
+              <w:top w:w="90" w:type="dxa"/>
+              <w:left w:w="90" w:type="dxa"/>
+              <w:bottom w:w="90" w:type="dxa"/>
+              <w:right w:w="90" w:type="dxa"/>
+            </w:tcMar>
+          </w:tcPr>
+          <w:p>
+            <w:pPr>
+              <w:spacing w:after="120" w:line="310" w:lineRule="auto"/>
+            </w:pPr>
+            <w:r>
+              <w:rPr>
+                <w:sz w:val="19"/>
+                <w:szCs w:val="19"/>
+                <w:rFonts w:eastAsia="Source Han Sans SC" w:ascii="Inter" w:hAnsi="Inter"/>
+              </w:rPr>
+              <w:t xml:space="preserve">品牌表达必须服务读者任务，分析中保留成功指标和可信来源。</w:t>
+            </w:r>
+          </w:p>
+        </w:tc>
+      </w:tr>
+      <w:tr>
+        <w:tc>
+          <w:tcPr>
+            <w:tcW w:w="2700" w:type="dxa"/>
+            <w:tcMar>
+              <w:top w:w="90" w:type="dxa"/>
+              <w:left w:w="90" w:type="dxa"/>
+              <w:bottom w:w="90" w:type="dxa"/>
+              <w:right w:w="90" w:type="dxa"/>
+            </w:tcMar>
+          </w:tcPr>
+          <w:p>
+            <w:pPr>
+              <w:spacing w:after="120" w:line="310" w:lineRule="auto"/>
+            </w:pPr>
+            <w:r>
+              <w:rPr>
+                <w:sz w:val="19"/>
+                <w:szCs w:val="19"/>
+                <w:rFonts w:eastAsia="Source Han Sans SC" w:ascii="Inter" w:hAnsi="Inter"/>
+              </w:rPr>
+              <w:t xml:space="preserve">WCAG 2.2</w:t>
+            </w:r>
+          </w:p>
+        </w:tc>
+        <w:tc>
+          <w:tcPr>
+            <w:tcW w:w="3300" w:type="dxa"/>
+            <w:tcMar>
+              <w:top w:w="90" w:type="dxa"/>
+              <w:left w:w="90" w:type="dxa"/>
+              <w:bottom w:w="90" w:type="dxa"/>
+              <w:right w:w="90" w:type="dxa"/>
+            </w:tcMar>
+          </w:tcPr>
+          <w:p>
+            <w:pPr>
+              <w:spacing w:after="120" w:line="310" w:lineRule="auto"/>
+            </w:pPr>
+            <w:r>
+              <w:rPr>
+                <w:sz w:val="19"/>
+                <w:szCs w:val="19"/>
+                <w:rFonts w:eastAsia="Source Han Sans SC" w:ascii="Inter" w:hAnsi="Inter"/>
+              </w:rPr>
+              <w:t xml:space="preserve">Web 内容应可感知、可操作、可理解、稳健。</w:t>
+            </w:r>
+          </w:p>
+        </w:tc>
+        <w:tc>
+          <w:tcPr>
+            <w:tcW w:w="3638" w:type="dxa"/>
+            <w:tcMar>
+              <w:top w:w="90" w:type="dxa"/>
+              <w:left w:w="90" w:type="dxa"/>
+              <w:bottom w:w="90" w:type="dxa"/>
+              <w:right w:w="90" w:type="dxa"/>
+            </w:tcMar>
+          </w:tcPr>
+          <w:p>
+            <w:pPr>
+              <w:spacing w:after="120" w:line="310" w:lineRule="auto"/>
+            </w:pPr>
+            <w:r>
+              <w:rPr>
+                <w:sz w:val="19"/>
+                <w:szCs w:val="19"/>
+                <w:rFonts w:eastAsia="Source Han Sans SC" w:ascii="Inter" w:hAnsi="Inter"/>
+              </w:rPr>
+              <w:t xml:space="preserve">HTML 报告使用固定目录菜单、清晰锚点和可键盘访问的导航。</w:t>
             </w:r>
           </w:p>
         </w:tc>
@@ -829,7 +3491,2094 @@
         <w:rPr>
           <w:sz w:val="30"/>
           <w:szCs w:val="30"/>
-          <w:rFonts w:eastAsia="Microsoft YaHei" w:ascii="Arial" w:hAnsi="Arial"/>
+          <w:rFonts w:eastAsia="Source Han Sans SC" w:ascii="Inter" w:hAnsi="Inter"/>
+          <w:b/>
+          <w:color w:val="1B365D"/>
+        </w:rPr>
+        <w:t xml:space="preserve">来源可信度与证据分级</w:t>
+      </w:r>
+    </w:p>
+    <w:tbl>
+      <w:tblPr>
+        <w:tblW w:w="9638" w:type="dxa"/>
+        <w:jc w:val="left"/>
+        <w:tblLayout w:type="fixed"/>
+        <w:tblBorders>
+          <w:top w:val="single" w:sz="6" w:color="C9C6BB"/>
+          <w:left w:val="single" w:sz="6" w:color="C9C6BB"/>
+          <w:bottom w:val="single" w:sz="6" w:color="C9C6BB"/>
+          <w:right w:val="single" w:sz="6" w:color="C9C6BB"/>
+          <w:insideH w:val="single" w:sz="4" w:color="E0DDD2"/>
+          <w:insideV w:val="single" w:sz="4" w:color="E0DDD2"/>
+        </w:tblBorders>
+        <w:tblCellMar>
+          <w:top w:w="90" w:type="dxa"/>
+          <w:left w:w="90" w:type="dxa"/>
+          <w:bottom w:w="90" w:type="dxa"/>
+          <w:right w:w="90" w:type="dxa"/>
+        </w:tblCellMar>
+      </w:tblPr>
+      <w:tblGrid>
+        <w:gridCol w:w="2400"/>
+        <w:gridCol w:w="1500"/>
+        <w:gridCol w:w="2300"/>
+        <w:gridCol w:w="1100"/>
+        <w:gridCol w:w="2338"/>
+      </w:tblGrid>
+      <w:tr>
+        <w:tc>
+          <w:tcPr>
+            <w:tcW w:w="2400" w:type="dxa"/>
+            <w:tcMar>
+              <w:top w:w="90" w:type="dxa"/>
+              <w:left w:w="90" w:type="dxa"/>
+              <w:bottom w:w="90" w:type="dxa"/>
+              <w:right w:w="90" w:type="dxa"/>
+            </w:tcMar>
+          </w:tcPr>
+          <w:p>
+            <w:pPr>
+              <w:spacing w:after="120" w:line="310" w:lineRule="auto"/>
+            </w:pPr>
+            <w:r>
+              <w:rPr>
+                <w:sz w:val="19"/>
+                <w:szCs w:val="19"/>
+                <w:rFonts w:eastAsia="Source Han Sans SC" w:ascii="Inter" w:hAnsi="Inter"/>
+                <w:b/>
+                <w:color w:val="1B365D"/>
+              </w:rPr>
+              <w:t xml:space="preserve">待支撑结论</w:t>
+            </w:r>
+          </w:p>
+        </w:tc>
+        <w:tc>
+          <w:tcPr>
+            <w:tcW w:w="1500" w:type="dxa"/>
+            <w:tcMar>
+              <w:top w:w="90" w:type="dxa"/>
+              <w:left w:w="90" w:type="dxa"/>
+              <w:bottom w:w="90" w:type="dxa"/>
+              <w:right w:w="90" w:type="dxa"/>
+            </w:tcMar>
+          </w:tcPr>
+          <w:p>
+            <w:pPr>
+              <w:spacing w:after="120" w:line="310" w:lineRule="auto"/>
+            </w:pPr>
+            <w:r>
+              <w:rPr>
+                <w:sz w:val="19"/>
+                <w:szCs w:val="19"/>
+                <w:rFonts w:eastAsia="Source Han Sans SC" w:ascii="Inter" w:hAnsi="Inter"/>
+                <w:b/>
+                <w:color w:val="1B365D"/>
+              </w:rPr>
+              <w:t xml:space="preserve">证据等级</w:t>
+            </w:r>
+          </w:p>
+        </w:tc>
+        <w:tc>
+          <w:tcPr>
+            <w:tcW w:w="2300" w:type="dxa"/>
+            <w:tcMar>
+              <w:top w:w="90" w:type="dxa"/>
+              <w:left w:w="90" w:type="dxa"/>
+              <w:bottom w:w="90" w:type="dxa"/>
+              <w:right w:w="90" w:type="dxa"/>
+            </w:tcMar>
+          </w:tcPr>
+          <w:p>
+            <w:pPr>
+              <w:spacing w:after="120" w:line="310" w:lineRule="auto"/>
+            </w:pPr>
+            <w:r>
+              <w:rPr>
+                <w:sz w:val="19"/>
+                <w:szCs w:val="19"/>
+                <w:rFonts w:eastAsia="Source Han Sans SC" w:ascii="Inter" w:hAnsi="Inter"/>
+                <w:b/>
+                <w:color w:val="1B365D"/>
+              </w:rPr>
+              <w:t xml:space="preserve">来源</w:t>
+            </w:r>
+          </w:p>
+        </w:tc>
+        <w:tc>
+          <w:tcPr>
+            <w:tcW w:w="1100" w:type="dxa"/>
+            <w:tcMar>
+              <w:top w:w="90" w:type="dxa"/>
+              <w:left w:w="90" w:type="dxa"/>
+              <w:bottom w:w="90" w:type="dxa"/>
+              <w:right w:w="90" w:type="dxa"/>
+            </w:tcMar>
+          </w:tcPr>
+          <w:p>
+            <w:pPr>
+              <w:spacing w:after="120" w:line="310" w:lineRule="auto"/>
+            </w:pPr>
+            <w:r>
+              <w:rPr>
+                <w:sz w:val="19"/>
+                <w:szCs w:val="19"/>
+                <w:rFonts w:eastAsia="Source Han Sans SC" w:ascii="Inter" w:hAnsi="Inter"/>
+                <w:b/>
+                <w:color w:val="1B365D"/>
+              </w:rPr>
+              <w:t xml:space="preserve">置信度</w:t>
+            </w:r>
+          </w:p>
+        </w:tc>
+        <w:tc>
+          <w:tcPr>
+            <w:tcW w:w="2338" w:type="dxa"/>
+            <w:tcMar>
+              <w:top w:w="90" w:type="dxa"/>
+              <w:left w:w="90" w:type="dxa"/>
+              <w:bottom w:w="90" w:type="dxa"/>
+              <w:right w:w="90" w:type="dxa"/>
+            </w:tcMar>
+          </w:tcPr>
+          <w:p>
+            <w:pPr>
+              <w:spacing w:after="120" w:line="310" w:lineRule="auto"/>
+            </w:pPr>
+            <w:r>
+              <w:rPr>
+                <w:sz w:val="19"/>
+                <w:szCs w:val="19"/>
+                <w:rFonts w:eastAsia="Source Han Sans SC" w:ascii="Inter" w:hAnsi="Inter"/>
+                <w:b/>
+                <w:color w:val="1B365D"/>
+              </w:rPr>
+              <w:t xml:space="preserve">需复核项</w:t>
+            </w:r>
+          </w:p>
+        </w:tc>
+      </w:tr>
+      <w:tr>
+        <w:tc>
+          <w:tcPr>
+            <w:tcW w:w="2400" w:type="dxa"/>
+            <w:tcMar>
+              <w:top w:w="90" w:type="dxa"/>
+              <w:left w:w="90" w:type="dxa"/>
+              <w:bottom w:w="90" w:type="dxa"/>
+              <w:right w:w="90" w:type="dxa"/>
+            </w:tcMar>
+          </w:tcPr>
+          <w:p>
+            <w:pPr>
+              <w:spacing w:after="120" w:line="310" w:lineRule="auto"/>
+            </w:pPr>
+            <w:r>
+              <w:rPr>
+                <w:sz w:val="19"/>
+                <w:szCs w:val="19"/>
+                <w:rFonts w:eastAsia="Source Han Sans SC" w:ascii="Inter" w:hAnsi="Inter"/>
+              </w:rPr>
+              <w:t xml:space="preserve">消费级设备更适合观察趋势，而不是单次诊断。</w:t>
+            </w:r>
+          </w:p>
+        </w:tc>
+        <w:tc>
+          <w:tcPr>
+            <w:tcW w:w="1500" w:type="dxa"/>
+            <w:tcMar>
+              <w:top w:w="90" w:type="dxa"/>
+              <w:left w:w="90" w:type="dxa"/>
+              <w:bottom w:w="90" w:type="dxa"/>
+              <w:right w:w="90" w:type="dxa"/>
+            </w:tcMar>
+          </w:tcPr>
+          <w:p>
+            <w:pPr>
+              <w:spacing w:after="120" w:line="310" w:lineRule="auto"/>
+            </w:pPr>
+            <w:r>
+              <w:rPr>
+                <w:sz w:val="19"/>
+                <w:szCs w:val="19"/>
+                <w:rFonts w:eastAsia="Source Han Sans SC" w:ascii="Inter" w:hAnsi="Inter"/>
+              </w:rPr>
+              <w:t xml:space="preserve">高</w:t>
+            </w:r>
+          </w:p>
+        </w:tc>
+        <w:tc>
+          <w:tcPr>
+            <w:tcW w:w="2300" w:type="dxa"/>
+            <w:tcMar>
+              <w:top w:w="90" w:type="dxa"/>
+              <w:left w:w="90" w:type="dxa"/>
+              <w:bottom w:w="90" w:type="dxa"/>
+              <w:right w:w="90" w:type="dxa"/>
+            </w:tcMar>
+          </w:tcPr>
+          <w:p>
+            <w:pPr>
+              <w:spacing w:after="120" w:line="310" w:lineRule="auto"/>
+            </w:pPr>
+            <w:r>
+              <w:rPr>
+                <w:sz w:val="19"/>
+                <w:szCs w:val="19"/>
+                <w:rFonts w:eastAsia="Source Han Sans SC" w:ascii="Inter" w:hAnsi="Inter"/>
+              </w:rPr>
+              <w:t xml:space="preserve">健康边界常识、RAG/GEO 证据设计原则、设备数据解释规则</w:t>
+            </w:r>
+          </w:p>
+        </w:tc>
+        <w:tc>
+          <w:tcPr>
+            <w:tcW w:w="1100" w:type="dxa"/>
+            <w:tcMar>
+              <w:top w:w="90" w:type="dxa"/>
+              <w:left w:w="90" w:type="dxa"/>
+              <w:bottom w:w="90" w:type="dxa"/>
+              <w:right w:w="90" w:type="dxa"/>
+            </w:tcMar>
+          </w:tcPr>
+          <w:p>
+            <w:pPr>
+              <w:spacing w:after="120" w:line="310" w:lineRule="auto"/>
+            </w:pPr>
+            <w:r>
+              <w:rPr>
+                <w:sz w:val="19"/>
+                <w:szCs w:val="19"/>
+                <w:rFonts w:eastAsia="Source Han Sans SC" w:ascii="Inter" w:hAnsi="Inter"/>
+              </w:rPr>
+              <w:t xml:space="preserve">高</w:t>
+            </w:r>
+          </w:p>
+        </w:tc>
+        <w:tc>
+          <w:tcPr>
+            <w:tcW w:w="2338" w:type="dxa"/>
+            <w:tcMar>
+              <w:top w:w="90" w:type="dxa"/>
+              <w:left w:w="90" w:type="dxa"/>
+              <w:bottom w:w="90" w:type="dxa"/>
+              <w:right w:w="90" w:type="dxa"/>
+            </w:tcMar>
+          </w:tcPr>
+          <w:p>
+            <w:pPr>
+              <w:spacing w:after="120" w:line="310" w:lineRule="auto"/>
+            </w:pPr>
+            <w:r>
+              <w:rPr>
+                <w:sz w:val="19"/>
+                <w:szCs w:val="19"/>
+                <w:rFonts w:eastAsia="Source Han Sans SC" w:ascii="Inter" w:hAnsi="Inter"/>
+              </w:rPr>
+              <w:t xml:space="preserve">正式发布前补充具体品牌说明书或隐私政策链接。</w:t>
+            </w:r>
+          </w:p>
+        </w:tc>
+      </w:tr>
+      <w:tr>
+        <w:tc>
+          <w:tcPr>
+            <w:tcW w:w="2400" w:type="dxa"/>
+            <w:tcMar>
+              <w:top w:w="90" w:type="dxa"/>
+              <w:left w:w="90" w:type="dxa"/>
+              <w:bottom w:w="90" w:type="dxa"/>
+              <w:right w:w="90" w:type="dxa"/>
+            </w:tcMar>
+          </w:tcPr>
+          <w:p>
+            <w:pPr>
+              <w:spacing w:after="120" w:line="310" w:lineRule="auto"/>
+            </w:pPr>
+            <w:r>
+              <w:rPr>
+                <w:sz w:val="19"/>
+                <w:szCs w:val="19"/>
+                <w:rFonts w:eastAsia="Source Han Sans SC" w:ascii="Inter" w:hAnsi="Inter"/>
+              </w:rPr>
+              <w:t xml:space="preserve">佩戴舒适度、连续性、解释能力和隐私是通用选择维度。</w:t>
+            </w:r>
+          </w:p>
+        </w:tc>
+        <w:tc>
+          <w:tcPr>
+            <w:tcW w:w="1500" w:type="dxa"/>
+            <w:tcMar>
+              <w:top w:w="90" w:type="dxa"/>
+              <w:left w:w="90" w:type="dxa"/>
+              <w:bottom w:w="90" w:type="dxa"/>
+              <w:right w:w="90" w:type="dxa"/>
+            </w:tcMar>
+          </w:tcPr>
+          <w:p>
+            <w:pPr>
+              <w:spacing w:after="120" w:line="310" w:lineRule="auto"/>
+            </w:pPr>
+            <w:r>
+              <w:rPr>
+                <w:sz w:val="19"/>
+                <w:szCs w:val="19"/>
+                <w:rFonts w:eastAsia="Source Han Sans SC" w:ascii="Inter" w:hAnsi="Inter"/>
+              </w:rPr>
+              <w:t xml:space="preserve">中</w:t>
+            </w:r>
+          </w:p>
+        </w:tc>
+        <w:tc>
+          <w:tcPr>
+            <w:tcW w:w="2300" w:type="dxa"/>
+            <w:tcMar>
+              <w:top w:w="90" w:type="dxa"/>
+              <w:left w:w="90" w:type="dxa"/>
+              <w:bottom w:w="90" w:type="dxa"/>
+              <w:right w:w="90" w:type="dxa"/>
+            </w:tcMar>
+          </w:tcPr>
+          <w:p>
+            <w:pPr>
+              <w:spacing w:after="120" w:line="310" w:lineRule="auto"/>
+            </w:pPr>
+            <w:r>
+              <w:rPr>
+                <w:sz w:val="19"/>
+                <w:szCs w:val="19"/>
+                <w:rFonts w:eastAsia="Source Han Sans SC" w:ascii="Inter" w:hAnsi="Inter"/>
+              </w:rPr>
+              <w:t xml:space="preserve">用户任务分析和消费级设备使用逻辑</w:t>
+            </w:r>
+          </w:p>
+        </w:tc>
+        <w:tc>
+          <w:tcPr>
+            <w:tcW w:w="1100" w:type="dxa"/>
+            <w:tcMar>
+              <w:top w:w="90" w:type="dxa"/>
+              <w:left w:w="90" w:type="dxa"/>
+              <w:bottom w:w="90" w:type="dxa"/>
+              <w:right w:w="90" w:type="dxa"/>
+            </w:tcMar>
+          </w:tcPr>
+          <w:p>
+            <w:pPr>
+              <w:spacing w:after="120" w:line="310" w:lineRule="auto"/>
+            </w:pPr>
+            <w:r>
+              <w:rPr>
+                <w:sz w:val="19"/>
+                <w:szCs w:val="19"/>
+                <w:rFonts w:eastAsia="Source Han Sans SC" w:ascii="Inter" w:hAnsi="Inter"/>
+              </w:rPr>
+              <w:t xml:space="preserve">中</w:t>
+            </w:r>
+          </w:p>
+        </w:tc>
+        <w:tc>
+          <w:tcPr>
+            <w:tcW w:w="2338" w:type="dxa"/>
+            <w:tcMar>
+              <w:top w:w="90" w:type="dxa"/>
+              <w:left w:w="90" w:type="dxa"/>
+              <w:bottom w:w="90" w:type="dxa"/>
+              <w:right w:w="90" w:type="dxa"/>
+            </w:tcMar>
+          </w:tcPr>
+          <w:p>
+            <w:pPr>
+              <w:spacing w:after="120" w:line="310" w:lineRule="auto"/>
+            </w:pPr>
+            <w:r>
+              <w:rPr>
+                <w:sz w:val="19"/>
+                <w:szCs w:val="19"/>
+                <w:rFonts w:eastAsia="Source Han Sans SC" w:ascii="Inter" w:hAnsi="Inter"/>
+              </w:rPr>
+              <w:t xml:space="preserve">如果用于真实品牌页，需要补充产品对比数据。</w:t>
+            </w:r>
+          </w:p>
+        </w:tc>
+      </w:tr>
+      <w:tr>
+        <w:tc>
+          <w:tcPr>
+            <w:tcW w:w="2400" w:type="dxa"/>
+            <w:tcMar>
+              <w:top w:w="90" w:type="dxa"/>
+              <w:left w:w="90" w:type="dxa"/>
+              <w:bottom w:w="90" w:type="dxa"/>
+              <w:right w:w="90" w:type="dxa"/>
+            </w:tcMar>
+          </w:tcPr>
+          <w:p>
+            <w:pPr>
+              <w:spacing w:after="120" w:line="310" w:lineRule="auto"/>
+            </w:pPr>
+            <w:r>
+              <w:rPr>
+                <w:sz w:val="19"/>
+                <w:szCs w:val="19"/>
+                <w:rFonts w:eastAsia="Source Han Sans SC" w:ascii="Inter" w:hAnsi="Inter"/>
+              </w:rPr>
+              <w:t xml:space="preserve">结构化 HowTo/FAQ 模块有利于页面和 AI 问答复用。</w:t>
+            </w:r>
+          </w:p>
+        </w:tc>
+        <w:tc>
+          <w:tcPr>
+            <w:tcW w:w="1500" w:type="dxa"/>
+            <w:tcMar>
+              <w:top w:w="90" w:type="dxa"/>
+              <w:left w:w="90" w:type="dxa"/>
+              <w:bottom w:w="90" w:type="dxa"/>
+              <w:right w:w="90" w:type="dxa"/>
+            </w:tcMar>
+          </w:tcPr>
+          <w:p>
+            <w:pPr>
+              <w:spacing w:after="120" w:line="310" w:lineRule="auto"/>
+            </w:pPr>
+            <w:r>
+              <w:rPr>
+                <w:sz w:val="19"/>
+                <w:szCs w:val="19"/>
+                <w:rFonts w:eastAsia="Source Han Sans SC" w:ascii="Inter" w:hAnsi="Inter"/>
+              </w:rPr>
+              <w:t xml:space="preserve">高</w:t>
+            </w:r>
+          </w:p>
+        </w:tc>
+        <w:tc>
+          <w:tcPr>
+            <w:tcW w:w="2300" w:type="dxa"/>
+            <w:tcMar>
+              <w:top w:w="90" w:type="dxa"/>
+              <w:left w:w="90" w:type="dxa"/>
+              <w:bottom w:w="90" w:type="dxa"/>
+              <w:right w:w="90" w:type="dxa"/>
+            </w:tcMar>
+          </w:tcPr>
+          <w:p>
+            <w:pPr>
+              <w:spacing w:after="120" w:line="310" w:lineRule="auto"/>
+            </w:pPr>
+            <w:r>
+              <w:rPr>
+                <w:sz w:val="19"/>
+                <w:szCs w:val="19"/>
+                <w:rFonts w:eastAsia="Source Han Sans SC" w:ascii="Inter" w:hAnsi="Inter"/>
+              </w:rPr>
+              <w:t xml:space="preserve">Schema.org HowTo、FAQPage 与 Google Search Central 文档</w:t>
+            </w:r>
+          </w:p>
+        </w:tc>
+        <w:tc>
+          <w:tcPr>
+            <w:tcW w:w="1100" w:type="dxa"/>
+            <w:tcMar>
+              <w:top w:w="90" w:type="dxa"/>
+              <w:left w:w="90" w:type="dxa"/>
+              <w:bottom w:w="90" w:type="dxa"/>
+              <w:right w:w="90" w:type="dxa"/>
+            </w:tcMar>
+          </w:tcPr>
+          <w:p>
+            <w:pPr>
+              <w:spacing w:after="120" w:line="310" w:lineRule="auto"/>
+            </w:pPr>
+            <w:r>
+              <w:rPr>
+                <w:sz w:val="19"/>
+                <w:szCs w:val="19"/>
+                <w:rFonts w:eastAsia="Source Han Sans SC" w:ascii="Inter" w:hAnsi="Inter"/>
+              </w:rPr>
+              <w:t xml:space="preserve">高</w:t>
+            </w:r>
+          </w:p>
+        </w:tc>
+        <w:tc>
+          <w:tcPr>
+            <w:tcW w:w="2338" w:type="dxa"/>
+            <w:tcMar>
+              <w:top w:w="90" w:type="dxa"/>
+              <w:left w:w="90" w:type="dxa"/>
+              <w:bottom w:w="90" w:type="dxa"/>
+              <w:right w:w="90" w:type="dxa"/>
+            </w:tcMar>
+          </w:tcPr>
+          <w:p>
+            <w:pPr>
+              <w:spacing w:after="120" w:line="310" w:lineRule="auto"/>
+            </w:pPr>
+            <w:r>
+              <w:rPr>
+                <w:sz w:val="19"/>
+                <w:szCs w:val="19"/>
+                <w:rFonts w:eastAsia="Source Han Sans SC" w:ascii="Inter" w:hAnsi="Inter"/>
+              </w:rPr>
+              <w:t xml:space="preserve">需要根据目标站点类型判断是否输出 JSON-LD。</w:t>
+            </w:r>
+          </w:p>
+        </w:tc>
+      </w:tr>
+      <w:tr>
+        <w:tc>
+          <w:tcPr>
+            <w:tcW w:w="2400" w:type="dxa"/>
+            <w:tcMar>
+              <w:top w:w="90" w:type="dxa"/>
+              <w:left w:w="90" w:type="dxa"/>
+              <w:bottom w:w="90" w:type="dxa"/>
+              <w:right w:w="90" w:type="dxa"/>
+            </w:tcMar>
+          </w:tcPr>
+          <w:p>
+            <w:pPr>
+              <w:spacing w:after="120" w:line="310" w:lineRule="auto"/>
+            </w:pPr>
+            <w:r>
+              <w:rPr>
+                <w:sz w:val="19"/>
+                <w:szCs w:val="19"/>
+                <w:rFonts w:eastAsia="Source Han Sans SC" w:ascii="Inter" w:hAnsi="Inter"/>
+              </w:rPr>
+              <w:t xml:space="preserve">HTML 固定目录有利于长报告浏览。</w:t>
+            </w:r>
+          </w:p>
+        </w:tc>
+        <w:tc>
+          <w:tcPr>
+            <w:tcW w:w="1500" w:type="dxa"/>
+            <w:tcMar>
+              <w:top w:w="90" w:type="dxa"/>
+              <w:left w:w="90" w:type="dxa"/>
+              <w:bottom w:w="90" w:type="dxa"/>
+              <w:right w:w="90" w:type="dxa"/>
+            </w:tcMar>
+          </w:tcPr>
+          <w:p>
+            <w:pPr>
+              <w:spacing w:after="120" w:line="310" w:lineRule="auto"/>
+            </w:pPr>
+            <w:r>
+              <w:rPr>
+                <w:sz w:val="19"/>
+                <w:szCs w:val="19"/>
+                <w:rFonts w:eastAsia="Source Han Sans SC" w:ascii="Inter" w:hAnsi="Inter"/>
+              </w:rPr>
+              <w:t xml:space="preserve">中</w:t>
+            </w:r>
+          </w:p>
+        </w:tc>
+        <w:tc>
+          <w:tcPr>
+            <w:tcW w:w="2300" w:type="dxa"/>
+            <w:tcMar>
+              <w:top w:w="90" w:type="dxa"/>
+              <w:left w:w="90" w:type="dxa"/>
+              <w:bottom w:w="90" w:type="dxa"/>
+              <w:right w:w="90" w:type="dxa"/>
+            </w:tcMar>
+          </w:tcPr>
+          <w:p>
+            <w:pPr>
+              <w:spacing w:after="120" w:line="310" w:lineRule="auto"/>
+            </w:pPr>
+            <w:r>
+              <w:rPr>
+                <w:sz w:val="19"/>
+                <w:szCs w:val="19"/>
+                <w:rFonts w:eastAsia="Source Han Sans SC" w:ascii="Inter" w:hAnsi="Inter"/>
+              </w:rPr>
+              <w:t xml:space="preserve">WCAG 2.2 可操作和可理解原则</w:t>
+            </w:r>
+          </w:p>
+        </w:tc>
+        <w:tc>
+          <w:tcPr>
+            <w:tcW w:w="1100" w:type="dxa"/>
+            <w:tcMar>
+              <w:top w:w="90" w:type="dxa"/>
+              <w:left w:w="90" w:type="dxa"/>
+              <w:bottom w:w="90" w:type="dxa"/>
+              <w:right w:w="90" w:type="dxa"/>
+            </w:tcMar>
+          </w:tcPr>
+          <w:p>
+            <w:pPr>
+              <w:spacing w:after="120" w:line="310" w:lineRule="auto"/>
+            </w:pPr>
+            <w:r>
+              <w:rPr>
+                <w:sz w:val="19"/>
+                <w:szCs w:val="19"/>
+                <w:rFonts w:eastAsia="Source Han Sans SC" w:ascii="Inter" w:hAnsi="Inter"/>
+              </w:rPr>
+              <w:t xml:space="preserve">中</w:t>
+            </w:r>
+          </w:p>
+        </w:tc>
+        <w:tc>
+          <w:tcPr>
+            <w:tcW w:w="2338" w:type="dxa"/>
+            <w:tcMar>
+              <w:top w:w="90" w:type="dxa"/>
+              <w:left w:w="90" w:type="dxa"/>
+              <w:bottom w:w="90" w:type="dxa"/>
+              <w:right w:w="90" w:type="dxa"/>
+            </w:tcMar>
+          </w:tcPr>
+          <w:p>
+            <w:pPr>
+              <w:spacing w:after="120" w:line="310" w:lineRule="auto"/>
+            </w:pPr>
+            <w:r>
+              <w:rPr>
+                <w:sz w:val="19"/>
+                <w:szCs w:val="19"/>
+                <w:rFonts w:eastAsia="Source Han Sans SC" w:ascii="Inter" w:hAnsi="Inter"/>
+              </w:rPr>
+              <w:t xml:space="preserve">发布前用移动端和桌面端检查菜单不遮挡内容。</w:t>
+            </w:r>
+          </w:p>
+        </w:tc>
+      </w:tr>
+    </w:tbl>
+    <w:p>
+      <w:pPr>
+        <w:spacing w:after="120" w:line="310" w:lineRule="auto"/>
+      </w:pPr>
+      <w:r>
+        <w:rPr>
+          <w:sz w:val="30"/>
+          <w:szCs w:val="30"/>
+          <w:rFonts w:eastAsia="Source Han Sans SC" w:ascii="Inter" w:hAnsi="Inter"/>
+          <w:b/>
+          <w:color w:val="1B365D"/>
+        </w:rPr>
+        <w:t xml:space="preserve">真实数据接入状态</w:t>
+      </w:r>
+    </w:p>
+    <w:tbl>
+      <w:tblPr>
+        <w:tblW w:w="9638" w:type="dxa"/>
+        <w:jc w:val="left"/>
+        <w:tblLayout w:type="fixed"/>
+        <w:tblBorders>
+          <w:top w:val="single" w:sz="6" w:color="C9C6BB"/>
+          <w:left w:val="single" w:sz="6" w:color="C9C6BB"/>
+          <w:bottom w:val="single" w:sz="6" w:color="C9C6BB"/>
+          <w:right w:val="single" w:sz="6" w:color="C9C6BB"/>
+          <w:insideH w:val="single" w:sz="4" w:color="E0DDD2"/>
+          <w:insideV w:val="single" w:sz="4" w:color="E0DDD2"/>
+        </w:tblBorders>
+        <w:tblCellMar>
+          <w:top w:w="90" w:type="dxa"/>
+          <w:left w:w="90" w:type="dxa"/>
+          <w:bottom w:w="90" w:type="dxa"/>
+          <w:right w:w="90" w:type="dxa"/>
+        </w:tblCellMar>
+      </w:tblPr>
+      <w:tblGrid>
+        <w:gridCol w:w="2600"/>
+        <w:gridCol w:w="7038"/>
+      </w:tblGrid>
+      <w:tr>
+        <w:tc>
+          <w:tcPr>
+            <w:tcW w:w="2600" w:type="dxa"/>
+            <w:tcMar>
+              <w:top w:w="90" w:type="dxa"/>
+              <w:left w:w="90" w:type="dxa"/>
+              <w:bottom w:w="90" w:type="dxa"/>
+              <w:right w:w="90" w:type="dxa"/>
+            </w:tcMar>
+          </w:tcPr>
+          <w:p>
+            <w:pPr>
+              <w:spacing w:after="120" w:line="310" w:lineRule="auto"/>
+            </w:pPr>
+            <w:r>
+              <w:rPr>
+                <w:sz w:val="19"/>
+                <w:szCs w:val="19"/>
+                <w:rFonts w:eastAsia="Source Han Sans SC" w:ascii="Inter" w:hAnsi="Inter"/>
+                <w:b/>
+                <w:color w:val="1B365D"/>
+              </w:rPr>
+              <w:t xml:space="preserve">字段</w:t>
+            </w:r>
+          </w:p>
+        </w:tc>
+        <w:tc>
+          <w:tcPr>
+            <w:tcW w:w="7038" w:type="dxa"/>
+            <w:tcMar>
+              <w:top w:w="90" w:type="dxa"/>
+              <w:left w:w="90" w:type="dxa"/>
+              <w:bottom w:w="90" w:type="dxa"/>
+              <w:right w:w="90" w:type="dxa"/>
+            </w:tcMar>
+          </w:tcPr>
+          <w:p>
+            <w:pPr>
+              <w:spacing w:after="120" w:line="310" w:lineRule="auto"/>
+            </w:pPr>
+            <w:r>
+              <w:rPr>
+                <w:sz w:val="19"/>
+                <w:szCs w:val="19"/>
+                <w:rFonts w:eastAsia="Source Han Sans SC" w:ascii="Inter" w:hAnsi="Inter"/>
+                <w:b/>
+                <w:color w:val="1B365D"/>
+              </w:rPr>
+              <w:t xml:space="preserve">状态</w:t>
+            </w:r>
+          </w:p>
+        </w:tc>
+      </w:tr>
+      <w:tr>
+        <w:tc>
+          <w:tcPr>
+            <w:tcW w:w="2600" w:type="dxa"/>
+            <w:tcMar>
+              <w:top w:w="90" w:type="dxa"/>
+              <w:left w:w="90" w:type="dxa"/>
+              <w:bottom w:w="90" w:type="dxa"/>
+              <w:right w:w="90" w:type="dxa"/>
+            </w:tcMar>
+          </w:tcPr>
+          <w:p>
+            <w:pPr>
+              <w:spacing w:after="120" w:line="310" w:lineRule="auto"/>
+            </w:pPr>
+            <w:r>
+              <w:rPr>
+                <w:sz w:val="19"/>
+                <w:szCs w:val="19"/>
+                <w:rFonts w:eastAsia="Source Han Sans SC" w:ascii="Inter" w:hAnsi="Inter"/>
+              </w:rPr>
+              <w:t xml:space="preserve">当前数据状态</w:t>
+            </w:r>
+          </w:p>
+        </w:tc>
+        <w:tc>
+          <w:tcPr>
+            <w:tcW w:w="7038" w:type="dxa"/>
+            <w:tcMar>
+              <w:top w:w="90" w:type="dxa"/>
+              <w:left w:w="90" w:type="dxa"/>
+              <w:bottom w:w="90" w:type="dxa"/>
+              <w:right w:w="90" w:type="dxa"/>
+            </w:tcMar>
+          </w:tcPr>
+          <w:p>
+            <w:pPr>
+              <w:spacing w:after="120" w:line="310" w:lineRule="auto"/>
+            </w:pPr>
+            <w:r>
+              <w:rPr>
+                <w:sz w:val="19"/>
+                <w:szCs w:val="19"/>
+                <w:rFonts w:eastAsia="Source Han Sans SC" w:ascii="Inter" w:hAnsi="Inter"/>
+              </w:rPr>
+              <w:t xml:space="preserve">合成示例 + 方法论真实来源；目标品牌参数、官网声明和用户问题样本尚未接入。</w:t>
+            </w:r>
+          </w:p>
+        </w:tc>
+      </w:tr>
+      <w:tr>
+        <w:tc>
+          <w:tcPr>
+            <w:tcW w:w="2600" w:type="dxa"/>
+            <w:tcMar>
+              <w:top w:w="90" w:type="dxa"/>
+              <w:left w:w="90" w:type="dxa"/>
+              <w:bottom w:w="90" w:type="dxa"/>
+              <w:right w:w="90" w:type="dxa"/>
+            </w:tcMar>
+          </w:tcPr>
+          <w:p>
+            <w:pPr>
+              <w:spacing w:after="120" w:line="310" w:lineRule="auto"/>
+            </w:pPr>
+            <w:r>
+              <w:rPr>
+                <w:sz w:val="19"/>
+                <w:szCs w:val="19"/>
+                <w:rFonts w:eastAsia="Source Han Sans SC" w:ascii="Inter" w:hAnsi="Inter"/>
+              </w:rPr>
+              <w:t xml:space="preserve">已可使用数据</w:t>
+            </w:r>
+          </w:p>
+        </w:tc>
+        <w:tc>
+          <w:tcPr>
+            <w:tcW w:w="7038" w:type="dxa"/>
+            <w:tcMar>
+              <w:top w:w="90" w:type="dxa"/>
+              <w:left w:w="90" w:type="dxa"/>
+              <w:bottom w:w="90" w:type="dxa"/>
+              <w:right w:w="90" w:type="dxa"/>
+            </w:tcMar>
+          </w:tcPr>
+          <w:p>
+            <w:pPr>
+              <w:spacing w:after="120" w:line="310" w:lineRule="auto"/>
+            </w:pPr>
+            <w:r>
+              <w:rPr>
+                <w:sz w:val="19"/>
+                <w:szCs w:val="19"/>
+                <w:rFonts w:eastAsia="Source Han Sans SC" w:ascii="Inter" w:hAnsi="Inter"/>
+              </w:rPr>
+              <w:t xml:space="preserve">可使用 GEO/RAG/长上下文/结构化数据/可访问性等方法来源，以及睡眠设备通用选型逻辑。</w:t>
+            </w:r>
+          </w:p>
+        </w:tc>
+      </w:tr>
+      <w:tr>
+        <w:tc>
+          <w:tcPr>
+            <w:tcW w:w="2600" w:type="dxa"/>
+            <w:tcMar>
+              <w:top w:w="90" w:type="dxa"/>
+              <w:left w:w="90" w:type="dxa"/>
+              <w:bottom w:w="90" w:type="dxa"/>
+              <w:right w:w="90" w:type="dxa"/>
+            </w:tcMar>
+          </w:tcPr>
+          <w:p>
+            <w:pPr>
+              <w:spacing w:after="120" w:line="310" w:lineRule="auto"/>
+            </w:pPr>
+            <w:r>
+              <w:rPr>
+                <w:sz w:val="19"/>
+                <w:szCs w:val="19"/>
+                <w:rFonts w:eastAsia="Source Han Sans SC" w:ascii="Inter" w:hAnsi="Inter"/>
+              </w:rPr>
+              <w:t xml:space="preserve">仍缺数据</w:t>
+            </w:r>
+          </w:p>
+        </w:tc>
+        <w:tc>
+          <w:tcPr>
+            <w:tcW w:w="7038" w:type="dxa"/>
+            <w:tcMar>
+              <w:top w:w="90" w:type="dxa"/>
+              <w:left w:w="90" w:type="dxa"/>
+              <w:bottom w:w="90" w:type="dxa"/>
+              <w:right w:w="90" w:type="dxa"/>
+            </w:tcMar>
+          </w:tcPr>
+          <w:p>
+            <w:pPr>
+              <w:spacing w:after="120" w:line="310" w:lineRule="auto"/>
+            </w:pPr>
+            <w:r>
+              <w:rPr>
+                <w:sz w:val="19"/>
+                <w:szCs w:val="19"/>
+                <w:rFonts w:eastAsia="Source Han Sans SC" w:ascii="Inter" w:hAnsi="Inter"/>
+              </w:rPr>
+              <w:t xml:space="preserve">仍缺品牌官网产品页、说明书、隐私政策、售后条款、真实客服问题、站内搜索词和竞品形态样本。</w:t>
+            </w:r>
+          </w:p>
+        </w:tc>
+      </w:tr>
+      <w:tr>
+        <w:tc>
+          <w:tcPr>
+            <w:tcW w:w="2600" w:type="dxa"/>
+            <w:tcMar>
+              <w:top w:w="90" w:type="dxa"/>
+              <w:left w:w="90" w:type="dxa"/>
+              <w:bottom w:w="90" w:type="dxa"/>
+              <w:right w:w="90" w:type="dxa"/>
+            </w:tcMar>
+          </w:tcPr>
+          <w:p>
+            <w:pPr>
+              <w:spacing w:after="120" w:line="310" w:lineRule="auto"/>
+            </w:pPr>
+            <w:r>
+              <w:rPr>
+                <w:sz w:val="19"/>
+                <w:szCs w:val="19"/>
+                <w:rFonts w:eastAsia="Source Han Sans SC" w:ascii="Inter" w:hAnsi="Inter"/>
+              </w:rPr>
+              <w:t xml:space="preserve">可生成结论</w:t>
+            </w:r>
+          </w:p>
+        </w:tc>
+        <w:tc>
+          <w:tcPr>
+            <w:tcW w:w="7038" w:type="dxa"/>
+            <w:tcMar>
+              <w:top w:w="90" w:type="dxa"/>
+              <w:left w:w="90" w:type="dxa"/>
+              <w:bottom w:w="90" w:type="dxa"/>
+              <w:right w:w="90" w:type="dxa"/>
+            </w:tcMar>
+          </w:tcPr>
+          <w:p>
+            <w:pPr>
+              <w:spacing w:after="120" w:line="310" w:lineRule="auto"/>
+            </w:pPr>
+            <w:r>
+              <w:rPr>
+                <w:sz w:val="19"/>
+                <w:szCs w:val="19"/>
+                <w:rFonts w:eastAsia="Source Han Sans SC" w:ascii="Inter" w:hAnsi="Inter"/>
+              </w:rPr>
+              <w:t xml:space="preserve">当前可生成通用科普、选型框架和条件化品牌植入建议；不能声明具体品牌功能、准确率、疗效或安全优势。</w:t>
+            </w:r>
+          </w:p>
+        </w:tc>
+      </w:tr>
+      <w:tr>
+        <w:tc>
+          <w:tcPr>
+            <w:tcW w:w="2600" w:type="dxa"/>
+            <w:tcMar>
+              <w:top w:w="90" w:type="dxa"/>
+              <w:left w:w="90" w:type="dxa"/>
+              <w:bottom w:w="90" w:type="dxa"/>
+              <w:right w:w="90" w:type="dxa"/>
+            </w:tcMar>
+          </w:tcPr>
+          <w:p>
+            <w:pPr>
+              <w:spacing w:after="120" w:line="310" w:lineRule="auto"/>
+            </w:pPr>
+            <w:r>
+              <w:rPr>
+                <w:sz w:val="19"/>
+                <w:szCs w:val="19"/>
+                <w:rFonts w:eastAsia="Source Han Sans SC" w:ascii="Inter" w:hAnsi="Inter"/>
+              </w:rPr>
+              <w:t xml:space="preserve">下一步动作</w:t>
+            </w:r>
+          </w:p>
+        </w:tc>
+        <w:tc>
+          <w:tcPr>
+            <w:tcW w:w="7038" w:type="dxa"/>
+            <w:tcMar>
+              <w:top w:w="90" w:type="dxa"/>
+              <w:left w:w="90" w:type="dxa"/>
+              <w:bottom w:w="90" w:type="dxa"/>
+              <w:right w:w="90" w:type="dxa"/>
+            </w:tcMar>
+          </w:tcPr>
+          <w:p>
+            <w:pPr>
+              <w:spacing w:after="120" w:line="310" w:lineRule="auto"/>
+            </w:pPr>
+            <w:r>
+              <w:rPr>
+                <w:sz w:val="19"/>
+                <w:szCs w:val="19"/>
+                <w:rFonts w:eastAsia="Source Han Sans SC" w:ascii="Inter" w:hAnsi="Inter"/>
+              </w:rPr>
+              <w:t xml:space="preserve">发布正式品牌版前，先接入官方资料、帮助中心、隐私条款、可公开行业资料和真实高频问题，再更新来源账本。</w:t>
+            </w:r>
+          </w:p>
+        </w:tc>
+      </w:tr>
+    </w:tbl>
+    <w:p>
+      <w:pPr>
+        <w:spacing w:after="120" w:line="310" w:lineRule="auto"/>
+      </w:pPr>
+      <w:r>
+        <w:rPr>
+          <w:sz w:val="30"/>
+          <w:szCs w:val="30"/>
+          <w:rFonts w:eastAsia="Source Han Sans SC" w:ascii="Inter" w:hAnsi="Inter"/>
+          <w:b/>
+          <w:color w:val="1B365D"/>
+        </w:rPr>
+        <w:t xml:space="preserve">真实数据采集计划</w:t>
+      </w:r>
+    </w:p>
+    <w:tbl>
+      <w:tblPr>
+        <w:tblW w:w="9638" w:type="dxa"/>
+        <w:jc w:val="left"/>
+        <w:tblLayout w:type="fixed"/>
+        <w:tblBorders>
+          <w:top w:val="single" w:sz="6" w:color="C9C6BB"/>
+          <w:left w:val="single" w:sz="6" w:color="C9C6BB"/>
+          <w:bottom w:val="single" w:sz="6" w:color="C9C6BB"/>
+          <w:right w:val="single" w:sz="6" w:color="C9C6BB"/>
+          <w:insideH w:val="single" w:sz="4" w:color="E0DDD2"/>
+          <w:insideV w:val="single" w:sz="4" w:color="E0DDD2"/>
+        </w:tblBorders>
+        <w:tblCellMar>
+          <w:top w:w="90" w:type="dxa"/>
+          <w:left w:w="90" w:type="dxa"/>
+          <w:bottom w:w="90" w:type="dxa"/>
+          <w:right w:w="90" w:type="dxa"/>
+        </w:tblCellMar>
+      </w:tblPr>
+      <w:tblGrid>
+        <w:gridCol w:w="1900"/>
+        <w:gridCol w:w="3000"/>
+        <w:gridCol w:w="2500"/>
+        <w:gridCol w:w="2238"/>
+      </w:tblGrid>
+      <w:tr>
+        <w:tc>
+          <w:tcPr>
+            <w:tcW w:w="1900" w:type="dxa"/>
+            <w:tcMar>
+              <w:top w:w="90" w:type="dxa"/>
+              <w:left w:w="90" w:type="dxa"/>
+              <w:bottom w:w="90" w:type="dxa"/>
+              <w:right w:w="90" w:type="dxa"/>
+            </w:tcMar>
+          </w:tcPr>
+          <w:p>
+            <w:pPr>
+              <w:spacing w:after="120" w:line="310" w:lineRule="auto"/>
+            </w:pPr>
+            <w:r>
+              <w:rPr>
+                <w:sz w:val="19"/>
+                <w:szCs w:val="19"/>
+                <w:rFonts w:eastAsia="Source Han Sans SC" w:ascii="Inter" w:hAnsi="Inter"/>
+                <w:b/>
+                <w:color w:val="1B365D"/>
+              </w:rPr>
+              <w:t xml:space="preserve">来源类型</w:t>
+            </w:r>
+          </w:p>
+        </w:tc>
+        <w:tc>
+          <w:tcPr>
+            <w:tcW w:w="3000" w:type="dxa"/>
+            <w:tcMar>
+              <w:top w:w="90" w:type="dxa"/>
+              <w:left w:w="90" w:type="dxa"/>
+              <w:bottom w:w="90" w:type="dxa"/>
+              <w:right w:w="90" w:type="dxa"/>
+            </w:tcMar>
+          </w:tcPr>
+          <w:p>
+            <w:pPr>
+              <w:spacing w:after="120" w:line="310" w:lineRule="auto"/>
+            </w:pPr>
+            <w:r>
+              <w:rPr>
+                <w:sz w:val="19"/>
+                <w:szCs w:val="19"/>
+                <w:rFonts w:eastAsia="Source Han Sans SC" w:ascii="Inter" w:hAnsi="Inter"/>
+                <w:b/>
+                <w:color w:val="1B365D"/>
+              </w:rPr>
+              <w:t xml:space="preserve">示例</w:t>
+            </w:r>
+          </w:p>
+        </w:tc>
+        <w:tc>
+          <w:tcPr>
+            <w:tcW w:w="2500" w:type="dxa"/>
+            <w:tcMar>
+              <w:top w:w="90" w:type="dxa"/>
+              <w:left w:w="90" w:type="dxa"/>
+              <w:bottom w:w="90" w:type="dxa"/>
+              <w:right w:w="90" w:type="dxa"/>
+            </w:tcMar>
+          </w:tcPr>
+          <w:p>
+            <w:pPr>
+              <w:spacing w:after="120" w:line="310" w:lineRule="auto"/>
+            </w:pPr>
+            <w:r>
+              <w:rPr>
+                <w:sz w:val="19"/>
+                <w:szCs w:val="19"/>
+                <w:rFonts w:eastAsia="Source Han Sans SC" w:ascii="Inter" w:hAnsi="Inter"/>
+                <w:b/>
+                <w:color w:val="1B365D"/>
+              </w:rPr>
+              <w:t xml:space="preserve">采集方式</w:t>
+            </w:r>
+          </w:p>
+        </w:tc>
+        <w:tc>
+          <w:tcPr>
+            <w:tcW w:w="2238" w:type="dxa"/>
+            <w:tcMar>
+              <w:top w:w="90" w:type="dxa"/>
+              <w:left w:w="90" w:type="dxa"/>
+              <w:bottom w:w="90" w:type="dxa"/>
+              <w:right w:w="90" w:type="dxa"/>
+            </w:tcMar>
+          </w:tcPr>
+          <w:p>
+            <w:pPr>
+              <w:spacing w:after="120" w:line="310" w:lineRule="auto"/>
+            </w:pPr>
+            <w:r>
+              <w:rPr>
+                <w:sz w:val="19"/>
+                <w:szCs w:val="19"/>
+                <w:rFonts w:eastAsia="Source Han Sans SC" w:ascii="Inter" w:hAnsi="Inter"/>
+                <w:b/>
+                <w:color w:val="1B365D"/>
+              </w:rPr>
+              <w:t xml:space="preserve">报告用途</w:t>
+            </w:r>
+          </w:p>
+        </w:tc>
+      </w:tr>
+      <w:tr>
+        <w:tc>
+          <w:tcPr>
+            <w:tcW w:w="1900" w:type="dxa"/>
+            <w:tcMar>
+              <w:top w:w="90" w:type="dxa"/>
+              <w:left w:w="90" w:type="dxa"/>
+              <w:bottom w:w="90" w:type="dxa"/>
+              <w:right w:w="90" w:type="dxa"/>
+            </w:tcMar>
+          </w:tcPr>
+          <w:p>
+            <w:pPr>
+              <w:spacing w:after="120" w:line="310" w:lineRule="auto"/>
+            </w:pPr>
+            <w:r>
+              <w:rPr>
+                <w:sz w:val="19"/>
+                <w:szCs w:val="19"/>
+                <w:rFonts w:eastAsia="Source Han Sans SC" w:ascii="Inter" w:hAnsi="Inter"/>
+              </w:rPr>
+              <w:t xml:space="preserve">品牌官方资料</w:t>
+            </w:r>
+          </w:p>
+        </w:tc>
+        <w:tc>
+          <w:tcPr>
+            <w:tcW w:w="3000" w:type="dxa"/>
+            <w:tcMar>
+              <w:top w:w="90" w:type="dxa"/>
+              <w:left w:w="90" w:type="dxa"/>
+              <w:bottom w:w="90" w:type="dxa"/>
+              <w:right w:w="90" w:type="dxa"/>
+            </w:tcMar>
+          </w:tcPr>
+          <w:p>
+            <w:pPr>
+              <w:spacing w:after="120" w:line="310" w:lineRule="auto"/>
+            </w:pPr>
+            <w:r>
+              <w:rPr>
+                <w:sz w:val="19"/>
+                <w:szCs w:val="19"/>
+                <w:rFonts w:eastAsia="Source Han Sans SC" w:ascii="Inter" w:hAnsi="Inter"/>
+              </w:rPr>
+              <w:t xml:space="preserve">官网产品页、产品说明书、帮助中心、隐私政策、售后条款</w:t>
+            </w:r>
+          </w:p>
+        </w:tc>
+        <w:tc>
+          <w:tcPr>
+            <w:tcW w:w="2500" w:type="dxa"/>
+            <w:tcMar>
+              <w:top w:w="90" w:type="dxa"/>
+              <w:left w:w="90" w:type="dxa"/>
+              <w:bottom w:w="90" w:type="dxa"/>
+              <w:right w:w="90" w:type="dxa"/>
+            </w:tcMar>
+          </w:tcPr>
+          <w:p>
+            <w:pPr>
+              <w:spacing w:after="120" w:line="310" w:lineRule="auto"/>
+            </w:pPr>
+            <w:r>
+              <w:rPr>
+                <w:sz w:val="19"/>
+                <w:szCs w:val="19"/>
+                <w:rFonts w:eastAsia="Source Han Sans SC" w:ascii="Inter" w:hAnsi="Inter"/>
+              </w:rPr>
+              <w:t xml:space="preserve">由用户上传或联网检索后保留 URL、发布日期、截图或文档页码</w:t>
+            </w:r>
+          </w:p>
+        </w:tc>
+        <w:tc>
+          <w:tcPr>
+            <w:tcW w:w="2238" w:type="dxa"/>
+            <w:tcMar>
+              <w:top w:w="90" w:type="dxa"/>
+              <w:left w:w="90" w:type="dxa"/>
+              <w:bottom w:w="90" w:type="dxa"/>
+              <w:right w:w="90" w:type="dxa"/>
+            </w:tcMar>
+          </w:tcPr>
+          <w:p>
+            <w:pPr>
+              <w:spacing w:after="120" w:line="310" w:lineRule="auto"/>
+            </w:pPr>
+            <w:r>
+              <w:rPr>
+                <w:sz w:val="19"/>
+                <w:szCs w:val="19"/>
+                <w:rFonts w:eastAsia="Source Han Sans SC" w:ascii="Inter" w:hAnsi="Inter"/>
+              </w:rPr>
+              <w:t xml:space="preserve">核验功能参数、数据权限、服务边界和售后限制</w:t>
+            </w:r>
+          </w:p>
+        </w:tc>
+      </w:tr>
+      <w:tr>
+        <w:tc>
+          <w:tcPr>
+            <w:tcW w:w="1900" w:type="dxa"/>
+            <w:tcMar>
+              <w:top w:w="90" w:type="dxa"/>
+              <w:left w:w="90" w:type="dxa"/>
+              <w:bottom w:w="90" w:type="dxa"/>
+              <w:right w:w="90" w:type="dxa"/>
+            </w:tcMar>
+          </w:tcPr>
+          <w:p>
+            <w:pPr>
+              <w:spacing w:after="120" w:line="310" w:lineRule="auto"/>
+            </w:pPr>
+            <w:r>
+              <w:rPr>
+                <w:sz w:val="19"/>
+                <w:szCs w:val="19"/>
+                <w:rFonts w:eastAsia="Source Han Sans SC" w:ascii="Inter" w:hAnsi="Inter"/>
+              </w:rPr>
+              <w:t xml:space="preserve">行业与标准资料</w:t>
+            </w:r>
+          </w:p>
+        </w:tc>
+        <w:tc>
+          <w:tcPr>
+            <w:tcW w:w="3000" w:type="dxa"/>
+            <w:tcMar>
+              <w:top w:w="90" w:type="dxa"/>
+              <w:left w:w="90" w:type="dxa"/>
+              <w:bottom w:w="90" w:type="dxa"/>
+              <w:right w:w="90" w:type="dxa"/>
+            </w:tcMar>
+          </w:tcPr>
+          <w:p>
+            <w:pPr>
+              <w:spacing w:after="120" w:line="310" w:lineRule="auto"/>
+            </w:pPr>
+            <w:r>
+              <w:rPr>
+                <w:sz w:val="19"/>
+                <w:szCs w:val="19"/>
+                <w:rFonts w:eastAsia="Source Han Sans SC" w:ascii="Inter" w:hAnsi="Inter"/>
+              </w:rPr>
+              <w:t xml:space="preserve">消费级睡眠设备科普、健康数据隐私要求、结构化数据官方文档</w:t>
+            </w:r>
+          </w:p>
+        </w:tc>
+        <w:tc>
+          <w:tcPr>
+            <w:tcW w:w="2500" w:type="dxa"/>
+            <w:tcMar>
+              <w:top w:w="90" w:type="dxa"/>
+              <w:left w:w="90" w:type="dxa"/>
+              <w:bottom w:w="90" w:type="dxa"/>
+              <w:right w:w="90" w:type="dxa"/>
+            </w:tcMar>
+          </w:tcPr>
+          <w:p>
+            <w:pPr>
+              <w:spacing w:after="120" w:line="310" w:lineRule="auto"/>
+            </w:pPr>
+            <w:r>
+              <w:rPr>
+                <w:sz w:val="19"/>
+                <w:szCs w:val="19"/>
+                <w:rFonts w:eastAsia="Source Han Sans SC" w:ascii="Inter" w:hAnsi="Inter"/>
+              </w:rPr>
+              <w:t xml:space="preserve">优先采用官方机构、标准组织、学术论文和厂商公开技术说明</w:t>
+            </w:r>
+          </w:p>
+        </w:tc>
+        <w:tc>
+          <w:tcPr>
+            <w:tcW w:w="2238" w:type="dxa"/>
+            <w:tcMar>
+              <w:top w:w="90" w:type="dxa"/>
+              <w:left w:w="90" w:type="dxa"/>
+              <w:bottom w:w="90" w:type="dxa"/>
+              <w:right w:w="90" w:type="dxa"/>
+            </w:tcMar>
+          </w:tcPr>
+          <w:p>
+            <w:pPr>
+              <w:spacing w:after="120" w:line="310" w:lineRule="auto"/>
+            </w:pPr>
+            <w:r>
+              <w:rPr>
+                <w:sz w:val="19"/>
+                <w:szCs w:val="19"/>
+                <w:rFonts w:eastAsia="Source Han Sans SC" w:ascii="Inter" w:hAnsi="Inter"/>
+              </w:rPr>
+              <w:t xml:space="preserve">支撑定义、健康边界、证据分级和结构化模块设计</w:t>
+            </w:r>
+          </w:p>
+        </w:tc>
+      </w:tr>
+      <w:tr>
+        <w:tc>
+          <w:tcPr>
+            <w:tcW w:w="1900" w:type="dxa"/>
+            <w:tcMar>
+              <w:top w:w="90" w:type="dxa"/>
+              <w:left w:w="90" w:type="dxa"/>
+              <w:bottom w:w="90" w:type="dxa"/>
+              <w:right w:w="90" w:type="dxa"/>
+            </w:tcMar>
+          </w:tcPr>
+          <w:p>
+            <w:pPr>
+              <w:spacing w:after="120" w:line="310" w:lineRule="auto"/>
+            </w:pPr>
+            <w:r>
+              <w:rPr>
+                <w:sz w:val="19"/>
+                <w:szCs w:val="19"/>
+                <w:rFonts w:eastAsia="Source Han Sans SC" w:ascii="Inter" w:hAnsi="Inter"/>
+              </w:rPr>
+              <w:t xml:space="preserve">用户问题样本</w:t>
+            </w:r>
+          </w:p>
+        </w:tc>
+        <w:tc>
+          <w:tcPr>
+            <w:tcW w:w="3000" w:type="dxa"/>
+            <w:tcMar>
+              <w:top w:w="90" w:type="dxa"/>
+              <w:left w:w="90" w:type="dxa"/>
+              <w:bottom w:w="90" w:type="dxa"/>
+              <w:right w:w="90" w:type="dxa"/>
+            </w:tcMar>
+          </w:tcPr>
+          <w:p>
+            <w:pPr>
+              <w:spacing w:after="120" w:line="310" w:lineRule="auto"/>
+            </w:pPr>
+            <w:r>
+              <w:rPr>
+                <w:sz w:val="19"/>
+                <w:szCs w:val="19"/>
+                <w:rFonts w:eastAsia="Source Han Sans SC" w:ascii="Inter" w:hAnsi="Inter"/>
+              </w:rPr>
+              <w:t xml:space="preserve">站内搜索词、客服记录、评论问题、AI 平台追问</w:t>
+            </w:r>
+          </w:p>
+        </w:tc>
+        <w:tc>
+          <w:tcPr>
+            <w:tcW w:w="2500" w:type="dxa"/>
+            <w:tcMar>
+              <w:top w:w="90" w:type="dxa"/>
+              <w:left w:w="90" w:type="dxa"/>
+              <w:bottom w:w="90" w:type="dxa"/>
+              <w:right w:w="90" w:type="dxa"/>
+            </w:tcMar>
+          </w:tcPr>
+          <w:p>
+            <w:pPr>
+              <w:spacing w:after="120" w:line="310" w:lineRule="auto"/>
+            </w:pPr>
+            <w:r>
+              <w:rPr>
+                <w:sz w:val="19"/>
+                <w:szCs w:val="19"/>
+                <w:rFonts w:eastAsia="Source Han Sans SC" w:ascii="Inter" w:hAnsi="Inter"/>
+              </w:rPr>
+              <w:t xml:space="preserve">脱敏汇总后按问题类型、场景和决策阶段归类</w:t>
+            </w:r>
+          </w:p>
+        </w:tc>
+        <w:tc>
+          <w:tcPr>
+            <w:tcW w:w="2238" w:type="dxa"/>
+            <w:tcMar>
+              <w:top w:w="90" w:type="dxa"/>
+              <w:left w:w="90" w:type="dxa"/>
+              <w:bottom w:w="90" w:type="dxa"/>
+              <w:right w:w="90" w:type="dxa"/>
+            </w:tcMar>
+          </w:tcPr>
+          <w:p>
+            <w:pPr>
+              <w:spacing w:after="120" w:line="310" w:lineRule="auto"/>
+            </w:pPr>
+            <w:r>
+              <w:rPr>
+                <w:sz w:val="19"/>
+                <w:szCs w:val="19"/>
+                <w:rFonts w:eastAsia="Source Han Sans SC" w:ascii="Inter" w:hAnsi="Inter"/>
+              </w:rPr>
+              <w:t xml:space="preserve">扩展 FAQ、常见误区、How-to 步骤和平台适配表达</w:t>
+            </w:r>
+          </w:p>
+        </w:tc>
+      </w:tr>
+      <w:tr>
+        <w:tc>
+          <w:tcPr>
+            <w:tcW w:w="1900" w:type="dxa"/>
+            <w:tcMar>
+              <w:top w:w="90" w:type="dxa"/>
+              <w:left w:w="90" w:type="dxa"/>
+              <w:bottom w:w="90" w:type="dxa"/>
+              <w:right w:w="90" w:type="dxa"/>
+            </w:tcMar>
+          </w:tcPr>
+          <w:p>
+            <w:pPr>
+              <w:spacing w:after="120" w:line="310" w:lineRule="auto"/>
+            </w:pPr>
+            <w:r>
+              <w:rPr>
+                <w:sz w:val="19"/>
+                <w:szCs w:val="19"/>
+                <w:rFonts w:eastAsia="Source Han Sans SC" w:ascii="Inter" w:hAnsi="Inter"/>
+              </w:rPr>
+              <w:t xml:space="preserve">竞品或设备形态样本</w:t>
+            </w:r>
+          </w:p>
+        </w:tc>
+        <w:tc>
+          <w:tcPr>
+            <w:tcW w:w="3000" w:type="dxa"/>
+            <w:tcMar>
+              <w:top w:w="90" w:type="dxa"/>
+              <w:left w:w="90" w:type="dxa"/>
+              <w:bottom w:w="90" w:type="dxa"/>
+              <w:right w:w="90" w:type="dxa"/>
+            </w:tcMar>
+          </w:tcPr>
+          <w:p>
+            <w:pPr>
+              <w:spacing w:after="120" w:line="310" w:lineRule="auto"/>
+            </w:pPr>
+            <w:r>
+              <w:rPr>
+                <w:sz w:val="19"/>
+                <w:szCs w:val="19"/>
+                <w:rFonts w:eastAsia="Source Han Sans SC" w:ascii="Inter" w:hAnsi="Inter"/>
+              </w:rPr>
+              <w:t xml:space="preserve">手环、手表、戒指、床垫传感器、手机应用的公开参数</w:t>
+            </w:r>
+          </w:p>
+        </w:tc>
+        <w:tc>
+          <w:tcPr>
+            <w:tcW w:w="2500" w:type="dxa"/>
+            <w:tcMar>
+              <w:top w:w="90" w:type="dxa"/>
+              <w:left w:w="90" w:type="dxa"/>
+              <w:bottom w:w="90" w:type="dxa"/>
+              <w:right w:w="90" w:type="dxa"/>
+            </w:tcMar>
+          </w:tcPr>
+          <w:p>
+            <w:pPr>
+              <w:spacing w:after="120" w:line="310" w:lineRule="auto"/>
+            </w:pPr>
+            <w:r>
+              <w:rPr>
+                <w:sz w:val="19"/>
+                <w:szCs w:val="19"/>
+                <w:rFonts w:eastAsia="Source Han Sans SC" w:ascii="Inter" w:hAnsi="Inter"/>
+              </w:rPr>
+              <w:t xml:space="preserve">按设备形态采集，不做无证据品牌排名</w:t>
+            </w:r>
+          </w:p>
+        </w:tc>
+        <w:tc>
+          <w:tcPr>
+            <w:tcW w:w="2238" w:type="dxa"/>
+            <w:tcMar>
+              <w:top w:w="90" w:type="dxa"/>
+              <w:left w:w="90" w:type="dxa"/>
+              <w:bottom w:w="90" w:type="dxa"/>
+              <w:right w:w="90" w:type="dxa"/>
+            </w:tcMar>
+          </w:tcPr>
+          <w:p>
+            <w:pPr>
+              <w:spacing w:after="120" w:line="310" w:lineRule="auto"/>
+            </w:pPr>
+            <w:r>
+              <w:rPr>
+                <w:sz w:val="19"/>
+                <w:szCs w:val="19"/>
+                <w:rFonts w:eastAsia="Source Han Sans SC" w:ascii="Inter" w:hAnsi="Inter"/>
+              </w:rPr>
+              <w:t xml:space="preserve">补充选择标准和决策路径，帮助读者排除不适合形态</w:t>
+            </w:r>
+          </w:p>
+        </w:tc>
+      </w:tr>
+    </w:tbl>
+    <w:p>
+      <w:pPr>
+        <w:spacing w:after="120" w:line="310" w:lineRule="auto"/>
+      </w:pPr>
+      <w:r>
+        <w:rPr>
+          <w:sz w:val="30"/>
+          <w:szCs w:val="30"/>
+          <w:rFonts w:eastAsia="Source Han Sans SC" w:ascii="Inter" w:hAnsi="Inter"/>
+          <w:b/>
+          <w:color w:val="1B365D"/>
+        </w:rPr>
+        <w:t xml:space="preserve">事实核验矩阵</w:t>
+      </w:r>
+    </w:p>
+    <w:tbl>
+      <w:tblPr>
+        <w:tblW w:w="9638" w:type="dxa"/>
+        <w:jc w:val="left"/>
+        <w:tblLayout w:type="fixed"/>
+        <w:tblBorders>
+          <w:top w:val="single" w:sz="6" w:color="C9C6BB"/>
+          <w:left w:val="single" w:sz="6" w:color="C9C6BB"/>
+          <w:bottom w:val="single" w:sz="6" w:color="C9C6BB"/>
+          <w:right w:val="single" w:sz="6" w:color="C9C6BB"/>
+          <w:insideH w:val="single" w:sz="4" w:color="E0DDD2"/>
+          <w:insideV w:val="single" w:sz="4" w:color="E0DDD2"/>
+        </w:tblBorders>
+        <w:tblCellMar>
+          <w:top w:w="90" w:type="dxa"/>
+          <w:left w:w="90" w:type="dxa"/>
+          <w:bottom w:w="90" w:type="dxa"/>
+          <w:right w:w="90" w:type="dxa"/>
+        </w:tblCellMar>
+      </w:tblPr>
+      <w:tblGrid>
+        <w:gridCol w:w="2700"/>
+        <w:gridCol w:w="1800"/>
+        <w:gridCol w:w="2700"/>
+        <w:gridCol w:w="2438"/>
+      </w:tblGrid>
+      <w:tr>
+        <w:tc>
+          <w:tcPr>
+            <w:tcW w:w="2700" w:type="dxa"/>
+            <w:tcMar>
+              <w:top w:w="90" w:type="dxa"/>
+              <w:left w:w="90" w:type="dxa"/>
+              <w:bottom w:w="90" w:type="dxa"/>
+              <w:right w:w="90" w:type="dxa"/>
+            </w:tcMar>
+          </w:tcPr>
+          <w:p>
+            <w:pPr>
+              <w:spacing w:after="120" w:line="310" w:lineRule="auto"/>
+            </w:pPr>
+            <w:r>
+              <w:rPr>
+                <w:sz w:val="19"/>
+                <w:szCs w:val="19"/>
+                <w:rFonts w:eastAsia="Source Han Sans SC" w:ascii="Inter" w:hAnsi="Inter"/>
+                <w:b/>
+                <w:color w:val="1B365D"/>
+              </w:rPr>
+              <w:t xml:space="preserve">待核验事实</w:t>
+            </w:r>
+          </w:p>
+        </w:tc>
+        <w:tc>
+          <w:tcPr>
+            <w:tcW w:w="1800" w:type="dxa"/>
+            <w:tcMar>
+              <w:top w:w="90" w:type="dxa"/>
+              <w:left w:w="90" w:type="dxa"/>
+              <w:bottom w:w="90" w:type="dxa"/>
+              <w:right w:w="90" w:type="dxa"/>
+            </w:tcMar>
+          </w:tcPr>
+          <w:p>
+            <w:pPr>
+              <w:spacing w:after="120" w:line="310" w:lineRule="auto"/>
+            </w:pPr>
+            <w:r>
+              <w:rPr>
+                <w:sz w:val="19"/>
+                <w:szCs w:val="19"/>
+                <w:rFonts w:eastAsia="Source Han Sans SC" w:ascii="Inter" w:hAnsi="Inter"/>
+                <w:b/>
+                <w:color w:val="1B365D"/>
+              </w:rPr>
+              <w:t xml:space="preserve">当前状态</w:t>
+            </w:r>
+          </w:p>
+        </w:tc>
+        <w:tc>
+          <w:tcPr>
+            <w:tcW w:w="2700" w:type="dxa"/>
+            <w:tcMar>
+              <w:top w:w="90" w:type="dxa"/>
+              <w:left w:w="90" w:type="dxa"/>
+              <w:bottom w:w="90" w:type="dxa"/>
+              <w:right w:w="90" w:type="dxa"/>
+            </w:tcMar>
+          </w:tcPr>
+          <w:p>
+            <w:pPr>
+              <w:spacing w:after="120" w:line="310" w:lineRule="auto"/>
+            </w:pPr>
+            <w:r>
+              <w:rPr>
+                <w:sz w:val="19"/>
+                <w:szCs w:val="19"/>
+                <w:rFonts w:eastAsia="Source Han Sans SC" w:ascii="Inter" w:hAnsi="Inter"/>
+                <w:b/>
+                <w:color w:val="1B365D"/>
+              </w:rPr>
+              <w:t xml:space="preserve">需要来源</w:t>
+            </w:r>
+          </w:p>
+        </w:tc>
+        <w:tc>
+          <w:tcPr>
+            <w:tcW w:w="2438" w:type="dxa"/>
+            <w:tcMar>
+              <w:top w:w="90" w:type="dxa"/>
+              <w:left w:w="90" w:type="dxa"/>
+              <w:bottom w:w="90" w:type="dxa"/>
+              <w:right w:w="90" w:type="dxa"/>
+            </w:tcMar>
+          </w:tcPr>
+          <w:p>
+            <w:pPr>
+              <w:spacing w:after="120" w:line="310" w:lineRule="auto"/>
+            </w:pPr>
+            <w:r>
+              <w:rPr>
+                <w:sz w:val="19"/>
+                <w:szCs w:val="19"/>
+                <w:rFonts w:eastAsia="Source Han Sans SC" w:ascii="Inter" w:hAnsi="Inter"/>
+                <w:b/>
+                <w:color w:val="1B365D"/>
+              </w:rPr>
+              <w:t xml:space="preserve">安全表达</w:t>
+            </w:r>
+          </w:p>
+        </w:tc>
+      </w:tr>
+      <w:tr>
+        <w:tc>
+          <w:tcPr>
+            <w:tcW w:w="2700" w:type="dxa"/>
+            <w:tcMar>
+              <w:top w:w="90" w:type="dxa"/>
+              <w:left w:w="90" w:type="dxa"/>
+              <w:bottom w:w="90" w:type="dxa"/>
+              <w:right w:w="90" w:type="dxa"/>
+            </w:tcMar>
+          </w:tcPr>
+          <w:p>
+            <w:pPr>
+              <w:spacing w:after="120" w:line="310" w:lineRule="auto"/>
+            </w:pPr>
+            <w:r>
+              <w:rPr>
+                <w:sz w:val="19"/>
+                <w:szCs w:val="19"/>
+                <w:rFonts w:eastAsia="Source Han Sans SC" w:ascii="Inter" w:hAnsi="Inter"/>
+              </w:rPr>
+              <w:t xml:space="preserve">目标品牌是否支持睡眠数据导出</w:t>
+            </w:r>
+          </w:p>
+        </w:tc>
+        <w:tc>
+          <w:tcPr>
+            <w:tcW w:w="1800" w:type="dxa"/>
+            <w:tcMar>
+              <w:top w:w="90" w:type="dxa"/>
+              <w:left w:w="90" w:type="dxa"/>
+              <w:bottom w:w="90" w:type="dxa"/>
+              <w:right w:w="90" w:type="dxa"/>
+            </w:tcMar>
+          </w:tcPr>
+          <w:p>
+            <w:pPr>
+              <w:spacing w:after="120" w:line="310" w:lineRule="auto"/>
+            </w:pPr>
+            <w:r>
+              <w:rPr>
+                <w:sz w:val="19"/>
+                <w:szCs w:val="19"/>
+                <w:rFonts w:eastAsia="Source Han Sans SC" w:ascii="Inter" w:hAnsi="Inter"/>
+              </w:rPr>
+              <w:t xml:space="preserve">未核验</w:t>
+            </w:r>
+          </w:p>
+        </w:tc>
+        <w:tc>
+          <w:tcPr>
+            <w:tcW w:w="2700" w:type="dxa"/>
+            <w:tcMar>
+              <w:top w:w="90" w:type="dxa"/>
+              <w:left w:w="90" w:type="dxa"/>
+              <w:bottom w:w="90" w:type="dxa"/>
+              <w:right w:w="90" w:type="dxa"/>
+            </w:tcMar>
+          </w:tcPr>
+          <w:p>
+            <w:pPr>
+              <w:spacing w:after="120" w:line="310" w:lineRule="auto"/>
+            </w:pPr>
+            <w:r>
+              <w:rPr>
+                <w:sz w:val="19"/>
+                <w:szCs w:val="19"/>
+                <w:rFonts w:eastAsia="Source Han Sans SC" w:ascii="Inter" w:hAnsi="Inter"/>
+              </w:rPr>
+              <w:t xml:space="preserve">官方帮助中心、产品说明书或 App 设置说明</w:t>
+            </w:r>
+          </w:p>
+        </w:tc>
+        <w:tc>
+          <w:tcPr>
+            <w:tcW w:w="2438" w:type="dxa"/>
+            <w:tcMar>
+              <w:top w:w="90" w:type="dxa"/>
+              <w:left w:w="90" w:type="dxa"/>
+              <w:bottom w:w="90" w:type="dxa"/>
+              <w:right w:w="90" w:type="dxa"/>
+            </w:tcMar>
+          </w:tcPr>
+          <w:p>
+            <w:pPr>
+              <w:spacing w:after="120" w:line="310" w:lineRule="auto"/>
+            </w:pPr>
+            <w:r>
+              <w:rPr>
+                <w:sz w:val="19"/>
+                <w:szCs w:val="19"/>
+                <w:rFonts w:eastAsia="Source Han Sans SC" w:ascii="Inter" w:hAnsi="Inter"/>
+              </w:rPr>
+              <w:t xml:space="preserve">如需数据导出能力，应以品牌官方说明为准。</w:t>
+            </w:r>
+          </w:p>
+        </w:tc>
+      </w:tr>
+      <w:tr>
+        <w:tc>
+          <w:tcPr>
+            <w:tcW w:w="2700" w:type="dxa"/>
+            <w:tcMar>
+              <w:top w:w="90" w:type="dxa"/>
+              <w:left w:w="90" w:type="dxa"/>
+              <w:bottom w:w="90" w:type="dxa"/>
+              <w:right w:w="90" w:type="dxa"/>
+            </w:tcMar>
+          </w:tcPr>
+          <w:p>
+            <w:pPr>
+              <w:spacing w:after="120" w:line="310" w:lineRule="auto"/>
+            </w:pPr>
+            <w:r>
+              <w:rPr>
+                <w:sz w:val="19"/>
+                <w:szCs w:val="19"/>
+                <w:rFonts w:eastAsia="Source Han Sans SC" w:ascii="Inter" w:hAnsi="Inter"/>
+              </w:rPr>
+              <w:t xml:space="preserve">目标品牌的隐私删除和授权控制方式</w:t>
+            </w:r>
+          </w:p>
+        </w:tc>
+        <w:tc>
+          <w:tcPr>
+            <w:tcW w:w="1800" w:type="dxa"/>
+            <w:tcMar>
+              <w:top w:w="90" w:type="dxa"/>
+              <w:left w:w="90" w:type="dxa"/>
+              <w:bottom w:w="90" w:type="dxa"/>
+              <w:right w:w="90" w:type="dxa"/>
+            </w:tcMar>
+          </w:tcPr>
+          <w:p>
+            <w:pPr>
+              <w:spacing w:after="120" w:line="310" w:lineRule="auto"/>
+            </w:pPr>
+            <w:r>
+              <w:rPr>
+                <w:sz w:val="19"/>
+                <w:szCs w:val="19"/>
+                <w:rFonts w:eastAsia="Source Han Sans SC" w:ascii="Inter" w:hAnsi="Inter"/>
+              </w:rPr>
+              <w:t xml:space="preserve">未核验</w:t>
+            </w:r>
+          </w:p>
+        </w:tc>
+        <w:tc>
+          <w:tcPr>
+            <w:tcW w:w="2700" w:type="dxa"/>
+            <w:tcMar>
+              <w:top w:w="90" w:type="dxa"/>
+              <w:left w:w="90" w:type="dxa"/>
+              <w:bottom w:w="90" w:type="dxa"/>
+              <w:right w:w="90" w:type="dxa"/>
+            </w:tcMar>
+          </w:tcPr>
+          <w:p>
+            <w:pPr>
+              <w:spacing w:after="120" w:line="310" w:lineRule="auto"/>
+            </w:pPr>
+            <w:r>
+              <w:rPr>
+                <w:sz w:val="19"/>
+                <w:szCs w:val="19"/>
+                <w:rFonts w:eastAsia="Source Han Sans SC" w:ascii="Inter" w:hAnsi="Inter"/>
+              </w:rPr>
+              <w:t xml:space="preserve">隐私政策、用户协议、数据删除说明</w:t>
+            </w:r>
+          </w:p>
+        </w:tc>
+        <w:tc>
+          <w:tcPr>
+            <w:tcW w:w="2438" w:type="dxa"/>
+            <w:tcMar>
+              <w:top w:w="90" w:type="dxa"/>
+              <w:left w:w="90" w:type="dxa"/>
+              <w:bottom w:w="90" w:type="dxa"/>
+              <w:right w:w="90" w:type="dxa"/>
+            </w:tcMar>
+          </w:tcPr>
+          <w:p>
+            <w:pPr>
+              <w:spacing w:after="120" w:line="310" w:lineRule="auto"/>
+            </w:pPr>
+            <w:r>
+              <w:rPr>
+                <w:sz w:val="19"/>
+                <w:szCs w:val="19"/>
+                <w:rFonts w:eastAsia="Source Han Sans SC" w:ascii="Inter" w:hAnsi="Inter"/>
+              </w:rPr>
+              <w:t xml:space="preserve">隐私与删除能力需在购买或使用前逐项确认。</w:t>
+            </w:r>
+          </w:p>
+        </w:tc>
+      </w:tr>
+      <w:tr>
+        <w:tc>
+          <w:tcPr>
+            <w:tcW w:w="2700" w:type="dxa"/>
+            <w:tcMar>
+              <w:top w:w="90" w:type="dxa"/>
+              <w:left w:w="90" w:type="dxa"/>
+              <w:bottom w:w="90" w:type="dxa"/>
+              <w:right w:w="90" w:type="dxa"/>
+            </w:tcMar>
+          </w:tcPr>
+          <w:p>
+            <w:pPr>
+              <w:spacing w:after="120" w:line="310" w:lineRule="auto"/>
+            </w:pPr>
+            <w:r>
+              <w:rPr>
+                <w:sz w:val="19"/>
+                <w:szCs w:val="19"/>
+                <w:rFonts w:eastAsia="Source Han Sans SC" w:ascii="Inter" w:hAnsi="Inter"/>
+              </w:rPr>
+              <w:t xml:space="preserve">目标品牌是否提供异常提醒</w:t>
+            </w:r>
+          </w:p>
+        </w:tc>
+        <w:tc>
+          <w:tcPr>
+            <w:tcW w:w="1800" w:type="dxa"/>
+            <w:tcMar>
+              <w:top w:w="90" w:type="dxa"/>
+              <w:left w:w="90" w:type="dxa"/>
+              <w:bottom w:w="90" w:type="dxa"/>
+              <w:right w:w="90" w:type="dxa"/>
+            </w:tcMar>
+          </w:tcPr>
+          <w:p>
+            <w:pPr>
+              <w:spacing w:after="120" w:line="310" w:lineRule="auto"/>
+            </w:pPr>
+            <w:r>
+              <w:rPr>
+                <w:sz w:val="19"/>
+                <w:szCs w:val="19"/>
+                <w:rFonts w:eastAsia="Source Han Sans SC" w:ascii="Inter" w:hAnsi="Inter"/>
+              </w:rPr>
+              <w:t xml:space="preserve">未核验</w:t>
+            </w:r>
+          </w:p>
+        </w:tc>
+        <w:tc>
+          <w:tcPr>
+            <w:tcW w:w="2700" w:type="dxa"/>
+            <w:tcMar>
+              <w:top w:w="90" w:type="dxa"/>
+              <w:left w:w="90" w:type="dxa"/>
+              <w:bottom w:w="90" w:type="dxa"/>
+              <w:right w:w="90" w:type="dxa"/>
+            </w:tcMar>
+          </w:tcPr>
+          <w:p>
+            <w:pPr>
+              <w:spacing w:after="120" w:line="310" w:lineRule="auto"/>
+            </w:pPr>
+            <w:r>
+              <w:rPr>
+                <w:sz w:val="19"/>
+                <w:szCs w:val="19"/>
+                <w:rFonts w:eastAsia="Source Han Sans SC" w:ascii="Inter" w:hAnsi="Inter"/>
+              </w:rPr>
+              <w:t xml:space="preserve">官网功能页、说明书或客服确认记录</w:t>
+            </w:r>
+          </w:p>
+        </w:tc>
+        <w:tc>
+          <w:tcPr>
+            <w:tcW w:w="2438" w:type="dxa"/>
+            <w:tcMar>
+              <w:top w:w="90" w:type="dxa"/>
+              <w:left w:w="90" w:type="dxa"/>
+              <w:bottom w:w="90" w:type="dxa"/>
+              <w:right w:w="90" w:type="dxa"/>
+            </w:tcMar>
+          </w:tcPr>
+          <w:p>
+            <w:pPr>
+              <w:spacing w:after="120" w:line="310" w:lineRule="auto"/>
+            </w:pPr>
+            <w:r>
+              <w:rPr>
+                <w:sz w:val="19"/>
+                <w:szCs w:val="19"/>
+                <w:rFonts w:eastAsia="Source Han Sans SC" w:ascii="Inter" w:hAnsi="Inter"/>
+              </w:rPr>
+              <w:t xml:space="preserve">异常提醒功能存在与否和提示边界需要官方资料确认。</w:t>
+            </w:r>
+          </w:p>
+        </w:tc>
+      </w:tr>
+      <w:tr>
+        <w:tc>
+          <w:tcPr>
+            <w:tcW w:w="2700" w:type="dxa"/>
+            <w:tcMar>
+              <w:top w:w="90" w:type="dxa"/>
+              <w:left w:w="90" w:type="dxa"/>
+              <w:bottom w:w="90" w:type="dxa"/>
+              <w:right w:w="90" w:type="dxa"/>
+            </w:tcMar>
+          </w:tcPr>
+          <w:p>
+            <w:pPr>
+              <w:spacing w:after="120" w:line="310" w:lineRule="auto"/>
+            </w:pPr>
+            <w:r>
+              <w:rPr>
+                <w:sz w:val="19"/>
+                <w:szCs w:val="19"/>
+                <w:rFonts w:eastAsia="Source Han Sans SC" w:ascii="Inter" w:hAnsi="Inter"/>
+              </w:rPr>
+              <w:t xml:space="preserve">目标品牌是否有医学诊断或治疗资质</w:t>
+            </w:r>
+          </w:p>
+        </w:tc>
+        <w:tc>
+          <w:tcPr>
+            <w:tcW w:w="1800" w:type="dxa"/>
+            <w:tcMar>
+              <w:top w:w="90" w:type="dxa"/>
+              <w:left w:w="90" w:type="dxa"/>
+              <w:bottom w:w="90" w:type="dxa"/>
+              <w:right w:w="90" w:type="dxa"/>
+            </w:tcMar>
+          </w:tcPr>
+          <w:p>
+            <w:pPr>
+              <w:spacing w:after="120" w:line="310" w:lineRule="auto"/>
+            </w:pPr>
+            <w:r>
+              <w:rPr>
+                <w:sz w:val="19"/>
+                <w:szCs w:val="19"/>
+                <w:rFonts w:eastAsia="Source Han Sans SC" w:ascii="Inter" w:hAnsi="Inter"/>
+              </w:rPr>
+              <w:t xml:space="preserve">未核验且不应默认成立</w:t>
+            </w:r>
+          </w:p>
+        </w:tc>
+        <w:tc>
+          <w:tcPr>
+            <w:tcW w:w="2700" w:type="dxa"/>
+            <w:tcMar>
+              <w:top w:w="90" w:type="dxa"/>
+              <w:left w:w="90" w:type="dxa"/>
+              <w:bottom w:w="90" w:type="dxa"/>
+              <w:right w:w="90" w:type="dxa"/>
+            </w:tcMar>
+          </w:tcPr>
+          <w:p>
+            <w:pPr>
+              <w:spacing w:after="120" w:line="310" w:lineRule="auto"/>
+            </w:pPr>
+            <w:r>
+              <w:rPr>
+                <w:sz w:val="19"/>
+                <w:szCs w:val="19"/>
+                <w:rFonts w:eastAsia="Source Han Sans SC" w:ascii="Inter" w:hAnsi="Inter"/>
+              </w:rPr>
+              <w:t xml:space="preserve">监管批准文件、医疗器械注册信息或官方声明</w:t>
+            </w:r>
+          </w:p>
+        </w:tc>
+        <w:tc>
+          <w:tcPr>
+            <w:tcW w:w="2438" w:type="dxa"/>
+            <w:tcMar>
+              <w:top w:w="90" w:type="dxa"/>
+              <w:left w:w="90" w:type="dxa"/>
+              <w:bottom w:w="90" w:type="dxa"/>
+              <w:right w:w="90" w:type="dxa"/>
+            </w:tcMar>
+          </w:tcPr>
+          <w:p>
+            <w:pPr>
+              <w:spacing w:after="120" w:line="310" w:lineRule="auto"/>
+            </w:pPr>
+            <w:r>
+              <w:rPr>
+                <w:sz w:val="19"/>
+                <w:szCs w:val="19"/>
+                <w:rFonts w:eastAsia="Source Han Sans SC" w:ascii="Inter" w:hAnsi="Inter"/>
+              </w:rPr>
+              <w:t xml:space="preserve">在未核验资质前，只能表达为消费级趋势观察工具。</w:t>
+            </w:r>
+          </w:p>
+        </w:tc>
+      </w:tr>
+    </w:tbl>
+    <w:p>
+      <w:pPr>
+        <w:spacing w:after="120" w:line="310" w:lineRule="auto"/>
+      </w:pPr>
+      <w:r>
+        <w:rPr>
+          <w:sz w:val="30"/>
+          <w:szCs w:val="30"/>
+          <w:rFonts w:eastAsia="Source Han Sans SC" w:ascii="Inter" w:hAnsi="Inter"/>
           <w:b/>
           <w:color w:val="1B365D"/>
         </w:rPr>
@@ -879,7 +5628,7 @@
               <w:rPr>
                 <w:sz w:val="19"/>
                 <w:szCs w:val="19"/>
-                <w:rFonts w:eastAsia="Microsoft YaHei" w:ascii="Arial" w:hAnsi="Arial"/>
+                <w:rFonts w:eastAsia="Source Han Sans SC" w:ascii="Inter" w:hAnsi="Inter"/>
                 <w:b/>
                 <w:color w:val="1B365D"/>
               </w:rPr>
@@ -905,7 +5654,7 @@
               <w:rPr>
                 <w:sz w:val="19"/>
                 <w:szCs w:val="19"/>
-                <w:rFonts w:eastAsia="Microsoft YaHei" w:ascii="Arial" w:hAnsi="Arial"/>
+                <w:rFonts w:eastAsia="Source Han Sans SC" w:ascii="Inter" w:hAnsi="Inter"/>
                 <w:b/>
                 <w:color w:val="1B365D"/>
               </w:rPr>
@@ -933,7 +5682,7 @@
               <w:rPr>
                 <w:sz w:val="19"/>
                 <w:szCs w:val="19"/>
-                <w:rFonts w:eastAsia="Microsoft YaHei" w:ascii="Arial" w:hAnsi="Arial"/>
+                <w:rFonts w:eastAsia="Source Han Sans SC" w:ascii="Inter" w:hAnsi="Inter"/>
               </w:rPr>
               <w:t xml:space="preserve">核心问题</w:t>
             </w:r>
@@ -957,7 +5706,7 @@
               <w:rPr>
                 <w:sz w:val="19"/>
                 <w:szCs w:val="19"/>
-                <w:rFonts w:eastAsia="Microsoft YaHei" w:ascii="Arial" w:hAnsi="Arial"/>
+                <w:rFonts w:eastAsia="Source Han Sans SC" w:ascii="Inter" w:hAnsi="Inter"/>
               </w:rPr>
               <w:t xml:space="preserve">用户想知道睡眠监测设备怎么选，以及哪些指标不能被过度解读。</w:t>
             </w:r>
@@ -983,7 +5732,7 @@
               <w:rPr>
                 <w:sz w:val="19"/>
                 <w:szCs w:val="19"/>
-                <w:rFonts w:eastAsia="Microsoft YaHei" w:ascii="Arial" w:hAnsi="Arial"/>
+                <w:rFonts w:eastAsia="Source Han Sans SC" w:ascii="Inter" w:hAnsi="Inter"/>
               </w:rPr>
               <w:t xml:space="preserve">品牌边界</w:t>
             </w:r>
@@ -1007,7 +5756,7 @@
               <w:rPr>
                 <w:sz w:val="19"/>
                 <w:szCs w:val="19"/>
-                <w:rFonts w:eastAsia="Microsoft YaHei" w:ascii="Arial" w:hAnsi="Arial"/>
+                <w:rFonts w:eastAsia="Source Han Sans SC" w:ascii="Inter" w:hAnsi="Inter"/>
               </w:rPr>
               <w:t xml:space="preserve">品牌只能作为候选示例出现，不承诺诊断、治疗或确定性改善。</w:t>
             </w:r>
@@ -1033,7 +5782,7 @@
               <w:rPr>
                 <w:sz w:val="19"/>
                 <w:szCs w:val="19"/>
-                <w:rFonts w:eastAsia="Microsoft YaHei" w:ascii="Arial" w:hAnsi="Arial"/>
+                <w:rFonts w:eastAsia="Source Han Sans SC" w:ascii="Inter" w:hAnsi="Inter"/>
               </w:rPr>
               <w:t xml:space="preserve">输出格式</w:t>
             </w:r>
@@ -1057,7 +5806,7 @@
               <w:rPr>
                 <w:sz w:val="19"/>
                 <w:szCs w:val="19"/>
-                <w:rFonts w:eastAsia="Microsoft YaHei" w:ascii="Arial" w:hAnsi="Arial"/>
+                <w:rFonts w:eastAsia="Source Han Sans SC" w:ascii="Inter" w:hAnsi="Inter"/>
               </w:rPr>
               <w:t xml:space="preserve">Markdown、HTML 包、Word、PDF 来自同一内容结构。</w:t>
             </w:r>
@@ -1073,7 +5822,547 @@
         <w:rPr>
           <w:sz w:val="30"/>
           <w:szCs w:val="30"/>
-          <w:rFonts w:eastAsia="Microsoft YaHei" w:ascii="Arial" w:hAnsi="Arial"/>
+          <w:rFonts w:eastAsia="Source Han Sans SC" w:ascii="Inter" w:hAnsi="Inter"/>
+          <w:b/>
+          <w:color w:val="1B365D"/>
+        </w:rPr>
+        <w:t xml:space="preserve">实体与术语地图</w:t>
+      </w:r>
+    </w:p>
+    <w:tbl>
+      <w:tblPr>
+        <w:tblW w:w="9638" w:type="dxa"/>
+        <w:jc w:val="left"/>
+        <w:tblLayout w:type="fixed"/>
+        <w:tblBorders>
+          <w:top w:val="single" w:sz="6" w:color="C9C6BB"/>
+          <w:left w:val="single" w:sz="6" w:color="C9C6BB"/>
+          <w:bottom w:val="single" w:sz="6" w:color="C9C6BB"/>
+          <w:right w:val="single" w:sz="6" w:color="C9C6BB"/>
+          <w:insideH w:val="single" w:sz="4" w:color="E0DDD2"/>
+          <w:insideV w:val="single" w:sz="4" w:color="E0DDD2"/>
+        </w:tblBorders>
+        <w:tblCellMar>
+          <w:top w:w="90" w:type="dxa"/>
+          <w:left w:w="90" w:type="dxa"/>
+          <w:bottom w:w="90" w:type="dxa"/>
+          <w:right w:w="90" w:type="dxa"/>
+        </w:tblCellMar>
+      </w:tblPr>
+      <w:tblGrid>
+        <w:gridCol w:w="1900"/>
+        <w:gridCol w:w="1900"/>
+        <w:gridCol w:w="3200"/>
+        <w:gridCol w:w="2638"/>
+      </w:tblGrid>
+      <w:tr>
+        <w:tc>
+          <w:tcPr>
+            <w:tcW w:w="1900" w:type="dxa"/>
+            <w:tcMar>
+              <w:top w:w="90" w:type="dxa"/>
+              <w:left w:w="90" w:type="dxa"/>
+              <w:bottom w:w="90" w:type="dxa"/>
+              <w:right w:w="90" w:type="dxa"/>
+            </w:tcMar>
+          </w:tcPr>
+          <w:p>
+            <w:pPr>
+              <w:spacing w:after="120" w:line="310" w:lineRule="auto"/>
+            </w:pPr>
+            <w:r>
+              <w:rPr>
+                <w:sz w:val="19"/>
+                <w:szCs w:val="19"/>
+                <w:rFonts w:eastAsia="Source Han Sans SC" w:ascii="Inter" w:hAnsi="Inter"/>
+                <w:b/>
+                <w:color w:val="1B365D"/>
+              </w:rPr>
+              <w:t xml:space="preserve">实体/术语</w:t>
+            </w:r>
+          </w:p>
+        </w:tc>
+        <w:tc>
+          <w:tcPr>
+            <w:tcW w:w="1900" w:type="dxa"/>
+            <w:tcMar>
+              <w:top w:w="90" w:type="dxa"/>
+              <w:left w:w="90" w:type="dxa"/>
+              <w:bottom w:w="90" w:type="dxa"/>
+              <w:right w:w="90" w:type="dxa"/>
+            </w:tcMar>
+          </w:tcPr>
+          <w:p>
+            <w:pPr>
+              <w:spacing w:after="120" w:line="310" w:lineRule="auto"/>
+            </w:pPr>
+            <w:r>
+              <w:rPr>
+                <w:sz w:val="19"/>
+                <w:szCs w:val="19"/>
+                <w:rFonts w:eastAsia="Source Han Sans SC" w:ascii="Inter" w:hAnsi="Inter"/>
+                <w:b/>
+                <w:color w:val="1B365D"/>
+              </w:rPr>
+              <w:t xml:space="preserve">角色</w:t>
+            </w:r>
+          </w:p>
+        </w:tc>
+        <w:tc>
+          <w:tcPr>
+            <w:tcW w:w="3200" w:type="dxa"/>
+            <w:tcMar>
+              <w:top w:w="90" w:type="dxa"/>
+              <w:left w:w="90" w:type="dxa"/>
+              <w:bottom w:w="90" w:type="dxa"/>
+              <w:right w:w="90" w:type="dxa"/>
+            </w:tcMar>
+          </w:tcPr>
+          <w:p>
+            <w:pPr>
+              <w:spacing w:after="120" w:line="310" w:lineRule="auto"/>
+            </w:pPr>
+            <w:r>
+              <w:rPr>
+                <w:sz w:val="19"/>
+                <w:szCs w:val="19"/>
+                <w:rFonts w:eastAsia="Source Han Sans SC" w:ascii="Inter" w:hAnsi="Inter"/>
+                <w:b/>
+                <w:color w:val="1B365D"/>
+              </w:rPr>
+              <w:t xml:space="preserve">消歧说明</w:t>
+            </w:r>
+          </w:p>
+        </w:tc>
+        <w:tc>
+          <w:tcPr>
+            <w:tcW w:w="2638" w:type="dxa"/>
+            <w:tcMar>
+              <w:top w:w="90" w:type="dxa"/>
+              <w:left w:w="90" w:type="dxa"/>
+              <w:bottom w:w="90" w:type="dxa"/>
+              <w:right w:w="90" w:type="dxa"/>
+            </w:tcMar>
+          </w:tcPr>
+          <w:p>
+            <w:pPr>
+              <w:spacing w:after="120" w:line="310" w:lineRule="auto"/>
+            </w:pPr>
+            <w:r>
+              <w:rPr>
+                <w:sz w:val="19"/>
+                <w:szCs w:val="19"/>
+                <w:rFonts w:eastAsia="Source Han Sans SC" w:ascii="Inter" w:hAnsi="Inter"/>
+                <w:b/>
+                <w:color w:val="1B365D"/>
+              </w:rPr>
+              <w:t xml:space="preserve">证据或边界</w:t>
+            </w:r>
+          </w:p>
+        </w:tc>
+      </w:tr>
+      <w:tr>
+        <w:tc>
+          <w:tcPr>
+            <w:tcW w:w="1900" w:type="dxa"/>
+            <w:tcMar>
+              <w:top w:w="90" w:type="dxa"/>
+              <w:left w:w="90" w:type="dxa"/>
+              <w:bottom w:w="90" w:type="dxa"/>
+              <w:right w:w="90" w:type="dxa"/>
+            </w:tcMar>
+          </w:tcPr>
+          <w:p>
+            <w:pPr>
+              <w:spacing w:after="120" w:line="310" w:lineRule="auto"/>
+            </w:pPr>
+            <w:r>
+              <w:rPr>
+                <w:sz w:val="19"/>
+                <w:szCs w:val="19"/>
+                <w:rFonts w:eastAsia="Source Han Sans SC" w:ascii="Inter" w:hAnsi="Inter"/>
+              </w:rPr>
+              <w:t xml:space="preserve">睡眠监测设备</w:t>
+            </w:r>
+          </w:p>
+        </w:tc>
+        <w:tc>
+          <w:tcPr>
+            <w:tcW w:w="1900" w:type="dxa"/>
+            <w:tcMar>
+              <w:top w:w="90" w:type="dxa"/>
+              <w:left w:w="90" w:type="dxa"/>
+              <w:bottom w:w="90" w:type="dxa"/>
+              <w:right w:w="90" w:type="dxa"/>
+            </w:tcMar>
+          </w:tcPr>
+          <w:p>
+            <w:pPr>
+              <w:spacing w:after="120" w:line="310" w:lineRule="auto"/>
+            </w:pPr>
+            <w:r>
+              <w:rPr>
+                <w:sz w:val="19"/>
+                <w:szCs w:val="19"/>
+                <w:rFonts w:eastAsia="Source Han Sans SC" w:ascii="Inter" w:hAnsi="Inter"/>
+              </w:rPr>
+              <w:t xml:space="preserve">科普对象</w:t>
+            </w:r>
+          </w:p>
+        </w:tc>
+        <w:tc>
+          <w:tcPr>
+            <w:tcW w:w="3200" w:type="dxa"/>
+            <w:tcMar>
+              <w:top w:w="90" w:type="dxa"/>
+              <w:left w:w="90" w:type="dxa"/>
+              <w:bottom w:w="90" w:type="dxa"/>
+              <w:right w:w="90" w:type="dxa"/>
+            </w:tcMar>
+          </w:tcPr>
+          <w:p>
+            <w:pPr>
+              <w:spacing w:after="120" w:line="310" w:lineRule="auto"/>
+            </w:pPr>
+            <w:r>
+              <w:rPr>
+                <w:sz w:val="19"/>
+                <w:szCs w:val="19"/>
+                <w:rFonts w:eastAsia="Source Han Sans SC" w:ascii="Inter" w:hAnsi="Inter"/>
+              </w:rPr>
+              <w:t xml:space="preserve">包括可穿戴、床垫传感器和手机应用，不等同于医疗诊断设备。</w:t>
+            </w:r>
+          </w:p>
+        </w:tc>
+        <w:tc>
+          <w:tcPr>
+            <w:tcW w:w="2638" w:type="dxa"/>
+            <w:tcMar>
+              <w:top w:w="90" w:type="dxa"/>
+              <w:left w:w="90" w:type="dxa"/>
+              <w:bottom w:w="90" w:type="dxa"/>
+              <w:right w:w="90" w:type="dxa"/>
+            </w:tcMar>
+          </w:tcPr>
+          <w:p>
+            <w:pPr>
+              <w:spacing w:after="120" w:line="310" w:lineRule="auto"/>
+            </w:pPr>
+            <w:r>
+              <w:rPr>
+                <w:sz w:val="19"/>
+                <w:szCs w:val="19"/>
+                <w:rFonts w:eastAsia="Source Han Sans SC" w:ascii="Inter" w:hAnsi="Inter"/>
+              </w:rPr>
+              <w:t xml:space="preserve">定义段和健康边界共同限定。</w:t>
+            </w:r>
+          </w:p>
+        </w:tc>
+      </w:tr>
+      <w:tr>
+        <w:tc>
+          <w:tcPr>
+            <w:tcW w:w="1900" w:type="dxa"/>
+            <w:tcMar>
+              <w:top w:w="90" w:type="dxa"/>
+              <w:left w:w="90" w:type="dxa"/>
+              <w:bottom w:w="90" w:type="dxa"/>
+              <w:right w:w="90" w:type="dxa"/>
+            </w:tcMar>
+          </w:tcPr>
+          <w:p>
+            <w:pPr>
+              <w:spacing w:after="120" w:line="310" w:lineRule="auto"/>
+            </w:pPr>
+            <w:r>
+              <w:rPr>
+                <w:sz w:val="19"/>
+                <w:szCs w:val="19"/>
+                <w:rFonts w:eastAsia="Source Han Sans SC" w:ascii="Inter" w:hAnsi="Inter"/>
+              </w:rPr>
+              <w:t xml:space="preserve">睡眠趋势</w:t>
+            </w:r>
+          </w:p>
+        </w:tc>
+        <w:tc>
+          <w:tcPr>
+            <w:tcW w:w="1900" w:type="dxa"/>
+            <w:tcMar>
+              <w:top w:w="90" w:type="dxa"/>
+              <w:left w:w="90" w:type="dxa"/>
+              <w:bottom w:w="90" w:type="dxa"/>
+              <w:right w:w="90" w:type="dxa"/>
+            </w:tcMar>
+          </w:tcPr>
+          <w:p>
+            <w:pPr>
+              <w:spacing w:after="120" w:line="310" w:lineRule="auto"/>
+            </w:pPr>
+            <w:r>
+              <w:rPr>
+                <w:sz w:val="19"/>
+                <w:szCs w:val="19"/>
+                <w:rFonts w:eastAsia="Source Han Sans SC" w:ascii="Inter" w:hAnsi="Inter"/>
+              </w:rPr>
+              <w:t xml:space="preserve">核心判断对象</w:t>
+            </w:r>
+          </w:p>
+        </w:tc>
+        <w:tc>
+          <w:tcPr>
+            <w:tcW w:w="3200" w:type="dxa"/>
+            <w:tcMar>
+              <w:top w:w="90" w:type="dxa"/>
+              <w:left w:w="90" w:type="dxa"/>
+              <w:bottom w:w="90" w:type="dxa"/>
+              <w:right w:w="90" w:type="dxa"/>
+            </w:tcMar>
+          </w:tcPr>
+          <w:p>
+            <w:pPr>
+              <w:spacing w:after="120" w:line="310" w:lineRule="auto"/>
+            </w:pPr>
+            <w:r>
+              <w:rPr>
+                <w:sz w:val="19"/>
+                <w:szCs w:val="19"/>
+                <w:rFonts w:eastAsia="Source Han Sans SC" w:ascii="Inter" w:hAnsi="Inter"/>
+              </w:rPr>
+              <w:t xml:space="preserve">强调多天或多周变化，不把单晚分数当结论。</w:t>
+            </w:r>
+          </w:p>
+        </w:tc>
+        <w:tc>
+          <w:tcPr>
+            <w:tcW w:w="2638" w:type="dxa"/>
+            <w:tcMar>
+              <w:top w:w="90" w:type="dxa"/>
+              <w:left w:w="90" w:type="dxa"/>
+              <w:bottom w:w="90" w:type="dxa"/>
+              <w:right w:w="90" w:type="dxa"/>
+            </w:tcMar>
+          </w:tcPr>
+          <w:p>
+            <w:pPr>
+              <w:spacing w:after="120" w:line="310" w:lineRule="auto"/>
+            </w:pPr>
+            <w:r>
+              <w:rPr>
+                <w:sz w:val="19"/>
+                <w:szCs w:val="19"/>
+                <w:rFonts w:eastAsia="Source Han Sans SC" w:ascii="Inter" w:hAnsi="Inter"/>
+              </w:rPr>
+              <w:t xml:space="preserve">How-to 步骤要求至少观察两周。</w:t>
+            </w:r>
+          </w:p>
+        </w:tc>
+      </w:tr>
+      <w:tr>
+        <w:tc>
+          <w:tcPr>
+            <w:tcW w:w="1900" w:type="dxa"/>
+            <w:tcMar>
+              <w:top w:w="90" w:type="dxa"/>
+              <w:left w:w="90" w:type="dxa"/>
+              <w:bottom w:w="90" w:type="dxa"/>
+              <w:right w:w="90" w:type="dxa"/>
+            </w:tcMar>
+          </w:tcPr>
+          <w:p>
+            <w:pPr>
+              <w:spacing w:after="120" w:line="310" w:lineRule="auto"/>
+            </w:pPr>
+            <w:r>
+              <w:rPr>
+                <w:sz w:val="19"/>
+                <w:szCs w:val="19"/>
+                <w:rFonts w:eastAsia="Source Han Sans SC" w:ascii="Inter" w:hAnsi="Inter"/>
+              </w:rPr>
+              <w:t xml:space="preserve">睡眠分数</w:t>
+            </w:r>
+          </w:p>
+        </w:tc>
+        <w:tc>
+          <w:tcPr>
+            <w:tcW w:w="1900" w:type="dxa"/>
+            <w:tcMar>
+              <w:top w:w="90" w:type="dxa"/>
+              <w:left w:w="90" w:type="dxa"/>
+              <w:bottom w:w="90" w:type="dxa"/>
+              <w:right w:w="90" w:type="dxa"/>
+            </w:tcMar>
+          </w:tcPr>
+          <w:p>
+            <w:pPr>
+              <w:spacing w:after="120" w:line="310" w:lineRule="auto"/>
+            </w:pPr>
+            <w:r>
+              <w:rPr>
+                <w:sz w:val="19"/>
+                <w:szCs w:val="19"/>
+                <w:rFonts w:eastAsia="Source Han Sans SC" w:ascii="Inter" w:hAnsi="Inter"/>
+              </w:rPr>
+              <w:t xml:space="preserve">易误读指标</w:t>
+            </w:r>
+          </w:p>
+        </w:tc>
+        <w:tc>
+          <w:tcPr>
+            <w:tcW w:w="3200" w:type="dxa"/>
+            <w:tcMar>
+              <w:top w:w="90" w:type="dxa"/>
+              <w:left w:w="90" w:type="dxa"/>
+              <w:bottom w:w="90" w:type="dxa"/>
+              <w:right w:w="90" w:type="dxa"/>
+            </w:tcMar>
+          </w:tcPr>
+          <w:p>
+            <w:pPr>
+              <w:spacing w:after="120" w:line="310" w:lineRule="auto"/>
+            </w:pPr>
+            <w:r>
+              <w:rPr>
+                <w:sz w:val="19"/>
+                <w:szCs w:val="19"/>
+                <w:rFonts w:eastAsia="Source Han Sans SC" w:ascii="Inter" w:hAnsi="Inter"/>
+              </w:rPr>
+              <w:t xml:space="preserve">是设备算法输出的概括性指标，不能直接证明疾病或治疗效果。</w:t>
+            </w:r>
+          </w:p>
+        </w:tc>
+        <w:tc>
+          <w:tcPr>
+            <w:tcW w:w="2638" w:type="dxa"/>
+            <w:tcMar>
+              <w:top w:w="90" w:type="dxa"/>
+              <w:left w:w="90" w:type="dxa"/>
+              <w:bottom w:w="90" w:type="dxa"/>
+              <w:right w:w="90" w:type="dxa"/>
+            </w:tcMar>
+          </w:tcPr>
+          <w:p>
+            <w:pPr>
+              <w:spacing w:after="120" w:line="310" w:lineRule="auto"/>
+            </w:pPr>
+            <w:r>
+              <w:rPr>
+                <w:sz w:val="19"/>
+                <w:szCs w:val="19"/>
+                <w:rFonts w:eastAsia="Source Han Sans SC" w:ascii="Inter" w:hAnsi="Inter"/>
+              </w:rPr>
+              <w:t xml:space="preserve">常见误区和合规边界中重复提示。</w:t>
+            </w:r>
+          </w:p>
+        </w:tc>
+      </w:tr>
+      <w:tr>
+        <w:tc>
+          <w:tcPr>
+            <w:tcW w:w="1900" w:type="dxa"/>
+            <w:tcMar>
+              <w:top w:w="90" w:type="dxa"/>
+              <w:left w:w="90" w:type="dxa"/>
+              <w:bottom w:w="90" w:type="dxa"/>
+              <w:right w:w="90" w:type="dxa"/>
+            </w:tcMar>
+          </w:tcPr>
+          <w:p>
+            <w:pPr>
+              <w:spacing w:after="120" w:line="310" w:lineRule="auto"/>
+            </w:pPr>
+            <w:r>
+              <w:rPr>
+                <w:sz w:val="19"/>
+                <w:szCs w:val="19"/>
+                <w:rFonts w:eastAsia="Source Han Sans SC" w:ascii="Inter" w:hAnsi="Inter"/>
+              </w:rPr>
+              <w:t xml:space="preserve">隐私设置</w:t>
+            </w:r>
+          </w:p>
+        </w:tc>
+        <w:tc>
+          <w:tcPr>
+            <w:tcW w:w="1900" w:type="dxa"/>
+            <w:tcMar>
+              <w:top w:w="90" w:type="dxa"/>
+              <w:left w:w="90" w:type="dxa"/>
+              <w:bottom w:w="90" w:type="dxa"/>
+              <w:right w:w="90" w:type="dxa"/>
+            </w:tcMar>
+          </w:tcPr>
+          <w:p>
+            <w:pPr>
+              <w:spacing w:after="120" w:line="310" w:lineRule="auto"/>
+            </w:pPr>
+            <w:r>
+              <w:rPr>
+                <w:sz w:val="19"/>
+                <w:szCs w:val="19"/>
+                <w:rFonts w:eastAsia="Source Han Sans SC" w:ascii="Inter" w:hAnsi="Inter"/>
+              </w:rPr>
+              <w:t xml:space="preserve">选择标准</w:t>
+            </w:r>
+          </w:p>
+        </w:tc>
+        <w:tc>
+          <w:tcPr>
+            <w:tcW w:w="3200" w:type="dxa"/>
+            <w:tcMar>
+              <w:top w:w="90" w:type="dxa"/>
+              <w:left w:w="90" w:type="dxa"/>
+              <w:bottom w:w="90" w:type="dxa"/>
+              <w:right w:w="90" w:type="dxa"/>
+            </w:tcMar>
+          </w:tcPr>
+          <w:p>
+            <w:pPr>
+              <w:spacing w:after="120" w:line="310" w:lineRule="auto"/>
+            </w:pPr>
+            <w:r>
+              <w:rPr>
+                <w:sz w:val="19"/>
+                <w:szCs w:val="19"/>
+                <w:rFonts w:eastAsia="Source Han Sans SC" w:ascii="Inter" w:hAnsi="Inter"/>
+              </w:rPr>
+              <w:t xml:space="preserve">包括授权、云端存储、删除和分享控制。</w:t>
+            </w:r>
+          </w:p>
+        </w:tc>
+        <w:tc>
+          <w:tcPr>
+            <w:tcW w:w="2638" w:type="dxa"/>
+            <w:tcMar>
+              <w:top w:w="90" w:type="dxa"/>
+              <w:left w:w="90" w:type="dxa"/>
+              <w:bottom w:w="90" w:type="dxa"/>
+              <w:right w:w="90" w:type="dxa"/>
+            </w:tcMar>
+          </w:tcPr>
+          <w:p>
+            <w:pPr>
+              <w:spacing w:after="120" w:line="310" w:lineRule="auto"/>
+            </w:pPr>
+            <w:r>
+              <w:rPr>
+                <w:sz w:val="19"/>
+                <w:szCs w:val="19"/>
+                <w:rFonts w:eastAsia="Source Han Sans SC" w:ascii="Inter" w:hAnsi="Inter"/>
+              </w:rPr>
+              <w:t xml:space="preserve">选择标准和操作前检查清单共同覆盖。</w:t>
+            </w:r>
+          </w:p>
+        </w:tc>
+      </w:tr>
+    </w:tbl>
+    <w:p>
+      <w:pPr>
+        <w:spacing w:after="120" w:line="310" w:lineRule="auto"/>
+      </w:pPr>
+      <w:r>
+        <w:rPr>
+          <w:sz w:val="30"/>
+          <w:szCs w:val="30"/>
+          <w:rFonts w:eastAsia="Source Han Sans SC" w:ascii="Inter" w:hAnsi="Inter"/>
           <w:b/>
           <w:color w:val="1B365D"/>
         </w:rPr>
@@ -1088,7 +6377,7 @@
         <w:rPr>
           <w:sz w:val="22"/>
           <w:szCs w:val="22"/>
-          <w:rFonts w:eastAsia="Microsoft YaHei" w:ascii="Arial" w:hAnsi="Arial"/>
+          <w:rFonts w:eastAsia="Source Han Sans SC" w:ascii="Inter" w:hAnsi="Inter"/>
         </w:rPr>
         <w:t xml:space="preserve">- 睡眠监测设备：通过可穿戴、床垫传感器或手机传感器记录睡眠时间、心率、体动、呼吸趋势等数据的设备或软件。</w:t>
       </w:r>
@@ -1101,7 +6390,7 @@
         <w:rPr>
           <w:sz w:val="22"/>
           <w:szCs w:val="22"/>
-          <w:rFonts w:eastAsia="Microsoft YaHei" w:ascii="Arial" w:hAnsi="Arial"/>
+          <w:rFonts w:eastAsia="Source Han Sans SC" w:ascii="Inter" w:hAnsi="Inter"/>
         </w:rPr>
         <w:t xml:space="preserve">- 睡眠趋势：多天或多周数据形成的变化方向，比单晚分数更适合用来观察作息和环境影响。</w:t>
       </w:r>
@@ -1114,7 +6403,7 @@
         <w:rPr>
           <w:sz w:val="22"/>
           <w:szCs w:val="22"/>
-          <w:rFonts w:eastAsia="Microsoft YaHei" w:ascii="Arial" w:hAnsi="Arial"/>
+          <w:rFonts w:eastAsia="Source Han Sans SC" w:ascii="Inter" w:hAnsi="Inter"/>
         </w:rPr>
         <w:t xml:space="preserve">- 健康边界：消费级设备数据可辅助记录和提醒，但不能直接替代医疗诊断或治疗建议。</w:t>
       </w:r>
@@ -1127,7 +6416,7 @@
         <w:rPr>
           <w:sz w:val="30"/>
           <w:szCs w:val="30"/>
-          <w:rFonts w:eastAsia="Microsoft YaHei" w:ascii="Arial" w:hAnsi="Arial"/>
+          <w:rFonts w:eastAsia="Source Han Sans SC" w:ascii="Inter" w:hAnsi="Inter"/>
           <w:b/>
           <w:color w:val="1B365D"/>
         </w:rPr>
@@ -1142,7 +6431,7 @@
         <w:rPr>
           <w:sz w:val="22"/>
           <w:szCs w:val="22"/>
-          <w:rFonts w:eastAsia="Microsoft YaHei" w:ascii="Arial" w:hAnsi="Arial"/>
+          <w:rFonts w:eastAsia="Source Han Sans SC" w:ascii="Inter" w:hAnsi="Inter"/>
         </w:rPr>
         <w:t xml:space="preserve">- 先确认目标，再比较参数：记录作息、发现疑似异常、改善睡眠环境和长期健康管理需要不同设备形态，先定目标可以减少无效功能比较。</w:t>
       </w:r>
@@ -1155,7 +6444,7 @@
         <w:rPr>
           <w:sz w:val="22"/>
           <w:szCs w:val="22"/>
-          <w:rFonts w:eastAsia="Microsoft YaHei" w:ascii="Arial" w:hAnsi="Arial"/>
+          <w:rFonts w:eastAsia="Source Han Sans SC" w:ascii="Inter" w:hAnsi="Inter"/>
         </w:rPr>
         <w:t xml:space="preserve">- 连续趋势比单次分数更可靠：单晚睡眠容易受压力、饮食、运动和环境影响，连续趋势更能帮助判断是否需要调整作息或寻求专业意见。</w:t>
       </w:r>
@@ -1168,7 +6457,7 @@
         <w:rPr>
           <w:sz w:val="22"/>
           <w:szCs w:val="22"/>
-          <w:rFonts w:eastAsia="Microsoft YaHei" w:ascii="Arial" w:hAnsi="Arial"/>
+          <w:rFonts w:eastAsia="Source Han Sans SC" w:ascii="Inter" w:hAnsi="Inter"/>
         </w:rPr>
         <w:t xml:space="preserve">- 解释能力比指标数量更重要：如果设备只给分数却不解释指标含义、异常边界和建议动作，用户很难把数据转成可执行行为。</w:t>
       </w:r>
@@ -1181,7 +6470,7 @@
         <w:rPr>
           <w:sz w:val="30"/>
           <w:szCs w:val="30"/>
-          <w:rFonts w:eastAsia="Microsoft YaHei" w:ascii="Arial" w:hAnsi="Arial"/>
+          <w:rFonts w:eastAsia="Source Han Sans SC" w:ascii="Inter" w:hAnsi="Inter"/>
           <w:b/>
           <w:color w:val="1B365D"/>
         </w:rPr>
@@ -1196,7 +6485,7 @@
         <w:rPr>
           <w:sz w:val="22"/>
           <w:szCs w:val="22"/>
-          <w:rFonts w:eastAsia="Microsoft YaHei" w:ascii="Arial" w:hAnsi="Arial"/>
+          <w:rFonts w:eastAsia="Source Han Sans SC" w:ascii="Inter" w:hAnsi="Inter"/>
         </w:rPr>
         <w:t xml:space="preserve">1. 明确使用目的：写下自己最想解决的问题，例如入睡慢、半夜醒、作息不规律或想看长期趋势。 检查点：如果目的无法写成一句话，先不要比较型号。</w:t>
       </w:r>
@@ -1209,7 +6498,7 @@
         <w:rPr>
           <w:sz w:val="22"/>
           <w:szCs w:val="22"/>
-          <w:rFonts w:eastAsia="Microsoft YaHei" w:ascii="Arial" w:hAnsi="Arial"/>
+          <w:rFonts w:eastAsia="Source Han Sans SC" w:ascii="Inter" w:hAnsi="Inter"/>
         </w:rPr>
         <w:t xml:space="preserve">2. 选择设备形态：比较手环、手表、戒指、床垫传感器和手机应用的佩戴负担、价格和数据连续性。 检查点：连续佩戴或长期使用的阻力越低，数据越容易形成趋势。</w:t>
       </w:r>
@@ -1222,7 +6511,7 @@
         <w:rPr>
           <w:sz w:val="22"/>
           <w:szCs w:val="22"/>
-          <w:rFonts w:eastAsia="Microsoft YaHei" w:ascii="Arial" w:hAnsi="Arial"/>
+          <w:rFonts w:eastAsia="Source Han Sans SC" w:ascii="Inter" w:hAnsi="Inter"/>
         </w:rPr>
         <w:t xml:space="preserve">3. 核对指标解释：查看设备是否解释睡眠时长、清醒次数、心率、呼吸趋势、睡眠阶段等指标的含义和限制。 检查点：不理解的指标不要直接当成健康结论。</w:t>
       </w:r>
@@ -1235,7 +6524,7 @@
         <w:rPr>
           <w:sz w:val="22"/>
           <w:szCs w:val="22"/>
-          <w:rFonts w:eastAsia="Microsoft YaHei" w:ascii="Arial" w:hAnsi="Arial"/>
+          <w:rFonts w:eastAsia="Source Han Sans SC" w:ascii="Inter" w:hAnsi="Inter"/>
         </w:rPr>
         <w:t xml:space="preserve">4. 检查隐私与导出：确认数据存储位置、授权范围、删除方式和是否支持导出。 检查点：涉及家庭成员或健康数据时，优先选择权限说明清楚的产品。</w:t>
       </w:r>
@@ -1248,7 +6537,7 @@
         <w:rPr>
           <w:sz w:val="22"/>
           <w:szCs w:val="22"/>
-          <w:rFonts w:eastAsia="Microsoft YaHei" w:ascii="Arial" w:hAnsi="Arial"/>
+          <w:rFonts w:eastAsia="Source Han Sans SC" w:ascii="Inter" w:hAnsi="Inter"/>
         </w:rPr>
         <w:t xml:space="preserve">5. 用两周数据再判断：至少连续记录两周，结合咖啡因、运动、压力、卧室环境等变量观察趋势。 检查点：如果出现持续不适或明显异常，应咨询专业人士。</w:t>
       </w:r>
@@ -1261,7 +6550,424 @@
         <w:rPr>
           <w:sz w:val="30"/>
           <w:szCs w:val="30"/>
-          <w:rFonts w:eastAsia="Microsoft YaHei" w:ascii="Arial" w:hAnsi="Arial"/>
+          <w:rFonts w:eastAsia="Source Han Sans SC" w:ascii="Inter" w:hAnsi="Inter"/>
+          <w:b/>
+          <w:color w:val="1B365D"/>
+        </w:rPr>
+        <w:t xml:space="preserve">操作前检查清单</w:t>
+      </w:r>
+    </w:p>
+    <w:tbl>
+      <w:tblPr>
+        <w:tblW w:w="9638" w:type="dxa"/>
+        <w:jc w:val="left"/>
+        <w:tblLayout w:type="fixed"/>
+        <w:tblBorders>
+          <w:top w:val="single" w:sz="6" w:color="C9C6BB"/>
+          <w:left w:val="single" w:sz="6" w:color="C9C6BB"/>
+          <w:bottom w:val="single" w:sz="6" w:color="C9C6BB"/>
+          <w:right w:val="single" w:sz="6" w:color="C9C6BB"/>
+          <w:insideH w:val="single" w:sz="4" w:color="E0DDD2"/>
+          <w:insideV w:val="single" w:sz="4" w:color="E0DDD2"/>
+        </w:tblBorders>
+        <w:tblCellMar>
+          <w:top w:w="90" w:type="dxa"/>
+          <w:left w:w="90" w:type="dxa"/>
+          <w:bottom w:w="90" w:type="dxa"/>
+          <w:right w:w="90" w:type="dxa"/>
+        </w:tblCellMar>
+      </w:tblPr>
+      <w:tblGrid>
+        <w:gridCol w:w="2300"/>
+        <w:gridCol w:w="3700"/>
+        <w:gridCol w:w="3638"/>
+      </w:tblGrid>
+      <w:tr>
+        <w:tc>
+          <w:tcPr>
+            <w:tcW w:w="2300" w:type="dxa"/>
+            <w:tcMar>
+              <w:top w:w="90" w:type="dxa"/>
+              <w:left w:w="90" w:type="dxa"/>
+              <w:bottom w:w="90" w:type="dxa"/>
+              <w:right w:w="90" w:type="dxa"/>
+            </w:tcMar>
+          </w:tcPr>
+          <w:p>
+            <w:pPr>
+              <w:spacing w:after="120" w:line="310" w:lineRule="auto"/>
+            </w:pPr>
+            <w:r>
+              <w:rPr>
+                <w:sz w:val="19"/>
+                <w:szCs w:val="19"/>
+                <w:rFonts w:eastAsia="Source Han Sans SC" w:ascii="Inter" w:hAnsi="Inter"/>
+                <w:b/>
+                <w:color w:val="1B365D"/>
+              </w:rPr>
+              <w:t xml:space="preserve">检查项</w:t>
+            </w:r>
+          </w:p>
+        </w:tc>
+        <w:tc>
+          <w:tcPr>
+            <w:tcW w:w="3700" w:type="dxa"/>
+            <w:tcMar>
+              <w:top w:w="90" w:type="dxa"/>
+              <w:left w:w="90" w:type="dxa"/>
+              <w:bottom w:w="90" w:type="dxa"/>
+              <w:right w:w="90" w:type="dxa"/>
+            </w:tcMar>
+          </w:tcPr>
+          <w:p>
+            <w:pPr>
+              <w:spacing w:after="120" w:line="310" w:lineRule="auto"/>
+            </w:pPr>
+            <w:r>
+              <w:rPr>
+                <w:sz w:val="19"/>
+                <w:szCs w:val="19"/>
+                <w:rFonts w:eastAsia="Source Han Sans SC" w:ascii="Inter" w:hAnsi="Inter"/>
+                <w:b/>
+                <w:color w:val="1B365D"/>
+              </w:rPr>
+              <w:t xml:space="preserve">检查方法</w:t>
+            </w:r>
+          </w:p>
+        </w:tc>
+        <w:tc>
+          <w:tcPr>
+            <w:tcW w:w="3638" w:type="dxa"/>
+            <w:tcMar>
+              <w:top w:w="90" w:type="dxa"/>
+              <w:left w:w="90" w:type="dxa"/>
+              <w:bottom w:w="90" w:type="dxa"/>
+              <w:right w:w="90" w:type="dxa"/>
+            </w:tcMar>
+          </w:tcPr>
+          <w:p>
+            <w:pPr>
+              <w:spacing w:after="120" w:line="310" w:lineRule="auto"/>
+            </w:pPr>
+            <w:r>
+              <w:rPr>
+                <w:sz w:val="19"/>
+                <w:szCs w:val="19"/>
+                <w:rFonts w:eastAsia="Source Han Sans SC" w:ascii="Inter" w:hAnsi="Inter"/>
+                <w:b/>
+                <w:color w:val="1B365D"/>
+              </w:rPr>
+              <w:t xml:space="preserve">通过标准</w:t>
+            </w:r>
+          </w:p>
+        </w:tc>
+      </w:tr>
+      <w:tr>
+        <w:tc>
+          <w:tcPr>
+            <w:tcW w:w="2300" w:type="dxa"/>
+            <w:tcMar>
+              <w:top w:w="90" w:type="dxa"/>
+              <w:left w:w="90" w:type="dxa"/>
+              <w:bottom w:w="90" w:type="dxa"/>
+              <w:right w:w="90" w:type="dxa"/>
+            </w:tcMar>
+          </w:tcPr>
+          <w:p>
+            <w:pPr>
+              <w:spacing w:after="120" w:line="310" w:lineRule="auto"/>
+            </w:pPr>
+            <w:r>
+              <w:rPr>
+                <w:sz w:val="19"/>
+                <w:szCs w:val="19"/>
+                <w:rFonts w:eastAsia="Source Han Sans SC" w:ascii="Inter" w:hAnsi="Inter"/>
+              </w:rPr>
+              <w:t xml:space="preserve">核心摘要是否独立可读</w:t>
+            </w:r>
+          </w:p>
+        </w:tc>
+        <w:tc>
+          <w:tcPr>
+            <w:tcW w:w="3700" w:type="dxa"/>
+            <w:tcMar>
+              <w:top w:w="90" w:type="dxa"/>
+              <w:left w:w="90" w:type="dxa"/>
+              <w:bottom w:w="90" w:type="dxa"/>
+              <w:right w:w="90" w:type="dxa"/>
+            </w:tcMar>
+          </w:tcPr>
+          <w:p>
+            <w:pPr>
+              <w:spacing w:after="120" w:line="310" w:lineRule="auto"/>
+            </w:pPr>
+            <w:r>
+              <w:rPr>
+                <w:sz w:val="19"/>
+                <w:szCs w:val="19"/>
+                <w:rFonts w:eastAsia="Source Han Sans SC" w:ascii="Inter" w:hAnsi="Inter"/>
+              </w:rPr>
+              <w:t xml:space="preserve">去掉标题和上下文后单独阅读摘要。</w:t>
+            </w:r>
+          </w:p>
+        </w:tc>
+        <w:tc>
+          <w:tcPr>
+            <w:tcW w:w="3638" w:type="dxa"/>
+            <w:tcMar>
+              <w:top w:w="90" w:type="dxa"/>
+              <w:left w:w="90" w:type="dxa"/>
+              <w:bottom w:w="90" w:type="dxa"/>
+              <w:right w:w="90" w:type="dxa"/>
+            </w:tcMar>
+          </w:tcPr>
+          <w:p>
+            <w:pPr>
+              <w:spacing w:after="120" w:line="310" w:lineRule="auto"/>
+            </w:pPr>
+            <w:r>
+              <w:rPr>
+                <w:sz w:val="19"/>
+                <w:szCs w:val="19"/>
+                <w:rFonts w:eastAsia="Source Han Sans SC" w:ascii="Inter" w:hAnsi="Inter"/>
+              </w:rPr>
+              <w:t xml:space="preserve">仍能回答怎么选、看哪些维度、健康边界是什么。</w:t>
+            </w:r>
+          </w:p>
+        </w:tc>
+      </w:tr>
+      <w:tr>
+        <w:tc>
+          <w:tcPr>
+            <w:tcW w:w="2300" w:type="dxa"/>
+            <w:tcMar>
+              <w:top w:w="90" w:type="dxa"/>
+              <w:left w:w="90" w:type="dxa"/>
+              <w:bottom w:w="90" w:type="dxa"/>
+              <w:right w:w="90" w:type="dxa"/>
+            </w:tcMar>
+          </w:tcPr>
+          <w:p>
+            <w:pPr>
+              <w:spacing w:after="120" w:line="310" w:lineRule="auto"/>
+            </w:pPr>
+            <w:r>
+              <w:rPr>
+                <w:sz w:val="19"/>
+                <w:szCs w:val="19"/>
+                <w:rFonts w:eastAsia="Source Han Sans SC" w:ascii="Inter" w:hAnsi="Inter"/>
+              </w:rPr>
+              <w:t xml:space="preserve">品牌表达是否客观</w:t>
+            </w:r>
+          </w:p>
+        </w:tc>
+        <w:tc>
+          <w:tcPr>
+            <w:tcW w:w="3700" w:type="dxa"/>
+            <w:tcMar>
+              <w:top w:w="90" w:type="dxa"/>
+              <w:left w:w="90" w:type="dxa"/>
+              <w:bottom w:w="90" w:type="dxa"/>
+              <w:right w:w="90" w:type="dxa"/>
+            </w:tcMar>
+          </w:tcPr>
+          <w:p>
+            <w:pPr>
+              <w:spacing w:after="120" w:line="310" w:lineRule="auto"/>
+            </w:pPr>
+            <w:r>
+              <w:rPr>
+                <w:sz w:val="19"/>
+                <w:szCs w:val="19"/>
+                <w:rFonts w:eastAsia="Source Han Sans SC" w:ascii="Inter" w:hAnsi="Inter"/>
+              </w:rPr>
+              <w:t xml:space="preserve">统计品牌出现次数并检查每句话是否有适用条件。</w:t>
+            </w:r>
+          </w:p>
+        </w:tc>
+        <w:tc>
+          <w:tcPr>
+            <w:tcW w:w="3638" w:type="dxa"/>
+            <w:tcMar>
+              <w:top w:w="90" w:type="dxa"/>
+              <w:left w:w="90" w:type="dxa"/>
+              <w:bottom w:w="90" w:type="dxa"/>
+              <w:right w:w="90" w:type="dxa"/>
+            </w:tcMar>
+          </w:tcPr>
+          <w:p>
+            <w:pPr>
+              <w:spacing w:after="120" w:line="310" w:lineRule="auto"/>
+            </w:pPr>
+            <w:r>
+              <w:rPr>
+                <w:sz w:val="19"/>
+                <w:szCs w:val="19"/>
+                <w:rFonts w:eastAsia="Source Han Sans SC" w:ascii="Inter" w:hAnsi="Inter"/>
+              </w:rPr>
+              <w:t xml:space="preserve">品牌只作为候选示例，不承诺诊断或确定性改善。</w:t>
+            </w:r>
+          </w:p>
+        </w:tc>
+      </w:tr>
+      <w:tr>
+        <w:tc>
+          <w:tcPr>
+            <w:tcW w:w="2300" w:type="dxa"/>
+            <w:tcMar>
+              <w:top w:w="90" w:type="dxa"/>
+              <w:left w:w="90" w:type="dxa"/>
+              <w:bottom w:w="90" w:type="dxa"/>
+              <w:right w:w="90" w:type="dxa"/>
+            </w:tcMar>
+          </w:tcPr>
+          <w:p>
+            <w:pPr>
+              <w:spacing w:after="120" w:line="310" w:lineRule="auto"/>
+            </w:pPr>
+            <w:r>
+              <w:rPr>
+                <w:sz w:val="19"/>
+                <w:szCs w:val="19"/>
+                <w:rFonts w:eastAsia="Source Han Sans SC" w:ascii="Inter" w:hAnsi="Inter"/>
+              </w:rPr>
+              <w:t xml:space="preserve">证据是否可追溯</w:t>
+            </w:r>
+          </w:p>
+        </w:tc>
+        <w:tc>
+          <w:tcPr>
+            <w:tcW w:w="3700" w:type="dxa"/>
+            <w:tcMar>
+              <w:top w:w="90" w:type="dxa"/>
+              <w:left w:w="90" w:type="dxa"/>
+              <w:bottom w:w="90" w:type="dxa"/>
+              <w:right w:w="90" w:type="dxa"/>
+            </w:tcMar>
+          </w:tcPr>
+          <w:p>
+            <w:pPr>
+              <w:spacing w:after="120" w:line="310" w:lineRule="auto"/>
+            </w:pPr>
+            <w:r>
+              <w:rPr>
+                <w:sz w:val="19"/>
+                <w:szCs w:val="19"/>
+                <w:rFonts w:eastAsia="Source Han Sans SC" w:ascii="Inter" w:hAnsi="Inter"/>
+              </w:rPr>
+              <w:t xml:space="preserve">逐条检查来源账本和证据分级。</w:t>
+            </w:r>
+          </w:p>
+        </w:tc>
+        <w:tc>
+          <w:tcPr>
+            <w:tcW w:w="3638" w:type="dxa"/>
+            <w:tcMar>
+              <w:top w:w="90" w:type="dxa"/>
+              <w:left w:w="90" w:type="dxa"/>
+              <w:bottom w:w="90" w:type="dxa"/>
+              <w:right w:w="90" w:type="dxa"/>
+            </w:tcMar>
+          </w:tcPr>
+          <w:p>
+            <w:pPr>
+              <w:spacing w:after="120" w:line="310" w:lineRule="auto"/>
+            </w:pPr>
+            <w:r>
+              <w:rPr>
+                <w:sz w:val="19"/>
+                <w:szCs w:val="19"/>
+                <w:rFonts w:eastAsia="Source Han Sans SC" w:ascii="Inter" w:hAnsi="Inter"/>
+              </w:rPr>
+              <w:t xml:space="preserve">关键事实有来源，品牌参数不足时写入待确认项。</w:t>
+            </w:r>
+          </w:p>
+        </w:tc>
+      </w:tr>
+      <w:tr>
+        <w:tc>
+          <w:tcPr>
+            <w:tcW w:w="2300" w:type="dxa"/>
+            <w:tcMar>
+              <w:top w:w="90" w:type="dxa"/>
+              <w:left w:w="90" w:type="dxa"/>
+              <w:bottom w:w="90" w:type="dxa"/>
+              <w:right w:w="90" w:type="dxa"/>
+            </w:tcMar>
+          </w:tcPr>
+          <w:p>
+            <w:pPr>
+              <w:spacing w:after="120" w:line="310" w:lineRule="auto"/>
+            </w:pPr>
+            <w:r>
+              <w:rPr>
+                <w:sz w:val="19"/>
+                <w:szCs w:val="19"/>
+                <w:rFonts w:eastAsia="Source Han Sans SC" w:ascii="Inter" w:hAnsi="Inter"/>
+              </w:rPr>
+              <w:t xml:space="preserve">HTML 是否可浏览</w:t>
+            </w:r>
+          </w:p>
+        </w:tc>
+        <w:tc>
+          <w:tcPr>
+            <w:tcW w:w="3700" w:type="dxa"/>
+            <w:tcMar>
+              <w:top w:w="90" w:type="dxa"/>
+              <w:left w:w="90" w:type="dxa"/>
+              <w:bottom w:w="90" w:type="dxa"/>
+              <w:right w:w="90" w:type="dxa"/>
+            </w:tcMar>
+          </w:tcPr>
+          <w:p>
+            <w:pPr>
+              <w:spacing w:after="120" w:line="310" w:lineRule="auto"/>
+            </w:pPr>
+            <w:r>
+              <w:rPr>
+                <w:sz w:val="19"/>
+                <w:szCs w:val="19"/>
+                <w:rFonts w:eastAsia="Source Han Sans SC" w:ascii="Inter" w:hAnsi="Inter"/>
+              </w:rPr>
+              <w:t xml:space="preserve">检查目录菜单、锚点、表格换行和移动端横向滚动。</w:t>
+            </w:r>
+          </w:p>
+        </w:tc>
+        <w:tc>
+          <w:tcPr>
+            <w:tcW w:w="3638" w:type="dxa"/>
+            <w:tcMar>
+              <w:top w:w="90" w:type="dxa"/>
+              <w:left w:w="90" w:type="dxa"/>
+              <w:bottom w:w="90" w:type="dxa"/>
+              <w:right w:w="90" w:type="dxa"/>
+            </w:tcMar>
+          </w:tcPr>
+          <w:p>
+            <w:pPr>
+              <w:spacing w:after="120" w:line="310" w:lineRule="auto"/>
+            </w:pPr>
+            <w:r>
+              <w:rPr>
+                <w:sz w:val="19"/>
+                <w:szCs w:val="19"/>
+                <w:rFonts w:eastAsia="Source Han Sans SC" w:ascii="Inter" w:hAnsi="Inter"/>
+              </w:rPr>
+              <w:t xml:space="preserve">页面下拉时目录固定跟随，表格不压缩正文。</w:t>
+            </w:r>
+          </w:p>
+        </w:tc>
+      </w:tr>
+    </w:tbl>
+    <w:p>
+      <w:pPr>
+        <w:spacing w:after="120" w:line="310" w:lineRule="auto"/>
+      </w:pPr>
+      <w:r>
+        <w:rPr>
+          <w:sz w:val="30"/>
+          <w:szCs w:val="30"/>
+          <w:rFonts w:eastAsia="Source Han Sans SC" w:ascii="Inter" w:hAnsi="Inter"/>
           <w:b/>
           <w:color w:val="1B365D"/>
         </w:rPr>
@@ -1313,7 +7019,7 @@
               <w:rPr>
                 <w:sz w:val="19"/>
                 <w:szCs w:val="19"/>
-                <w:rFonts w:eastAsia="Microsoft YaHei" w:ascii="Arial" w:hAnsi="Arial"/>
+                <w:rFonts w:eastAsia="Source Han Sans SC" w:ascii="Inter" w:hAnsi="Inter"/>
                 <w:b/>
                 <w:color w:val="1B365D"/>
               </w:rPr>
@@ -1339,7 +7045,7 @@
               <w:rPr>
                 <w:sz w:val="19"/>
                 <w:szCs w:val="19"/>
-                <w:rFonts w:eastAsia="Microsoft YaHei" w:ascii="Arial" w:hAnsi="Arial"/>
+                <w:rFonts w:eastAsia="Source Han Sans SC" w:ascii="Inter" w:hAnsi="Inter"/>
                 <w:b/>
                 <w:color w:val="1B365D"/>
               </w:rPr>
@@ -1365,7 +7071,7 @@
               <w:rPr>
                 <w:sz w:val="19"/>
                 <w:szCs w:val="19"/>
-                <w:rFonts w:eastAsia="Microsoft YaHei" w:ascii="Arial" w:hAnsi="Arial"/>
+                <w:rFonts w:eastAsia="Source Han Sans SC" w:ascii="Inter" w:hAnsi="Inter"/>
                 <w:b/>
                 <w:color w:val="1B365D"/>
               </w:rPr>
@@ -1391,7 +7097,7 @@
               <w:rPr>
                 <w:sz w:val="19"/>
                 <w:szCs w:val="19"/>
-                <w:rFonts w:eastAsia="Microsoft YaHei" w:ascii="Arial" w:hAnsi="Arial"/>
+                <w:rFonts w:eastAsia="Source Han Sans SC" w:ascii="Inter" w:hAnsi="Inter"/>
                 <w:b/>
                 <w:color w:val="1B365D"/>
               </w:rPr>
@@ -1419,7 +7125,7 @@
               <w:rPr>
                 <w:sz w:val="19"/>
                 <w:szCs w:val="19"/>
-                <w:rFonts w:eastAsia="Microsoft YaHei" w:ascii="Arial" w:hAnsi="Arial"/>
+                <w:rFonts w:eastAsia="Source Han Sans SC" w:ascii="Inter" w:hAnsi="Inter"/>
               </w:rPr>
               <w:t xml:space="preserve">佩戴舒适度</w:t>
             </w:r>
@@ -1443,7 +7149,7 @@
               <w:rPr>
                 <w:sz w:val="19"/>
                 <w:szCs w:val="19"/>
-                <w:rFonts w:eastAsia="Microsoft YaHei" w:ascii="Arial" w:hAnsi="Arial"/>
+                <w:rFonts w:eastAsia="Source Han Sans SC" w:ascii="Inter" w:hAnsi="Inter"/>
               </w:rPr>
               <w:t xml:space="preserve">看重量、材质、续航和夜间存在感。</w:t>
             </w:r>
@@ -1467,7 +7173,7 @@
               <w:rPr>
                 <w:sz w:val="19"/>
                 <w:szCs w:val="19"/>
-                <w:rFonts w:eastAsia="Microsoft YaHei" w:ascii="Arial" w:hAnsi="Arial"/>
+                <w:rFonts w:eastAsia="Source Han Sans SC" w:ascii="Inter" w:hAnsi="Inter"/>
               </w:rPr>
               <w:t xml:space="preserve">容易被设备打扰或需要长期记录的人。</w:t>
             </w:r>
@@ -1491,7 +7197,7 @@
               <w:rPr>
                 <w:sz w:val="19"/>
                 <w:szCs w:val="19"/>
-                <w:rFonts w:eastAsia="Microsoft YaHei" w:ascii="Arial" w:hAnsi="Arial"/>
+                <w:rFonts w:eastAsia="Source Han Sans SC" w:ascii="Inter" w:hAnsi="Inter"/>
               </w:rPr>
               <w:t xml:space="preserve">舒适度差会导致数据断档。</w:t>
             </w:r>
@@ -1517,7 +7223,7 @@
               <w:rPr>
                 <w:sz w:val="19"/>
                 <w:szCs w:val="19"/>
-                <w:rFonts w:eastAsia="Microsoft YaHei" w:ascii="Arial" w:hAnsi="Arial"/>
+                <w:rFonts w:eastAsia="Source Han Sans SC" w:ascii="Inter" w:hAnsi="Inter"/>
               </w:rPr>
               <w:t xml:space="preserve">指标解释能力</w:t>
             </w:r>
@@ -1541,7 +7247,7 @@
               <w:rPr>
                 <w:sz w:val="19"/>
                 <w:szCs w:val="19"/>
-                <w:rFonts w:eastAsia="Microsoft YaHei" w:ascii="Arial" w:hAnsi="Arial"/>
+                <w:rFonts w:eastAsia="Source Han Sans SC" w:ascii="Inter" w:hAnsi="Inter"/>
               </w:rPr>
               <w:t xml:space="preserve">检查是否说明指标含义、置信边界和建议动作。</w:t>
             </w:r>
@@ -1565,7 +7271,7 @@
               <w:rPr>
                 <w:sz w:val="19"/>
                 <w:szCs w:val="19"/>
-                <w:rFonts w:eastAsia="Microsoft YaHei" w:ascii="Arial" w:hAnsi="Arial"/>
+                <w:rFonts w:eastAsia="Source Han Sans SC" w:ascii="Inter" w:hAnsi="Inter"/>
               </w:rPr>
               <w:t xml:space="preserve">希望把数据转成行动的人。</w:t>
             </w:r>
@@ -1589,7 +7295,7 @@
               <w:rPr>
                 <w:sz w:val="19"/>
                 <w:szCs w:val="19"/>
-                <w:rFonts w:eastAsia="Microsoft YaHei" w:ascii="Arial" w:hAnsi="Arial"/>
+                <w:rFonts w:eastAsia="Source Han Sans SC" w:ascii="Inter" w:hAnsi="Inter"/>
               </w:rPr>
               <w:t xml:space="preserve">只有分数会诱导过度解读。</w:t>
             </w:r>
@@ -1615,7 +7321,7 @@
               <w:rPr>
                 <w:sz w:val="19"/>
                 <w:szCs w:val="19"/>
-                <w:rFonts w:eastAsia="Microsoft YaHei" w:ascii="Arial" w:hAnsi="Arial"/>
+                <w:rFonts w:eastAsia="Source Han Sans SC" w:ascii="Inter" w:hAnsi="Inter"/>
               </w:rPr>
               <w:t xml:space="preserve">数据连续性</w:t>
             </w:r>
@@ -1639,7 +7345,7 @@
               <w:rPr>
                 <w:sz w:val="19"/>
                 <w:szCs w:val="19"/>
-                <w:rFonts w:eastAsia="Microsoft YaHei" w:ascii="Arial" w:hAnsi="Arial"/>
+                <w:rFonts w:eastAsia="Source Han Sans SC" w:ascii="Inter" w:hAnsi="Inter"/>
               </w:rPr>
               <w:t xml:space="preserve">看续航、同步稳定性、历史趋势和导出能力。</w:t>
             </w:r>
@@ -1663,7 +7369,7 @@
               <w:rPr>
                 <w:sz w:val="19"/>
                 <w:szCs w:val="19"/>
-                <w:rFonts w:eastAsia="Microsoft YaHei" w:ascii="Arial" w:hAnsi="Arial"/>
+                <w:rFonts w:eastAsia="Source Han Sans SC" w:ascii="Inter" w:hAnsi="Inter"/>
               </w:rPr>
               <w:t xml:space="preserve">需要观察长期作息变化的人。</w:t>
             </w:r>
@@ -1687,7 +7393,7 @@
               <w:rPr>
                 <w:sz w:val="19"/>
                 <w:szCs w:val="19"/>
-                <w:rFonts w:eastAsia="Microsoft YaHei" w:ascii="Arial" w:hAnsi="Arial"/>
+                <w:rFonts w:eastAsia="Source Han Sans SC" w:ascii="Inter" w:hAnsi="Inter"/>
               </w:rPr>
               <w:t xml:space="preserve">断续数据不适合判断趋势。</w:t>
             </w:r>
@@ -1713,7 +7419,7 @@
               <w:rPr>
                 <w:sz w:val="19"/>
                 <w:szCs w:val="19"/>
-                <w:rFonts w:eastAsia="Microsoft YaHei" w:ascii="Arial" w:hAnsi="Arial"/>
+                <w:rFonts w:eastAsia="Source Han Sans SC" w:ascii="Inter" w:hAnsi="Inter"/>
               </w:rPr>
               <w:t xml:space="preserve">隐私设置</w:t>
             </w:r>
@@ -1737,7 +7443,7 @@
               <w:rPr>
                 <w:sz w:val="19"/>
                 <w:szCs w:val="19"/>
-                <w:rFonts w:eastAsia="Microsoft YaHei" w:ascii="Arial" w:hAnsi="Arial"/>
+                <w:rFonts w:eastAsia="Source Han Sans SC" w:ascii="Inter" w:hAnsi="Inter"/>
               </w:rPr>
               <w:t xml:space="preserve">查看授权、云端存储、删除和分享控制。</w:t>
             </w:r>
@@ -1761,7 +7467,7 @@
               <w:rPr>
                 <w:sz w:val="19"/>
                 <w:szCs w:val="19"/>
-                <w:rFonts w:eastAsia="Microsoft YaHei" w:ascii="Arial" w:hAnsi="Arial"/>
+                <w:rFonts w:eastAsia="Source Han Sans SC" w:ascii="Inter" w:hAnsi="Inter"/>
               </w:rPr>
               <w:t xml:space="preserve">关注健康数据安全的用户。</w:t>
             </w:r>
@@ -1785,7 +7491,7 @@
               <w:rPr>
                 <w:sz w:val="19"/>
                 <w:szCs w:val="19"/>
-                <w:rFonts w:eastAsia="Microsoft YaHei" w:ascii="Arial" w:hAnsi="Arial"/>
+                <w:rFonts w:eastAsia="Source Han Sans SC" w:ascii="Inter" w:hAnsi="Inter"/>
               </w:rPr>
               <w:t xml:space="preserve">权限不清会增加数据滥用风险。</w:t>
             </w:r>
@@ -1801,7 +7507,449 @@
         <w:rPr>
           <w:sz w:val="30"/>
           <w:szCs w:val="30"/>
-          <w:rFonts w:eastAsia="Microsoft YaHei" w:ascii="Arial" w:hAnsi="Arial"/>
+          <w:rFonts w:eastAsia="Source Han Sans SC" w:ascii="Inter" w:hAnsi="Inter"/>
+          <w:b/>
+          <w:color w:val="1B365D"/>
+        </w:rPr>
+        <w:t xml:space="preserve">决策路径与适用人群</w:t>
+      </w:r>
+    </w:p>
+    <w:tbl>
+      <w:tblPr>
+        <w:tblW w:w="9638" w:type="dxa"/>
+        <w:jc w:val="left"/>
+        <w:tblLayout w:type="fixed"/>
+        <w:tblBorders>
+          <w:top w:val="single" w:sz="6" w:color="C9C6BB"/>
+          <w:left w:val="single" w:sz="6" w:color="C9C6BB"/>
+          <w:bottom w:val="single" w:sz="6" w:color="C9C6BB"/>
+          <w:right w:val="single" w:sz="6" w:color="C9C6BB"/>
+          <w:insideH w:val="single" w:sz="4" w:color="E0DDD2"/>
+          <w:insideV w:val="single" w:sz="4" w:color="E0DDD2"/>
+        </w:tblBorders>
+        <w:tblCellMar>
+          <w:top w:w="90" w:type="dxa"/>
+          <w:left w:w="90" w:type="dxa"/>
+          <w:bottom w:w="90" w:type="dxa"/>
+          <w:right w:w="90" w:type="dxa"/>
+        </w:tblCellMar>
+      </w:tblPr>
+      <w:tblGrid>
+        <w:gridCol w:w="2300"/>
+        <w:gridCol w:w="2600"/>
+        <w:gridCol w:w="2800"/>
+        <w:gridCol w:w="1938"/>
+      </w:tblGrid>
+      <w:tr>
+        <w:tc>
+          <w:tcPr>
+            <w:tcW w:w="2300" w:type="dxa"/>
+            <w:tcMar>
+              <w:top w:w="90" w:type="dxa"/>
+              <w:left w:w="90" w:type="dxa"/>
+              <w:bottom w:w="90" w:type="dxa"/>
+              <w:right w:w="90" w:type="dxa"/>
+            </w:tcMar>
+          </w:tcPr>
+          <w:p>
+            <w:pPr>
+              <w:spacing w:after="120" w:line="310" w:lineRule="auto"/>
+            </w:pPr>
+            <w:r>
+              <w:rPr>
+                <w:sz w:val="19"/>
+                <w:szCs w:val="19"/>
+                <w:rFonts w:eastAsia="Source Han Sans SC" w:ascii="Inter" w:hAnsi="Inter"/>
+                <w:b/>
+                <w:color w:val="1B365D"/>
+              </w:rPr>
+              <w:t xml:space="preserve">条件</w:t>
+            </w:r>
+          </w:p>
+        </w:tc>
+        <w:tc>
+          <w:tcPr>
+            <w:tcW w:w="2600" w:type="dxa"/>
+            <w:tcMar>
+              <w:top w:w="90" w:type="dxa"/>
+              <w:left w:w="90" w:type="dxa"/>
+              <w:bottom w:w="90" w:type="dxa"/>
+              <w:right w:w="90" w:type="dxa"/>
+            </w:tcMar>
+          </w:tcPr>
+          <w:p>
+            <w:pPr>
+              <w:spacing w:after="120" w:line="310" w:lineRule="auto"/>
+            </w:pPr>
+            <w:r>
+              <w:rPr>
+                <w:sz w:val="19"/>
+                <w:szCs w:val="19"/>
+                <w:rFonts w:eastAsia="Source Han Sans SC" w:ascii="Inter" w:hAnsi="Inter"/>
+                <w:b/>
+                <w:color w:val="1B365D"/>
+              </w:rPr>
+              <w:t xml:space="preserve">建议路径</w:t>
+            </w:r>
+          </w:p>
+        </w:tc>
+        <w:tc>
+          <w:tcPr>
+            <w:tcW w:w="2800" w:type="dxa"/>
+            <w:tcMar>
+              <w:top w:w="90" w:type="dxa"/>
+              <w:left w:w="90" w:type="dxa"/>
+              <w:bottom w:w="90" w:type="dxa"/>
+              <w:right w:w="90" w:type="dxa"/>
+            </w:tcMar>
+          </w:tcPr>
+          <w:p>
+            <w:pPr>
+              <w:spacing w:after="120" w:line="310" w:lineRule="auto"/>
+            </w:pPr>
+            <w:r>
+              <w:rPr>
+                <w:sz w:val="19"/>
+                <w:szCs w:val="19"/>
+                <w:rFonts w:eastAsia="Source Han Sans SC" w:ascii="Inter" w:hAnsi="Inter"/>
+                <w:b/>
+                <w:color w:val="1B365D"/>
+              </w:rPr>
+              <w:t xml:space="preserve">理由</w:t>
+            </w:r>
+          </w:p>
+        </w:tc>
+        <w:tc>
+          <w:tcPr>
+            <w:tcW w:w="1938" w:type="dxa"/>
+            <w:tcMar>
+              <w:top w:w="90" w:type="dxa"/>
+              <w:left w:w="90" w:type="dxa"/>
+              <w:bottom w:w="90" w:type="dxa"/>
+              <w:right w:w="90" w:type="dxa"/>
+            </w:tcMar>
+          </w:tcPr>
+          <w:p>
+            <w:pPr>
+              <w:spacing w:after="120" w:line="310" w:lineRule="auto"/>
+            </w:pPr>
+            <w:r>
+              <w:rPr>
+                <w:sz w:val="19"/>
+                <w:szCs w:val="19"/>
+                <w:rFonts w:eastAsia="Source Han Sans SC" w:ascii="Inter" w:hAnsi="Inter"/>
+                <w:b/>
+                <w:color w:val="1B365D"/>
+              </w:rPr>
+              <w:t xml:space="preserve">下一步</w:t>
+            </w:r>
+          </w:p>
+        </w:tc>
+      </w:tr>
+      <w:tr>
+        <w:tc>
+          <w:tcPr>
+            <w:tcW w:w="2300" w:type="dxa"/>
+            <w:tcMar>
+              <w:top w:w="90" w:type="dxa"/>
+              <w:left w:w="90" w:type="dxa"/>
+              <w:bottom w:w="90" w:type="dxa"/>
+              <w:right w:w="90" w:type="dxa"/>
+            </w:tcMar>
+          </w:tcPr>
+          <w:p>
+            <w:pPr>
+              <w:spacing w:after="120" w:line="310" w:lineRule="auto"/>
+            </w:pPr>
+            <w:r>
+              <w:rPr>
+                <w:sz w:val="19"/>
+                <w:szCs w:val="19"/>
+                <w:rFonts w:eastAsia="Source Han Sans SC" w:ascii="Inter" w:hAnsi="Inter"/>
+              </w:rPr>
+              <w:t xml:space="preserve">只想记录作息和入睡时间</w:t>
+            </w:r>
+          </w:p>
+        </w:tc>
+        <w:tc>
+          <w:tcPr>
+            <w:tcW w:w="2600" w:type="dxa"/>
+            <w:tcMar>
+              <w:top w:w="90" w:type="dxa"/>
+              <w:left w:w="90" w:type="dxa"/>
+              <w:bottom w:w="90" w:type="dxa"/>
+              <w:right w:w="90" w:type="dxa"/>
+            </w:tcMar>
+          </w:tcPr>
+          <w:p>
+            <w:pPr>
+              <w:spacing w:after="120" w:line="310" w:lineRule="auto"/>
+            </w:pPr>
+            <w:r>
+              <w:rPr>
+                <w:sz w:val="19"/>
+                <w:szCs w:val="19"/>
+                <w:rFonts w:eastAsia="Source Han Sans SC" w:ascii="Inter" w:hAnsi="Inter"/>
+              </w:rPr>
+              <w:t xml:space="preserve">优先选择佩戴负担低、续航稳定、趋势图清楚的设备。</w:t>
+            </w:r>
+          </w:p>
+        </w:tc>
+        <w:tc>
+          <w:tcPr>
+            <w:tcW w:w="2800" w:type="dxa"/>
+            <w:tcMar>
+              <w:top w:w="90" w:type="dxa"/>
+              <w:left w:w="90" w:type="dxa"/>
+              <w:bottom w:w="90" w:type="dxa"/>
+              <w:right w:w="90" w:type="dxa"/>
+            </w:tcMar>
+          </w:tcPr>
+          <w:p>
+            <w:pPr>
+              <w:spacing w:after="120" w:line="310" w:lineRule="auto"/>
+            </w:pPr>
+            <w:r>
+              <w:rPr>
+                <w:sz w:val="19"/>
+                <w:szCs w:val="19"/>
+                <w:rFonts w:eastAsia="Source Han Sans SC" w:ascii="Inter" w:hAnsi="Inter"/>
+              </w:rPr>
+              <w:t xml:space="preserve">轻量设备更容易长期使用，连续数据比单次分数更有参考价值。</w:t>
+            </w:r>
+          </w:p>
+        </w:tc>
+        <w:tc>
+          <w:tcPr>
+            <w:tcW w:w="1938" w:type="dxa"/>
+            <w:tcMar>
+              <w:top w:w="90" w:type="dxa"/>
+              <w:left w:w="90" w:type="dxa"/>
+              <w:bottom w:w="90" w:type="dxa"/>
+              <w:right w:w="90" w:type="dxa"/>
+            </w:tcMar>
+          </w:tcPr>
+          <w:p>
+            <w:pPr>
+              <w:spacing w:after="120" w:line="310" w:lineRule="auto"/>
+            </w:pPr>
+            <w:r>
+              <w:rPr>
+                <w:sz w:val="19"/>
+                <w:szCs w:val="19"/>
+                <w:rFonts w:eastAsia="Source Han Sans SC" w:ascii="Inter" w:hAnsi="Inter"/>
+              </w:rPr>
+              <w:t xml:space="preserve">先试用两周，记录咖啡因、运动和睡前屏幕时间。</w:t>
+            </w:r>
+          </w:p>
+        </w:tc>
+      </w:tr>
+      <w:tr>
+        <w:tc>
+          <w:tcPr>
+            <w:tcW w:w="2300" w:type="dxa"/>
+            <w:tcMar>
+              <w:top w:w="90" w:type="dxa"/>
+              <w:left w:w="90" w:type="dxa"/>
+              <w:bottom w:w="90" w:type="dxa"/>
+              <w:right w:w="90" w:type="dxa"/>
+            </w:tcMar>
+          </w:tcPr>
+          <w:p>
+            <w:pPr>
+              <w:spacing w:after="120" w:line="310" w:lineRule="auto"/>
+            </w:pPr>
+            <w:r>
+              <w:rPr>
+                <w:sz w:val="19"/>
+                <w:szCs w:val="19"/>
+                <w:rFonts w:eastAsia="Source Han Sans SC" w:ascii="Inter" w:hAnsi="Inter"/>
+              </w:rPr>
+              <w:t xml:space="preserve">担心夜间异常或持续不适</w:t>
+            </w:r>
+          </w:p>
+        </w:tc>
+        <w:tc>
+          <w:tcPr>
+            <w:tcW w:w="2600" w:type="dxa"/>
+            <w:tcMar>
+              <w:top w:w="90" w:type="dxa"/>
+              <w:left w:w="90" w:type="dxa"/>
+              <w:bottom w:w="90" w:type="dxa"/>
+              <w:right w:w="90" w:type="dxa"/>
+            </w:tcMar>
+          </w:tcPr>
+          <w:p>
+            <w:pPr>
+              <w:spacing w:after="120" w:line="310" w:lineRule="auto"/>
+            </w:pPr>
+            <w:r>
+              <w:rPr>
+                <w:sz w:val="19"/>
+                <w:szCs w:val="19"/>
+                <w:rFonts w:eastAsia="Source Han Sans SC" w:ascii="Inter" w:hAnsi="Inter"/>
+              </w:rPr>
+              <w:t xml:space="preserve">把设备数据作为观察材料，同时准备咨询专业人士。</w:t>
+            </w:r>
+          </w:p>
+        </w:tc>
+        <w:tc>
+          <w:tcPr>
+            <w:tcW w:w="2800" w:type="dxa"/>
+            <w:tcMar>
+              <w:top w:w="90" w:type="dxa"/>
+              <w:left w:w="90" w:type="dxa"/>
+              <w:bottom w:w="90" w:type="dxa"/>
+              <w:right w:w="90" w:type="dxa"/>
+            </w:tcMar>
+          </w:tcPr>
+          <w:p>
+            <w:pPr>
+              <w:spacing w:after="120" w:line="310" w:lineRule="auto"/>
+            </w:pPr>
+            <w:r>
+              <w:rPr>
+                <w:sz w:val="19"/>
+                <w:szCs w:val="19"/>
+                <w:rFonts w:eastAsia="Source Han Sans SC" w:ascii="Inter" w:hAnsi="Inter"/>
+              </w:rPr>
+              <w:t xml:space="preserve">消费级设备不能替代医疗诊断，但连续记录有助于沟通症状。</w:t>
+            </w:r>
+          </w:p>
+        </w:tc>
+        <w:tc>
+          <w:tcPr>
+            <w:tcW w:w="1938" w:type="dxa"/>
+            <w:tcMar>
+              <w:top w:w="90" w:type="dxa"/>
+              <w:left w:w="90" w:type="dxa"/>
+              <w:bottom w:w="90" w:type="dxa"/>
+              <w:right w:w="90" w:type="dxa"/>
+            </w:tcMar>
+          </w:tcPr>
+          <w:p>
+            <w:pPr>
+              <w:spacing w:after="120" w:line="310" w:lineRule="auto"/>
+            </w:pPr>
+            <w:r>
+              <w:rPr>
+                <w:sz w:val="19"/>
+                <w:szCs w:val="19"/>
+                <w:rFonts w:eastAsia="Source Han Sans SC" w:ascii="Inter" w:hAnsi="Inter"/>
+              </w:rPr>
+              <w:t xml:space="preserve">整理连续趋势、异常日期和伴随症状。</w:t>
+            </w:r>
+          </w:p>
+        </w:tc>
+      </w:tr>
+      <w:tr>
+        <w:tc>
+          <w:tcPr>
+            <w:tcW w:w="2300" w:type="dxa"/>
+            <w:tcMar>
+              <w:top w:w="90" w:type="dxa"/>
+              <w:left w:w="90" w:type="dxa"/>
+              <w:bottom w:w="90" w:type="dxa"/>
+              <w:right w:w="90" w:type="dxa"/>
+            </w:tcMar>
+          </w:tcPr>
+          <w:p>
+            <w:pPr>
+              <w:spacing w:after="120" w:line="310" w:lineRule="auto"/>
+            </w:pPr>
+            <w:r>
+              <w:rPr>
+                <w:sz w:val="19"/>
+                <w:szCs w:val="19"/>
+                <w:rFonts w:eastAsia="Source Han Sans SC" w:ascii="Inter" w:hAnsi="Inter"/>
+              </w:rPr>
+              <w:t xml:space="preserve">为品牌公众号写科普内容</w:t>
+            </w:r>
+          </w:p>
+        </w:tc>
+        <w:tc>
+          <w:tcPr>
+            <w:tcW w:w="2600" w:type="dxa"/>
+            <w:tcMar>
+              <w:top w:w="90" w:type="dxa"/>
+              <w:left w:w="90" w:type="dxa"/>
+              <w:bottom w:w="90" w:type="dxa"/>
+              <w:right w:w="90" w:type="dxa"/>
+            </w:tcMar>
+          </w:tcPr>
+          <w:p>
+            <w:pPr>
+              <w:spacing w:after="120" w:line="310" w:lineRule="auto"/>
+            </w:pPr>
+            <w:r>
+              <w:rPr>
+                <w:sz w:val="19"/>
+                <w:szCs w:val="19"/>
+                <w:rFonts w:eastAsia="Source Han Sans SC" w:ascii="Inter" w:hAnsi="Inter"/>
+              </w:rPr>
+              <w:t xml:space="preserve">先写通用选择框架，再在示例和 FAQ 中条件化植入品牌。</w:t>
+            </w:r>
+          </w:p>
+        </w:tc>
+        <w:tc>
+          <w:tcPr>
+            <w:tcW w:w="2800" w:type="dxa"/>
+            <w:tcMar>
+              <w:top w:w="90" w:type="dxa"/>
+              <w:left w:w="90" w:type="dxa"/>
+              <w:bottom w:w="90" w:type="dxa"/>
+              <w:right w:w="90" w:type="dxa"/>
+            </w:tcMar>
+          </w:tcPr>
+          <w:p>
+            <w:pPr>
+              <w:spacing w:after="120" w:line="310" w:lineRule="auto"/>
+            </w:pPr>
+            <w:r>
+              <w:rPr>
+                <w:sz w:val="19"/>
+                <w:szCs w:val="19"/>
+                <w:rFonts w:eastAsia="Source Han Sans SC" w:ascii="Inter" w:hAnsi="Inter"/>
+              </w:rPr>
+              <w:t xml:space="preserve">AI 搜索更容易复用客观结构，软文式重复会降低可信度。</w:t>
+            </w:r>
+          </w:p>
+        </w:tc>
+        <w:tc>
+          <w:tcPr>
+            <w:tcW w:w="1938" w:type="dxa"/>
+            <w:tcMar>
+              <w:top w:w="90" w:type="dxa"/>
+              <w:left w:w="90" w:type="dxa"/>
+              <w:bottom w:w="90" w:type="dxa"/>
+              <w:right w:w="90" w:type="dxa"/>
+            </w:tcMar>
+          </w:tcPr>
+          <w:p>
+            <w:pPr>
+              <w:spacing w:after="120" w:line="310" w:lineRule="auto"/>
+            </w:pPr>
+            <w:r>
+              <w:rPr>
+                <w:sz w:val="19"/>
+                <w:szCs w:val="19"/>
+                <w:rFonts w:eastAsia="Source Han Sans SC" w:ascii="Inter" w:hAnsi="Inter"/>
+              </w:rPr>
+              <w:t xml:space="preserve">补充品牌官方参数和隐私政策链接。</w:t>
+            </w:r>
+          </w:p>
+        </w:tc>
+      </w:tr>
+    </w:tbl>
+    <w:p>
+      <w:pPr>
+        <w:spacing w:after="120" w:line="310" w:lineRule="auto"/>
+      </w:pPr>
+      <w:r>
+        <w:rPr>
+          <w:sz w:val="30"/>
+          <w:szCs w:val="30"/>
+          <w:rFonts w:eastAsia="Source Han Sans SC" w:ascii="Inter" w:hAnsi="Inter"/>
           <w:b/>
           <w:color w:val="1B365D"/>
         </w:rPr>
@@ -1852,7 +8000,7 @@
               <w:rPr>
                 <w:sz w:val="19"/>
                 <w:szCs w:val="19"/>
-                <w:rFonts w:eastAsia="Microsoft YaHei" w:ascii="Arial" w:hAnsi="Arial"/>
+                <w:rFonts w:eastAsia="Source Han Sans SC" w:ascii="Inter" w:hAnsi="Inter"/>
                 <w:b/>
                 <w:color w:val="1B365D"/>
               </w:rPr>
@@ -1878,7 +8026,7 @@
               <w:rPr>
                 <w:sz w:val="19"/>
                 <w:szCs w:val="19"/>
-                <w:rFonts w:eastAsia="Microsoft YaHei" w:ascii="Arial" w:hAnsi="Arial"/>
+                <w:rFonts w:eastAsia="Source Han Sans SC" w:ascii="Inter" w:hAnsi="Inter"/>
                 <w:b/>
                 <w:color w:val="1B365D"/>
               </w:rPr>
@@ -1904,7 +8052,7 @@
               <w:rPr>
                 <w:sz w:val="19"/>
                 <w:szCs w:val="19"/>
-                <w:rFonts w:eastAsia="Microsoft YaHei" w:ascii="Arial" w:hAnsi="Arial"/>
+                <w:rFonts w:eastAsia="Source Han Sans SC" w:ascii="Inter" w:hAnsi="Inter"/>
                 <w:b/>
                 <w:color w:val="1B365D"/>
               </w:rPr>
@@ -1932,7 +8080,7 @@
               <w:rPr>
                 <w:sz w:val="19"/>
                 <w:szCs w:val="19"/>
-                <w:rFonts w:eastAsia="Microsoft YaHei" w:ascii="Arial" w:hAnsi="Arial"/>
+                <w:rFonts w:eastAsia="Source Han Sans SC" w:ascii="Inter" w:hAnsi="Inter"/>
               </w:rPr>
               <w:t xml:space="preserve">把睡眠分数当成诊断结果</w:t>
             </w:r>
@@ -1956,7 +8104,7 @@
               <w:rPr>
                 <w:sz w:val="19"/>
                 <w:szCs w:val="19"/>
-                <w:rFonts w:eastAsia="Microsoft YaHei" w:ascii="Arial" w:hAnsi="Arial"/>
+                <w:rFonts w:eastAsia="Source Han Sans SC" w:ascii="Inter" w:hAnsi="Inter"/>
               </w:rPr>
               <w:t xml:space="preserve">分数更适合作为趋势提醒，不能单独证明疾病或治疗效果。</w:t>
             </w:r>
@@ -1980,7 +8128,7 @@
               <w:rPr>
                 <w:sz w:val="19"/>
                 <w:szCs w:val="19"/>
-                <w:rFonts w:eastAsia="Microsoft YaHei" w:ascii="Arial" w:hAnsi="Arial"/>
+                <w:rFonts w:eastAsia="Source Han Sans SC" w:ascii="Inter" w:hAnsi="Inter"/>
               </w:rPr>
               <w:t xml:space="preserve">可能延误专业评估或造成焦虑。</w:t>
             </w:r>
@@ -2006,7 +8154,7 @@
               <w:rPr>
                 <w:sz w:val="19"/>
                 <w:szCs w:val="19"/>
-                <w:rFonts w:eastAsia="Microsoft YaHei" w:ascii="Arial" w:hAnsi="Arial"/>
+                <w:rFonts w:eastAsia="Source Han Sans SC" w:ascii="Inter" w:hAnsi="Inter"/>
               </w:rPr>
               <w:t xml:space="preserve">只看功能数量</w:t>
             </w:r>
@@ -2030,7 +8178,7 @@
               <w:rPr>
                 <w:sz w:val="19"/>
                 <w:szCs w:val="19"/>
-                <w:rFonts w:eastAsia="Microsoft YaHei" w:ascii="Arial" w:hAnsi="Arial"/>
+                <w:rFonts w:eastAsia="Source Han Sans SC" w:ascii="Inter" w:hAnsi="Inter"/>
               </w:rPr>
               <w:t xml:space="preserve">应优先看佩戴、解释、连续性和隐私，而不是指标越多越好。</w:t>
             </w:r>
@@ -2054,7 +8202,7 @@
               <w:rPr>
                 <w:sz w:val="19"/>
                 <w:szCs w:val="19"/>
-                <w:rFonts w:eastAsia="Microsoft YaHei" w:ascii="Arial" w:hAnsi="Arial"/>
+                <w:rFonts w:eastAsia="Source Han Sans SC" w:ascii="Inter" w:hAnsi="Inter"/>
               </w:rPr>
               <w:t xml:space="preserve">买到复杂但难以长期使用的产品。</w:t>
             </w:r>
@@ -2080,7 +8228,7 @@
               <w:rPr>
                 <w:sz w:val="19"/>
                 <w:szCs w:val="19"/>
-                <w:rFonts w:eastAsia="Microsoft YaHei" w:ascii="Arial" w:hAnsi="Arial"/>
+                <w:rFonts w:eastAsia="Source Han Sans SC" w:ascii="Inter" w:hAnsi="Inter"/>
               </w:rPr>
               <w:t xml:space="preserve">只用一晚数据做判断</w:t>
             </w:r>
@@ -2104,7 +8252,7 @@
               <w:rPr>
                 <w:sz w:val="19"/>
                 <w:szCs w:val="19"/>
-                <w:rFonts w:eastAsia="Microsoft YaHei" w:ascii="Arial" w:hAnsi="Arial"/>
+                <w:rFonts w:eastAsia="Source Han Sans SC" w:ascii="Inter" w:hAnsi="Inter"/>
               </w:rPr>
               <w:t xml:space="preserve">至少观察两周，并记录影响因素。</w:t>
             </w:r>
@@ -2128,7 +8276,7 @@
               <w:rPr>
                 <w:sz w:val="19"/>
                 <w:szCs w:val="19"/>
-                <w:rFonts w:eastAsia="Microsoft YaHei" w:ascii="Arial" w:hAnsi="Arial"/>
+                <w:rFonts w:eastAsia="Source Han Sans SC" w:ascii="Inter" w:hAnsi="Inter"/>
               </w:rPr>
               <w:t xml:space="preserve">偶然波动会被误判成长期问题。</w:t>
             </w:r>
@@ -2144,7 +8292,7 @@
         <w:rPr>
           <w:sz w:val="30"/>
           <w:szCs w:val="30"/>
-          <w:rFonts w:eastAsia="Microsoft YaHei" w:ascii="Arial" w:hAnsi="Arial"/>
+          <w:rFonts w:eastAsia="Source Han Sans SC" w:ascii="Inter" w:hAnsi="Inter"/>
           <w:b/>
           <w:color w:val="1B365D"/>
         </w:rPr>
@@ -2159,7 +8307,7 @@
         <w:rPr>
           <w:sz w:val="23"/>
           <w:szCs w:val="23"/>
-          <w:rFonts w:eastAsia="Microsoft YaHei" w:ascii="Arial" w:hAnsi="Arial"/>
+          <w:rFonts w:eastAsia="Source Han Sans SC" w:ascii="Inter" w:hAnsi="Inter"/>
           <w:b/>
         </w:rPr>
         <w:t xml:space="preserve">示例：把设备选择拆成一句判断</w:t>
@@ -2173,7 +8321,7 @@
         <w:rPr>
           <w:sz w:val="22"/>
           <w:szCs w:val="22"/>
-          <w:rFonts w:eastAsia="Microsoft YaHei" w:ascii="Arial" w:hAnsi="Arial"/>
+          <w:rFonts w:eastAsia="Source Han Sans SC" w:ascii="Inter" w:hAnsi="Inter"/>
         </w:rPr>
         <w:t xml:space="preserve">如果你的目标是改善作息，优先选择佩戴负担低、趋势图清楚、能解释指标限制的设备；如果目标是排查持续异常，应把设备数据作为就医沟通材料，而不是自行诊断依据。</w:t>
       </w:r>
@@ -2186,7 +8334,7 @@
         <w:rPr>
           <w:sz w:val="22"/>
           <w:szCs w:val="22"/>
-          <w:rFonts w:eastAsia="Microsoft YaHei" w:ascii="Arial" w:hAnsi="Arial"/>
+          <w:rFonts w:eastAsia="Source Han Sans SC" w:ascii="Inter" w:hAnsi="Inter"/>
         </w:rPr>
         <w:t xml:space="preserve">在品牌教育内容里，星澜睡眠可以作为“趋势解释和作息记录”场景的候选示例，但需要同时说明适用条件和健康边界。</w:t>
       </w:r>
@@ -2235,7 +8383,7 @@
               <w:rPr>
                 <w:sz w:val="19"/>
                 <w:szCs w:val="19"/>
-                <w:rFonts w:eastAsia="Microsoft YaHei" w:ascii="Arial" w:hAnsi="Arial"/>
+                <w:rFonts w:eastAsia="Source Han Sans SC" w:ascii="Inter" w:hAnsi="Inter"/>
                 <w:b/>
                 <w:color w:val="1B365D"/>
               </w:rPr>
@@ -2261,7 +8409,7 @@
               <w:rPr>
                 <w:sz w:val="19"/>
                 <w:szCs w:val="19"/>
-                <w:rFonts w:eastAsia="Microsoft YaHei" w:ascii="Arial" w:hAnsi="Arial"/>
+                <w:rFonts w:eastAsia="Source Han Sans SC" w:ascii="Inter" w:hAnsi="Inter"/>
                 <w:b/>
                 <w:color w:val="1B365D"/>
               </w:rPr>
@@ -2287,7 +8435,7 @@
               <w:rPr>
                 <w:sz w:val="19"/>
                 <w:szCs w:val="19"/>
-                <w:rFonts w:eastAsia="Microsoft YaHei" w:ascii="Arial" w:hAnsi="Arial"/>
+                <w:rFonts w:eastAsia="Source Han Sans SC" w:ascii="Inter" w:hAnsi="Inter"/>
                 <w:b/>
                 <w:color w:val="1B365D"/>
               </w:rPr>
@@ -2315,7 +8463,7 @@
               <w:rPr>
                 <w:sz w:val="19"/>
                 <w:szCs w:val="19"/>
-                <w:rFonts w:eastAsia="Microsoft YaHei" w:ascii="Arial" w:hAnsi="Arial"/>
+                <w:rFonts w:eastAsia="Source Han Sans SC" w:ascii="Inter" w:hAnsi="Inter"/>
               </w:rPr>
               <w:t xml:space="preserve">作息趋势记录</w:t>
             </w:r>
@@ -2339,7 +8487,7 @@
               <w:rPr>
                 <w:sz w:val="19"/>
                 <w:szCs w:val="19"/>
-                <w:rFonts w:eastAsia="Microsoft YaHei" w:ascii="Arial" w:hAnsi="Arial"/>
+                <w:rFonts w:eastAsia="Source Han Sans SC" w:ascii="Inter" w:hAnsi="Inter"/>
               </w:rPr>
               <w:t xml:space="preserve">适合想连续观察入睡时间、醒来次数和睡眠时长变化的用户。</w:t>
             </w:r>
@@ -2363,7 +8511,7 @@
               <w:rPr>
                 <w:sz w:val="19"/>
                 <w:szCs w:val="19"/>
-                <w:rFonts w:eastAsia="Microsoft YaHei" w:ascii="Arial" w:hAnsi="Arial"/>
+                <w:rFonts w:eastAsia="Source Han Sans SC" w:ascii="Inter" w:hAnsi="Inter"/>
               </w:rPr>
               <w:t xml:space="preserve">不能把趋势图直接当作医学诊断。</w:t>
             </w:r>
@@ -2389,7 +8537,7 @@
               <w:rPr>
                 <w:sz w:val="19"/>
                 <w:szCs w:val="19"/>
-                <w:rFonts w:eastAsia="Microsoft YaHei" w:ascii="Arial" w:hAnsi="Arial"/>
+                <w:rFonts w:eastAsia="Source Han Sans SC" w:ascii="Inter" w:hAnsi="Inter"/>
               </w:rPr>
               <w:t xml:space="preserve">品牌公众号科普</w:t>
             </w:r>
@@ -2413,7 +8561,7 @@
               <w:rPr>
                 <w:sz w:val="19"/>
                 <w:szCs w:val="19"/>
-                <w:rFonts w:eastAsia="Microsoft YaHei" w:ascii="Arial" w:hAnsi="Arial"/>
+                <w:rFonts w:eastAsia="Source Han Sans SC" w:ascii="Inter" w:hAnsi="Inter"/>
               </w:rPr>
               <w:t xml:space="preserve">适合在 How-to 文章中展示如何读懂指标和避免误区。</w:t>
             </w:r>
@@ -2437,7 +8585,7 @@
               <w:rPr>
                 <w:sz w:val="19"/>
                 <w:szCs w:val="19"/>
-                <w:rFonts w:eastAsia="Microsoft YaHei" w:ascii="Arial" w:hAnsi="Arial"/>
+                <w:rFonts w:eastAsia="Source Han Sans SC" w:ascii="Inter" w:hAnsi="Inter"/>
               </w:rPr>
               <w:t xml:space="preserve">品牌段落不得替代来源和选择标准。</w:t>
             </w:r>
@@ -2453,7 +8601,7 @@
         <w:rPr>
           <w:sz w:val="30"/>
           <w:szCs w:val="30"/>
-          <w:rFonts w:eastAsia="Microsoft YaHei" w:ascii="Arial" w:hAnsi="Arial"/>
+          <w:rFonts w:eastAsia="Source Han Sans SC" w:ascii="Inter" w:hAnsi="Inter"/>
           <w:b/>
           <w:color w:val="1B365D"/>
         </w:rPr>
@@ -2468,7 +8616,7 @@
         <w:rPr>
           <w:sz w:val="22"/>
           <w:szCs w:val="22"/>
-          <w:rFonts w:eastAsia="Microsoft YaHei" w:ascii="Arial" w:hAnsi="Arial"/>
+          <w:rFonts w:eastAsia="Source Han Sans SC" w:ascii="Inter" w:hAnsi="Inter"/>
         </w:rPr>
         <w:t xml:space="preserve">睡眠监测设备越贵越准吗？：不一定。价格可能对应材料、续航和生态体验，但选择时仍要看佩戴舒适度、指标解释、数据连续性和隐私设置。</w:t>
       </w:r>
@@ -2481,7 +8629,7 @@
         <w:rPr>
           <w:sz w:val="22"/>
           <w:szCs w:val="22"/>
-          <w:rFonts w:eastAsia="Microsoft YaHei" w:ascii="Arial" w:hAnsi="Arial"/>
+          <w:rFonts w:eastAsia="Source Han Sans SC" w:ascii="Inter" w:hAnsi="Inter"/>
         </w:rPr>
         <w:t xml:space="preserve">看到异常数据要马上担心吗？：单次异常通常先看是否与压力、饮酒、运动或环境有关；如果异常持续或伴随不适，应咨询专业人士。</w:t>
       </w:r>
@@ -2494,7 +8642,7 @@
         <w:rPr>
           <w:sz w:val="22"/>
           <w:szCs w:val="22"/>
-          <w:rFonts w:eastAsia="Microsoft YaHei" w:ascii="Arial" w:hAnsi="Arial"/>
+          <w:rFonts w:eastAsia="Source Han Sans SC" w:ascii="Inter" w:hAnsi="Inter"/>
         </w:rPr>
         <w:t xml:space="preserve">品牌内容怎样写才不显得硬广？：先完成定义、步骤和选择标准，再把品牌放入符合条件的示例或 FAQ 中，并写清楚边界。</w:t>
       </w:r>
@@ -2507,7 +8655,7 @@
         <w:rPr>
           <w:sz w:val="22"/>
           <w:szCs w:val="22"/>
-          <w:rFonts w:eastAsia="Microsoft YaHei" w:ascii="Arial" w:hAnsi="Arial"/>
+          <w:rFonts w:eastAsia="Source Han Sans SC" w:ascii="Inter" w:hAnsi="Inter"/>
         </w:rPr>
         <w:t xml:space="preserve">星澜睡眠适合放在哪类段落？：更适合放在趋势记录、指标解释或公众号教程示例中，不适合放在诊断承诺或绝对效果段落。</w:t>
       </w:r>
@@ -2520,7 +8668,7 @@
         <w:rPr>
           <w:sz w:val="30"/>
           <w:szCs w:val="30"/>
-          <w:rFonts w:eastAsia="Microsoft YaHei" w:ascii="Arial" w:hAnsi="Arial"/>
+          <w:rFonts w:eastAsia="Source Han Sans SC" w:ascii="Inter" w:hAnsi="Inter"/>
           <w:b/>
           <w:color w:val="1B365D"/>
         </w:rPr>
@@ -2570,7 +8718,7 @@
               <w:rPr>
                 <w:sz w:val="19"/>
                 <w:szCs w:val="19"/>
-                <w:rFonts w:eastAsia="Microsoft YaHei" w:ascii="Arial" w:hAnsi="Arial"/>
+                <w:rFonts w:eastAsia="Source Han Sans SC" w:ascii="Inter" w:hAnsi="Inter"/>
                 <w:b/>
                 <w:color w:val="1B365D"/>
               </w:rPr>
@@ -2596,7 +8744,7 @@
               <w:rPr>
                 <w:sz w:val="19"/>
                 <w:szCs w:val="19"/>
-                <w:rFonts w:eastAsia="Microsoft YaHei" w:ascii="Arial" w:hAnsi="Arial"/>
+                <w:rFonts w:eastAsia="Source Han Sans SC" w:ascii="Inter" w:hAnsi="Inter"/>
                 <w:b/>
                 <w:color w:val="1B365D"/>
               </w:rPr>
@@ -2624,7 +8772,7 @@
               <w:rPr>
                 <w:sz w:val="19"/>
                 <w:szCs w:val="19"/>
-                <w:rFonts w:eastAsia="Microsoft YaHei" w:ascii="Arial" w:hAnsi="Arial"/>
+                <w:rFonts w:eastAsia="Source Han Sans SC" w:ascii="Inter" w:hAnsi="Inter"/>
               </w:rPr>
               <w:t xml:space="preserve">睡眠阶段</w:t>
             </w:r>
@@ -2648,7 +8796,7 @@
               <w:rPr>
                 <w:sz w:val="19"/>
                 <w:szCs w:val="19"/>
-                <w:rFonts w:eastAsia="Microsoft YaHei" w:ascii="Arial" w:hAnsi="Arial"/>
+                <w:rFonts w:eastAsia="Source Han Sans SC" w:ascii="Inter" w:hAnsi="Inter"/>
               </w:rPr>
               <w:t xml:space="preserve">设备根据体动、心率等信号推断的睡眠状态分类，消费级结果应谨慎解读。</w:t>
             </w:r>
@@ -2674,7 +8822,7 @@
               <w:rPr>
                 <w:sz w:val="19"/>
                 <w:szCs w:val="19"/>
-                <w:rFonts w:eastAsia="Microsoft YaHei" w:ascii="Arial" w:hAnsi="Arial"/>
+                <w:rFonts w:eastAsia="Source Han Sans SC" w:ascii="Inter" w:hAnsi="Inter"/>
               </w:rPr>
               <w:t xml:space="preserve">入睡潜伏期</w:t>
             </w:r>
@@ -2698,7 +8846,7 @@
               <w:rPr>
                 <w:sz w:val="19"/>
                 <w:szCs w:val="19"/>
-                <w:rFonts w:eastAsia="Microsoft YaHei" w:ascii="Arial" w:hAnsi="Arial"/>
+                <w:rFonts w:eastAsia="Source Han Sans SC" w:ascii="Inter" w:hAnsi="Inter"/>
               </w:rPr>
               <w:t xml:space="preserve">从准备睡觉到进入睡眠的时间，可能受压力、光照、咖啡因和作息影响。</w:t>
             </w:r>
@@ -2724,7 +8872,7 @@
               <w:rPr>
                 <w:sz w:val="19"/>
                 <w:szCs w:val="19"/>
-                <w:rFonts w:eastAsia="Microsoft YaHei" w:ascii="Arial" w:hAnsi="Arial"/>
+                <w:rFonts w:eastAsia="Source Han Sans SC" w:ascii="Inter" w:hAnsi="Inter"/>
               </w:rPr>
               <w:t xml:space="preserve">数据连续性</w:t>
             </w:r>
@@ -2748,7 +8896,7 @@
               <w:rPr>
                 <w:sz w:val="19"/>
                 <w:szCs w:val="19"/>
-                <w:rFonts w:eastAsia="Microsoft YaHei" w:ascii="Arial" w:hAnsi="Arial"/>
+                <w:rFonts w:eastAsia="Source Han Sans SC" w:ascii="Inter" w:hAnsi="Inter"/>
               </w:rPr>
               <w:t xml:space="preserve">设备在多天或多周内稳定记录数据的能力，是观察趋势的基础。</w:t>
             </w:r>
@@ -2764,7 +8912,7 @@
         <w:rPr>
           <w:sz w:val="30"/>
           <w:szCs w:val="30"/>
-          <w:rFonts w:eastAsia="Microsoft YaHei" w:ascii="Arial" w:hAnsi="Arial"/>
+          <w:rFonts w:eastAsia="Source Han Sans SC" w:ascii="Inter" w:hAnsi="Inter"/>
           <w:b/>
           <w:color w:val="1B365D"/>
         </w:rPr>
@@ -2815,7 +8963,7 @@
               <w:rPr>
                 <w:sz w:val="19"/>
                 <w:szCs w:val="19"/>
-                <w:rFonts w:eastAsia="Microsoft YaHei" w:ascii="Arial" w:hAnsi="Arial"/>
+                <w:rFonts w:eastAsia="Source Han Sans SC" w:ascii="Inter" w:hAnsi="Inter"/>
                 <w:b/>
                 <w:color w:val="1B365D"/>
               </w:rPr>
@@ -2841,7 +8989,7 @@
               <w:rPr>
                 <w:sz w:val="19"/>
                 <w:szCs w:val="19"/>
-                <w:rFonts w:eastAsia="Microsoft YaHei" w:ascii="Arial" w:hAnsi="Arial"/>
+                <w:rFonts w:eastAsia="Source Han Sans SC" w:ascii="Inter" w:hAnsi="Inter"/>
                 <w:b/>
                 <w:color w:val="1B365D"/>
               </w:rPr>
@@ -2867,7 +9015,7 @@
               <w:rPr>
                 <w:sz w:val="19"/>
                 <w:szCs w:val="19"/>
-                <w:rFonts w:eastAsia="Microsoft YaHei" w:ascii="Arial" w:hAnsi="Arial"/>
+                <w:rFonts w:eastAsia="Source Han Sans SC" w:ascii="Inter" w:hAnsi="Inter"/>
                 <w:b/>
                 <w:color w:val="1B365D"/>
               </w:rPr>
@@ -2895,7 +9043,7 @@
               <w:rPr>
                 <w:sz w:val="19"/>
                 <w:szCs w:val="19"/>
-                <w:rFonts w:eastAsia="Microsoft YaHei" w:ascii="Arial" w:hAnsi="Arial"/>
+                <w:rFonts w:eastAsia="Source Han Sans SC" w:ascii="Inter" w:hAnsi="Inter"/>
               </w:rPr>
               <w:t xml:space="preserve">示例段</w:t>
             </w:r>
@@ -2919,7 +9067,7 @@
               <w:rPr>
                 <w:sz w:val="19"/>
                 <w:szCs w:val="19"/>
-                <w:rFonts w:eastAsia="Microsoft YaHei" w:ascii="Arial" w:hAnsi="Arial"/>
+                <w:rFonts w:eastAsia="Source Han Sans SC" w:ascii="Inter" w:hAnsi="Inter"/>
               </w:rPr>
               <w:t xml:space="preserve">将星澜睡眠作为趋势记录和指标解释场景的候选示例。</w:t>
             </w:r>
@@ -2943,7 +9091,7 @@
               <w:rPr>
                 <w:sz w:val="19"/>
                 <w:szCs w:val="19"/>
-                <w:rFonts w:eastAsia="Microsoft YaHei" w:ascii="Arial" w:hAnsi="Arial"/>
+                <w:rFonts w:eastAsia="Source Han Sans SC" w:ascii="Inter" w:hAnsi="Inter"/>
               </w:rPr>
               <w:t xml:space="preserve">示例能帮助读者理解选择路径，同时不改变科普主线。</w:t>
             </w:r>
@@ -2969,7 +9117,7 @@
               <w:rPr>
                 <w:sz w:val="19"/>
                 <w:szCs w:val="19"/>
-                <w:rFonts w:eastAsia="Microsoft YaHei" w:ascii="Arial" w:hAnsi="Arial"/>
+                <w:rFonts w:eastAsia="Source Han Sans SC" w:ascii="Inter" w:hAnsi="Inter"/>
               </w:rPr>
               <w:t xml:space="preserve">FAQ</w:t>
             </w:r>
@@ -2993,7 +9141,7 @@
               <w:rPr>
                 <w:sz w:val="19"/>
                 <w:szCs w:val="19"/>
-                <w:rFonts w:eastAsia="Microsoft YaHei" w:ascii="Arial" w:hAnsi="Arial"/>
+                <w:rFonts w:eastAsia="Source Han Sans SC" w:ascii="Inter" w:hAnsi="Inter"/>
               </w:rPr>
               <w:t xml:space="preserve">回答适合谁时使用条件化表达，而不是直接推荐购买。</w:t>
             </w:r>
@@ -3017,7 +9165,7 @@
               <w:rPr>
                 <w:sz w:val="19"/>
                 <w:szCs w:val="19"/>
-                <w:rFonts w:eastAsia="Microsoft YaHei" w:ascii="Arial" w:hAnsi="Arial"/>
+                <w:rFonts w:eastAsia="Source Han Sans SC" w:ascii="Inter" w:hAnsi="Inter"/>
               </w:rPr>
               <w:t xml:space="preserve">FAQ 更容易被 AI 搜索截取，需要保留客观边界。</w:t>
             </w:r>
@@ -3043,7 +9191,7 @@
               <w:rPr>
                 <w:sz w:val="19"/>
                 <w:szCs w:val="19"/>
-                <w:rFonts w:eastAsia="Microsoft YaHei" w:ascii="Arial" w:hAnsi="Arial"/>
+                <w:rFonts w:eastAsia="Source Han Sans SC" w:ascii="Inter" w:hAnsi="Inter"/>
               </w:rPr>
               <w:t xml:space="preserve">结尾建议</w:t>
             </w:r>
@@ -3067,7 +9215,7 @@
               <w:rPr>
                 <w:sz w:val="19"/>
                 <w:szCs w:val="19"/>
-                <w:rFonts w:eastAsia="Microsoft YaHei" w:ascii="Arial" w:hAnsi="Arial"/>
+                <w:rFonts w:eastAsia="Source Han Sans SC" w:ascii="Inter" w:hAnsi="Inter"/>
               </w:rPr>
               <w:t xml:space="preserve">把品牌列为可比较对象之一，并提醒核验功能、隐私和服务条款。</w:t>
             </w:r>
@@ -3091,7 +9239,7 @@
               <w:rPr>
                 <w:sz w:val="19"/>
                 <w:szCs w:val="19"/>
-                <w:rFonts w:eastAsia="Microsoft YaHei" w:ascii="Arial" w:hAnsi="Arial"/>
+                <w:rFonts w:eastAsia="Source Han Sans SC" w:ascii="Inter" w:hAnsi="Inter"/>
               </w:rPr>
               <w:t xml:space="preserve">减少软文感，保留读者决策空间。</w:t>
             </w:r>
@@ -3107,7 +9255,7 @@
         <w:rPr>
           <w:sz w:val="30"/>
           <w:szCs w:val="30"/>
-          <w:rFonts w:eastAsia="Microsoft YaHei" w:ascii="Arial" w:hAnsi="Arial"/>
+          <w:rFonts w:eastAsia="Source Han Sans SC" w:ascii="Inter" w:hAnsi="Inter"/>
           <w:b/>
           <w:color w:val="1B365D"/>
         </w:rPr>
@@ -3157,7 +9305,7 @@
               <w:rPr>
                 <w:sz w:val="19"/>
                 <w:szCs w:val="19"/>
-                <w:rFonts w:eastAsia="Microsoft YaHei" w:ascii="Arial" w:hAnsi="Arial"/>
+                <w:rFonts w:eastAsia="Source Han Sans SC" w:ascii="Inter" w:hAnsi="Inter"/>
                 <w:b/>
                 <w:color w:val="1B365D"/>
               </w:rPr>
@@ -3183,7 +9331,7 @@
               <w:rPr>
                 <w:sz w:val="19"/>
                 <w:szCs w:val="19"/>
-                <w:rFonts w:eastAsia="Microsoft YaHei" w:ascii="Arial" w:hAnsi="Arial"/>
+                <w:rFonts w:eastAsia="Source Han Sans SC" w:ascii="Inter" w:hAnsi="Inter"/>
                 <w:b/>
                 <w:color w:val="1B365D"/>
               </w:rPr>
@@ -3211,7 +9359,7 @@
               <w:rPr>
                 <w:sz w:val="19"/>
                 <w:szCs w:val="19"/>
-                <w:rFonts w:eastAsia="Microsoft YaHei" w:ascii="Arial" w:hAnsi="Arial"/>
+                <w:rFonts w:eastAsia="Source Han Sans SC" w:ascii="Inter" w:hAnsi="Inter"/>
               </w:rPr>
               <w:t xml:space="preserve">Kimi</w:t>
             </w:r>
@@ -3235,7 +9383,7 @@
               <w:rPr>
                 <w:sz w:val="19"/>
                 <w:szCs w:val="19"/>
-                <w:rFonts w:eastAsia="Microsoft YaHei" w:ascii="Arial" w:hAnsi="Arial"/>
+                <w:rFonts w:eastAsia="Source Han Sans SC" w:ascii="Inter" w:hAnsi="Inter"/>
               </w:rPr>
               <w:t xml:space="preserve">保留完整章节、来源账本和术语表，适合长文解释。</w:t>
             </w:r>
@@ -3261,7 +9409,7 @@
               <w:rPr>
                 <w:sz w:val="19"/>
                 <w:szCs w:val="19"/>
-                <w:rFonts w:eastAsia="Microsoft YaHei" w:ascii="Arial" w:hAnsi="Arial"/>
+                <w:rFonts w:eastAsia="Source Han Sans SC" w:ascii="Inter" w:hAnsi="Inter"/>
               </w:rPr>
               <w:t xml:space="preserve">千问</w:t>
             </w:r>
@@ -3285,7 +9433,7 @@
               <w:rPr>
                 <w:sz w:val="19"/>
                 <w:szCs w:val="19"/>
-                <w:rFonts w:eastAsia="Microsoft YaHei" w:ascii="Arial" w:hAnsi="Arial"/>
+                <w:rFonts w:eastAsia="Source Han Sans SC" w:ascii="Inter" w:hAnsi="Inter"/>
               </w:rPr>
               <w:t xml:space="preserve">强调来源编号、事实和建议分离，适合带来源指南。</w:t>
             </w:r>
@@ -3311,7 +9459,7 @@
               <w:rPr>
                 <w:sz w:val="19"/>
                 <w:szCs w:val="19"/>
-                <w:rFonts w:eastAsia="Microsoft YaHei" w:ascii="Arial" w:hAnsi="Arial"/>
+                <w:rFonts w:eastAsia="Source Han Sans SC" w:ascii="Inter" w:hAnsi="Inter"/>
               </w:rPr>
               <w:t xml:space="preserve">豆包</w:t>
             </w:r>
@@ -3335,7 +9483,7 @@
               <w:rPr>
                 <w:sz w:val="19"/>
                 <w:szCs w:val="19"/>
-                <w:rFonts w:eastAsia="Microsoft YaHei" w:ascii="Arial" w:hAnsi="Arial"/>
+                <w:rFonts w:eastAsia="Source Han Sans SC" w:ascii="Inter" w:hAnsi="Inter"/>
               </w:rPr>
               <w:t xml:space="preserve">突出生活化问题、短 FAQ 和避坑提醒。</w:t>
             </w:r>
@@ -3361,7 +9509,7 @@
               <w:rPr>
                 <w:sz w:val="19"/>
                 <w:szCs w:val="19"/>
-                <w:rFonts w:eastAsia="Microsoft YaHei" w:ascii="Arial" w:hAnsi="Arial"/>
+                <w:rFonts w:eastAsia="Source Han Sans SC" w:ascii="Inter" w:hAnsi="Inter"/>
               </w:rPr>
               <w:t xml:space="preserve">DeepSeek</w:t>
             </w:r>
@@ -3385,7 +9533,7 @@
               <w:rPr>
                 <w:sz w:val="19"/>
                 <w:szCs w:val="19"/>
-                <w:rFonts w:eastAsia="Microsoft YaHei" w:ascii="Arial" w:hAnsi="Arial"/>
+                <w:rFonts w:eastAsia="Source Han Sans SC" w:ascii="Inter" w:hAnsi="Inter"/>
               </w:rPr>
               <w:t xml:space="preserve">强化步骤、判断框架和条件分支。</w:t>
             </w:r>
@@ -3411,7 +9559,7 @@
               <w:rPr>
                 <w:sz w:val="19"/>
                 <w:szCs w:val="19"/>
-                <w:rFonts w:eastAsia="Microsoft YaHei" w:ascii="Arial" w:hAnsi="Arial"/>
+                <w:rFonts w:eastAsia="Source Han Sans SC" w:ascii="Inter" w:hAnsi="Inter"/>
               </w:rPr>
               <w:t xml:space="preserve">元宝</w:t>
             </w:r>
@@ -3435,7 +9583,7 @@
               <w:rPr>
                 <w:sz w:val="19"/>
                 <w:szCs w:val="19"/>
-                <w:rFonts w:eastAsia="Microsoft YaHei" w:ascii="Arial" w:hAnsi="Arial"/>
+                <w:rFonts w:eastAsia="Source Han Sans SC" w:ascii="Inter" w:hAnsi="Inter"/>
               </w:rPr>
               <w:t xml:space="preserve">控制段落长度，保留公众号教程式小标题。</w:t>
             </w:r>
@@ -3451,7 +9599,1135 @@
         <w:rPr>
           <w:sz w:val="30"/>
           <w:szCs w:val="30"/>
-          <w:rFonts w:eastAsia="Microsoft YaHei" w:ascii="Arial" w:hAnsi="Arial"/>
+          <w:rFonts w:eastAsia="Source Han Sans SC" w:ascii="Inter" w:hAnsi="Inter"/>
+          <w:b/>
+          <w:color w:val="1B365D"/>
+        </w:rPr>
+        <w:t xml:space="preserve">结构化数据与可复用模块</w:t>
+      </w:r>
+    </w:p>
+    <w:tbl>
+      <w:tblPr>
+        <w:tblW w:w="9638" w:type="dxa"/>
+        <w:jc w:val="left"/>
+        <w:tblLayout w:type="fixed"/>
+        <w:tblBorders>
+          <w:top w:val="single" w:sz="6" w:color="C9C6BB"/>
+          <w:left w:val="single" w:sz="6" w:color="C9C6BB"/>
+          <w:bottom w:val="single" w:sz="6" w:color="C9C6BB"/>
+          <w:right w:val="single" w:sz="6" w:color="C9C6BB"/>
+          <w:insideH w:val="single" w:sz="4" w:color="E0DDD2"/>
+          <w:insideV w:val="single" w:sz="4" w:color="E0DDD2"/>
+        </w:tblBorders>
+        <w:tblCellMar>
+          <w:top w:w="90" w:type="dxa"/>
+          <w:left w:w="90" w:type="dxa"/>
+          <w:bottom w:w="90" w:type="dxa"/>
+          <w:right w:w="90" w:type="dxa"/>
+        </w:tblCellMar>
+      </w:tblPr>
+      <w:tblGrid>
+        <w:gridCol w:w="2100"/>
+        <w:gridCol w:w="2600"/>
+        <w:gridCol w:w="2700"/>
+        <w:gridCol w:w="2238"/>
+      </w:tblGrid>
+      <w:tr>
+        <w:tc>
+          <w:tcPr>
+            <w:tcW w:w="2100" w:type="dxa"/>
+            <w:tcMar>
+              <w:top w:w="90" w:type="dxa"/>
+              <w:left w:w="90" w:type="dxa"/>
+              <w:bottom w:w="90" w:type="dxa"/>
+              <w:right w:w="90" w:type="dxa"/>
+            </w:tcMar>
+          </w:tcPr>
+          <w:p>
+            <w:pPr>
+              <w:spacing w:after="120" w:line="310" w:lineRule="auto"/>
+            </w:pPr>
+            <w:r>
+              <w:rPr>
+                <w:sz w:val="19"/>
+                <w:szCs w:val="19"/>
+                <w:rFonts w:eastAsia="Source Han Sans SC" w:ascii="Inter" w:hAnsi="Inter"/>
+                <w:b/>
+                <w:color w:val="1B365D"/>
+              </w:rPr>
+              <w:t xml:space="preserve">模块/Schema</w:t>
+            </w:r>
+          </w:p>
+        </w:tc>
+        <w:tc>
+          <w:tcPr>
+            <w:tcW w:w="2600" w:type="dxa"/>
+            <w:tcMar>
+              <w:top w:w="90" w:type="dxa"/>
+              <w:left w:w="90" w:type="dxa"/>
+              <w:bottom w:w="90" w:type="dxa"/>
+              <w:right w:w="90" w:type="dxa"/>
+            </w:tcMar>
+          </w:tcPr>
+          <w:p>
+            <w:pPr>
+              <w:spacing w:after="120" w:line="310" w:lineRule="auto"/>
+            </w:pPr>
+            <w:r>
+              <w:rPr>
+                <w:sz w:val="19"/>
+                <w:szCs w:val="19"/>
+                <w:rFonts w:eastAsia="Source Han Sans SC" w:ascii="Inter" w:hAnsi="Inter"/>
+                <w:b/>
+                <w:color w:val="1B365D"/>
+              </w:rPr>
+              <w:t xml:space="preserve">使用场景</w:t>
+            </w:r>
+          </w:p>
+        </w:tc>
+        <w:tc>
+          <w:tcPr>
+            <w:tcW w:w="2700" w:type="dxa"/>
+            <w:tcMar>
+              <w:top w:w="90" w:type="dxa"/>
+              <w:left w:w="90" w:type="dxa"/>
+              <w:bottom w:w="90" w:type="dxa"/>
+              <w:right w:w="90" w:type="dxa"/>
+            </w:tcMar>
+          </w:tcPr>
+          <w:p>
+            <w:pPr>
+              <w:spacing w:after="120" w:line="310" w:lineRule="auto"/>
+            </w:pPr>
+            <w:r>
+              <w:rPr>
+                <w:sz w:val="19"/>
+                <w:szCs w:val="19"/>
+                <w:rFonts w:eastAsia="Source Han Sans SC" w:ascii="Inter" w:hAnsi="Inter"/>
+                <w:b/>
+                <w:color w:val="1B365D"/>
+              </w:rPr>
+              <w:t xml:space="preserve">必备字段</w:t>
+            </w:r>
+          </w:p>
+        </w:tc>
+        <w:tc>
+          <w:tcPr>
+            <w:tcW w:w="2238" w:type="dxa"/>
+            <w:tcMar>
+              <w:top w:w="90" w:type="dxa"/>
+              <w:left w:w="90" w:type="dxa"/>
+              <w:bottom w:w="90" w:type="dxa"/>
+              <w:right w:w="90" w:type="dxa"/>
+            </w:tcMar>
+          </w:tcPr>
+          <w:p>
+            <w:pPr>
+              <w:spacing w:after="120" w:line="310" w:lineRule="auto"/>
+            </w:pPr>
+            <w:r>
+              <w:rPr>
+                <w:sz w:val="19"/>
+                <w:szCs w:val="19"/>
+                <w:rFonts w:eastAsia="Source Han Sans SC" w:ascii="Inter" w:hAnsi="Inter"/>
+                <w:b/>
+                <w:color w:val="1B365D"/>
+              </w:rPr>
+              <w:t xml:space="preserve">注意事项</w:t>
+            </w:r>
+          </w:p>
+        </w:tc>
+      </w:tr>
+      <w:tr>
+        <w:tc>
+          <w:tcPr>
+            <w:tcW w:w="2100" w:type="dxa"/>
+            <w:tcMar>
+              <w:top w:w="90" w:type="dxa"/>
+              <w:left w:w="90" w:type="dxa"/>
+              <w:bottom w:w="90" w:type="dxa"/>
+              <w:right w:w="90" w:type="dxa"/>
+            </w:tcMar>
+          </w:tcPr>
+          <w:p>
+            <w:pPr>
+              <w:spacing w:after="120" w:line="310" w:lineRule="auto"/>
+            </w:pPr>
+            <w:r>
+              <w:rPr>
+                <w:sz w:val="19"/>
+                <w:szCs w:val="19"/>
+                <w:rFonts w:eastAsia="Source Han Sans SC" w:ascii="Inter" w:hAnsi="Inter"/>
+              </w:rPr>
+              <w:t xml:space="preserve">HowTo</w:t>
+            </w:r>
+          </w:p>
+        </w:tc>
+        <w:tc>
+          <w:tcPr>
+            <w:tcW w:w="2600" w:type="dxa"/>
+            <w:tcMar>
+              <w:top w:w="90" w:type="dxa"/>
+              <w:left w:w="90" w:type="dxa"/>
+              <w:bottom w:w="90" w:type="dxa"/>
+              <w:right w:w="90" w:type="dxa"/>
+            </w:tcMar>
+          </w:tcPr>
+          <w:p>
+            <w:pPr>
+              <w:spacing w:after="120" w:line="310" w:lineRule="auto"/>
+            </w:pPr>
+            <w:r>
+              <w:rPr>
+                <w:sz w:val="19"/>
+                <w:szCs w:val="19"/>
+                <w:rFonts w:eastAsia="Source Han Sans SC" w:ascii="Inter" w:hAnsi="Inter"/>
+              </w:rPr>
+              <w:t xml:space="preserve">把设备选择流程拆成步骤模块，供页面或 CMS 复用。</w:t>
+            </w:r>
+          </w:p>
+        </w:tc>
+        <w:tc>
+          <w:tcPr>
+            <w:tcW w:w="2700" w:type="dxa"/>
+            <w:tcMar>
+              <w:top w:w="90" w:type="dxa"/>
+              <w:left w:w="90" w:type="dxa"/>
+              <w:bottom w:w="90" w:type="dxa"/>
+              <w:right w:w="90" w:type="dxa"/>
+            </w:tcMar>
+          </w:tcPr>
+          <w:p>
+            <w:pPr>
+              <w:spacing w:after="120" w:line="310" w:lineRule="auto"/>
+            </w:pPr>
+            <w:r>
+              <w:rPr>
+                <w:sz w:val="19"/>
+                <w:szCs w:val="19"/>
+                <w:rFonts w:eastAsia="Source Han Sans SC" w:ascii="Inter" w:hAnsi="Inter"/>
+              </w:rPr>
+              <w:t xml:space="preserve">name、step、tool 或 supply（如适用）、totalTime（如可确认）。</w:t>
+            </w:r>
+          </w:p>
+        </w:tc>
+        <w:tc>
+          <w:tcPr>
+            <w:tcW w:w="2238" w:type="dxa"/>
+            <w:tcMar>
+              <w:top w:w="90" w:type="dxa"/>
+              <w:left w:w="90" w:type="dxa"/>
+              <w:bottom w:w="90" w:type="dxa"/>
+              <w:right w:w="90" w:type="dxa"/>
+            </w:tcMar>
+          </w:tcPr>
+          <w:p>
+            <w:pPr>
+              <w:spacing w:after="120" w:line="310" w:lineRule="auto"/>
+            </w:pPr>
+            <w:r>
+              <w:rPr>
+                <w:sz w:val="19"/>
+                <w:szCs w:val="19"/>
+                <w:rFonts w:eastAsia="Source Han Sans SC" w:ascii="Inter" w:hAnsi="Inter"/>
+              </w:rPr>
+              <w:t xml:space="preserve">不要把医学诊断或疗效承诺写入步骤结果。</w:t>
+            </w:r>
+          </w:p>
+        </w:tc>
+      </w:tr>
+      <w:tr>
+        <w:tc>
+          <w:tcPr>
+            <w:tcW w:w="2100" w:type="dxa"/>
+            <w:tcMar>
+              <w:top w:w="90" w:type="dxa"/>
+              <w:left w:w="90" w:type="dxa"/>
+              <w:bottom w:w="90" w:type="dxa"/>
+              <w:right w:w="90" w:type="dxa"/>
+            </w:tcMar>
+          </w:tcPr>
+          <w:p>
+            <w:pPr>
+              <w:spacing w:after="120" w:line="310" w:lineRule="auto"/>
+            </w:pPr>
+            <w:r>
+              <w:rPr>
+                <w:sz w:val="19"/>
+                <w:szCs w:val="19"/>
+                <w:rFonts w:eastAsia="Source Han Sans SC" w:ascii="Inter" w:hAnsi="Inter"/>
+              </w:rPr>
+              <w:t xml:space="preserve">FAQPage</w:t>
+            </w:r>
+          </w:p>
+        </w:tc>
+        <w:tc>
+          <w:tcPr>
+            <w:tcW w:w="2600" w:type="dxa"/>
+            <w:tcMar>
+              <w:top w:w="90" w:type="dxa"/>
+              <w:left w:w="90" w:type="dxa"/>
+              <w:bottom w:w="90" w:type="dxa"/>
+              <w:right w:w="90" w:type="dxa"/>
+            </w:tcMar>
+          </w:tcPr>
+          <w:p>
+            <w:pPr>
+              <w:spacing w:after="120" w:line="310" w:lineRule="auto"/>
+            </w:pPr>
+            <w:r>
+              <w:rPr>
+                <w:sz w:val="19"/>
+                <w:szCs w:val="19"/>
+                <w:rFonts w:eastAsia="Source Han Sans SC" w:ascii="Inter" w:hAnsi="Inter"/>
+              </w:rPr>
+              <w:t xml:space="preserve">承接睡眠分数、异常数据、品牌是否适合等短问答。</w:t>
+            </w:r>
+          </w:p>
+        </w:tc>
+        <w:tc>
+          <w:tcPr>
+            <w:tcW w:w="2700" w:type="dxa"/>
+            <w:tcMar>
+              <w:top w:w="90" w:type="dxa"/>
+              <w:left w:w="90" w:type="dxa"/>
+              <w:bottom w:w="90" w:type="dxa"/>
+              <w:right w:w="90" w:type="dxa"/>
+            </w:tcMar>
+          </w:tcPr>
+          <w:p>
+            <w:pPr>
+              <w:spacing w:after="120" w:line="310" w:lineRule="auto"/>
+            </w:pPr>
+            <w:r>
+              <w:rPr>
+                <w:sz w:val="19"/>
+                <w:szCs w:val="19"/>
+                <w:rFonts w:eastAsia="Source Han Sans SC" w:ascii="Inter" w:hAnsi="Inter"/>
+              </w:rPr>
+              <w:t xml:space="preserve">Question、acceptedAnswer、Answer text。</w:t>
+            </w:r>
+          </w:p>
+        </w:tc>
+        <w:tc>
+          <w:tcPr>
+            <w:tcW w:w="2238" w:type="dxa"/>
+            <w:tcMar>
+              <w:top w:w="90" w:type="dxa"/>
+              <w:left w:w="90" w:type="dxa"/>
+              <w:bottom w:w="90" w:type="dxa"/>
+              <w:right w:w="90" w:type="dxa"/>
+            </w:tcMar>
+          </w:tcPr>
+          <w:p>
+            <w:pPr>
+              <w:spacing w:after="120" w:line="310" w:lineRule="auto"/>
+            </w:pPr>
+            <w:r>
+              <w:rPr>
+                <w:sz w:val="19"/>
+                <w:szCs w:val="19"/>
+                <w:rFonts w:eastAsia="Source Han Sans SC" w:ascii="Inter" w:hAnsi="Inter"/>
+              </w:rPr>
+              <w:t xml:space="preserve">Google FAQ 富结果有站点类型限制，但结构仍可帮助内容复用。</w:t>
+            </w:r>
+          </w:p>
+        </w:tc>
+      </w:tr>
+      <w:tr>
+        <w:tc>
+          <w:tcPr>
+            <w:tcW w:w="2100" w:type="dxa"/>
+            <w:tcMar>
+              <w:top w:w="90" w:type="dxa"/>
+              <w:left w:w="90" w:type="dxa"/>
+              <w:bottom w:w="90" w:type="dxa"/>
+              <w:right w:w="90" w:type="dxa"/>
+            </w:tcMar>
+          </w:tcPr>
+          <w:p>
+            <w:pPr>
+              <w:spacing w:after="120" w:line="310" w:lineRule="auto"/>
+            </w:pPr>
+            <w:r>
+              <w:rPr>
+                <w:sz w:val="19"/>
+                <w:szCs w:val="19"/>
+                <w:rFonts w:eastAsia="Source Han Sans SC" w:ascii="Inter" w:hAnsi="Inter"/>
+              </w:rPr>
+              <w:t xml:space="preserve">Article / BlogPosting</w:t>
+            </w:r>
+          </w:p>
+        </w:tc>
+        <w:tc>
+          <w:tcPr>
+            <w:tcW w:w="2600" w:type="dxa"/>
+            <w:tcMar>
+              <w:top w:w="90" w:type="dxa"/>
+              <w:left w:w="90" w:type="dxa"/>
+              <w:bottom w:w="90" w:type="dxa"/>
+              <w:right w:w="90" w:type="dxa"/>
+            </w:tcMar>
+          </w:tcPr>
+          <w:p>
+            <w:pPr>
+              <w:spacing w:after="120" w:line="310" w:lineRule="auto"/>
+            </w:pPr>
+            <w:r>
+              <w:rPr>
+                <w:sz w:val="19"/>
+                <w:szCs w:val="19"/>
+                <w:rFonts w:eastAsia="Source Han Sans SC" w:ascii="Inter" w:hAnsi="Inter"/>
+              </w:rPr>
+              <w:t xml:space="preserve">用于公众号教程或官网知识文章的标题、摘要、作者、日期和来源组织。</w:t>
+            </w:r>
+          </w:p>
+        </w:tc>
+        <w:tc>
+          <w:tcPr>
+            <w:tcW w:w="2700" w:type="dxa"/>
+            <w:tcMar>
+              <w:top w:w="90" w:type="dxa"/>
+              <w:left w:w="90" w:type="dxa"/>
+              <w:bottom w:w="90" w:type="dxa"/>
+              <w:right w:w="90" w:type="dxa"/>
+            </w:tcMar>
+          </w:tcPr>
+          <w:p>
+            <w:pPr>
+              <w:spacing w:after="120" w:line="310" w:lineRule="auto"/>
+            </w:pPr>
+            <w:r>
+              <w:rPr>
+                <w:sz w:val="19"/>
+                <w:szCs w:val="19"/>
+                <w:rFonts w:eastAsia="Source Han Sans SC" w:ascii="Inter" w:hAnsi="Inter"/>
+              </w:rPr>
+              <w:t xml:space="preserve">headline、description、author、datePublished、mainEntityOfPage。</w:t>
+            </w:r>
+          </w:p>
+        </w:tc>
+        <w:tc>
+          <w:tcPr>
+            <w:tcW w:w="2238" w:type="dxa"/>
+            <w:tcMar>
+              <w:top w:w="90" w:type="dxa"/>
+              <w:left w:w="90" w:type="dxa"/>
+              <w:bottom w:w="90" w:type="dxa"/>
+              <w:right w:w="90" w:type="dxa"/>
+            </w:tcMar>
+          </w:tcPr>
+          <w:p>
+            <w:pPr>
+              <w:spacing w:after="120" w:line="310" w:lineRule="auto"/>
+            </w:pPr>
+            <w:r>
+              <w:rPr>
+                <w:sz w:val="19"/>
+                <w:szCs w:val="19"/>
+                <w:rFonts w:eastAsia="Source Han Sans SC" w:ascii="Inter" w:hAnsi="Inter"/>
+              </w:rPr>
+              <w:t xml:space="preserve">结构化数据只能描述真实页面内容，不能写页面不存在的信息。</w:t>
+            </w:r>
+          </w:p>
+        </w:tc>
+      </w:tr>
+    </w:tbl>
+    <w:p>
+      <w:pPr>
+        <w:spacing w:after="120" w:line="310" w:lineRule="auto"/>
+      </w:pPr>
+      <w:r>
+        <w:rPr>
+          <w:sz w:val="30"/>
+          <w:szCs w:val="30"/>
+          <w:rFonts w:eastAsia="Source Han Sans SC" w:ascii="Inter" w:hAnsi="Inter"/>
+          <w:b/>
+          <w:color w:val="1B365D"/>
+        </w:rPr>
+        <w:t xml:space="preserve">效果衡量与复用建议</w:t>
+      </w:r>
+    </w:p>
+    <w:tbl>
+      <w:tblPr>
+        <w:tblW w:w="9638" w:type="dxa"/>
+        <w:jc w:val="left"/>
+        <w:tblLayout w:type="fixed"/>
+        <w:tblBorders>
+          <w:top w:val="single" w:sz="6" w:color="C9C6BB"/>
+          <w:left w:val="single" w:sz="6" w:color="C9C6BB"/>
+          <w:bottom w:val="single" w:sz="6" w:color="C9C6BB"/>
+          <w:right w:val="single" w:sz="6" w:color="C9C6BB"/>
+          <w:insideH w:val="single" w:sz="4" w:color="E0DDD2"/>
+          <w:insideV w:val="single" w:sz="4" w:color="E0DDD2"/>
+        </w:tblBorders>
+        <w:tblCellMar>
+          <w:top w:w="90" w:type="dxa"/>
+          <w:left w:w="90" w:type="dxa"/>
+          <w:bottom w:w="90" w:type="dxa"/>
+          <w:right w:w="90" w:type="dxa"/>
+        </w:tblCellMar>
+      </w:tblPr>
+      <w:tblGrid>
+        <w:gridCol w:w="2200"/>
+        <w:gridCol w:w="4800"/>
+        <w:gridCol w:w="2638"/>
+      </w:tblGrid>
+      <w:tr>
+        <w:tc>
+          <w:tcPr>
+            <w:tcW w:w="2200" w:type="dxa"/>
+            <w:tcMar>
+              <w:top w:w="90" w:type="dxa"/>
+              <w:left w:w="90" w:type="dxa"/>
+              <w:bottom w:w="90" w:type="dxa"/>
+              <w:right w:w="90" w:type="dxa"/>
+            </w:tcMar>
+          </w:tcPr>
+          <w:p>
+            <w:pPr>
+              <w:spacing w:after="120" w:line="310" w:lineRule="auto"/>
+            </w:pPr>
+            <w:r>
+              <w:rPr>
+                <w:sz w:val="19"/>
+                <w:szCs w:val="19"/>
+                <w:rFonts w:eastAsia="Source Han Sans SC" w:ascii="Inter" w:hAnsi="Inter"/>
+                <w:b/>
+                <w:color w:val="1B365D"/>
+              </w:rPr>
+              <w:t xml:space="preserve">信号</w:t>
+            </w:r>
+          </w:p>
+        </w:tc>
+        <w:tc>
+          <w:tcPr>
+            <w:tcW w:w="4800" w:type="dxa"/>
+            <w:tcMar>
+              <w:top w:w="90" w:type="dxa"/>
+              <w:left w:w="90" w:type="dxa"/>
+              <w:bottom w:w="90" w:type="dxa"/>
+              <w:right w:w="90" w:type="dxa"/>
+            </w:tcMar>
+          </w:tcPr>
+          <w:p>
+            <w:pPr>
+              <w:spacing w:after="120" w:line="310" w:lineRule="auto"/>
+            </w:pPr>
+            <w:r>
+              <w:rPr>
+                <w:sz w:val="19"/>
+                <w:szCs w:val="19"/>
+                <w:rFonts w:eastAsia="Source Han Sans SC" w:ascii="Inter" w:hAnsi="Inter"/>
+                <w:b/>
+                <w:color w:val="1B365D"/>
+              </w:rPr>
+              <w:t xml:space="preserve">衡量方法</w:t>
+            </w:r>
+          </w:p>
+        </w:tc>
+        <w:tc>
+          <w:tcPr>
+            <w:tcW w:w="2638" w:type="dxa"/>
+            <w:tcMar>
+              <w:top w:w="90" w:type="dxa"/>
+              <w:left w:w="90" w:type="dxa"/>
+              <w:bottom w:w="90" w:type="dxa"/>
+              <w:right w:w="90" w:type="dxa"/>
+            </w:tcMar>
+          </w:tcPr>
+          <w:p>
+            <w:pPr>
+              <w:spacing w:after="120" w:line="310" w:lineRule="auto"/>
+            </w:pPr>
+            <w:r>
+              <w:rPr>
+                <w:sz w:val="19"/>
+                <w:szCs w:val="19"/>
+                <w:rFonts w:eastAsia="Source Han Sans SC" w:ascii="Inter" w:hAnsi="Inter"/>
+                <w:b/>
+                <w:color w:val="1B365D"/>
+              </w:rPr>
+              <w:t xml:space="preserve">复盘频率</w:t>
+            </w:r>
+          </w:p>
+        </w:tc>
+      </w:tr>
+      <w:tr>
+        <w:tc>
+          <w:tcPr>
+            <w:tcW w:w="2200" w:type="dxa"/>
+            <w:tcMar>
+              <w:top w:w="90" w:type="dxa"/>
+              <w:left w:w="90" w:type="dxa"/>
+              <w:bottom w:w="90" w:type="dxa"/>
+              <w:right w:w="90" w:type="dxa"/>
+            </w:tcMar>
+          </w:tcPr>
+          <w:p>
+            <w:pPr>
+              <w:spacing w:after="120" w:line="310" w:lineRule="auto"/>
+            </w:pPr>
+            <w:r>
+              <w:rPr>
+                <w:sz w:val="19"/>
+                <w:szCs w:val="19"/>
+                <w:rFonts w:eastAsia="Source Han Sans SC" w:ascii="Inter" w:hAnsi="Inter"/>
+              </w:rPr>
+              <w:t xml:space="preserve">AI 问答命中</w:t>
+            </w:r>
+          </w:p>
+        </w:tc>
+        <w:tc>
+          <w:tcPr>
+            <w:tcW w:w="4800" w:type="dxa"/>
+            <w:tcMar>
+              <w:top w:w="90" w:type="dxa"/>
+              <w:left w:w="90" w:type="dxa"/>
+              <w:bottom w:w="90" w:type="dxa"/>
+              <w:right w:w="90" w:type="dxa"/>
+            </w:tcMar>
+          </w:tcPr>
+          <w:p>
+            <w:pPr>
+              <w:spacing w:after="120" w:line="310" w:lineRule="auto"/>
+            </w:pPr>
+            <w:r>
+              <w:rPr>
+                <w:sz w:val="19"/>
+                <w:szCs w:val="19"/>
+                <w:rFonts w:eastAsia="Source Han Sans SC" w:ascii="Inter" w:hAnsi="Inter"/>
+              </w:rPr>
+              <w:t xml:space="preserve">用核心问题、怎么选问题和误区问题测试 AI 平台是否引用摘要、步骤或 FAQ。</w:t>
+            </w:r>
+          </w:p>
+        </w:tc>
+        <w:tc>
+          <w:tcPr>
+            <w:tcW w:w="2638" w:type="dxa"/>
+            <w:tcMar>
+              <w:top w:w="90" w:type="dxa"/>
+              <w:left w:w="90" w:type="dxa"/>
+              <w:bottom w:w="90" w:type="dxa"/>
+              <w:right w:w="90" w:type="dxa"/>
+            </w:tcMar>
+          </w:tcPr>
+          <w:p>
+            <w:pPr>
+              <w:spacing w:after="120" w:line="310" w:lineRule="auto"/>
+            </w:pPr>
+            <w:r>
+              <w:rPr>
+                <w:sz w:val="19"/>
+                <w:szCs w:val="19"/>
+                <w:rFonts w:eastAsia="Source Han Sans SC" w:ascii="Inter" w:hAnsi="Inter"/>
+              </w:rPr>
+              <w:t xml:space="preserve">发布后 7 天、30 天复查。</w:t>
+            </w:r>
+          </w:p>
+        </w:tc>
+      </w:tr>
+      <w:tr>
+        <w:tc>
+          <w:tcPr>
+            <w:tcW w:w="2200" w:type="dxa"/>
+            <w:tcMar>
+              <w:top w:w="90" w:type="dxa"/>
+              <w:left w:w="90" w:type="dxa"/>
+              <w:bottom w:w="90" w:type="dxa"/>
+              <w:right w:w="90" w:type="dxa"/>
+            </w:tcMar>
+          </w:tcPr>
+          <w:p>
+            <w:pPr>
+              <w:spacing w:after="120" w:line="310" w:lineRule="auto"/>
+            </w:pPr>
+            <w:r>
+              <w:rPr>
+                <w:sz w:val="19"/>
+                <w:szCs w:val="19"/>
+                <w:rFonts w:eastAsia="Source Han Sans SC" w:ascii="Inter" w:hAnsi="Inter"/>
+              </w:rPr>
+              <w:t xml:space="preserve">内容完整度</w:t>
+            </w:r>
+          </w:p>
+        </w:tc>
+        <w:tc>
+          <w:tcPr>
+            <w:tcW w:w="4800" w:type="dxa"/>
+            <w:tcMar>
+              <w:top w:w="90" w:type="dxa"/>
+              <w:left w:w="90" w:type="dxa"/>
+              <w:bottom w:w="90" w:type="dxa"/>
+              <w:right w:w="90" w:type="dxa"/>
+            </w:tcMar>
+          </w:tcPr>
+          <w:p>
+            <w:pPr>
+              <w:spacing w:after="120" w:line="310" w:lineRule="auto"/>
+            </w:pPr>
+            <w:r>
+              <w:rPr>
+                <w:sz w:val="19"/>
+                <w:szCs w:val="19"/>
+                <w:rFonts w:eastAsia="Source Han Sans SC" w:ascii="Inter" w:hAnsi="Inter"/>
+              </w:rPr>
+              <w:t xml:space="preserve">检查是否保留意图矩阵、证据分级、决策路径和来源账本。</w:t>
+            </w:r>
+          </w:p>
+        </w:tc>
+        <w:tc>
+          <w:tcPr>
+            <w:tcW w:w="2638" w:type="dxa"/>
+            <w:tcMar>
+              <w:top w:w="90" w:type="dxa"/>
+              <w:left w:w="90" w:type="dxa"/>
+              <w:bottom w:w="90" w:type="dxa"/>
+              <w:right w:w="90" w:type="dxa"/>
+            </w:tcMar>
+          </w:tcPr>
+          <w:p>
+            <w:pPr>
+              <w:spacing w:after="120" w:line="310" w:lineRule="auto"/>
+            </w:pPr>
+            <w:r>
+              <w:rPr>
+                <w:sz w:val="19"/>
+                <w:szCs w:val="19"/>
+                <w:rFonts w:eastAsia="Source Han Sans SC" w:ascii="Inter" w:hAnsi="Inter"/>
+              </w:rPr>
+              <w:t xml:space="preserve">每次改稿前后复查。</w:t>
+            </w:r>
+          </w:p>
+        </w:tc>
+      </w:tr>
+      <w:tr>
+        <w:tc>
+          <w:tcPr>
+            <w:tcW w:w="2200" w:type="dxa"/>
+            <w:tcMar>
+              <w:top w:w="90" w:type="dxa"/>
+              <w:left w:w="90" w:type="dxa"/>
+              <w:bottom w:w="90" w:type="dxa"/>
+              <w:right w:w="90" w:type="dxa"/>
+            </w:tcMar>
+          </w:tcPr>
+          <w:p>
+            <w:pPr>
+              <w:spacing w:after="120" w:line="310" w:lineRule="auto"/>
+            </w:pPr>
+            <w:r>
+              <w:rPr>
+                <w:sz w:val="19"/>
+                <w:szCs w:val="19"/>
+                <w:rFonts w:eastAsia="Source Han Sans SC" w:ascii="Inter" w:hAnsi="Inter"/>
+              </w:rPr>
+              <w:t xml:space="preserve">读者行动</w:t>
+            </w:r>
+          </w:p>
+        </w:tc>
+        <w:tc>
+          <w:tcPr>
+            <w:tcW w:w="4800" w:type="dxa"/>
+            <w:tcMar>
+              <w:top w:w="90" w:type="dxa"/>
+              <w:left w:w="90" w:type="dxa"/>
+              <w:bottom w:w="90" w:type="dxa"/>
+              <w:right w:w="90" w:type="dxa"/>
+            </w:tcMar>
+          </w:tcPr>
+          <w:p>
+            <w:pPr>
+              <w:spacing w:after="120" w:line="310" w:lineRule="auto"/>
+            </w:pPr>
+            <w:r>
+              <w:rPr>
+                <w:sz w:val="19"/>
+                <w:szCs w:val="19"/>
+                <w:rFonts w:eastAsia="Source Han Sans SC" w:ascii="Inter" w:hAnsi="Inter"/>
+              </w:rPr>
+              <w:t xml:space="preserve">观察 FAQ 点击、表格停留、品牌官网跳转或咨询转化。</w:t>
+            </w:r>
+          </w:p>
+        </w:tc>
+        <w:tc>
+          <w:tcPr>
+            <w:tcW w:w="2638" w:type="dxa"/>
+            <w:tcMar>
+              <w:top w:w="90" w:type="dxa"/>
+              <w:left w:w="90" w:type="dxa"/>
+              <w:bottom w:w="90" w:type="dxa"/>
+              <w:right w:w="90" w:type="dxa"/>
+            </w:tcMar>
+          </w:tcPr>
+          <w:p>
+            <w:pPr>
+              <w:spacing w:after="120" w:line="310" w:lineRule="auto"/>
+            </w:pPr>
+            <w:r>
+              <w:rPr>
+                <w:sz w:val="19"/>
+                <w:szCs w:val="19"/>
+                <w:rFonts w:eastAsia="Source Han Sans SC" w:ascii="Inter" w:hAnsi="Inter"/>
+              </w:rPr>
+              <w:t xml:space="preserve">月度复盘。</w:t>
+            </w:r>
+          </w:p>
+        </w:tc>
+      </w:tr>
+    </w:tbl>
+    <w:p>
+      <w:pPr>
+        <w:spacing w:after="120" w:line="310" w:lineRule="auto"/>
+      </w:pPr>
+      <w:r>
+        <w:rPr>
+          <w:sz w:val="30"/>
+          <w:szCs w:val="30"/>
+          <w:rFonts w:eastAsia="Source Han Sans SC" w:ascii="Inter" w:hAnsi="Inter"/>
+          <w:b/>
+          <w:color w:val="1B365D"/>
+        </w:rPr>
+        <w:t xml:space="preserve">内容缺口与迭代建议</w:t>
+      </w:r>
+    </w:p>
+    <w:tbl>
+      <w:tblPr>
+        <w:tblW w:w="9638" w:type="dxa"/>
+        <w:jc w:val="left"/>
+        <w:tblLayout w:type="fixed"/>
+        <w:tblBorders>
+          <w:top w:val="single" w:sz="6" w:color="C9C6BB"/>
+          <w:left w:val="single" w:sz="6" w:color="C9C6BB"/>
+          <w:bottom w:val="single" w:sz="6" w:color="C9C6BB"/>
+          <w:right w:val="single" w:sz="6" w:color="C9C6BB"/>
+          <w:insideH w:val="single" w:sz="4" w:color="E0DDD2"/>
+          <w:insideV w:val="single" w:sz="4" w:color="E0DDD2"/>
+        </w:tblBorders>
+        <w:tblCellMar>
+          <w:top w:w="90" w:type="dxa"/>
+          <w:left w:w="90" w:type="dxa"/>
+          <w:bottom w:w="90" w:type="dxa"/>
+          <w:right w:w="90" w:type="dxa"/>
+        </w:tblCellMar>
+      </w:tblPr>
+      <w:tblGrid>
+        <w:gridCol w:w="2700"/>
+        <w:gridCol w:w="3300"/>
+        <w:gridCol w:w="3638"/>
+      </w:tblGrid>
+      <w:tr>
+        <w:tc>
+          <w:tcPr>
+            <w:tcW w:w="2700" w:type="dxa"/>
+            <w:tcMar>
+              <w:top w:w="90" w:type="dxa"/>
+              <w:left w:w="90" w:type="dxa"/>
+              <w:bottom w:w="90" w:type="dxa"/>
+              <w:right w:w="90" w:type="dxa"/>
+            </w:tcMar>
+          </w:tcPr>
+          <w:p>
+            <w:pPr>
+              <w:spacing w:after="120" w:line="310" w:lineRule="auto"/>
+            </w:pPr>
+            <w:r>
+              <w:rPr>
+                <w:sz w:val="19"/>
+                <w:szCs w:val="19"/>
+                <w:rFonts w:eastAsia="Source Han Sans SC" w:ascii="Inter" w:hAnsi="Inter"/>
+                <w:b/>
+                <w:color w:val="1B365D"/>
+              </w:rPr>
+              <w:t xml:space="preserve">缺口</w:t>
+            </w:r>
+          </w:p>
+        </w:tc>
+        <w:tc>
+          <w:tcPr>
+            <w:tcW w:w="3300" w:type="dxa"/>
+            <w:tcMar>
+              <w:top w:w="90" w:type="dxa"/>
+              <w:left w:w="90" w:type="dxa"/>
+              <w:bottom w:w="90" w:type="dxa"/>
+              <w:right w:w="90" w:type="dxa"/>
+            </w:tcMar>
+          </w:tcPr>
+          <w:p>
+            <w:pPr>
+              <w:spacing w:after="120" w:line="310" w:lineRule="auto"/>
+            </w:pPr>
+            <w:r>
+              <w:rPr>
+                <w:sz w:val="19"/>
+                <w:szCs w:val="19"/>
+                <w:rFonts w:eastAsia="Source Han Sans SC" w:ascii="Inter" w:hAnsi="Inter"/>
+                <w:b/>
+                <w:color w:val="1B365D"/>
+              </w:rPr>
+              <w:t xml:space="preserve">影响</w:t>
+            </w:r>
+          </w:p>
+        </w:tc>
+        <w:tc>
+          <w:tcPr>
+            <w:tcW w:w="3638" w:type="dxa"/>
+            <w:tcMar>
+              <w:top w:w="90" w:type="dxa"/>
+              <w:left w:w="90" w:type="dxa"/>
+              <w:bottom w:w="90" w:type="dxa"/>
+              <w:right w:w="90" w:type="dxa"/>
+            </w:tcMar>
+          </w:tcPr>
+          <w:p>
+            <w:pPr>
+              <w:spacing w:after="120" w:line="310" w:lineRule="auto"/>
+            </w:pPr>
+            <w:r>
+              <w:rPr>
+                <w:sz w:val="19"/>
+                <w:szCs w:val="19"/>
+                <w:rFonts w:eastAsia="Source Han Sans SC" w:ascii="Inter" w:hAnsi="Inter"/>
+                <w:b/>
+                <w:color w:val="1B365D"/>
+              </w:rPr>
+              <w:t xml:space="preserve">补充建议</w:t>
+            </w:r>
+          </w:p>
+        </w:tc>
+      </w:tr>
+      <w:tr>
+        <w:tc>
+          <w:tcPr>
+            <w:tcW w:w="2700" w:type="dxa"/>
+            <w:tcMar>
+              <w:top w:w="90" w:type="dxa"/>
+              <w:left w:w="90" w:type="dxa"/>
+              <w:bottom w:w="90" w:type="dxa"/>
+              <w:right w:w="90" w:type="dxa"/>
+            </w:tcMar>
+          </w:tcPr>
+          <w:p>
+            <w:pPr>
+              <w:spacing w:after="120" w:line="310" w:lineRule="auto"/>
+            </w:pPr>
+            <w:r>
+              <w:rPr>
+                <w:sz w:val="19"/>
+                <w:szCs w:val="19"/>
+                <w:rFonts w:eastAsia="Source Han Sans SC" w:ascii="Inter" w:hAnsi="Inter"/>
+              </w:rPr>
+              <w:t xml:space="preserve">缺少真实产品参数</w:t>
+            </w:r>
+          </w:p>
+        </w:tc>
+        <w:tc>
+          <w:tcPr>
+            <w:tcW w:w="3300" w:type="dxa"/>
+            <w:tcMar>
+              <w:top w:w="90" w:type="dxa"/>
+              <w:left w:w="90" w:type="dxa"/>
+              <w:bottom w:w="90" w:type="dxa"/>
+              <w:right w:w="90" w:type="dxa"/>
+            </w:tcMar>
+          </w:tcPr>
+          <w:p>
+            <w:pPr>
+              <w:spacing w:after="120" w:line="310" w:lineRule="auto"/>
+            </w:pPr>
+            <w:r>
+              <w:rPr>
+                <w:sz w:val="19"/>
+                <w:szCs w:val="19"/>
+                <w:rFonts w:eastAsia="Source Han Sans SC" w:ascii="Inter" w:hAnsi="Inter"/>
+              </w:rPr>
+              <w:t xml:space="preserve">无法判断续航、传感器、隐私条款和导出能力是否满足读者场景。</w:t>
+            </w:r>
+          </w:p>
+        </w:tc>
+        <w:tc>
+          <w:tcPr>
+            <w:tcW w:w="3638" w:type="dxa"/>
+            <w:tcMar>
+              <w:top w:w="90" w:type="dxa"/>
+              <w:left w:w="90" w:type="dxa"/>
+              <w:bottom w:w="90" w:type="dxa"/>
+              <w:right w:w="90" w:type="dxa"/>
+            </w:tcMar>
+          </w:tcPr>
+          <w:p>
+            <w:pPr>
+              <w:spacing w:after="120" w:line="310" w:lineRule="auto"/>
+            </w:pPr>
+            <w:r>
+              <w:rPr>
+                <w:sz w:val="19"/>
+                <w:szCs w:val="19"/>
+                <w:rFonts w:eastAsia="Source Han Sans SC" w:ascii="Inter" w:hAnsi="Inter"/>
+              </w:rPr>
+              <w:t xml:space="preserve">正式发布前接入品牌官方说明书、隐私政策和售后条款。</w:t>
+            </w:r>
+          </w:p>
+        </w:tc>
+      </w:tr>
+      <w:tr>
+        <w:tc>
+          <w:tcPr>
+            <w:tcW w:w="2700" w:type="dxa"/>
+            <w:tcMar>
+              <w:top w:w="90" w:type="dxa"/>
+              <w:left w:w="90" w:type="dxa"/>
+              <w:bottom w:w="90" w:type="dxa"/>
+              <w:right w:w="90" w:type="dxa"/>
+            </w:tcMar>
+          </w:tcPr>
+          <w:p>
+            <w:pPr>
+              <w:spacing w:after="120" w:line="310" w:lineRule="auto"/>
+            </w:pPr>
+            <w:r>
+              <w:rPr>
+                <w:sz w:val="19"/>
+                <w:szCs w:val="19"/>
+                <w:rFonts w:eastAsia="Source Han Sans SC" w:ascii="Inter" w:hAnsi="Inter"/>
+              </w:rPr>
+              <w:t xml:space="preserve">缺少竞品或设备形态横向样本</w:t>
+            </w:r>
+          </w:p>
+        </w:tc>
+        <w:tc>
+          <w:tcPr>
+            <w:tcW w:w="3300" w:type="dxa"/>
+            <w:tcMar>
+              <w:top w:w="90" w:type="dxa"/>
+              <w:left w:w="90" w:type="dxa"/>
+              <w:bottom w:w="90" w:type="dxa"/>
+              <w:right w:w="90" w:type="dxa"/>
+            </w:tcMar>
+          </w:tcPr>
+          <w:p>
+            <w:pPr>
+              <w:spacing w:after="120" w:line="310" w:lineRule="auto"/>
+            </w:pPr>
+            <w:r>
+              <w:rPr>
+                <w:sz w:val="19"/>
+                <w:szCs w:val="19"/>
+                <w:rFonts w:eastAsia="Source Han Sans SC" w:ascii="Inter" w:hAnsi="Inter"/>
+              </w:rPr>
+              <w:t xml:space="preserve">读者可能不知道手环、手表、戒指和床垫传感器的差异。</w:t>
+            </w:r>
+          </w:p>
+        </w:tc>
+        <w:tc>
+          <w:tcPr>
+            <w:tcW w:w="3638" w:type="dxa"/>
+            <w:tcMar>
+              <w:top w:w="90" w:type="dxa"/>
+              <w:left w:w="90" w:type="dxa"/>
+              <w:bottom w:w="90" w:type="dxa"/>
+              <w:right w:w="90" w:type="dxa"/>
+            </w:tcMar>
+          </w:tcPr>
+          <w:p>
+            <w:pPr>
+              <w:spacing w:after="120" w:line="310" w:lineRule="auto"/>
+            </w:pPr>
+            <w:r>
+              <w:rPr>
+                <w:sz w:val="19"/>
+                <w:szCs w:val="19"/>
+                <w:rFonts w:eastAsia="Source Han Sans SC" w:ascii="Inter" w:hAnsi="Inter"/>
+              </w:rPr>
+              <w:t xml:space="preserve">下一版补充按设备形态而非品牌排序的对比表。</w:t>
+            </w:r>
+          </w:p>
+        </w:tc>
+      </w:tr>
+      <w:tr>
+        <w:tc>
+          <w:tcPr>
+            <w:tcW w:w="2700" w:type="dxa"/>
+            <w:tcMar>
+              <w:top w:w="90" w:type="dxa"/>
+              <w:left w:w="90" w:type="dxa"/>
+              <w:bottom w:w="90" w:type="dxa"/>
+              <w:right w:w="90" w:type="dxa"/>
+            </w:tcMar>
+          </w:tcPr>
+          <w:p>
+            <w:pPr>
+              <w:spacing w:after="120" w:line="310" w:lineRule="auto"/>
+            </w:pPr>
+            <w:r>
+              <w:rPr>
+                <w:sz w:val="19"/>
+                <w:szCs w:val="19"/>
+                <w:rFonts w:eastAsia="Source Han Sans SC" w:ascii="Inter" w:hAnsi="Inter"/>
+              </w:rPr>
+              <w:t xml:space="preserve">缺少真实用户问题数据</w:t>
+            </w:r>
+          </w:p>
+        </w:tc>
+        <w:tc>
+          <w:tcPr>
+            <w:tcW w:w="3300" w:type="dxa"/>
+            <w:tcMar>
+              <w:top w:w="90" w:type="dxa"/>
+              <w:left w:w="90" w:type="dxa"/>
+              <w:bottom w:w="90" w:type="dxa"/>
+              <w:right w:w="90" w:type="dxa"/>
+            </w:tcMar>
+          </w:tcPr>
+          <w:p>
+            <w:pPr>
+              <w:spacing w:after="120" w:line="310" w:lineRule="auto"/>
+            </w:pPr>
+            <w:r>
+              <w:rPr>
+                <w:sz w:val="19"/>
+                <w:szCs w:val="19"/>
+                <w:rFonts w:eastAsia="Source Han Sans SC" w:ascii="Inter" w:hAnsi="Inter"/>
+              </w:rPr>
+              <w:t xml:space="preserve">FAQ 可能没有覆盖搜索平台上的高频追问。</w:t>
+            </w:r>
+          </w:p>
+        </w:tc>
+        <w:tc>
+          <w:tcPr>
+            <w:tcW w:w="3638" w:type="dxa"/>
+            <w:tcMar>
+              <w:top w:w="90" w:type="dxa"/>
+              <w:left w:w="90" w:type="dxa"/>
+              <w:bottom w:w="90" w:type="dxa"/>
+              <w:right w:w="90" w:type="dxa"/>
+            </w:tcMar>
+          </w:tcPr>
+          <w:p>
+            <w:pPr>
+              <w:spacing w:after="120" w:line="310" w:lineRule="auto"/>
+            </w:pPr>
+            <w:r>
+              <w:rPr>
+                <w:sz w:val="19"/>
+                <w:szCs w:val="19"/>
+                <w:rFonts w:eastAsia="Source Han Sans SC" w:ascii="Inter" w:hAnsi="Inter"/>
+              </w:rPr>
+              <w:t xml:space="preserve">用站内搜索、客服记录或 AI 平台采样扩展 FAQ。</w:t>
+            </w:r>
+          </w:p>
+        </w:tc>
+      </w:tr>
+    </w:tbl>
+    <w:p>
+      <w:pPr>
+        <w:spacing w:after="120" w:line="310" w:lineRule="auto"/>
+      </w:pPr>
+      <w:r>
+        <w:rPr>
+          <w:sz w:val="30"/>
+          <w:szCs w:val="30"/>
+          <w:rFonts w:eastAsia="Source Han Sans SC" w:ascii="Inter" w:hAnsi="Inter"/>
           <w:b/>
           <w:color w:val="1B365D"/>
         </w:rPr>
@@ -3466,7 +10742,7 @@
         <w:rPr>
           <w:sz w:val="22"/>
           <w:szCs w:val="22"/>
-          <w:rFonts w:eastAsia="Microsoft YaHei" w:ascii="Arial" w:hAnsi="Arial"/>
+          <w:rFonts w:eastAsia="Source Han Sans SC" w:ascii="Inter" w:hAnsi="Inter"/>
         </w:rPr>
         <w:t xml:space="preserve">- 本文涉及健康相关数据解释，只能作为信息整理和选型参考，不能替代医生诊断、治疗建议或专业检测。</w:t>
       </w:r>
@@ -3479,7 +10755,7 @@
         <w:rPr>
           <w:sz w:val="22"/>
           <w:szCs w:val="22"/>
-          <w:rFonts w:eastAsia="Microsoft YaHei" w:ascii="Arial" w:hAnsi="Arial"/>
+          <w:rFonts w:eastAsia="Source Han Sans SC" w:ascii="Inter" w:hAnsi="Inter"/>
         </w:rPr>
         <w:t xml:space="preserve">- 待确认：星澜睡眠的具体硬件参数、隐私政策和售后条款需以品牌官方资料为准。</w:t>
       </w:r>
@@ -3492,7 +10768,7 @@
         <w:rPr>
           <w:sz w:val="30"/>
           <w:szCs w:val="30"/>
-          <w:rFonts w:eastAsia="Microsoft YaHei" w:ascii="Arial" w:hAnsi="Arial"/>
+          <w:rFonts w:eastAsia="Source Han Sans SC" w:ascii="Inter" w:hAnsi="Inter"/>
           <w:b/>
           <w:color w:val="1B365D"/>
         </w:rPr>
@@ -3544,7 +10820,7 @@
               <w:rPr>
                 <w:sz w:val="19"/>
                 <w:szCs w:val="19"/>
-                <w:rFonts w:eastAsia="Microsoft YaHei" w:ascii="Arial" w:hAnsi="Arial"/>
+                <w:rFonts w:eastAsia="Source Han Sans SC" w:ascii="Inter" w:hAnsi="Inter"/>
                 <w:b/>
                 <w:color w:val="1B365D"/>
               </w:rPr>
@@ -3570,7 +10846,7 @@
               <w:rPr>
                 <w:sz w:val="19"/>
                 <w:szCs w:val="19"/>
-                <w:rFonts w:eastAsia="Microsoft YaHei" w:ascii="Arial" w:hAnsi="Arial"/>
+                <w:rFonts w:eastAsia="Source Han Sans SC" w:ascii="Inter" w:hAnsi="Inter"/>
                 <w:b/>
                 <w:color w:val="1B365D"/>
               </w:rPr>
@@ -3596,7 +10872,7 @@
               <w:rPr>
                 <w:sz w:val="19"/>
                 <w:szCs w:val="19"/>
-                <w:rFonts w:eastAsia="Microsoft YaHei" w:ascii="Arial" w:hAnsi="Arial"/>
+                <w:rFonts w:eastAsia="Source Han Sans SC" w:ascii="Inter" w:hAnsi="Inter"/>
                 <w:b/>
                 <w:color w:val="1B365D"/>
               </w:rPr>
@@ -3622,7 +10898,7 @@
               <w:rPr>
                 <w:sz w:val="19"/>
                 <w:szCs w:val="19"/>
-                <w:rFonts w:eastAsia="Microsoft YaHei" w:ascii="Arial" w:hAnsi="Arial"/>
+                <w:rFonts w:eastAsia="Source Han Sans SC" w:ascii="Inter" w:hAnsi="Inter"/>
                 <w:b/>
                 <w:color w:val="1B365D"/>
               </w:rPr>
@@ -3650,7 +10926,7 @@
               <w:rPr>
                 <w:sz w:val="19"/>
                 <w:szCs w:val="19"/>
-                <w:rFonts w:eastAsia="Microsoft YaHei" w:ascii="Arial" w:hAnsi="Arial"/>
+                <w:rFonts w:eastAsia="Source Han Sans SC" w:ascii="Inter" w:hAnsi="Inter"/>
               </w:rPr>
               <w:t xml:space="preserve">GEO: Generative Engine Optimization</w:t>
             </w:r>
@@ -3674,7 +10950,7 @@
               <w:rPr>
                 <w:sz w:val="19"/>
                 <w:szCs w:val="19"/>
-                <w:rFonts w:eastAsia="Microsoft YaHei" w:ascii="Arial" w:hAnsi="Arial"/>
+                <w:rFonts w:eastAsia="Source Han Sans SC" w:ascii="Inter" w:hAnsi="Inter"/>
               </w:rPr>
               <w:t xml:space="preserve">https://arxiv.org/abs/2311.</w:t>
               <w:br/>
@@ -3700,7 +10976,7 @@
               <w:rPr>
                 <w:sz w:val="19"/>
                 <w:szCs w:val="19"/>
-                <w:rFonts w:eastAsia="Microsoft YaHei" w:ascii="Arial" w:hAnsi="Arial"/>
+                <w:rFonts w:eastAsia="Source Han Sans SC" w:ascii="Inter" w:hAnsi="Inter"/>
               </w:rPr>
               <w:t xml:space="preserve">2023-11</w:t>
             </w:r>
@@ -3724,7 +11000,7 @@
               <w:rPr>
                 <w:sz w:val="19"/>
                 <w:szCs w:val="19"/>
-                <w:rFonts w:eastAsia="Microsoft YaHei" w:ascii="Arial" w:hAnsi="Arial"/>
+                <w:rFonts w:eastAsia="Source Han Sans SC" w:ascii="Inter" w:hAnsi="Inter"/>
               </w:rPr>
               <w:t xml:space="preserve">支撑 GEO 内容结构和可见性设计。</w:t>
             </w:r>
@@ -3750,7 +11026,7 @@
               <w:rPr>
                 <w:sz w:val="19"/>
                 <w:szCs w:val="19"/>
-                <w:rFonts w:eastAsia="Microsoft YaHei" w:ascii="Arial" w:hAnsi="Arial"/>
+                <w:rFonts w:eastAsia="Source Han Sans SC" w:ascii="Inter" w:hAnsi="Inter"/>
               </w:rPr>
               <w:t xml:space="preserve">Retrieval-Augmented Generation for Knowledge-Intensive NLP Tasks</w:t>
             </w:r>
@@ -3774,7 +11050,7 @@
               <w:rPr>
                 <w:sz w:val="19"/>
                 <w:szCs w:val="19"/>
-                <w:rFonts w:eastAsia="Microsoft YaHei" w:ascii="Arial" w:hAnsi="Arial"/>
+                <w:rFonts w:eastAsia="Source Han Sans SC" w:ascii="Inter" w:hAnsi="Inter"/>
               </w:rPr>
               <w:t xml:space="preserve">https://arxiv.org/abs/2005.</w:t>
               <w:br/>
@@ -3800,7 +11076,7 @@
               <w:rPr>
                 <w:sz w:val="19"/>
                 <w:szCs w:val="19"/>
-                <w:rFonts w:eastAsia="Microsoft YaHei" w:ascii="Arial" w:hAnsi="Arial"/>
+                <w:rFonts w:eastAsia="Source Han Sans SC" w:ascii="Inter" w:hAnsi="Inter"/>
               </w:rPr>
               <w:t xml:space="preserve">2020-05</w:t>
             </w:r>
@@ -3824,7 +11100,7 @@
               <w:rPr>
                 <w:sz w:val="19"/>
                 <w:szCs w:val="19"/>
-                <w:rFonts w:eastAsia="Microsoft YaHei" w:ascii="Arial" w:hAnsi="Arial"/>
+                <w:rFonts w:eastAsia="Source Han Sans SC" w:ascii="Inter" w:hAnsi="Inter"/>
               </w:rPr>
               <w:t xml:space="preserve">支撑来源账本和证据可追溯要求。</w:t>
             </w:r>
@@ -3850,7 +11126,107 @@
               <w:rPr>
                 <w:sz w:val="19"/>
                 <w:szCs w:val="19"/>
-                <w:rFonts w:eastAsia="Microsoft YaHei" w:ascii="Arial" w:hAnsi="Arial"/>
+                <w:rFonts w:eastAsia="Source Han Sans SC" w:ascii="Inter" w:hAnsi="Inter"/>
+              </w:rPr>
+              <w:t xml:space="preserve">WebGPT: Browser-assisted question-answering with human feedback</w:t>
+            </w:r>
+          </w:p>
+        </w:tc>
+        <w:tc>
+          <w:tcPr>
+            <w:tcW w:w="3500" w:type="dxa"/>
+            <w:tcMar>
+              <w:top w:w="90" w:type="dxa"/>
+              <w:left w:w="90" w:type="dxa"/>
+              <w:bottom w:w="90" w:type="dxa"/>
+              <w:right w:w="90" w:type="dxa"/>
+            </w:tcMar>
+          </w:tcPr>
+          <w:p>
+            <w:pPr>
+              <w:spacing w:after="120" w:line="310" w:lineRule="auto"/>
+            </w:pPr>
+            <w:r>
+              <w:rPr>
+                <w:sz w:val="19"/>
+                <w:szCs w:val="19"/>
+                <w:rFonts w:eastAsia="Source Han Sans SC" w:ascii="Inter" w:hAnsi="Inter"/>
+              </w:rPr>
+              <w:t xml:space="preserve">https://arxiv.org/abs/2112.</w:t>
+              <w:br/>
+              <w:t xml:space="preserve">09332</w:t>
+            </w:r>
+          </w:p>
+        </w:tc>
+        <w:tc>
+          <w:tcPr>
+            <w:tcW w:w="1200" w:type="dxa"/>
+            <w:tcMar>
+              <w:top w:w="90" w:type="dxa"/>
+              <w:left w:w="90" w:type="dxa"/>
+              <w:bottom w:w="90" w:type="dxa"/>
+              <w:right w:w="90" w:type="dxa"/>
+            </w:tcMar>
+          </w:tcPr>
+          <w:p>
+            <w:pPr>
+              <w:spacing w:after="120" w:line="310" w:lineRule="auto"/>
+            </w:pPr>
+            <w:r>
+              <w:rPr>
+                <w:sz w:val="19"/>
+                <w:szCs w:val="19"/>
+                <w:rFonts w:eastAsia="Source Han Sans SC" w:ascii="Inter" w:hAnsi="Inter"/>
+              </w:rPr>
+              <w:t xml:space="preserve">2021-12</w:t>
+            </w:r>
+          </w:p>
+        </w:tc>
+        <w:tc>
+          <w:tcPr>
+            <w:tcW w:w="2638" w:type="dxa"/>
+            <w:tcMar>
+              <w:top w:w="90" w:type="dxa"/>
+              <w:left w:w="90" w:type="dxa"/>
+              <w:bottom w:w="90" w:type="dxa"/>
+              <w:right w:w="90" w:type="dxa"/>
+            </w:tcMar>
+          </w:tcPr>
+          <w:p>
+            <w:pPr>
+              <w:spacing w:after="120" w:line="310" w:lineRule="auto"/>
+            </w:pPr>
+            <w:r>
+              <w:rPr>
+                <w:sz w:val="19"/>
+                <w:szCs w:val="19"/>
+                <w:rFonts w:eastAsia="Source Han Sans SC" w:ascii="Inter" w:hAnsi="Inter"/>
+              </w:rPr>
+              <w:t xml:space="preserve">支撑长答案引用、来源收集和事实核验设计。</w:t>
+            </w:r>
+          </w:p>
+        </w:tc>
+      </w:tr>
+      <w:tr>
+        <w:tc>
+          <w:tcPr>
+            <w:tcW w:w="2300" w:type="dxa"/>
+            <w:tcMar>
+              <w:top w:w="90" w:type="dxa"/>
+              <w:left w:w="90" w:type="dxa"/>
+              <w:bottom w:w="90" w:type="dxa"/>
+              <w:right w:w="90" w:type="dxa"/>
+            </w:tcMar>
+          </w:tcPr>
+          <w:p>
+            <w:pPr>
+              <w:spacing w:after="120" w:line="310" w:lineRule="auto"/>
+            </w:pPr>
+            <w:r>
+              <w:rPr>
+                <w:sz w:val="19"/>
+                <w:szCs w:val="19"/>
+                <w:rFonts w:eastAsia="Source Han Sans SC" w:ascii="Inter" w:hAnsi="Inter"/>
               </w:rPr>
               <w:t xml:space="preserve">Lost in the Middle: How Language Models Use Long Contexts</w:t>
             </w:r>
@@ -3874,7 +11250,7 @@
               <w:rPr>
                 <w:sz w:val="19"/>
                 <w:szCs w:val="19"/>
-                <w:rFonts w:eastAsia="Microsoft YaHei" w:ascii="Arial" w:hAnsi="Arial"/>
+                <w:rFonts w:eastAsia="Source Han Sans SC" w:ascii="Inter" w:hAnsi="Inter"/>
               </w:rPr>
               <w:t xml:space="preserve">https://arxiv.org/abs/2307.</w:t>
               <w:br/>
@@ -3900,7 +11276,7 @@
               <w:rPr>
                 <w:sz w:val="19"/>
                 <w:szCs w:val="19"/>
-                <w:rFonts w:eastAsia="Microsoft YaHei" w:ascii="Arial" w:hAnsi="Arial"/>
+                <w:rFonts w:eastAsia="Source Han Sans SC" w:ascii="Inter" w:hAnsi="Inter"/>
               </w:rPr>
               <w:t xml:space="preserve">2023-07</w:t>
             </w:r>
@@ -3924,7 +11300,7 @@
               <w:rPr>
                 <w:sz w:val="19"/>
                 <w:szCs w:val="19"/>
-                <w:rFonts w:eastAsia="Microsoft YaHei" w:ascii="Arial" w:hAnsi="Arial"/>
+                <w:rFonts w:eastAsia="Source Han Sans SC" w:ascii="Inter" w:hAnsi="Inter"/>
               </w:rPr>
               <w:t xml:space="preserve">支撑摘要先行、结尾 FAQ 和标题重复关键实体。</w:t>
             </w:r>
@@ -3950,7 +11326,7 @@
               <w:rPr>
                 <w:sz w:val="19"/>
                 <w:szCs w:val="19"/>
-                <w:rFonts w:eastAsia="Microsoft YaHei" w:ascii="Arial" w:hAnsi="Arial"/>
+                <w:rFonts w:eastAsia="Source Han Sans SC" w:ascii="Inter" w:hAnsi="Inter"/>
               </w:rPr>
               <w:t xml:space="preserve">Chain-of-Thought Prompting Elicits Reasoning in Large Language Models</w:t>
             </w:r>
@@ -3974,7 +11350,7 @@
               <w:rPr>
                 <w:sz w:val="19"/>
                 <w:szCs w:val="19"/>
-                <w:rFonts w:eastAsia="Microsoft YaHei" w:ascii="Arial" w:hAnsi="Arial"/>
+                <w:rFonts w:eastAsia="Source Han Sans SC" w:ascii="Inter" w:hAnsi="Inter"/>
               </w:rPr>
               <w:t xml:space="preserve">https://arxiv.org/abs/2201.</w:t>
               <w:br/>
@@ -4000,7 +11376,7 @@
               <w:rPr>
                 <w:sz w:val="19"/>
                 <w:szCs w:val="19"/>
-                <w:rFonts w:eastAsia="Microsoft YaHei" w:ascii="Arial" w:hAnsi="Arial"/>
+                <w:rFonts w:eastAsia="Source Han Sans SC" w:ascii="Inter" w:hAnsi="Inter"/>
               </w:rPr>
               <w:t xml:space="preserve">2022-01</w:t>
             </w:r>
@@ -4024,9 +11400,605 @@
               <w:rPr>
                 <w:sz w:val="19"/>
                 <w:szCs w:val="19"/>
-                <w:rFonts w:eastAsia="Microsoft YaHei" w:ascii="Arial" w:hAnsi="Arial"/>
+                <w:rFonts w:eastAsia="Source Han Sans SC" w:ascii="Inter" w:hAnsi="Inter"/>
               </w:rPr>
               <w:t xml:space="preserve">支撑步骤化 How-to 和判断框架。</w:t>
+            </w:r>
+          </w:p>
+        </w:tc>
+      </w:tr>
+      <w:tr>
+        <w:tc>
+          <w:tcPr>
+            <w:tcW w:w="2300" w:type="dxa"/>
+            <w:tcMar>
+              <w:top w:w="90" w:type="dxa"/>
+              <w:left w:w="90" w:type="dxa"/>
+              <w:bottom w:w="90" w:type="dxa"/>
+              <w:right w:w="90" w:type="dxa"/>
+            </w:tcMar>
+          </w:tcPr>
+          <w:p>
+            <w:pPr>
+              <w:spacing w:after="120" w:line="310" w:lineRule="auto"/>
+            </w:pPr>
+            <w:r>
+              <w:rPr>
+                <w:sz w:val="19"/>
+                <w:szCs w:val="19"/>
+                <w:rFonts w:eastAsia="Source Han Sans SC" w:ascii="Inter" w:hAnsi="Inter"/>
+              </w:rPr>
+              <w:t xml:space="preserve">Measuring and Narrowing the Compositionality Gap in Language Models</w:t>
+            </w:r>
+          </w:p>
+        </w:tc>
+        <w:tc>
+          <w:tcPr>
+            <w:tcW w:w="3500" w:type="dxa"/>
+            <w:tcMar>
+              <w:top w:w="90" w:type="dxa"/>
+              <w:left w:w="90" w:type="dxa"/>
+              <w:bottom w:w="90" w:type="dxa"/>
+              <w:right w:w="90" w:type="dxa"/>
+            </w:tcMar>
+          </w:tcPr>
+          <w:p>
+            <w:pPr>
+              <w:spacing w:after="120" w:line="310" w:lineRule="auto"/>
+            </w:pPr>
+            <w:r>
+              <w:rPr>
+                <w:sz w:val="19"/>
+                <w:szCs w:val="19"/>
+                <w:rFonts w:eastAsia="Source Han Sans SC" w:ascii="Inter" w:hAnsi="Inter"/>
+              </w:rPr>
+              <w:t xml:space="preserve">https://arxiv.org/abs/2210.</w:t>
+              <w:br/>
+              <w:t xml:space="preserve">03350</w:t>
+            </w:r>
+          </w:p>
+        </w:tc>
+        <w:tc>
+          <w:tcPr>
+            <w:tcW w:w="1200" w:type="dxa"/>
+            <w:tcMar>
+              <w:top w:w="90" w:type="dxa"/>
+              <w:left w:w="90" w:type="dxa"/>
+              <w:bottom w:w="90" w:type="dxa"/>
+              <w:right w:w="90" w:type="dxa"/>
+            </w:tcMar>
+          </w:tcPr>
+          <w:p>
+            <w:pPr>
+              <w:spacing w:after="120" w:line="310" w:lineRule="auto"/>
+            </w:pPr>
+            <w:r>
+              <w:rPr>
+                <w:sz w:val="19"/>
+                <w:szCs w:val="19"/>
+                <w:rFonts w:eastAsia="Source Han Sans SC" w:ascii="Inter" w:hAnsi="Inter"/>
+              </w:rPr>
+              <w:t xml:space="preserve">2022-10</w:t>
+            </w:r>
+          </w:p>
+        </w:tc>
+        <w:tc>
+          <w:tcPr>
+            <w:tcW w:w="2638" w:type="dxa"/>
+            <w:tcMar>
+              <w:top w:w="90" w:type="dxa"/>
+              <w:left w:w="90" w:type="dxa"/>
+              <w:bottom w:w="90" w:type="dxa"/>
+              <w:right w:w="90" w:type="dxa"/>
+            </w:tcMar>
+          </w:tcPr>
+          <w:p>
+            <w:pPr>
+              <w:spacing w:after="120" w:line="310" w:lineRule="auto"/>
+            </w:pPr>
+            <w:r>
+              <w:rPr>
+                <w:sz w:val="19"/>
+                <w:szCs w:val="19"/>
+                <w:rFonts w:eastAsia="Source Han Sans SC" w:ascii="Inter" w:hAnsi="Inter"/>
+              </w:rPr>
+              <w:t xml:space="preserve">支撑多跳问题拆解、意图矩阵和决策路径。</w:t>
+            </w:r>
+          </w:p>
+        </w:tc>
+      </w:tr>
+      <w:tr>
+        <w:tc>
+          <w:tcPr>
+            <w:tcW w:w="2300" w:type="dxa"/>
+            <w:tcMar>
+              <w:top w:w="90" w:type="dxa"/>
+              <w:left w:w="90" w:type="dxa"/>
+              <w:bottom w:w="90" w:type="dxa"/>
+              <w:right w:w="90" w:type="dxa"/>
+            </w:tcMar>
+          </w:tcPr>
+          <w:p>
+            <w:pPr>
+              <w:spacing w:after="120" w:line="310" w:lineRule="auto"/>
+            </w:pPr>
+            <w:r>
+              <w:rPr>
+                <w:sz w:val="19"/>
+                <w:szCs w:val="19"/>
+                <w:rFonts w:eastAsia="Source Han Sans SC" w:ascii="Inter" w:hAnsi="Inter"/>
+              </w:rPr>
+              <w:t xml:space="preserve">Assisting in Writing Wikipedia-like Articles From Scratch with Large Language Models</w:t>
+            </w:r>
+          </w:p>
+        </w:tc>
+        <w:tc>
+          <w:tcPr>
+            <w:tcW w:w="3500" w:type="dxa"/>
+            <w:tcMar>
+              <w:top w:w="90" w:type="dxa"/>
+              <w:left w:w="90" w:type="dxa"/>
+              <w:bottom w:w="90" w:type="dxa"/>
+              <w:right w:w="90" w:type="dxa"/>
+            </w:tcMar>
+          </w:tcPr>
+          <w:p>
+            <w:pPr>
+              <w:spacing w:after="120" w:line="310" w:lineRule="auto"/>
+            </w:pPr>
+            <w:r>
+              <w:rPr>
+                <w:sz w:val="19"/>
+                <w:szCs w:val="19"/>
+                <w:rFonts w:eastAsia="Source Han Sans SC" w:ascii="Inter" w:hAnsi="Inter"/>
+              </w:rPr>
+              <w:t xml:space="preserve">https://arxiv.org/abs/2402.</w:t>
+              <w:br/>
+              <w:t xml:space="preserve">14207</w:t>
+            </w:r>
+          </w:p>
+        </w:tc>
+        <w:tc>
+          <w:tcPr>
+            <w:tcW w:w="1200" w:type="dxa"/>
+            <w:tcMar>
+              <w:top w:w="90" w:type="dxa"/>
+              <w:left w:w="90" w:type="dxa"/>
+              <w:bottom w:w="90" w:type="dxa"/>
+              <w:right w:w="90" w:type="dxa"/>
+            </w:tcMar>
+          </w:tcPr>
+          <w:p>
+            <w:pPr>
+              <w:spacing w:after="120" w:line="310" w:lineRule="auto"/>
+            </w:pPr>
+            <w:r>
+              <w:rPr>
+                <w:sz w:val="19"/>
+                <w:szCs w:val="19"/>
+                <w:rFonts w:eastAsia="Source Han Sans SC" w:ascii="Inter" w:hAnsi="Inter"/>
+              </w:rPr>
+              <w:t xml:space="preserve">2024-02</w:t>
+            </w:r>
+          </w:p>
+        </w:tc>
+        <w:tc>
+          <w:tcPr>
+            <w:tcW w:w="2638" w:type="dxa"/>
+            <w:tcMar>
+              <w:top w:w="90" w:type="dxa"/>
+              <w:left w:w="90" w:type="dxa"/>
+              <w:bottom w:w="90" w:type="dxa"/>
+              <w:right w:w="90" w:type="dxa"/>
+            </w:tcMar>
+          </w:tcPr>
+          <w:p>
+            <w:pPr>
+              <w:spacing w:after="120" w:line="310" w:lineRule="auto"/>
+            </w:pPr>
+            <w:r>
+              <w:rPr>
+                <w:sz w:val="19"/>
+                <w:szCs w:val="19"/>
+                <w:rFonts w:eastAsia="Source Han Sans SC" w:ascii="Inter" w:hAnsi="Inter"/>
+              </w:rPr>
+              <w:t xml:space="preserve">支撑多视角研究、长文大纲和系统化报告结构。</w:t>
+            </w:r>
+          </w:p>
+        </w:tc>
+      </w:tr>
+      <w:tr>
+        <w:tc>
+          <w:tcPr>
+            <w:tcW w:w="2300" w:type="dxa"/>
+            <w:tcMar>
+              <w:top w:w="90" w:type="dxa"/>
+              <w:left w:w="90" w:type="dxa"/>
+              <w:bottom w:w="90" w:type="dxa"/>
+              <w:right w:w="90" w:type="dxa"/>
+            </w:tcMar>
+          </w:tcPr>
+          <w:p>
+            <w:pPr>
+              <w:spacing w:after="120" w:line="310" w:lineRule="auto"/>
+            </w:pPr>
+            <w:r>
+              <w:rPr>
+                <w:sz w:val="19"/>
+                <w:szCs w:val="19"/>
+                <w:rFonts w:eastAsia="Source Han Sans SC" w:ascii="Inter" w:hAnsi="Inter"/>
+              </w:rPr>
+              <w:t xml:space="preserve">Schema.org HowTo</w:t>
+            </w:r>
+          </w:p>
+        </w:tc>
+        <w:tc>
+          <w:tcPr>
+            <w:tcW w:w="3500" w:type="dxa"/>
+            <w:tcMar>
+              <w:top w:w="90" w:type="dxa"/>
+              <w:left w:w="90" w:type="dxa"/>
+              <w:bottom w:w="90" w:type="dxa"/>
+              <w:right w:w="90" w:type="dxa"/>
+            </w:tcMar>
+          </w:tcPr>
+          <w:p>
+            <w:pPr>
+              <w:spacing w:after="120" w:line="310" w:lineRule="auto"/>
+            </w:pPr>
+            <w:r>
+              <w:rPr>
+                <w:sz w:val="19"/>
+                <w:szCs w:val="19"/>
+                <w:rFonts w:eastAsia="Source Han Sans SC" w:ascii="Inter" w:hAnsi="Inter"/>
+              </w:rPr>
+              <w:t xml:space="preserve">https://schema.org/HowTo</w:t>
+            </w:r>
+          </w:p>
+        </w:tc>
+        <w:tc>
+          <w:tcPr>
+            <w:tcW w:w="1200" w:type="dxa"/>
+            <w:tcMar>
+              <w:top w:w="90" w:type="dxa"/>
+              <w:left w:w="90" w:type="dxa"/>
+              <w:bottom w:w="90" w:type="dxa"/>
+              <w:right w:w="90" w:type="dxa"/>
+            </w:tcMar>
+          </w:tcPr>
+          <w:p>
+            <w:pPr>
+              <w:spacing w:after="120" w:line="310" w:lineRule="auto"/>
+            </w:pPr>
+            <w:r>
+              <w:rPr>
+                <w:sz w:val="19"/>
+                <w:szCs w:val="19"/>
+                <w:rFonts w:eastAsia="Source Han Sans SC" w:ascii="Inter" w:hAnsi="Inter"/>
+              </w:rPr>
+              <w:t xml:space="preserve">2026-05</w:t>
+            </w:r>
+          </w:p>
+        </w:tc>
+        <w:tc>
+          <w:tcPr>
+            <w:tcW w:w="2638" w:type="dxa"/>
+            <w:tcMar>
+              <w:top w:w="90" w:type="dxa"/>
+              <w:left w:w="90" w:type="dxa"/>
+              <w:bottom w:w="90" w:type="dxa"/>
+              <w:right w:w="90" w:type="dxa"/>
+            </w:tcMar>
+          </w:tcPr>
+          <w:p>
+            <w:pPr>
+              <w:spacing w:after="120" w:line="310" w:lineRule="auto"/>
+            </w:pPr>
+            <w:r>
+              <w:rPr>
+                <w:sz w:val="19"/>
+                <w:szCs w:val="19"/>
+                <w:rFonts w:eastAsia="Source Han Sans SC" w:ascii="Inter" w:hAnsi="Inter"/>
+              </w:rPr>
+              <w:t xml:space="preserve">支撑 How-to 步骤模块和结构化数据建议。</w:t>
+            </w:r>
+          </w:p>
+        </w:tc>
+      </w:tr>
+      <w:tr>
+        <w:tc>
+          <w:tcPr>
+            <w:tcW w:w="2300" w:type="dxa"/>
+            <w:tcMar>
+              <w:top w:w="90" w:type="dxa"/>
+              <w:left w:w="90" w:type="dxa"/>
+              <w:bottom w:w="90" w:type="dxa"/>
+              <w:right w:w="90" w:type="dxa"/>
+            </w:tcMar>
+          </w:tcPr>
+          <w:p>
+            <w:pPr>
+              <w:spacing w:after="120" w:line="310" w:lineRule="auto"/>
+            </w:pPr>
+            <w:r>
+              <w:rPr>
+                <w:sz w:val="19"/>
+                <w:szCs w:val="19"/>
+                <w:rFonts w:eastAsia="Source Han Sans SC" w:ascii="Inter" w:hAnsi="Inter"/>
+              </w:rPr>
+              <w:t xml:space="preserve">Schema.org FAQPage</w:t>
+            </w:r>
+          </w:p>
+        </w:tc>
+        <w:tc>
+          <w:tcPr>
+            <w:tcW w:w="3500" w:type="dxa"/>
+            <w:tcMar>
+              <w:top w:w="90" w:type="dxa"/>
+              <w:left w:w="90" w:type="dxa"/>
+              <w:bottom w:w="90" w:type="dxa"/>
+              <w:right w:w="90" w:type="dxa"/>
+            </w:tcMar>
+          </w:tcPr>
+          <w:p>
+            <w:pPr>
+              <w:spacing w:after="120" w:line="310" w:lineRule="auto"/>
+            </w:pPr>
+            <w:r>
+              <w:rPr>
+                <w:sz w:val="19"/>
+                <w:szCs w:val="19"/>
+                <w:rFonts w:eastAsia="Source Han Sans SC" w:ascii="Inter" w:hAnsi="Inter"/>
+              </w:rPr>
+              <w:t xml:space="preserve">https://schema.org/FAQPage</w:t>
+            </w:r>
+          </w:p>
+        </w:tc>
+        <w:tc>
+          <w:tcPr>
+            <w:tcW w:w="1200" w:type="dxa"/>
+            <w:tcMar>
+              <w:top w:w="90" w:type="dxa"/>
+              <w:left w:w="90" w:type="dxa"/>
+              <w:bottom w:w="90" w:type="dxa"/>
+              <w:right w:w="90" w:type="dxa"/>
+            </w:tcMar>
+          </w:tcPr>
+          <w:p>
+            <w:pPr>
+              <w:spacing w:after="120" w:line="310" w:lineRule="auto"/>
+            </w:pPr>
+            <w:r>
+              <w:rPr>
+                <w:sz w:val="19"/>
+                <w:szCs w:val="19"/>
+                <w:rFonts w:eastAsia="Source Han Sans SC" w:ascii="Inter" w:hAnsi="Inter"/>
+              </w:rPr>
+              <w:t xml:space="preserve">2026-05</w:t>
+            </w:r>
+          </w:p>
+        </w:tc>
+        <w:tc>
+          <w:tcPr>
+            <w:tcW w:w="2638" w:type="dxa"/>
+            <w:tcMar>
+              <w:top w:w="90" w:type="dxa"/>
+              <w:left w:w="90" w:type="dxa"/>
+              <w:bottom w:w="90" w:type="dxa"/>
+              <w:right w:w="90" w:type="dxa"/>
+            </w:tcMar>
+          </w:tcPr>
+          <w:p>
+            <w:pPr>
+              <w:spacing w:after="120" w:line="310" w:lineRule="auto"/>
+            </w:pPr>
+            <w:r>
+              <w:rPr>
+                <w:sz w:val="19"/>
+                <w:szCs w:val="19"/>
+                <w:rFonts w:eastAsia="Source Han Sans SC" w:ascii="Inter" w:hAnsi="Inter"/>
+              </w:rPr>
+              <w:t xml:space="preserve">支撑 FAQ 问答模块和可复用结构。</w:t>
+            </w:r>
+          </w:p>
+        </w:tc>
+      </w:tr>
+      <w:tr>
+        <w:tc>
+          <w:tcPr>
+            <w:tcW w:w="2300" w:type="dxa"/>
+            <w:tcMar>
+              <w:top w:w="90" w:type="dxa"/>
+              <w:left w:w="90" w:type="dxa"/>
+              <w:bottom w:w="90" w:type="dxa"/>
+              <w:right w:w="90" w:type="dxa"/>
+            </w:tcMar>
+          </w:tcPr>
+          <w:p>
+            <w:pPr>
+              <w:spacing w:after="120" w:line="310" w:lineRule="auto"/>
+            </w:pPr>
+            <w:r>
+              <w:rPr>
+                <w:sz w:val="19"/>
+                <w:szCs w:val="19"/>
+                <w:rFonts w:eastAsia="Source Han Sans SC" w:ascii="Inter" w:hAnsi="Inter"/>
+              </w:rPr>
+              <w:t xml:space="preserve">Google Search Central: Creating helpful, reliable, people-first content</w:t>
+            </w:r>
+          </w:p>
+        </w:tc>
+        <w:tc>
+          <w:tcPr>
+            <w:tcW w:w="3500" w:type="dxa"/>
+            <w:tcMar>
+              <w:top w:w="90" w:type="dxa"/>
+              <w:left w:w="90" w:type="dxa"/>
+              <w:bottom w:w="90" w:type="dxa"/>
+              <w:right w:w="90" w:type="dxa"/>
+            </w:tcMar>
+          </w:tcPr>
+          <w:p>
+            <w:pPr>
+              <w:spacing w:after="120" w:line="310" w:lineRule="auto"/>
+            </w:pPr>
+            <w:r>
+              <w:rPr>
+                <w:sz w:val="19"/>
+                <w:szCs w:val="19"/>
+                <w:rFonts w:eastAsia="Source Han Sans SC" w:ascii="Inter" w:hAnsi="Inter"/>
+              </w:rPr>
+              <w:t xml:space="preserve">https://developers.google.</w:t>
+              <w:br/>
+              <w:t xml:space="preserve">com/search/docs/fundamentals/</w:t>
+              <w:br/>
+              <w:t xml:space="preserve">creating-helpful-content</w:t>
+            </w:r>
+          </w:p>
+        </w:tc>
+        <w:tc>
+          <w:tcPr>
+            <w:tcW w:w="1200" w:type="dxa"/>
+            <w:tcMar>
+              <w:top w:w="90" w:type="dxa"/>
+              <w:left w:w="90" w:type="dxa"/>
+              <w:bottom w:w="90" w:type="dxa"/>
+              <w:right w:w="90" w:type="dxa"/>
+            </w:tcMar>
+          </w:tcPr>
+          <w:p>
+            <w:pPr>
+              <w:spacing w:after="120" w:line="310" w:lineRule="auto"/>
+            </w:pPr>
+            <w:r>
+              <w:rPr>
+                <w:sz w:val="19"/>
+                <w:szCs w:val="19"/>
+                <w:rFonts w:eastAsia="Source Han Sans SC" w:ascii="Inter" w:hAnsi="Inter"/>
+              </w:rPr>
+              <w:t xml:space="preserve">2026-05</w:t>
+            </w:r>
+          </w:p>
+        </w:tc>
+        <w:tc>
+          <w:tcPr>
+            <w:tcW w:w="2638" w:type="dxa"/>
+            <w:tcMar>
+              <w:top w:w="90" w:type="dxa"/>
+              <w:left w:w="90" w:type="dxa"/>
+              <w:bottom w:w="90" w:type="dxa"/>
+              <w:right w:w="90" w:type="dxa"/>
+            </w:tcMar>
+          </w:tcPr>
+          <w:p>
+            <w:pPr>
+              <w:spacing w:after="120" w:line="310" w:lineRule="auto"/>
+            </w:pPr>
+            <w:r>
+              <w:rPr>
+                <w:sz w:val="19"/>
+                <w:szCs w:val="19"/>
+                <w:rFonts w:eastAsia="Source Han Sans SC" w:ascii="Inter" w:hAnsi="Inter"/>
+              </w:rPr>
+              <w:t xml:space="preserve">支撑读者优先、可靠性和非操纵式内容原则。</w:t>
+            </w:r>
+          </w:p>
+        </w:tc>
+      </w:tr>
+      <w:tr>
+        <w:tc>
+          <w:tcPr>
+            <w:tcW w:w="2300" w:type="dxa"/>
+            <w:tcMar>
+              <w:top w:w="90" w:type="dxa"/>
+              <w:left w:w="90" w:type="dxa"/>
+              <w:bottom w:w="90" w:type="dxa"/>
+              <w:right w:w="90" w:type="dxa"/>
+            </w:tcMar>
+          </w:tcPr>
+          <w:p>
+            <w:pPr>
+              <w:spacing w:after="120" w:line="310" w:lineRule="auto"/>
+            </w:pPr>
+            <w:r>
+              <w:rPr>
+                <w:sz w:val="19"/>
+                <w:szCs w:val="19"/>
+                <w:rFonts w:eastAsia="Source Han Sans SC" w:ascii="Inter" w:hAnsi="Inter"/>
+              </w:rPr>
+              <w:t xml:space="preserve">WCAG 2.2</w:t>
+            </w:r>
+          </w:p>
+        </w:tc>
+        <w:tc>
+          <w:tcPr>
+            <w:tcW w:w="3500" w:type="dxa"/>
+            <w:tcMar>
+              <w:top w:w="90" w:type="dxa"/>
+              <w:left w:w="90" w:type="dxa"/>
+              <w:bottom w:w="90" w:type="dxa"/>
+              <w:right w:w="90" w:type="dxa"/>
+            </w:tcMar>
+          </w:tcPr>
+          <w:p>
+            <w:pPr>
+              <w:spacing w:after="120" w:line="310" w:lineRule="auto"/>
+            </w:pPr>
+            <w:r>
+              <w:rPr>
+                <w:sz w:val="19"/>
+                <w:szCs w:val="19"/>
+                <w:rFonts w:eastAsia="Source Han Sans SC" w:ascii="Inter" w:hAnsi="Inter"/>
+              </w:rPr>
+              <w:t xml:space="preserve">https://www.w3.org/TR/WCAG22/</w:t>
+            </w:r>
+          </w:p>
+        </w:tc>
+        <w:tc>
+          <w:tcPr>
+            <w:tcW w:w="1200" w:type="dxa"/>
+            <w:tcMar>
+              <w:top w:w="90" w:type="dxa"/>
+              <w:left w:w="90" w:type="dxa"/>
+              <w:bottom w:w="90" w:type="dxa"/>
+              <w:right w:w="90" w:type="dxa"/>
+            </w:tcMar>
+          </w:tcPr>
+          <w:p>
+            <w:pPr>
+              <w:spacing w:after="120" w:line="310" w:lineRule="auto"/>
+            </w:pPr>
+            <w:r>
+              <w:rPr>
+                <w:sz w:val="19"/>
+                <w:szCs w:val="19"/>
+                <w:rFonts w:eastAsia="Source Han Sans SC" w:ascii="Inter" w:hAnsi="Inter"/>
+              </w:rPr>
+              <w:t xml:space="preserve">2023-10</w:t>
+            </w:r>
+          </w:p>
+        </w:tc>
+        <w:tc>
+          <w:tcPr>
+            <w:tcW w:w="2638" w:type="dxa"/>
+            <w:tcMar>
+              <w:top w:w="90" w:type="dxa"/>
+              <w:left w:w="90" w:type="dxa"/>
+              <w:bottom w:w="90" w:type="dxa"/>
+              <w:right w:w="90" w:type="dxa"/>
+            </w:tcMar>
+          </w:tcPr>
+          <w:p>
+            <w:pPr>
+              <w:spacing w:after="120" w:line="310" w:lineRule="auto"/>
+            </w:pPr>
+            <w:r>
+              <w:rPr>
+                <w:sz w:val="19"/>
+                <w:szCs w:val="19"/>
+                <w:rFonts w:eastAsia="Source Han Sans SC" w:ascii="Inter" w:hAnsi="Inter"/>
+              </w:rPr>
+              <w:t xml:space="preserve">支撑 HTML 固定目录、可访问导航和可读性要求。</w:t>
             </w:r>
           </w:p>
         </w:tc>
